--- a/docs/manuals/et/ET05-課程建立與編輯.docx
+++ b/docs/manuals/et/ET05-課程建立與編輯.docx
@@ -516,7 +516,7 @@
       <w:r>
         <w:fldChar w:fldCharType="separate"/>
       </w:r>
-      <w:hyperlink w:anchor="_Toc243386854" w:history="1">
+      <w:hyperlink w:anchor="_Toc243395832" w:history="1">
         <w:r>
           <w:rPr>
             <w:rStyle w:val="affb"/>
@@ -544,7 +544,7 @@
             <w:noProof/>
             <w:webHidden/>
           </w:rPr>
-          <w:instrText xml:space="preserve"> PAGEREF _Toc243386854 \h </w:instrText>
+          <w:instrText xml:space="preserve"> PAGEREF _Toc243395832 \h </w:instrText>
         </w:r>
         <w:r>
           <w:rPr>
@@ -589,7 +589,7 @@
           <w:szCs w:val="22"/>
         </w:rPr>
       </w:pPr>
-      <w:hyperlink w:anchor="_Toc243386855" w:history="1">
+      <w:hyperlink w:anchor="_Toc243395833" w:history="1">
         <w:r>
           <w:rPr>
             <w:rStyle w:val="affb"/>
@@ -617,7 +617,7 @@
             <w:noProof/>
             <w:webHidden/>
           </w:rPr>
-          <w:instrText xml:space="preserve"> PAGEREF _Toc243386855 \h </w:instrText>
+          <w:instrText xml:space="preserve"> PAGEREF _Toc243395833 \h </w:instrText>
         </w:r>
         <w:r>
           <w:rPr>
@@ -662,7 +662,7 @@
           <w:szCs w:val="22"/>
         </w:rPr>
       </w:pPr>
-      <w:hyperlink w:anchor="_Toc243386856" w:history="1">
+      <w:hyperlink w:anchor="_Toc243395834" w:history="1">
         <w:r>
           <w:rPr>
             <w:rStyle w:val="affb"/>
@@ -690,7 +690,7 @@
             <w:noProof/>
             <w:webHidden/>
           </w:rPr>
-          <w:instrText xml:space="preserve"> PAGEREF _Toc243386856 \h </w:instrText>
+          <w:instrText xml:space="preserve"> PAGEREF _Toc243395834 \h </w:instrText>
         </w:r>
         <w:r>
           <w:rPr>
@@ -735,7 +735,7 @@
           <w:szCs w:val="22"/>
         </w:rPr>
       </w:pPr>
-      <w:hyperlink w:anchor="_Toc243386857" w:history="1">
+      <w:hyperlink w:anchor="_Toc243395835" w:history="1">
         <w:r>
           <w:rPr>
             <w:rStyle w:val="affb"/>
@@ -763,7 +763,7 @@
             <w:noProof/>
             <w:webHidden/>
           </w:rPr>
-          <w:instrText xml:space="preserve"> PAGEREF _Toc243386857 \h </w:instrText>
+          <w:instrText xml:space="preserve"> PAGEREF _Toc243395835 \h </w:instrText>
         </w:r>
         <w:r>
           <w:rPr>
@@ -808,7 +808,7 @@
           <w:szCs w:val="22"/>
         </w:rPr>
       </w:pPr>
-      <w:hyperlink w:anchor="_Toc243386858" w:history="1">
+      <w:hyperlink w:anchor="_Toc243395836" w:history="1">
         <w:r>
           <w:rPr>
             <w:rStyle w:val="affb"/>
@@ -836,7 +836,7 @@
             <w:noProof/>
             <w:webHidden/>
           </w:rPr>
-          <w:instrText xml:space="preserve"> PAGEREF _Toc243386858 \h </w:instrText>
+          <w:instrText xml:space="preserve"> PAGEREF _Toc243395836 \h </w:instrText>
         </w:r>
         <w:r>
           <w:rPr>
@@ -881,7 +881,7 @@
           <w:szCs w:val="22"/>
         </w:rPr>
       </w:pPr>
-      <w:hyperlink w:anchor="_Toc243386859" w:history="1">
+      <w:hyperlink w:anchor="_Toc243395837" w:history="1">
         <w:r>
           <w:rPr>
             <w:rStyle w:val="affb"/>
@@ -909,7 +909,7 @@
             <w:noProof/>
             <w:webHidden/>
           </w:rPr>
-          <w:instrText xml:space="preserve"> PAGEREF _Toc243386859 \h </w:instrText>
+          <w:instrText xml:space="preserve"> PAGEREF _Toc243395837 \h </w:instrText>
         </w:r>
         <w:r>
           <w:rPr>
@@ -954,7 +954,7 @@
           <w:szCs w:val="22"/>
         </w:rPr>
       </w:pPr>
-      <w:hyperlink w:anchor="_Toc243386860" w:history="1">
+      <w:hyperlink w:anchor="_Toc243395838" w:history="1">
         <w:r>
           <w:rPr>
             <w:rStyle w:val="affb"/>
@@ -982,80 +982,7 @@
             <w:noProof/>
             <w:webHidden/>
           </w:rPr>
-          <w:instrText xml:space="preserve"> PAGEREF _Toc243386860 \h </w:instrText>
-        </w:r>
-        <w:r>
-          <w:rPr>
-            <w:noProof/>
-            <w:webHidden/>
-          </w:rPr>
-        </w:r>
-        <w:r>
-          <w:rPr>
-            <w:noProof/>
-            <w:webHidden/>
-          </w:rPr>
-          <w:fldChar w:fldCharType="separate"/>
-        </w:r>
-        <w:r>
-          <w:rPr>
-            <w:noProof/>
-            <w:webHidden/>
-          </w:rPr>
-          <w:t>5</w:t>
-        </w:r>
-        <w:r>
-          <w:rPr>
-            <w:noProof/>
-            <w:webHidden/>
-          </w:rPr>
-          <w:fldChar w:fldCharType="end"/>
-        </w:r>
-      </w:hyperlink>
-    </w:p>
-    <w:p>
-      <w:pPr>
-        <w:pStyle w:val="2a"/>
-        <w:tabs>
-          <w:tab w:val="right" w:leader="dot" w:pos="9350"/>
-        </w:tabs>
-        <w:rPr>
-          <w:rFonts w:asciiTheme="minorHAnsi" w:eastAsiaTheme="minorEastAsia" w:hAnsiTheme="minorHAnsi" w:cstheme="minorBidi"/>
-          <w:noProof/>
-          <w:color w:val="auto"/>
-          <w:kern w:val="2"/>
-          <w:szCs w:val="22"/>
-        </w:rPr>
-      </w:pPr>
-      <w:hyperlink w:anchor="_Toc243386861" w:history="1">
-        <w:r>
-          <w:rPr>
-            <w:rStyle w:val="affb"/>
-            <w:rFonts w:hint="eastAsia"/>
-            <w:noProof/>
-          </w:rPr>
-          <w:t>四、編排章節</w:t>
-        </w:r>
-        <w:r>
-          <w:rPr>
-            <w:noProof/>
-            <w:webHidden/>
-          </w:rPr>
-          <w:tab/>
-        </w:r>
-        <w:r>
-          <w:rPr>
-            <w:noProof/>
-            <w:webHidden/>
-          </w:rPr>
-          <w:fldChar w:fldCharType="begin"/>
-        </w:r>
-        <w:r>
-          <w:rPr>
-            <w:noProof/>
-            <w:webHidden/>
-          </w:rPr>
-          <w:instrText xml:space="preserve"> PAGEREF _Toc243386861 \h </w:instrText>
+          <w:instrText xml:space="preserve"> PAGEREF _Toc243395838 \h </w:instrText>
         </w:r>
         <w:r>
           <w:rPr>
@@ -1100,7 +1027,80 @@
           <w:szCs w:val="22"/>
         </w:rPr>
       </w:pPr>
-      <w:hyperlink w:anchor="_Toc243386862" w:history="1">
+      <w:hyperlink w:anchor="_Toc243395839" w:history="1">
+        <w:r>
+          <w:rPr>
+            <w:rStyle w:val="affb"/>
+            <w:rFonts w:hint="eastAsia"/>
+            <w:noProof/>
+          </w:rPr>
+          <w:t>四、編排章節</w:t>
+        </w:r>
+        <w:r>
+          <w:rPr>
+            <w:noProof/>
+            <w:webHidden/>
+          </w:rPr>
+          <w:tab/>
+        </w:r>
+        <w:r>
+          <w:rPr>
+            <w:noProof/>
+            <w:webHidden/>
+          </w:rPr>
+          <w:fldChar w:fldCharType="begin"/>
+        </w:r>
+        <w:r>
+          <w:rPr>
+            <w:noProof/>
+            <w:webHidden/>
+          </w:rPr>
+          <w:instrText xml:space="preserve"> PAGEREF _Toc243395839 \h </w:instrText>
+        </w:r>
+        <w:r>
+          <w:rPr>
+            <w:noProof/>
+            <w:webHidden/>
+          </w:rPr>
+        </w:r>
+        <w:r>
+          <w:rPr>
+            <w:noProof/>
+            <w:webHidden/>
+          </w:rPr>
+          <w:fldChar w:fldCharType="separate"/>
+        </w:r>
+        <w:r>
+          <w:rPr>
+            <w:noProof/>
+            <w:webHidden/>
+          </w:rPr>
+          <w:t>6</w:t>
+        </w:r>
+        <w:r>
+          <w:rPr>
+            <w:noProof/>
+            <w:webHidden/>
+          </w:rPr>
+          <w:fldChar w:fldCharType="end"/>
+        </w:r>
+      </w:hyperlink>
+    </w:p>
+    <w:p>
+      <w:pPr>
+        <w:pStyle w:val="2a"/>
+        <w:tabs>
+          <w:tab w:val="right" w:leader="dot" w:pos="9350"/>
+        </w:tabs>
+        <w:rPr>
+          <w:rFonts w:asciiTheme="minorHAnsi" w:eastAsiaTheme="minorEastAsia" w:hAnsiTheme="minorHAnsi" w:cstheme="minorBidi"/>
+          <w:noProof/>
+          <w:color w:val="auto"/>
+          <w:kern w:val="2"/>
+          <w:szCs w:val="22"/>
+        </w:rPr>
+      </w:pPr>
+      <w:hyperlink w:anchor="_Toc243395840" w:history="1">
         <w:r>
           <w:rPr>
             <w:rStyle w:val="affb"/>
@@ -1128,80 +1128,7 @@
             <w:noProof/>
             <w:webHidden/>
           </w:rPr>
-          <w:instrText xml:space="preserve"> PAGEREF _Toc243386862 \h </w:instrText>
-        </w:r>
-        <w:r>
-          <w:rPr>
-            <w:noProof/>
-            <w:webHidden/>
-          </w:rPr>
-        </w:r>
-        <w:r>
-          <w:rPr>
-            <w:noProof/>
-            <w:webHidden/>
-          </w:rPr>
-          <w:fldChar w:fldCharType="separate"/>
-        </w:r>
-        <w:r>
-          <w:rPr>
-            <w:noProof/>
-            <w:webHidden/>
-          </w:rPr>
-          <w:t>7</w:t>
-        </w:r>
-        <w:r>
-          <w:rPr>
-            <w:noProof/>
-            <w:webHidden/>
-          </w:rPr>
-          <w:fldChar w:fldCharType="end"/>
-        </w:r>
-      </w:hyperlink>
-    </w:p>
-    <w:p>
-      <w:pPr>
-        <w:pStyle w:val="2a"/>
-        <w:tabs>
-          <w:tab w:val="right" w:leader="dot" w:pos="9350"/>
-        </w:tabs>
-        <w:rPr>
-          <w:rFonts w:asciiTheme="minorHAnsi" w:eastAsiaTheme="minorEastAsia" w:hAnsiTheme="minorHAnsi" w:cstheme="minorBidi"/>
-          <w:noProof/>
-          <w:color w:val="auto"/>
-          <w:kern w:val="2"/>
-          <w:szCs w:val="22"/>
-        </w:rPr>
-      </w:pPr>
-      <w:hyperlink w:anchor="_Toc243386863" w:history="1">
-        <w:r>
-          <w:rPr>
-            <w:rStyle w:val="affb"/>
-            <w:rFonts w:hint="eastAsia"/>
-            <w:noProof/>
-          </w:rPr>
-          <w:t>六、建立測驗與題目</w:t>
-        </w:r>
-        <w:r>
-          <w:rPr>
-            <w:noProof/>
-            <w:webHidden/>
-          </w:rPr>
-          <w:tab/>
-        </w:r>
-        <w:r>
-          <w:rPr>
-            <w:noProof/>
-            <w:webHidden/>
-          </w:rPr>
-          <w:fldChar w:fldCharType="begin"/>
-        </w:r>
-        <w:r>
-          <w:rPr>
-            <w:noProof/>
-            <w:webHidden/>
-          </w:rPr>
-          <w:instrText xml:space="preserve"> PAGEREF _Toc243386863 \h </w:instrText>
+          <w:instrText xml:space="preserve"> PAGEREF _Toc243395840 \h </w:instrText>
         </w:r>
         <w:r>
           <w:rPr>
@@ -1246,7 +1173,80 @@
           <w:szCs w:val="22"/>
         </w:rPr>
       </w:pPr>
-      <w:hyperlink w:anchor="_Toc243386864" w:history="1">
+      <w:hyperlink w:anchor="_Toc243395841" w:history="1">
+        <w:r>
+          <w:rPr>
+            <w:rStyle w:val="affb"/>
+            <w:rFonts w:hint="eastAsia"/>
+            <w:noProof/>
+          </w:rPr>
+          <w:t>六、建立測驗與題目</w:t>
+        </w:r>
+        <w:r>
+          <w:rPr>
+            <w:noProof/>
+            <w:webHidden/>
+          </w:rPr>
+          <w:tab/>
+        </w:r>
+        <w:r>
+          <w:rPr>
+            <w:noProof/>
+            <w:webHidden/>
+          </w:rPr>
+          <w:fldChar w:fldCharType="begin"/>
+        </w:r>
+        <w:r>
+          <w:rPr>
+            <w:noProof/>
+            <w:webHidden/>
+          </w:rPr>
+          <w:instrText xml:space="preserve"> PAGEREF _Toc243395841 \h </w:instrText>
+        </w:r>
+        <w:r>
+          <w:rPr>
+            <w:noProof/>
+            <w:webHidden/>
+          </w:rPr>
+        </w:r>
+        <w:r>
+          <w:rPr>
+            <w:noProof/>
+            <w:webHidden/>
+          </w:rPr>
+          <w:fldChar w:fldCharType="separate"/>
+        </w:r>
+        <w:r>
+          <w:rPr>
+            <w:noProof/>
+            <w:webHidden/>
+          </w:rPr>
+          <w:t>9</w:t>
+        </w:r>
+        <w:r>
+          <w:rPr>
+            <w:noProof/>
+            <w:webHidden/>
+          </w:rPr>
+          <w:fldChar w:fldCharType="end"/>
+        </w:r>
+      </w:hyperlink>
+    </w:p>
+    <w:p>
+      <w:pPr>
+        <w:pStyle w:val="2a"/>
+        <w:tabs>
+          <w:tab w:val="right" w:leader="dot" w:pos="9350"/>
+        </w:tabs>
+        <w:rPr>
+          <w:rFonts w:asciiTheme="minorHAnsi" w:eastAsiaTheme="minorEastAsia" w:hAnsiTheme="minorHAnsi" w:cstheme="minorBidi"/>
+          <w:noProof/>
+          <w:color w:val="auto"/>
+          <w:kern w:val="2"/>
+          <w:szCs w:val="22"/>
+        </w:rPr>
+      </w:pPr>
+      <w:hyperlink w:anchor="_Toc243395842" w:history="1">
         <w:r>
           <w:rPr>
             <w:rStyle w:val="affb"/>
@@ -1274,7 +1274,7 @@
             <w:noProof/>
             <w:webHidden/>
           </w:rPr>
-          <w:instrText xml:space="preserve"> PAGEREF _Toc243386864 \h </w:instrText>
+          <w:instrText xml:space="preserve"> PAGEREF _Toc243395842 \h </w:instrText>
         </w:r>
         <w:r>
           <w:rPr>
@@ -1294,7 +1294,7 @@
             <w:noProof/>
             <w:webHidden/>
           </w:rPr>
-          <w:t>10</w:t>
+          <w:t>11</w:t>
         </w:r>
         <w:r>
           <w:rPr>
@@ -1319,7 +1319,7 @@
           <w:szCs w:val="22"/>
         </w:rPr>
       </w:pPr>
-      <w:hyperlink w:anchor="_Toc243386865" w:history="1">
+      <w:hyperlink w:anchor="_Toc243395843" w:history="1">
         <w:r>
           <w:rPr>
             <w:rStyle w:val="affb"/>
@@ -1347,7 +1347,7 @@
             <w:noProof/>
             <w:webHidden/>
           </w:rPr>
-          <w:instrText xml:space="preserve"> PAGEREF _Toc243386865 \h </w:instrText>
+          <w:instrText xml:space="preserve"> PAGEREF _Toc243395843 \h </w:instrText>
         </w:r>
         <w:r>
           <w:rPr>
@@ -1367,7 +1367,7 @@
             <w:noProof/>
             <w:webHidden/>
           </w:rPr>
-          <w:t>12</w:t>
+          <w:t>13</w:t>
         </w:r>
         <w:r>
           <w:rPr>
@@ -1392,7 +1392,7 @@
           <w:szCs w:val="22"/>
         </w:rPr>
       </w:pPr>
-      <w:hyperlink w:anchor="_Toc243386866" w:history="1">
+      <w:hyperlink w:anchor="_Toc243395844" w:history="1">
         <w:r>
           <w:rPr>
             <w:rStyle w:val="affb"/>
@@ -1420,7 +1420,7 @@
             <w:noProof/>
             <w:webHidden/>
           </w:rPr>
-          <w:instrText xml:space="preserve"> PAGEREF _Toc243386866 \h </w:instrText>
+          <w:instrText xml:space="preserve"> PAGEREF _Toc243395844 \h </w:instrText>
         </w:r>
         <w:r>
           <w:rPr>
@@ -1440,7 +1440,7 @@
             <w:noProof/>
             <w:webHidden/>
           </w:rPr>
-          <w:t>14</w:t>
+          <w:t>15</w:t>
         </w:r>
         <w:r>
           <w:rPr>
@@ -1465,7 +1465,7 @@
           <w:szCs w:val="22"/>
         </w:rPr>
       </w:pPr>
-      <w:hyperlink w:anchor="_Toc243386867" w:history="1">
+      <w:hyperlink w:anchor="_Toc243395845" w:history="1">
         <w:r>
           <w:rPr>
             <w:rStyle w:val="affb"/>
@@ -1493,80 +1493,7 @@
             <w:noProof/>
             <w:webHidden/>
           </w:rPr>
-          <w:instrText xml:space="preserve"> PAGEREF _Toc243386867 \h </w:instrText>
-        </w:r>
-        <w:r>
-          <w:rPr>
-            <w:noProof/>
-            <w:webHidden/>
-          </w:rPr>
-        </w:r>
-        <w:r>
-          <w:rPr>
-            <w:noProof/>
-            <w:webHidden/>
-          </w:rPr>
-          <w:fldChar w:fldCharType="separate"/>
-        </w:r>
-        <w:r>
-          <w:rPr>
-            <w:noProof/>
-            <w:webHidden/>
-          </w:rPr>
-          <w:t>16</w:t>
-        </w:r>
-        <w:r>
-          <w:rPr>
-            <w:noProof/>
-            <w:webHidden/>
-          </w:rPr>
-          <w:fldChar w:fldCharType="end"/>
-        </w:r>
-      </w:hyperlink>
-    </w:p>
-    <w:p>
-      <w:pPr>
-        <w:pStyle w:val="2a"/>
-        <w:tabs>
-          <w:tab w:val="right" w:leader="dot" w:pos="9350"/>
-        </w:tabs>
-        <w:rPr>
-          <w:rFonts w:asciiTheme="minorHAnsi" w:eastAsiaTheme="minorEastAsia" w:hAnsiTheme="minorHAnsi" w:cstheme="minorBidi"/>
-          <w:noProof/>
-          <w:color w:val="auto"/>
-          <w:kern w:val="2"/>
-          <w:szCs w:val="22"/>
-        </w:rPr>
-      </w:pPr>
-      <w:hyperlink w:anchor="_Toc243386868" w:history="1">
-        <w:r>
-          <w:rPr>
-            <w:rStyle w:val="affb"/>
-            <w:rFonts w:hint="eastAsia"/>
-            <w:noProof/>
-          </w:rPr>
-          <w:t>十一、關閉課程與再開課</w:t>
-        </w:r>
-        <w:r>
-          <w:rPr>
-            <w:noProof/>
-            <w:webHidden/>
-          </w:rPr>
-          <w:tab/>
-        </w:r>
-        <w:r>
-          <w:rPr>
-            <w:noProof/>
-            <w:webHidden/>
-          </w:rPr>
-          <w:fldChar w:fldCharType="begin"/>
-        </w:r>
-        <w:r>
-          <w:rPr>
-            <w:noProof/>
-            <w:webHidden/>
-          </w:rPr>
-          <w:instrText xml:space="preserve"> PAGEREF _Toc243386868 \h </w:instrText>
+          <w:instrText xml:space="preserve"> PAGEREF _Toc243395845 \h </w:instrText>
         </w:r>
         <w:r>
           <w:rPr>
@@ -1599,6 +1526,79 @@
     </w:p>
     <w:p>
       <w:pPr>
+        <w:pStyle w:val="2a"/>
+        <w:tabs>
+          <w:tab w:val="right" w:leader="dot" w:pos="9350"/>
+        </w:tabs>
+        <w:rPr>
+          <w:rFonts w:asciiTheme="minorHAnsi" w:eastAsiaTheme="minorEastAsia" w:hAnsiTheme="minorHAnsi" w:cstheme="minorBidi"/>
+          <w:noProof/>
+          <w:color w:val="auto"/>
+          <w:kern w:val="2"/>
+          <w:szCs w:val="22"/>
+        </w:rPr>
+      </w:pPr>
+      <w:hyperlink w:anchor="_Toc243395846" w:history="1">
+        <w:r>
+          <w:rPr>
+            <w:rStyle w:val="affb"/>
+            <w:rFonts w:hint="eastAsia"/>
+            <w:noProof/>
+          </w:rPr>
+          <w:t>十一、關閉課程與再開課</w:t>
+        </w:r>
+        <w:r>
+          <w:rPr>
+            <w:noProof/>
+            <w:webHidden/>
+          </w:rPr>
+          <w:tab/>
+        </w:r>
+        <w:r>
+          <w:rPr>
+            <w:noProof/>
+            <w:webHidden/>
+          </w:rPr>
+          <w:fldChar w:fldCharType="begin"/>
+        </w:r>
+        <w:r>
+          <w:rPr>
+            <w:noProof/>
+            <w:webHidden/>
+          </w:rPr>
+          <w:instrText xml:space="preserve"> PAGEREF _Toc243395846 \h </w:instrText>
+        </w:r>
+        <w:r>
+          <w:rPr>
+            <w:noProof/>
+            <w:webHidden/>
+          </w:rPr>
+        </w:r>
+        <w:r>
+          <w:rPr>
+            <w:noProof/>
+            <w:webHidden/>
+          </w:rPr>
+          <w:fldChar w:fldCharType="separate"/>
+        </w:r>
+        <w:r>
+          <w:rPr>
+            <w:noProof/>
+            <w:webHidden/>
+          </w:rPr>
+          <w:t>20</w:t>
+        </w:r>
+        <w:r>
+          <w:rPr>
+            <w:noProof/>
+            <w:webHidden/>
+          </w:rPr>
+          <w:fldChar w:fldCharType="end"/>
+        </w:r>
+      </w:hyperlink>
+    </w:p>
+    <w:p>
+      <w:pPr>
         <w:pStyle w:val="14"/>
         <w:tabs>
           <w:tab w:val="right" w:leader="dot" w:pos="9350"/>
@@ -1611,7 +1611,7 @@
           <w:szCs w:val="22"/>
         </w:rPr>
       </w:pPr>
-      <w:hyperlink w:anchor="_Toc243386869" w:history="1">
+      <w:hyperlink w:anchor="_Toc243395847" w:history="1">
         <w:r>
           <w:rPr>
             <w:rStyle w:val="affb"/>
@@ -1639,226 +1639,7 @@
             <w:noProof/>
             <w:webHidden/>
           </w:rPr>
-          <w:instrText xml:space="preserve"> PAGEREF _Toc243386869 \h </w:instrText>
-        </w:r>
-        <w:r>
-          <w:rPr>
-            <w:noProof/>
-            <w:webHidden/>
-          </w:rPr>
-        </w:r>
-        <w:r>
-          <w:rPr>
-            <w:noProof/>
-            <w:webHidden/>
-          </w:rPr>
-          <w:fldChar w:fldCharType="separate"/>
-        </w:r>
-        <w:r>
-          <w:rPr>
-            <w:noProof/>
-            <w:webHidden/>
-          </w:rPr>
-          <w:t>21</w:t>
-        </w:r>
-        <w:r>
-          <w:rPr>
-            <w:noProof/>
-            <w:webHidden/>
-          </w:rPr>
-          <w:fldChar w:fldCharType="end"/>
-        </w:r>
-      </w:hyperlink>
-    </w:p>
-    <w:p>
-      <w:pPr>
-        <w:pStyle w:val="2a"/>
-        <w:tabs>
-          <w:tab w:val="right" w:leader="dot" w:pos="9350"/>
-        </w:tabs>
-        <w:rPr>
-          <w:rFonts w:asciiTheme="minorHAnsi" w:eastAsiaTheme="minorEastAsia" w:hAnsiTheme="minorHAnsi" w:cstheme="minorBidi"/>
-          <w:noProof/>
-          <w:color w:val="auto"/>
-          <w:kern w:val="2"/>
-          <w:szCs w:val="22"/>
-        </w:rPr>
-      </w:pPr>
-      <w:hyperlink w:anchor="_Toc243386870" w:history="1">
-        <w:r>
-          <w:rPr>
-            <w:rStyle w:val="affb"/>
-            <w:rFonts w:hint="eastAsia"/>
-            <w:noProof/>
-          </w:rPr>
-          <w:t>一、被擋下（動作沒有完成）</w:t>
-        </w:r>
-        <w:r>
-          <w:rPr>
-            <w:noProof/>
-            <w:webHidden/>
-          </w:rPr>
-          <w:tab/>
-        </w:r>
-        <w:r>
-          <w:rPr>
-            <w:noProof/>
-            <w:webHidden/>
-          </w:rPr>
-          <w:fldChar w:fldCharType="begin"/>
-        </w:r>
-        <w:r>
-          <w:rPr>
-            <w:noProof/>
-            <w:webHidden/>
-          </w:rPr>
-          <w:instrText xml:space="preserve"> PAGEREF _Toc243386870 \h </w:instrText>
-        </w:r>
-        <w:r>
-          <w:rPr>
-            <w:noProof/>
-            <w:webHidden/>
-          </w:rPr>
-        </w:r>
-        <w:r>
-          <w:rPr>
-            <w:noProof/>
-            <w:webHidden/>
-          </w:rPr>
-          <w:fldChar w:fldCharType="separate"/>
-        </w:r>
-        <w:r>
-          <w:rPr>
-            <w:noProof/>
-            <w:webHidden/>
-          </w:rPr>
-          <w:t>21</w:t>
-        </w:r>
-        <w:r>
-          <w:rPr>
-            <w:noProof/>
-            <w:webHidden/>
-          </w:rPr>
-          <w:fldChar w:fldCharType="end"/>
-        </w:r>
-      </w:hyperlink>
-    </w:p>
-    <w:p>
-      <w:pPr>
-        <w:pStyle w:val="2a"/>
-        <w:tabs>
-          <w:tab w:val="right" w:leader="dot" w:pos="9350"/>
-        </w:tabs>
-        <w:rPr>
-          <w:rFonts w:asciiTheme="minorHAnsi" w:eastAsiaTheme="minorEastAsia" w:hAnsiTheme="minorHAnsi" w:cstheme="minorBidi"/>
-          <w:noProof/>
-          <w:color w:val="auto"/>
-          <w:kern w:val="2"/>
-          <w:szCs w:val="22"/>
-        </w:rPr>
-      </w:pPr>
-      <w:hyperlink w:anchor="_Toc243386871" w:history="1">
-        <w:r>
-          <w:rPr>
-            <w:rStyle w:val="affb"/>
-            <w:rFonts w:hint="eastAsia"/>
-            <w:noProof/>
-          </w:rPr>
-          <w:t>二、有警告（動作完成但需判斷）</w:t>
-        </w:r>
-        <w:r>
-          <w:rPr>
-            <w:noProof/>
-            <w:webHidden/>
-          </w:rPr>
-          <w:tab/>
-        </w:r>
-        <w:r>
-          <w:rPr>
-            <w:noProof/>
-            <w:webHidden/>
-          </w:rPr>
-          <w:fldChar w:fldCharType="begin"/>
-        </w:r>
-        <w:r>
-          <w:rPr>
-            <w:noProof/>
-            <w:webHidden/>
-          </w:rPr>
-          <w:instrText xml:space="preserve"> PAGEREF _Toc243386871 \h </w:instrText>
-        </w:r>
-        <w:r>
-          <w:rPr>
-            <w:noProof/>
-            <w:webHidden/>
-          </w:rPr>
-        </w:r>
-        <w:r>
-          <w:rPr>
-            <w:noProof/>
-            <w:webHidden/>
-          </w:rPr>
-          <w:fldChar w:fldCharType="separate"/>
-        </w:r>
-        <w:r>
-          <w:rPr>
-            <w:noProof/>
-            <w:webHidden/>
-          </w:rPr>
-          <w:t>23</w:t>
-        </w:r>
-        <w:r>
-          <w:rPr>
-            <w:noProof/>
-            <w:webHidden/>
-          </w:rPr>
-          <w:fldChar w:fldCharType="end"/>
-        </w:r>
-      </w:hyperlink>
-    </w:p>
-    <w:p>
-      <w:pPr>
-        <w:pStyle w:val="2a"/>
-        <w:tabs>
-          <w:tab w:val="right" w:leader="dot" w:pos="9350"/>
-        </w:tabs>
-        <w:rPr>
-          <w:rFonts w:asciiTheme="minorHAnsi" w:eastAsiaTheme="minorEastAsia" w:hAnsiTheme="minorHAnsi" w:cstheme="minorBidi"/>
-          <w:noProof/>
-          <w:color w:val="auto"/>
-          <w:kern w:val="2"/>
-          <w:szCs w:val="22"/>
-        </w:rPr>
-      </w:pPr>
-      <w:hyperlink w:anchor="_Toc243386872" w:history="1">
-        <w:r>
-          <w:rPr>
-            <w:rStyle w:val="affb"/>
-            <w:rFonts w:hint="eastAsia"/>
-            <w:noProof/>
-          </w:rPr>
-          <w:t>三、送出後的結果訊息</w:t>
-        </w:r>
-        <w:r>
-          <w:rPr>
-            <w:noProof/>
-            <w:webHidden/>
-          </w:rPr>
-          <w:tab/>
-        </w:r>
-        <w:r>
-          <w:rPr>
-            <w:noProof/>
-            <w:webHidden/>
-          </w:rPr>
-          <w:fldChar w:fldCharType="begin"/>
-        </w:r>
-        <w:r>
-          <w:rPr>
-            <w:noProof/>
-            <w:webHidden/>
-          </w:rPr>
-          <w:instrText xml:space="preserve"> PAGEREF _Toc243386872 \h </w:instrText>
+          <w:instrText xml:space="preserve"> PAGEREF _Toc243395847 \h </w:instrText>
         </w:r>
         <w:r>
           <w:rPr>
@@ -1890,6 +1671,225 @@
       </w:hyperlink>
     </w:p>
     <w:p>
+      <w:pPr>
+        <w:pStyle w:val="2a"/>
+        <w:tabs>
+          <w:tab w:val="right" w:leader="dot" w:pos="9350"/>
+        </w:tabs>
+        <w:rPr>
+          <w:rFonts w:asciiTheme="minorHAnsi" w:eastAsiaTheme="minorEastAsia" w:hAnsiTheme="minorHAnsi" w:cstheme="minorBidi"/>
+          <w:noProof/>
+          <w:color w:val="auto"/>
+          <w:kern w:val="2"/>
+          <w:szCs w:val="22"/>
+        </w:rPr>
+      </w:pPr>
+      <w:hyperlink w:anchor="_Toc243395848" w:history="1">
+        <w:r>
+          <w:rPr>
+            <w:rStyle w:val="affb"/>
+            <w:rFonts w:hint="eastAsia"/>
+            <w:noProof/>
+          </w:rPr>
+          <w:t>一、被擋下（動作沒有完成）</w:t>
+        </w:r>
+        <w:r>
+          <w:rPr>
+            <w:noProof/>
+            <w:webHidden/>
+          </w:rPr>
+          <w:tab/>
+        </w:r>
+        <w:r>
+          <w:rPr>
+            <w:noProof/>
+            <w:webHidden/>
+          </w:rPr>
+          <w:fldChar w:fldCharType="begin"/>
+        </w:r>
+        <w:r>
+          <w:rPr>
+            <w:noProof/>
+            <w:webHidden/>
+          </w:rPr>
+          <w:instrText xml:space="preserve"> PAGEREF _Toc243395848 \h </w:instrText>
+        </w:r>
+        <w:r>
+          <w:rPr>
+            <w:noProof/>
+            <w:webHidden/>
+          </w:rPr>
+        </w:r>
+        <w:r>
+          <w:rPr>
+            <w:noProof/>
+            <w:webHidden/>
+          </w:rPr>
+          <w:fldChar w:fldCharType="separate"/>
+        </w:r>
+        <w:r>
+          <w:rPr>
+            <w:noProof/>
+            <w:webHidden/>
+          </w:rPr>
+          <w:t>24</w:t>
+        </w:r>
+        <w:r>
+          <w:rPr>
+            <w:noProof/>
+            <w:webHidden/>
+          </w:rPr>
+          <w:fldChar w:fldCharType="end"/>
+        </w:r>
+      </w:hyperlink>
+    </w:p>
+    <w:p>
+      <w:pPr>
+        <w:pStyle w:val="2a"/>
+        <w:tabs>
+          <w:tab w:val="right" w:leader="dot" w:pos="9350"/>
+        </w:tabs>
+        <w:rPr>
+          <w:rFonts w:asciiTheme="minorHAnsi" w:eastAsiaTheme="minorEastAsia" w:hAnsiTheme="minorHAnsi" w:cstheme="minorBidi"/>
+          <w:noProof/>
+          <w:color w:val="auto"/>
+          <w:kern w:val="2"/>
+          <w:szCs w:val="22"/>
+        </w:rPr>
+      </w:pPr>
+      <w:hyperlink w:anchor="_Toc243395849" w:history="1">
+        <w:r>
+          <w:rPr>
+            <w:rStyle w:val="affb"/>
+            <w:rFonts w:hint="eastAsia"/>
+            <w:noProof/>
+          </w:rPr>
+          <w:t>二、有警告（動作完成但需判斷）</w:t>
+        </w:r>
+        <w:r>
+          <w:rPr>
+            <w:noProof/>
+            <w:webHidden/>
+          </w:rPr>
+          <w:tab/>
+        </w:r>
+        <w:r>
+          <w:rPr>
+            <w:noProof/>
+            <w:webHidden/>
+          </w:rPr>
+          <w:fldChar w:fldCharType="begin"/>
+        </w:r>
+        <w:r>
+          <w:rPr>
+            <w:noProof/>
+            <w:webHidden/>
+          </w:rPr>
+          <w:instrText xml:space="preserve"> PAGEREF _Toc243395849 \h </w:instrText>
+        </w:r>
+        <w:r>
+          <w:rPr>
+            <w:noProof/>
+            <w:webHidden/>
+          </w:rPr>
+        </w:r>
+        <w:r>
+          <w:rPr>
+            <w:noProof/>
+            <w:webHidden/>
+          </w:rPr>
+          <w:fldChar w:fldCharType="separate"/>
+        </w:r>
+        <w:r>
+          <w:rPr>
+            <w:noProof/>
+            <w:webHidden/>
+          </w:rPr>
+          <w:t>26</w:t>
+        </w:r>
+        <w:r>
+          <w:rPr>
+            <w:noProof/>
+            <w:webHidden/>
+          </w:rPr>
+          <w:fldChar w:fldCharType="end"/>
+        </w:r>
+      </w:hyperlink>
+    </w:p>
+    <w:p>
+      <w:pPr>
+        <w:pStyle w:val="2a"/>
+        <w:tabs>
+          <w:tab w:val="right" w:leader="dot" w:pos="9350"/>
+        </w:tabs>
+        <w:rPr>
+          <w:rFonts w:asciiTheme="minorHAnsi" w:eastAsiaTheme="minorEastAsia" w:hAnsiTheme="minorHAnsi" w:cstheme="minorBidi"/>
+          <w:noProof/>
+          <w:color w:val="auto"/>
+          <w:kern w:val="2"/>
+          <w:szCs w:val="22"/>
+        </w:rPr>
+      </w:pPr>
+      <w:hyperlink w:anchor="_Toc243395850" w:history="1">
+        <w:r>
+          <w:rPr>
+            <w:rStyle w:val="affb"/>
+            <w:rFonts w:hint="eastAsia"/>
+            <w:noProof/>
+          </w:rPr>
+          <w:t>三、送出後的結果訊息</w:t>
+        </w:r>
+        <w:r>
+          <w:rPr>
+            <w:noProof/>
+            <w:webHidden/>
+          </w:rPr>
+          <w:tab/>
+        </w:r>
+        <w:r>
+          <w:rPr>
+            <w:noProof/>
+            <w:webHidden/>
+          </w:rPr>
+          <w:fldChar w:fldCharType="begin"/>
+        </w:r>
+        <w:r>
+          <w:rPr>
+            <w:noProof/>
+            <w:webHidden/>
+          </w:rPr>
+          <w:instrText xml:space="preserve"> PAGEREF _Toc243395850 \h </w:instrText>
+        </w:r>
+        <w:r>
+          <w:rPr>
+            <w:noProof/>
+            <w:webHidden/>
+          </w:rPr>
+        </w:r>
+        <w:r>
+          <w:rPr>
+            <w:noProof/>
+            <w:webHidden/>
+          </w:rPr>
+          <w:fldChar w:fldCharType="separate"/>
+        </w:r>
+        <w:r>
+          <w:rPr>
+            <w:noProof/>
+            <w:webHidden/>
+          </w:rPr>
+          <w:t>27</w:t>
+        </w:r>
+        <w:r>
+          <w:rPr>
+            <w:noProof/>
+            <w:webHidden/>
+          </w:rPr>
+          <w:fldChar w:fldCharType="end"/>
+        </w:r>
+      </w:hyperlink>
+    </w:p>
+    <w:p>
       <w:r>
         <w:fldChar w:fldCharType="end"/>
       </w:r>
@@ -1908,7 +1908,7 @@
       <w:pPr>
         <w:pStyle w:val="1"/>
       </w:pPr>
-      <w:bookmarkStart w:id="1" w:name="_Toc243386854"/>
+      <w:bookmarkStart w:id="1" w:name="_Toc243395832"/>
       <w:r>
         <w:lastRenderedPageBreak/>
         <w:t>壹、作業說明</w:t>
@@ -1919,7 +1919,7 @@
       <w:pPr>
         <w:pStyle w:val="2"/>
       </w:pPr>
-      <w:bookmarkStart w:id="2" w:name="_Toc243386855"/>
+      <w:bookmarkStart w:id="2" w:name="_Toc243395833"/>
       <w:r>
         <w:t>一、使用情境</w:t>
       </w:r>
@@ -2127,7 +2127,7 @@
       <w:pPr>
         <w:pStyle w:val="2"/>
       </w:pPr>
-      <w:bookmarkStart w:id="3" w:name="_Toc243386856"/>
+      <w:bookmarkStart w:id="3" w:name="_Toc243395834"/>
       <w:r>
         <w:t>二、進入路徑</w:t>
       </w:r>
@@ -2299,7 +2299,7 @@
         <w:lastRenderedPageBreak/>
         <w:drawing>
           <wp:inline distT="0" distB="0" distL="0" distR="0">
-            <wp:extent cx="4970689" cy="2188707"/>
+            <wp:extent cx="5580000" cy="2457000"/>
             <wp:effectExtent l="0" t="0" r="0" b="0"/>
             <wp:docPr id="1" name="Picture 1"/>
             <wp:cNvGraphicFramePr>
@@ -2321,7 +2321,7 @@
                   <pic:spPr>
                     <a:xfrm>
                       <a:off x="0" y="0"/>
-                      <a:ext cx="4970689" cy="2188707"/>
+                      <a:ext cx="5580000" cy="2457000"/>
                     </a:xfrm>
                     <a:prstGeom prst="rect">
                       <a:avLst/>
@@ -2351,7 +2351,7 @@
       <w:pPr>
         <w:pStyle w:val="1"/>
       </w:pPr>
-      <w:bookmarkStart w:id="4" w:name="_Toc243386857"/>
+      <w:bookmarkStart w:id="4" w:name="_Toc243395835"/>
       <w:r>
         <w:lastRenderedPageBreak/>
         <w:t>貳、操作說明</w:t>
@@ -2362,7 +2362,7 @@
       <w:pPr>
         <w:pStyle w:val="2"/>
       </w:pPr>
-      <w:bookmarkStart w:id="5" w:name="_Toc243386858"/>
+      <w:bookmarkStart w:id="5" w:name="_Toc243395836"/>
       <w:r>
         <w:t>一、畫面與前置設定</w:t>
       </w:r>
@@ -2634,7 +2634,7 @@
               <w:spacing w:before="60" w:after="60"/>
             </w:pPr>
             <w:r>
-              <w:t>邀請學員、關閉課程</w:t>
+              <w:t>不顯示操作按鈕</w:t>
             </w:r>
           </w:p>
         </w:tc>
@@ -2684,7 +2684,7 @@
         <w:ind w:firstLine="482"/>
       </w:pPr>
       <w:r>
-        <w:t>閱課期間已過的課程，課程狀態雖仍顯示「已發布」，學員端已視同關閉，因此底部動作列與已關閉的課程相同，上方同樣顯示「此課程已關閉」的提示。本手冊以下所稱「已關閉」皆含這種課程。</w:t>
+        <w:t>閱課期間已過的課程，在系統每日排程將其轉為「已關閉」之前，課程狀態仍顯示「已發布」，但學員端已視同關閉，對教師而言與已關閉的課程是同一件事：標題列右上不顯示「邀請學員」「關閉課程」，底部動作列與已關閉的課程相同，上方同樣顯示「此課程已關閉」的提示。本手冊以下所稱「已關閉」皆含這種課程。</w:t>
       </w:r>
     </w:p>
     <w:p>
@@ -2699,9 +2699,69 @@
         </w:rPr>
         <w:drawing>
           <wp:inline distT="0" distB="0" distL="0" distR="0">
-            <wp:extent cx="4778275" cy="224483"/>
+            <wp:extent cx="5436000" cy="1651500"/>
             <wp:effectExtent l="0" t="0" r="0" b="0"/>
             <wp:docPr id="2" name="Picture 2"/>
+            <wp:cNvGraphicFramePr>
+              <a:graphicFrameLocks xmlns:a="http://schemas.openxmlformats.org/drawingml/2006/main" noChangeAspect="1"/>
+            </wp:cNvGraphicFramePr>
+            <a:graphic xmlns:a="http://schemas.openxmlformats.org/drawingml/2006/main">
+              <a:graphicData uri="http://schemas.openxmlformats.org/drawingml/2006/picture">
+                <pic:pic xmlns:pic="http://schemas.openxmlformats.org/drawingml/2006/picture">
+                  <pic:nvPicPr>
+                    <pic:cNvPr id="0" name="et05-34.png"/>
+                    <pic:cNvPicPr/>
+                  </pic:nvPicPr>
+                  <pic:blipFill>
+                    <a:blip r:embed="rId9"/>
+                    <a:stretch>
+                      <a:fillRect/>
+                    </a:stretch>
+                  </pic:blipFill>
+                  <pic:spPr>
+                    <a:xfrm>
+                      <a:off x="0" y="0"/>
+                      <a:ext cx="5436000" cy="1651500"/>
+                    </a:xfrm>
+                    <a:prstGeom prst="rect">
+                      <a:avLst/>
+                    </a:prstGeom>
+                  </pic:spPr>
+                </pic:pic>
+              </a:graphicData>
+            </a:graphic>
+          </wp:inline>
+        </w:drawing>
+      </w:r>
+    </w:p>
+    <w:p>
+      <w:pPr>
+        <w:spacing w:after="160"/>
+        <w:jc w:val="center"/>
+      </w:pPr>
+      <w:r>
+        <w:rPr>
+          <w:color w:val="404040"/>
+          <w:sz w:val="20"/>
+        </w:rPr>
+        <w:t>閱課期間已過的課程，狀態仍標示「已發布」，標題列右上不顯示操作按鈕，上方提示課程已關閉</w:t>
+      </w:r>
+    </w:p>
+    <w:p>
+      <w:pPr>
+        <w:keepNext/>
+        <w:spacing w:before="160" w:after="40"/>
+        <w:jc w:val="center"/>
+      </w:pPr>
+      <w:r>
+        <w:rPr>
+          <w:noProof/>
+        </w:rPr>
+        <w:drawing>
+          <wp:inline distT="0" distB="0" distL="0" distR="0">
+            <wp:extent cx="5364000" cy="252000"/>
+            <wp:effectExtent l="0" t="0" r="0" b="0"/>
+            <wp:docPr id="3" name="Picture 3"/>
             <wp:cNvGraphicFramePr>
               <a:graphicFrameLocks xmlns:a="http://schemas.openxmlformats.org/drawingml/2006/main" noChangeAspect="1"/>
             </wp:cNvGraphicFramePr>
@@ -2713,7 +2773,7 @@
                     <pic:cNvPicPr/>
                   </pic:nvPicPr>
                   <pic:blipFill>
-                    <a:blip r:embed="rId9"/>
+                    <a:blip r:embed="rId10"/>
                     <a:stretch>
                       <a:fillRect/>
                     </a:stretch>
@@ -2721,7 +2781,7 @@
                   <pic:spPr>
                     <a:xfrm>
                       <a:off x="0" y="0"/>
-                      <a:ext cx="4778275" cy="224483"/>
+                      <a:ext cx="5364000" cy="252000"/>
                     </a:xfrm>
                     <a:prstGeom prst="rect">
                       <a:avLst/>
@@ -2753,6 +2813,7 @@
         <w:keepNext/>
       </w:pPr>
       <w:r>
+        <w:lastRenderedPageBreak/>
         <w:t>預覽課程</w:t>
       </w:r>
     </w:p>
@@ -2761,7 +2822,10 @@
         <w:ind w:firstLine="482"/>
       </w:pPr>
       <w:r>
-        <w:t>以學員視角檢視整門課程時，於課程列表「全部課程」分頁點該課程卡片（見</w:t>
+        <w:t>以學員視角檢視整門課程時，於課程列表「全部</w:t>
+      </w:r>
+      <w:r>
+        <w:t>課程」分頁點該課程卡片（見</w:t>
       </w:r>
       <w:r>
         <w:t xml:space="preserve"> ET01 </w:t>
@@ -2809,10 +2873,7 @@
         <w:ind w:firstLine="482"/>
       </w:pPr>
       <w:r>
-        <w:t>下列前置資料由管理</w:t>
-      </w:r>
-      <w:r>
-        <w:t>者於平台後台維護，教師無法自行新增，缺漏時請先請管理者處理：</w:t>
+        <w:t>下列前置資料由管理者於平台後台維護，教師無法自行新增，缺漏時請先請管理者處理：</w:t>
       </w:r>
     </w:p>
     <w:tbl>
@@ -2886,14 +2947,13 @@
               <w:t>可選的單位與職位清單於</w:t>
             </w:r>
             <w:r>
-              <w:t xml:space="preserve"> DP03 </w:t>
-            </w:r>
-            <w:r>
-              <w:t>系統參數與清單維護管理；</w:t>
-            </w:r>
-            <w:r>
-              <w:lastRenderedPageBreak/>
-              <w:t>決定發布時自動邀請哪些學員</w:t>
+              <w:t xml:space="preserve"> </w:t>
+            </w:r>
+            <w:r>
+              <w:t xml:space="preserve">DP03 </w:t>
+            </w:r>
+            <w:r>
+              <w:t>系統參數與清單維護管理；決定發布時自動邀請哪些學員</w:t>
             </w:r>
           </w:p>
         </w:tc>
@@ -2908,7 +2968,6 @@
               <w:spacing w:before="60" w:after="60"/>
             </w:pPr>
             <w:r>
-              <w:lastRenderedPageBreak/>
               <w:t>訓練教材文件</w:t>
             </w:r>
           </w:p>
@@ -2960,7 +3019,7 @@
       <w:pPr>
         <w:pStyle w:val="2"/>
       </w:pPr>
-      <w:bookmarkStart w:id="6" w:name="_Toc243386859"/>
+      <w:bookmarkStart w:id="6" w:name="_Toc243395837"/>
       <w:r>
         <w:t>二、建立課程基本資料</w:t>
       </w:r>
@@ -3054,11 +3113,12 @@
         <w:rPr>
           <w:noProof/>
         </w:rPr>
+        <w:lastRenderedPageBreak/>
         <w:drawing>
           <wp:inline distT="0" distB="0" distL="0" distR="0">
-            <wp:extent cx="4970689" cy="2232801"/>
+            <wp:extent cx="5580000" cy="2506500"/>
             <wp:effectExtent l="0" t="0" r="0" b="0"/>
-            <wp:docPr id="3" name="Picture 3"/>
+            <wp:docPr id="4" name="Picture 4"/>
             <wp:cNvGraphicFramePr>
               <a:graphicFrameLocks xmlns:a="http://schemas.openxmlformats.org/drawingml/2006/main" noChangeAspect="1"/>
             </wp:cNvGraphicFramePr>
@@ -3070,7 +3130,7 @@
                     <pic:cNvPicPr/>
                   </pic:nvPicPr>
                   <pic:blipFill>
-                    <a:blip r:embed="rId10"/>
+                    <a:blip r:embed="rId11"/>
                     <a:stretch>
                       <a:fillRect/>
                     </a:stretch>
@@ -3078,7 +3138,7 @@
                   <pic:spPr>
                     <a:xfrm>
                       <a:off x="0" y="0"/>
-                      <a:ext cx="4970689" cy="2232801"/>
+                      <a:ext cx="5580000" cy="2506500"/>
                     </a:xfrm>
                     <a:prstGeom prst="rect">
                       <a:avLst/>
@@ -3157,10 +3217,7 @@
         <w:t xml:space="preserve"> DP02 </w:t>
       </w:r>
       <w:r>
-        <w:t>權限管理設定）與課程的任一組相符，發布時即被自動加</w:t>
-      </w:r>
-      <w:r>
-        <w:t>入。「全單位」代表不限單位、「全體」代表不限職位；兩者都選即為全部學員。</w:t>
+        <w:t>權限管理設定）與課程的任一組相符，發布時即被自動加入。「全單位」代表不限單位、「全體」代表不限職位；兩者都選即為全部學員。</w:t>
       </w:r>
     </w:p>
     <w:p>
@@ -3169,7 +3226,10 @@
         <w:ind w:firstLine="482"/>
       </w:pPr>
       <w:r>
-        <w:t>各欄位在畫面上看不出來的規則：</w:t>
+        <w:t>各欄位在畫面上看不出來的規則</w:t>
+      </w:r>
+      <w:r>
+        <w:t>：</w:t>
       </w:r>
     </w:p>
     <w:tbl>
@@ -3249,7 +3309,6 @@
               <w:t>已發布的課程，既有的組別鎖定</w:t>
             </w:r>
             <w:r>
-              <w:lastRenderedPageBreak/>
               <w:t>（兩欄停用、無刪除鈕），只能新增新的組別。管理者停用的單位或職位，在既有組別中會標示「（已停用）」</w:t>
             </w:r>
           </w:p>
@@ -3265,7 +3324,6 @@
               <w:spacing w:before="60" w:after="60"/>
             </w:pPr>
             <w:r>
-              <w:lastRenderedPageBreak/>
               <w:t>課程起始時間、課程訖止時間</w:t>
             </w:r>
           </w:p>
@@ -3421,11 +3479,12 @@
         <w:rPr>
           <w:noProof/>
         </w:rPr>
+        <w:lastRenderedPageBreak/>
         <w:drawing>
           <wp:inline distT="0" distB="0" distL="0" distR="0">
-            <wp:extent cx="1735732" cy="1559353"/>
+            <wp:extent cx="1948500" cy="1750500"/>
             <wp:effectExtent l="0" t="0" r="0" b="0"/>
-            <wp:docPr id="4" name="Picture 4"/>
+            <wp:docPr id="5" name="Picture 5"/>
             <wp:cNvGraphicFramePr>
               <a:graphicFrameLocks xmlns:a="http://schemas.openxmlformats.org/drawingml/2006/main" noChangeAspect="1"/>
             </wp:cNvGraphicFramePr>
@@ -3437,7 +3496,7 @@
                     <pic:cNvPicPr/>
                   </pic:nvPicPr>
                   <pic:blipFill>
-                    <a:blip r:embed="rId11"/>
+                    <a:blip r:embed="rId12"/>
                     <a:stretch>
                       <a:fillRect/>
                     </a:stretch>
@@ -3445,7 +3504,7 @@
                   <pic:spPr>
                     <a:xfrm>
                       <a:off x="0" y="0"/>
-                      <a:ext cx="1735732" cy="1559353"/>
+                      <a:ext cx="1948500" cy="1750500"/>
                     </a:xfrm>
                     <a:prstGeom prst="rect">
                       <a:avLst/>
@@ -3490,10 +3549,7 @@
         <w:ind w:firstLine="482"/>
       </w:pPr>
       <w:r>
-        <w:t>起始時間不可設為過去</w:t>
-      </w:r>
-      <w:r>
-        <w:t>的時間；但已開課的課程再次編輯時，原本就落在過去的起始時間可以沿用，只是不能再往前調整。</w:t>
+        <w:t>起始時間不可設為過去的時間；但已開課的課程再次編輯時，原本就落在過去的起始時間可以沿用，只是不能再往前調整。</w:t>
       </w:r>
     </w:p>
     <w:p>
@@ -3501,7 +3557,10 @@
         <w:ind w:firstLine="482"/>
       </w:pPr>
       <w:r>
-        <w:t>按「儲存草稿」後畫面會</w:t>
+        <w:t>按「儲</w:t>
+      </w:r>
+      <w:r>
+        <w:t>存草稿」後畫面會</w:t>
       </w:r>
       <w:r>
         <w:rPr>
@@ -3535,17 +3594,14 @@
         <w:ind w:firstLine="482"/>
       </w:pPr>
       <w:r>
-        <w:t>已發布課程新增一組受訓對象並按「更新」生效後，系統對該組相符、且尚未加入本課程的學員執行補邀請並逐一寄出通知信；已</w:t>
-      </w:r>
-      <w:r>
-        <w:t>在課程中的學員不受影響、不會重複收信，曾被教師移出課程的學員也不會被重新加入。已關閉課程新增的受訓對象，於「更新並重開課」時一併帶入（見〈關閉課程與再開課〉）。</w:t>
+        <w:t>已發布課程新增一組受訓對象並按「更新」生效後，系統對該組相符、且尚未加入本課程的學員執行補邀請並逐一寄出通知信；已在課程中的學員不受影響、不會重複收信，曾被教師移出課程的學員也不會被重新加入。已關閉課程新增的受訓對象，於「更新並重開課」時一併帶入（見〈關閉課程與再開課〉）。</w:t>
       </w:r>
     </w:p>
     <w:p>
       <w:pPr>
         <w:pStyle w:val="2"/>
       </w:pPr>
-      <w:bookmarkStart w:id="7" w:name="_Toc243386860"/>
+      <w:bookmarkStart w:id="7" w:name="_Toc243395838"/>
       <w:r>
         <w:t>三、刪除草稿課程</w:t>
       </w:r>
@@ -3578,12 +3634,11 @@
         <w:rPr>
           <w:noProof/>
         </w:rPr>
-        <w:lastRenderedPageBreak/>
         <w:drawing>
           <wp:inline distT="0" distB="0" distL="0" distR="0">
-            <wp:extent cx="2405172" cy="737586"/>
+            <wp:extent cx="2700000" cy="828000"/>
             <wp:effectExtent l="0" t="0" r="0" b="0"/>
-            <wp:docPr id="5" name="Picture 5"/>
+            <wp:docPr id="6" name="Picture 6"/>
             <wp:cNvGraphicFramePr>
               <a:graphicFrameLocks xmlns:a="http://schemas.openxmlformats.org/drawingml/2006/main" noChangeAspect="1"/>
             </wp:cNvGraphicFramePr>
@@ -3595,7 +3650,7 @@
                     <pic:cNvPicPr/>
                   </pic:nvPicPr>
                   <pic:blipFill>
-                    <a:blip r:embed="rId12"/>
+                    <a:blip r:embed="rId13"/>
                     <a:stretch>
                       <a:fillRect/>
                     </a:stretch>
@@ -3603,7 +3658,7 @@
                   <pic:spPr>
                     <a:xfrm>
                       <a:off x="0" y="0"/>
-                      <a:ext cx="2405172" cy="737586"/>
+                      <a:ext cx="2700000" cy="828000"/>
                     </a:xfrm>
                     <a:prstGeom prst="rect">
                       <a:avLst/>
@@ -3633,7 +3688,7 @@
       <w:pPr>
         <w:pStyle w:val="2"/>
       </w:pPr>
-      <w:bookmarkStart w:id="8" w:name="_Toc243386861"/>
+      <w:bookmarkStart w:id="8" w:name="_Toc243395839"/>
       <w:r>
         <w:t>四、編排章節</w:t>
       </w:r>
@@ -3653,7 +3708,11 @@
         <w:ind w:left="283"/>
       </w:pPr>
       <w:r>
-        <w:t>注意：新增課程尚未儲存前所建立的章節，只暫存在畫面上，按「儲存草稿」時才與課程一起寫入；未儲存就離開，這些章節不會保留。草稿課程儲存後，章節、教材、測驗與問卷皆各自即時存入課程；已發布與已關閉課程的這些編輯則先保留在編輯頁上，按「更新」（已關閉課程為「更新並重開課」）後才對學員生效。</w:t>
+        <w:t>注意：新增課程尚未儲存前所建立的章節，只暫存在畫面上，按「儲存草稿」時才與課程一起寫入；未儲存就離開，這些章節不會保留。草稿課程儲存後，章節、教材、</w:t>
+      </w:r>
+      <w:r>
+        <w:lastRenderedPageBreak/>
+        <w:t>測驗與問卷皆各自即時存入課程；已發布與已關閉課程的這些編輯則先保留在編輯頁上，按「更新」（已關閉課程為「更新並重開課」）後才對學員生效。</w:t>
       </w:r>
     </w:p>
     <w:p>
@@ -3661,7 +3720,10 @@
         <w:ind w:firstLine="482"/>
       </w:pPr>
       <w:r>
-        <w:t>章節建立後可直接於列上修改名稱，</w:t>
+        <w:t>章節</w:t>
+      </w:r>
+      <w:r>
+        <w:t>建立後可直接於列上修改名稱，</w:t>
       </w:r>
       <w:r>
         <w:rPr>
@@ -3678,10 +3740,7 @@
         <w:ind w:firstLine="482"/>
       </w:pPr>
       <w:r>
-        <w:t>拖曳章節左側的手把</w:t>
-      </w:r>
-      <w:r>
-        <w:t>可調整順序；章節內的教材與測驗同樣以手把拖曳調整。學員必須依序完成每個章節才能進入下一章，此規則系統內建，不需逐章設定。</w:t>
+        <w:t>拖曳章節左側的手把可調整順序；章節內的教材與測驗同樣以手把拖曳調整。學員必須依序完成每個章節才能進入下一章，此規則系統內建，不需逐章設定。</w:t>
       </w:r>
     </w:p>
     <w:p>
@@ -3696,9 +3755,9 @@
         </w:rPr>
         <w:drawing>
           <wp:inline distT="0" distB="0" distL="0" distR="0">
-            <wp:extent cx="4778275" cy="1900086"/>
+            <wp:extent cx="5364000" cy="2133000"/>
             <wp:effectExtent l="0" t="0" r="0" b="0"/>
-            <wp:docPr id="6" name="Picture 6"/>
+            <wp:docPr id="7" name="Picture 7"/>
             <wp:cNvGraphicFramePr>
               <a:graphicFrameLocks xmlns:a="http://schemas.openxmlformats.org/drawingml/2006/main" noChangeAspect="1"/>
             </wp:cNvGraphicFramePr>
@@ -3710,7 +3769,7 @@
                     <pic:cNvPicPr/>
                   </pic:nvPicPr>
                   <pic:blipFill>
-                    <a:blip r:embed="rId13"/>
+                    <a:blip r:embed="rId14"/>
                     <a:stretch>
                       <a:fillRect/>
                     </a:stretch>
@@ -3718,7 +3777,7 @@
                   <pic:spPr>
                     <a:xfrm>
                       <a:off x="0" y="0"/>
-                      <a:ext cx="4778275" cy="1900086"/>
+                      <a:ext cx="5364000" cy="2133000"/>
                     </a:xfrm>
                     <a:prstGeom prst="rect">
                       <a:avLst/>
@@ -3759,7 +3818,10 @@
         <w:t>連帶移除學員在該章節的學習紀錄與測驗成績</w:t>
       </w:r>
       <w:r>
-        <w:t>，且不再計入完課率。刪除前會跳出確認視窗，確認後後續章節的順序自動往前遞補。已發布與已關閉課程的學員紀錄於按「更新」（或「更新並重開課」）生效的當下才移除。</w:t>
+        <w:t>，且不再計入完課率。刪除前會跳出確認視窗，確認後後續章節的順序自動往前遞補。已發布與已關閉課程的學員紀錄於按「更新」（或「更新並重開課」）生效的當下才</w:t>
+      </w:r>
+      <w:r>
+        <w:t>移除。</w:t>
       </w:r>
     </w:p>
     <w:p>
@@ -3776,10 +3838,7 @@
         <w:ind w:firstLine="482"/>
       </w:pPr>
       <w:r>
-        <w:t>於章節內按「新增項目」，選「教材」或「測驗」後，於「新增教材」（或「</w:t>
-      </w:r>
-      <w:r>
-        <w:t>新增測驗」）視窗填寫名稱並按「建立」，系統隨即開啟該項目的編輯視窗。</w:t>
+        <w:t>於章節內按「新增項目」，選「教材」或「測驗」後，於「新增教材」（或「新增測驗」）視窗填寫名稱並按「建立」，系統隨即開啟該項目的編輯視窗。</w:t>
       </w:r>
     </w:p>
     <w:p>
@@ -3794,9 +3853,9 @@
         </w:rPr>
         <w:drawing>
           <wp:inline distT="0" distB="0" distL="0" distR="0">
-            <wp:extent cx="845818" cy="545172"/>
+            <wp:extent cx="949500" cy="612000"/>
             <wp:effectExtent l="0" t="0" r="0" b="0"/>
-            <wp:docPr id="7" name="Picture 7"/>
+            <wp:docPr id="8" name="Picture 8"/>
             <wp:cNvGraphicFramePr>
               <a:graphicFrameLocks xmlns:a="http://schemas.openxmlformats.org/drawingml/2006/main" noChangeAspect="1"/>
             </wp:cNvGraphicFramePr>
@@ -3808,7 +3867,7 @@
                     <pic:cNvPicPr/>
                   </pic:nvPicPr>
                   <pic:blipFill>
-                    <a:blip r:embed="rId14"/>
+                    <a:blip r:embed="rId15"/>
                     <a:stretch>
                       <a:fillRect/>
                     </a:stretch>
@@ -3816,7 +3875,7 @@
                   <pic:spPr>
                     <a:xfrm>
                       <a:off x="0" y="0"/>
-                      <a:ext cx="845818" cy="545172"/>
+                      <a:ext cx="949500" cy="612000"/>
                     </a:xfrm>
                     <a:prstGeom prst="rect">
                       <a:avLst/>
@@ -3852,12 +3911,11 @@
         <w:rPr>
           <w:noProof/>
         </w:rPr>
-        <w:lastRenderedPageBreak/>
         <w:drawing>
           <wp:inline distT="0" distB="0" distL="0" distR="0">
-            <wp:extent cx="1779827" cy="970086"/>
+            <wp:extent cx="1998000" cy="1089000"/>
             <wp:effectExtent l="0" t="0" r="0" b="0"/>
-            <wp:docPr id="8" name="Picture 8"/>
+            <wp:docPr id="9" name="Picture 9"/>
             <wp:cNvGraphicFramePr>
               <a:graphicFrameLocks xmlns:a="http://schemas.openxmlformats.org/drawingml/2006/main" noChangeAspect="1"/>
             </wp:cNvGraphicFramePr>
@@ -3869,7 +3927,7 @@
                     <pic:cNvPicPr/>
                   </pic:nvPicPr>
                   <pic:blipFill>
-                    <a:blip r:embed="rId15"/>
+                    <a:blip r:embed="rId16"/>
                     <a:stretch>
                       <a:fillRect/>
                     </a:stretch>
@@ -3877,7 +3935,7 @@
                   <pic:spPr>
                     <a:xfrm>
                       <a:off x="0" y="0"/>
-                      <a:ext cx="1779827" cy="970086"/>
+                      <a:ext cx="1998000" cy="1089000"/>
                     </a:xfrm>
                     <a:prstGeom prst="rect">
                       <a:avLst/>
@@ -3908,7 +3966,11 @@
         <w:ind w:firstLine="482"/>
       </w:pPr>
       <w:r>
-        <w:t>新增課程尚未儲存時按「新增項目」，系統會先檢查課程基本資料，接著在按下「建立」時自動把課程存成草稿（畫面顯示「已自動儲存草稿」）並轉入該課程的編輯頁，再開啟項目視窗。這是正常流程，不是操作失敗；此時課程已經建立，離開本頁也不會遺失。</w:t>
+        <w:t>新增課程尚未儲存時按「新增項目」，系統會先檢查課程基本資料，接著在按下「建立」時自動把課程存成草稿（畫面顯示「已自動儲存草稿」）並轉入該課程的編輯頁，</w:t>
+      </w:r>
+      <w:r>
+        <w:lastRenderedPageBreak/>
+        <w:t>再開啟項目視窗。這是正常流程，不是操作失敗；此時課程已經建立，離開本頁也不會遺失。</w:t>
       </w:r>
     </w:p>
     <w:p>
@@ -3916,14 +3978,17 @@
         <w:ind w:firstLine="482"/>
       </w:pPr>
       <w:r>
-        <w:t>剛建立的項目若在第一次儲存前就按「取消」，該項目會被移除，不會留下空白項目。</w:t>
+        <w:t>剛建立的項</w:t>
+      </w:r>
+      <w:r>
+        <w:t>目若在第一次儲存前就按「取消」，該項目會被移除，不會留下空白項目。</w:t>
       </w:r>
     </w:p>
     <w:p>
       <w:pPr>
         <w:pStyle w:val="2"/>
       </w:pPr>
-      <w:bookmarkStart w:id="9" w:name="_Toc243386862"/>
+      <w:bookmarkStart w:id="9" w:name="_Toc243395840"/>
       <w:r>
         <w:t>五、新增教材</w:t>
       </w:r>
@@ -3935,10 +4000,7 @@
         <w:ind w:firstLine="482"/>
       </w:pPr>
       <w:r>
-        <w:t>於教材編輯</w:t>
-      </w:r>
-      <w:r>
-        <w:t>視窗中，「項目標題」已帶入建立時填的名稱，可再修改。教材由三類素材自由組合，至少要提供其中一項：</w:t>
+        <w:t>於教材編輯視窗中，「項目標題」已帶入建立時填的名稱，可再修改。教材由三類素材自由組合，至少要提供其中一項：</w:t>
       </w:r>
     </w:p>
     <w:tbl>
@@ -4103,9 +4165,9 @@
         </w:rPr>
         <w:drawing>
           <wp:inline distT="0" distB="0" distL="0" distR="0">
-            <wp:extent cx="3607758" cy="2725862"/>
+            <wp:extent cx="4050000" cy="3060000"/>
             <wp:effectExtent l="0" t="0" r="0" b="0"/>
-            <wp:docPr id="9" name="Picture 9"/>
+            <wp:docPr id="10" name="Picture 10"/>
             <wp:cNvGraphicFramePr>
               <a:graphicFrameLocks xmlns:a="http://schemas.openxmlformats.org/drawingml/2006/main" noChangeAspect="1"/>
             </wp:cNvGraphicFramePr>
@@ -4117,7 +4179,7 @@
                     <pic:cNvPicPr/>
                   </pic:nvPicPr>
                   <pic:blipFill>
-                    <a:blip r:embed="rId16"/>
+                    <a:blip r:embed="rId17"/>
                     <a:stretch>
                       <a:fillRect/>
                     </a:stretch>
@@ -4125,7 +4187,7 @@
                   <pic:spPr>
                     <a:xfrm>
                       <a:off x="0" y="0"/>
-                      <a:ext cx="3607758" cy="2725862"/>
+                      <a:ext cx="4050000" cy="3060000"/>
                     </a:xfrm>
                     <a:prstGeom prst="rect">
                       <a:avLst/>
@@ -4157,7 +4219,6 @@
         <w:ind w:left="283"/>
       </w:pPr>
       <w:r>
-        <w:lastRenderedPageBreak/>
         <w:t>重要：</w:t>
       </w:r>
       <w:r>
@@ -4195,6 +4256,7 @@
         <w:ind w:firstLine="482"/>
       </w:pPr>
       <w:r>
+        <w:lastRenderedPageBreak/>
         <w:t>引用的文件於文件管理端發布新版本或被廢止時，系統於每日排程寄</w:t>
       </w:r>
       <w:r>
@@ -4209,10 +4271,10 @@
         <w:ind w:firstLine="482"/>
       </w:pPr>
       <w:r>
-        <w:t>引用的文件若被廢止，該筆旁邊會顯示「此</w:t>
-      </w:r>
-      <w:r>
-        <w:t>文件已廢止」標籤，而且</w:t>
+        <w:t>引用的文件</w:t>
+      </w:r>
+      <w:r>
+        <w:t>若被廢止，該筆旁邊會顯示「此文件已廢止」標籤，而且</w:t>
       </w:r>
       <w:r>
         <w:rPr>
@@ -4228,7 +4290,7 @@
       <w:pPr>
         <w:pStyle w:val="2"/>
       </w:pPr>
-      <w:bookmarkStart w:id="10" w:name="_Toc243386863"/>
+      <w:bookmarkStart w:id="10" w:name="_Toc243395841"/>
       <w:r>
         <w:t>六、建立測驗與題目</w:t>
       </w:r>
@@ -4263,9 +4325,9 @@
         </w:rPr>
         <w:drawing>
           <wp:inline distT="0" distB="0" distL="0" distR="0">
-            <wp:extent cx="3607758" cy="2725862"/>
+            <wp:extent cx="4050000" cy="3060000"/>
             <wp:effectExtent l="0" t="0" r="0" b="0"/>
-            <wp:docPr id="10" name="Picture 10"/>
+            <wp:docPr id="11" name="Picture 11"/>
             <wp:cNvGraphicFramePr>
               <a:graphicFrameLocks xmlns:a="http://schemas.openxmlformats.org/drawingml/2006/main" noChangeAspect="1"/>
             </wp:cNvGraphicFramePr>
@@ -4277,7 +4339,7 @@
                     <pic:cNvPicPr/>
                   </pic:nvPicPr>
                   <pic:blipFill>
-                    <a:blip r:embed="rId17"/>
+                    <a:blip r:embed="rId18"/>
                     <a:stretch>
                       <a:fillRect/>
                     </a:stretch>
@@ -4285,7 +4347,7 @@
                   <pic:spPr>
                     <a:xfrm>
                       <a:off x="0" y="0"/>
-                      <a:ext cx="3607758" cy="2725862"/>
+                      <a:ext cx="4050000" cy="3060000"/>
                     </a:xfrm>
                     <a:prstGeom prst="rect">
                       <a:avLst/>
@@ -4545,7 +4607,6 @@
         <w:ind w:firstLine="482"/>
       </w:pPr>
       <w:r>
-        <w:lastRenderedPageBreak/>
         <w:t>「題庫管理」分頁按「新增題目」逐題建立。每題設定題型（單選或多選）、題幹、配分與選項，單選以圓鈕標記唯一正確答案、多選以核取方塊勾選所有正確答案。每題選項數為</w:t>
       </w:r>
       <w:r>
@@ -4583,11 +4644,12 @@
         <w:rPr>
           <w:noProof/>
         </w:rPr>
+        <w:lastRenderedPageBreak/>
         <w:drawing>
           <wp:inline distT="0" distB="0" distL="0" distR="0">
-            <wp:extent cx="3607758" cy="2725862"/>
+            <wp:extent cx="4050000" cy="3060000"/>
             <wp:effectExtent l="0" t="0" r="0" b="0"/>
-            <wp:docPr id="11" name="Picture 11"/>
+            <wp:docPr id="12" name="Picture 12"/>
             <wp:cNvGraphicFramePr>
               <a:graphicFrameLocks xmlns:a="http://schemas.openxmlformats.org/drawingml/2006/main" noChangeAspect="1"/>
             </wp:cNvGraphicFramePr>
@@ -4599,7 +4661,7 @@
                     <pic:cNvPicPr/>
                   </pic:nvPicPr>
                   <pic:blipFill>
-                    <a:blip r:embed="rId18"/>
+                    <a:blip r:embed="rId19"/>
                     <a:stretch>
                       <a:fillRect/>
                     </a:stretch>
@@ -4607,7 +4669,7 @@
                   <pic:spPr>
                     <a:xfrm>
                       <a:off x="0" y="0"/>
-                      <a:ext cx="3607758" cy="2725862"/>
+                      <a:ext cx="4050000" cy="3060000"/>
                     </a:xfrm>
                     <a:prstGeom prst="rect">
                       <a:avLst/>
@@ -4645,9 +4707,9 @@
         </w:rPr>
         <w:drawing>
           <wp:inline distT="0" distB="0" distL="0" distR="0">
-            <wp:extent cx="3607758" cy="2725862"/>
+            <wp:extent cx="4050000" cy="3060000"/>
             <wp:effectExtent l="0" t="0" r="0" b="0"/>
-            <wp:docPr id="12" name="Picture 12"/>
+            <wp:docPr id="13" name="Picture 13"/>
             <wp:cNvGraphicFramePr>
               <a:graphicFrameLocks xmlns:a="http://schemas.openxmlformats.org/drawingml/2006/main" noChangeAspect="1"/>
             </wp:cNvGraphicFramePr>
@@ -4659,7 +4721,7 @@
                     <pic:cNvPicPr/>
                   </pic:nvPicPr>
                   <pic:blipFill>
-                    <a:blip r:embed="rId19"/>
+                    <a:blip r:embed="rId20"/>
                     <a:stretch>
                       <a:fillRect/>
                     </a:stretch>
@@ -4667,7 +4729,7 @@
                   <pic:spPr>
                     <a:xfrm>
                       <a:off x="0" y="0"/>
-                      <a:ext cx="3607758" cy="2725862"/>
+                      <a:ext cx="4050000" cy="3060000"/>
                     </a:xfrm>
                     <a:prstGeom prst="rect">
                       <a:avLst/>
@@ -4981,9 +5043,9 @@
         </w:rPr>
         <w:drawing>
           <wp:inline distT="0" distB="0" distL="0" distR="0">
-            <wp:extent cx="1779827" cy="1707672"/>
+            <wp:extent cx="1998000" cy="1917000"/>
             <wp:effectExtent l="0" t="0" r="0" b="0"/>
-            <wp:docPr id="13" name="Picture 13"/>
+            <wp:docPr id="14" name="Picture 14"/>
             <wp:cNvGraphicFramePr>
               <a:graphicFrameLocks xmlns:a="http://schemas.openxmlformats.org/drawingml/2006/main" noChangeAspect="1"/>
             </wp:cNvGraphicFramePr>
@@ -4995,7 +5057,7 @@
                     <pic:cNvPicPr/>
                   </pic:nvPicPr>
                   <pic:blipFill>
-                    <a:blip r:embed="rId20"/>
+                    <a:blip r:embed="rId21"/>
                     <a:stretch>
                       <a:fillRect/>
                     </a:stretch>
@@ -5003,7 +5065,7 @@
                   <pic:spPr>
                     <a:xfrm>
                       <a:off x="0" y="0"/>
-                      <a:ext cx="1779827" cy="1707672"/>
+                      <a:ext cx="1998000" cy="1917000"/>
                     </a:xfrm>
                     <a:prstGeom prst="rect">
                       <a:avLst/>
@@ -5068,7 +5130,7 @@
       <w:pPr>
         <w:pStyle w:val="2"/>
       </w:pPr>
-      <w:bookmarkStart w:id="11" w:name="_Toc243386864"/>
+      <w:bookmarkStart w:id="11" w:name="_Toc243395842"/>
       <w:r>
         <w:t>七、建立課後問卷</w:t>
       </w:r>
@@ -5097,10 +5159,7 @@
       </w:pPr>
       <w:r>
         <w:lastRenderedPageBreak/>
-        <w:t>於「課後問卷」區按「新增問卷」，於「新增課後問卷」視窗填問卷名稱後按「建立」，同一視窗隨即切換為題目編輯，可接著逐題撰寫。之後要再</w:t>
-      </w:r>
-      <w:r>
-        <w:t>修改時，按問卷卡片上的「編輯」。新增課程尚未儲存時按「新增問卷」，系統同樣會先自動存成草稿。</w:t>
+        <w:t>於「課後問卷」區按「新增問卷」，於「新增課後問卷」視窗填問卷名稱後按「建立」，同一視窗隨即切換為題目編輯，可接著逐題撰寫。之後要再修改時，按問卷卡片上的「編輯」。新增課程尚未儲存時按「新增問卷」，系統同樣會先自動存成草稿。</w:t>
       </w:r>
     </w:p>
     <w:p>
@@ -5115,9 +5174,9 @@
         </w:rPr>
         <w:drawing>
           <wp:inline distT="0" distB="0" distL="0" distR="0">
-            <wp:extent cx="4641982" cy="228491"/>
+            <wp:extent cx="5211000" cy="256500"/>
             <wp:effectExtent l="0" t="0" r="0" b="0"/>
-            <wp:docPr id="14" name="Picture 14"/>
+            <wp:docPr id="15" name="Picture 15"/>
             <wp:cNvGraphicFramePr>
               <a:graphicFrameLocks xmlns:a="http://schemas.openxmlformats.org/drawingml/2006/main" noChangeAspect="1"/>
             </wp:cNvGraphicFramePr>
@@ -5129,7 +5188,7 @@
                     <pic:cNvPicPr/>
                   </pic:nvPicPr>
                   <pic:blipFill>
-                    <a:blip r:embed="rId21"/>
+                    <a:blip r:embed="rId22"/>
                     <a:stretch>
                       <a:fillRect/>
                     </a:stretch>
@@ -5137,7 +5196,7 @@
                   <pic:spPr>
                     <a:xfrm>
                       <a:off x="0" y="0"/>
-                      <a:ext cx="4641982" cy="228491"/>
+                      <a:ext cx="5211000" cy="256500"/>
                     </a:xfrm>
                     <a:prstGeom prst="rect">
                       <a:avLst/>
@@ -5175,9 +5234,9 @@
         </w:rPr>
         <w:drawing>
           <wp:inline distT="0" distB="0" distL="0" distR="0">
-            <wp:extent cx="3607758" cy="2725862"/>
+            <wp:extent cx="4050000" cy="3060000"/>
             <wp:effectExtent l="0" t="0" r="0" b="0"/>
-            <wp:docPr id="15" name="Picture 15"/>
+            <wp:docPr id="16" name="Picture 16"/>
             <wp:cNvGraphicFramePr>
               <a:graphicFrameLocks xmlns:a="http://schemas.openxmlformats.org/drawingml/2006/main" noChangeAspect="1"/>
             </wp:cNvGraphicFramePr>
@@ -5189,7 +5248,7 @@
                     <pic:cNvPicPr/>
                   </pic:nvPicPr>
                   <pic:blipFill>
-                    <a:blip r:embed="rId22"/>
+                    <a:blip r:embed="rId23"/>
                     <a:stretch>
                       <a:fillRect/>
                     </a:stretch>
@@ -5197,7 +5256,7 @@
                   <pic:spPr>
                     <a:xfrm>
                       <a:off x="0" y="0"/>
-                      <a:ext cx="3607758" cy="2725862"/>
+                      <a:ext cx="4050000" cy="3060000"/>
                     </a:xfrm>
                     <a:prstGeom prst="rect">
                       <a:avLst/>
@@ -5465,16 +5524,16 @@
         <w:t>一旦有任何學員填答，整份問卷即凍結</w:t>
       </w:r>
       <w:r>
-        <w:t>，題目、選項與問卷名稱都不能再修改。此時問卷卡片上的「編輯」按鈕會呈灰色不可按，滑鼠移上去會說明原因。凍結後只能停用問卷</w:t>
+        <w:t>，題目、選項與問卷名稱都不能再修改。此時問卷卡片上的「編輯」按鈕會呈</w:t>
+      </w:r>
+      <w:r>
+        <w:t>灰色不可按，滑鼠移上去會說明原因。凍結後只能停用問卷</w:t>
       </w:r>
       <w:r>
         <w:t>——</w:t>
       </w:r>
       <w:r>
-        <w:t>停用後學員端不再顯示填寫入口，已填寫的內</w:t>
-      </w:r>
-      <w:r>
-        <w:t>容仍然保留。已發布課程於尚無人填答時修改了問卷題目、而學員在按「更新」之前送出填答，按「更新」時會被擋下，處理方式見〈更新已發布課程的內容〉。</w:t>
+        <w:t>停用後學員端不再顯示填寫入口，已填寫的內容仍然保留。已發布課程於尚無人填答時修改了問卷題目、而學員在按「更新」之前送出填答，按「更新」時會被擋下，處理方式見〈更新已發布課程的內容〉。</w:t>
       </w:r>
     </w:p>
     <w:p>
@@ -5593,7 +5652,7 @@
       <w:pPr>
         <w:pStyle w:val="2"/>
       </w:pPr>
-      <w:bookmarkStart w:id="12" w:name="_Toc243386865"/>
+      <w:bookmarkStart w:id="12" w:name="_Toc243395843"/>
       <w:r>
         <w:t>八、發布課程</w:t>
       </w:r>
@@ -5964,9 +6023,9 @@
         </w:rPr>
         <w:drawing>
           <wp:inline distT="0" distB="0" distL="0" distR="0">
-            <wp:extent cx="2405172" cy="1547327"/>
+            <wp:extent cx="2700000" cy="1737000"/>
             <wp:effectExtent l="0" t="0" r="0" b="0"/>
-            <wp:docPr id="16" name="Picture 16"/>
+            <wp:docPr id="17" name="Picture 17"/>
             <wp:cNvGraphicFramePr>
               <a:graphicFrameLocks xmlns:a="http://schemas.openxmlformats.org/drawingml/2006/main" noChangeAspect="1"/>
             </wp:cNvGraphicFramePr>
@@ -5978,7 +6037,7 @@
                     <pic:cNvPicPr/>
                   </pic:nvPicPr>
                   <pic:blipFill>
-                    <a:blip r:embed="rId23"/>
+                    <a:blip r:embed="rId24"/>
                     <a:stretch>
                       <a:fillRect/>
                     </a:stretch>
@@ -5986,7 +6045,7 @@
                   <pic:spPr>
                     <a:xfrm>
                       <a:off x="0" y="0"/>
-                      <a:ext cx="2405172" cy="1547327"/>
+                      <a:ext cx="2700000" cy="1737000"/>
                     </a:xfrm>
                     <a:prstGeom prst="rect">
                       <a:avLst/>
@@ -6025,9 +6084,9 @@
         <w:lastRenderedPageBreak/>
         <w:drawing>
           <wp:inline distT="0" distB="0" distL="0" distR="0">
-            <wp:extent cx="4970689" cy="3772112"/>
+            <wp:extent cx="5580000" cy="4234500"/>
             <wp:effectExtent l="0" t="0" r="0" b="0"/>
-            <wp:docPr id="17" name="Picture 17"/>
+            <wp:docPr id="18" name="Picture 18"/>
             <wp:cNvGraphicFramePr>
               <a:graphicFrameLocks xmlns:a="http://schemas.openxmlformats.org/drawingml/2006/main" noChangeAspect="1"/>
             </wp:cNvGraphicFramePr>
@@ -6039,7 +6098,7 @@
                     <pic:cNvPicPr/>
                   </pic:nvPicPr>
                   <pic:blipFill>
-                    <a:blip r:embed="rId24"/>
+                    <a:blip r:embed="rId25"/>
                     <a:stretch>
                       <a:fillRect/>
                     </a:stretch>
@@ -6047,7 +6106,7 @@
                   <pic:spPr>
                     <a:xfrm>
                       <a:off x="0" y="0"/>
-                      <a:ext cx="4970689" cy="3772112"/>
+                      <a:ext cx="5580000" cy="4234500"/>
                     </a:xfrm>
                     <a:prstGeom prst="rect">
                       <a:avLst/>
@@ -6126,9 +6185,9 @@
         </w:rPr>
         <w:drawing>
           <wp:inline distT="0" distB="0" distL="0" distR="0">
-            <wp:extent cx="2405172" cy="1082327"/>
+            <wp:extent cx="2700000" cy="1215000"/>
             <wp:effectExtent l="0" t="0" r="0" b="0"/>
-            <wp:docPr id="18" name="Picture 18"/>
+            <wp:docPr id="19" name="Picture 19"/>
             <wp:cNvGraphicFramePr>
               <a:graphicFrameLocks xmlns:a="http://schemas.openxmlformats.org/drawingml/2006/main" noChangeAspect="1"/>
             </wp:cNvGraphicFramePr>
@@ -6140,7 +6199,7 @@
                     <pic:cNvPicPr/>
                   </pic:nvPicPr>
                   <pic:blipFill>
-                    <a:blip r:embed="rId25"/>
+                    <a:blip r:embed="rId26"/>
                     <a:stretch>
                       <a:fillRect/>
                     </a:stretch>
@@ -6148,7 +6207,7 @@
                   <pic:spPr>
                     <a:xfrm>
                       <a:off x="0" y="0"/>
-                      <a:ext cx="2405172" cy="1082327"/>
+                      <a:ext cx="2700000" cy="1215000"/>
                     </a:xfrm>
                     <a:prstGeom prst="rect">
                       <a:avLst/>
@@ -6233,6 +6292,7 @@
         <w:ind w:firstLine="482"/>
       </w:pPr>
       <w:r>
+        <w:lastRenderedPageBreak/>
         <w:t>視窗隨即顯示帶入的人數與邀請碼，關閉後回到課程列表。</w:t>
       </w:r>
     </w:p>
@@ -6246,12 +6306,11 @@
         <w:rPr>
           <w:noProof/>
         </w:rPr>
-        <w:lastRenderedPageBreak/>
         <w:drawing>
           <wp:inline distT="0" distB="0" distL="0" distR="0">
-            <wp:extent cx="2405172" cy="1082327"/>
+            <wp:extent cx="2700000" cy="1215000"/>
             <wp:effectExtent l="0" t="0" r="0" b="0"/>
-            <wp:docPr id="19" name="Picture 19"/>
+            <wp:docPr id="20" name="Picture 20"/>
             <wp:cNvGraphicFramePr>
               <a:graphicFrameLocks xmlns:a="http://schemas.openxmlformats.org/drawingml/2006/main" noChangeAspect="1"/>
             </wp:cNvGraphicFramePr>
@@ -6263,7 +6322,7 @@
                     <pic:cNvPicPr/>
                   </pic:nvPicPr>
                   <pic:blipFill>
-                    <a:blip r:embed="rId26"/>
+                    <a:blip r:embed="rId27"/>
                     <a:stretch>
                       <a:fillRect/>
                     </a:stretch>
@@ -6271,7 +6330,7 @@
                   <pic:spPr>
                     <a:xfrm>
                       <a:off x="0" y="0"/>
-                      <a:ext cx="2405172" cy="1082327"/>
+                      <a:ext cx="2700000" cy="1215000"/>
                     </a:xfrm>
                     <a:prstGeom prst="rect">
                       <a:avLst/>
@@ -6294,7 +6353,14 @@
           <w:color w:val="404040"/>
           <w:sz w:val="20"/>
         </w:rPr>
-        <w:t>發布完成，顯示依受訓對象帶入的學員人數與</w:t>
+        <w:t>發布完成，顯示依受訓對象帶入</w:t>
+      </w:r>
+      <w:r>
+        <w:rPr>
+          <w:color w:val="404040"/>
+          <w:sz w:val="20"/>
+        </w:rPr>
+        <w:t>的學員人數與</w:t>
       </w:r>
       <w:r>
         <w:rPr>
@@ -6326,10 +6392,7 @@
         <w:t>於發布當下產生，之後沿用同一組</w:t>
       </w:r>
       <w:r>
-        <w:t>，常駐顯示於編輯頁上方，可</w:t>
-      </w:r>
-      <w:r>
-        <w:t>按旁邊的複製鈕取用。</w:t>
+        <w:t>，常駐顯示於編輯頁上方，可按旁邊的複製鈕取用。</w:t>
       </w:r>
     </w:p>
     <w:p>
@@ -6344,9 +6407,9 @@
         </w:rPr>
         <w:drawing>
           <wp:inline distT="0" distB="0" distL="0" distR="0">
-            <wp:extent cx="4970689" cy="625344"/>
+            <wp:extent cx="5580000" cy="702000"/>
             <wp:effectExtent l="0" t="0" r="0" b="0"/>
-            <wp:docPr id="20" name="Picture 20"/>
+            <wp:docPr id="21" name="Picture 21"/>
             <wp:cNvGraphicFramePr>
               <a:graphicFrameLocks xmlns:a="http://schemas.openxmlformats.org/drawingml/2006/main" noChangeAspect="1"/>
             </wp:cNvGraphicFramePr>
@@ -6358,7 +6421,7 @@
                     <pic:cNvPicPr/>
                   </pic:nvPicPr>
                   <pic:blipFill>
-                    <a:blip r:embed="rId27"/>
+                    <a:blip r:embed="rId28"/>
                     <a:stretch>
                       <a:fillRect/>
                     </a:stretch>
@@ -6366,7 +6429,7 @@
                   <pic:spPr>
                     <a:xfrm>
                       <a:off x="0" y="0"/>
-                      <a:ext cx="4970689" cy="625344"/>
+                      <a:ext cx="5580000" cy="702000"/>
                     </a:xfrm>
                     <a:prstGeom prst="rect">
                       <a:avLst/>
@@ -6404,7 +6467,7 @@
       <w:pPr>
         <w:pStyle w:val="2"/>
       </w:pPr>
-      <w:bookmarkStart w:id="13" w:name="_Toc243386866"/>
+      <w:bookmarkStart w:id="13" w:name="_Toc243395844"/>
       <w:r>
         <w:t>九、更新已發布課程的內容</w:t>
       </w:r>
@@ -6427,7 +6490,10 @@
         <w:t>——</w:t>
       </w:r>
       <w:r>
-        <w:t>都先保留在編輯頁上，教師在畫面上看到的是自己編輯中的樣子，學員看到的仍是上一次生效的內容。編輯期間底部動作列左側改以警示色提示「有尚未更新的變更」。</w:t>
+        <w:t>都先保留在編輯頁上，教師在畫面上看到的是自己編輯中的樣子，學員看到的仍是上一次生效的內容。編輯期間底部動作列左側改以警示色提示「有尚未更新的變更」</w:t>
+      </w:r>
+      <w:r>
+        <w:t>。</w:t>
       </w:r>
     </w:p>
     <w:p>
@@ -6442,9 +6508,9 @@
         </w:rPr>
         <w:drawing>
           <wp:inline distT="0" distB="0" distL="0" distR="0">
-            <wp:extent cx="4778275" cy="224483"/>
+            <wp:extent cx="5364000" cy="252000"/>
             <wp:effectExtent l="0" t="0" r="0" b="0"/>
-            <wp:docPr id="21" name="Picture 21"/>
+            <wp:docPr id="22" name="Picture 22"/>
             <wp:cNvGraphicFramePr>
               <a:graphicFrameLocks xmlns:a="http://schemas.openxmlformats.org/drawingml/2006/main" noChangeAspect="1"/>
             </wp:cNvGraphicFramePr>
@@ -6456,7 +6522,7 @@
                     <pic:cNvPicPr/>
                   </pic:nvPicPr>
                   <pic:blipFill>
-                    <a:blip r:embed="rId28"/>
+                    <a:blip r:embed="rId29"/>
                     <a:stretch>
                       <a:fillRect/>
                     </a:stretch>
@@ -6464,7 +6530,7 @@
                   <pic:spPr>
                     <a:xfrm>
                       <a:off x="0" y="0"/>
-                      <a:ext cx="4778275" cy="224483"/>
+                      <a:ext cx="5364000" cy="252000"/>
                     </a:xfrm>
                     <a:prstGeom prst="rect">
                       <a:avLst/>
@@ -6508,10 +6574,7 @@
         </w:numPr>
       </w:pPr>
       <w:r>
-        <w:t>按底部「更</w:t>
-      </w:r>
-      <w:r>
-        <w:t>新」，基本資料有錯時就地標示，不往下進行</w:t>
+        <w:t>按底部「更新」，基本資料有錯時就地標示，不往下進行</w:t>
       </w:r>
     </w:p>
     <w:p>
@@ -6559,9 +6622,9 @@
         </w:rPr>
         <w:drawing>
           <wp:inline distT="0" distB="0" distL="0" distR="0">
-            <wp:extent cx="2405172" cy="1034224"/>
+            <wp:extent cx="2700000" cy="1161000"/>
             <wp:effectExtent l="0" t="0" r="0" b="0"/>
-            <wp:docPr id="22" name="Picture 22"/>
+            <wp:docPr id="23" name="Picture 23"/>
             <wp:cNvGraphicFramePr>
               <a:graphicFrameLocks xmlns:a="http://schemas.openxmlformats.org/drawingml/2006/main" noChangeAspect="1"/>
             </wp:cNvGraphicFramePr>
@@ -6573,7 +6636,7 @@
                     <pic:cNvPicPr/>
                   </pic:nvPicPr>
                   <pic:blipFill>
-                    <a:blip r:embed="rId29"/>
+                    <a:blip r:embed="rId30"/>
                     <a:stretch>
                       <a:fillRect/>
                     </a:stretch>
@@ -6581,7 +6644,7 @@
                   <pic:spPr>
                     <a:xfrm>
                       <a:off x="0" y="0"/>
-                      <a:ext cx="2405172" cy="1034224"/>
+                      <a:ext cx="2700000" cy="1161000"/>
                     </a:xfrm>
                     <a:prstGeom prst="rect">
                       <a:avLst/>
@@ -6637,6 +6700,7 @@
         <w:rPr>
           <w:b/>
         </w:rPr>
+        <w:lastRenderedPageBreak/>
         <w:t>未通過</w:t>
       </w:r>
       <w:r>
@@ -6653,12 +6717,11 @@
         <w:rPr>
           <w:noProof/>
         </w:rPr>
-        <w:lastRenderedPageBreak/>
         <w:drawing>
           <wp:inline distT="0" distB="0" distL="0" distR="0">
-            <wp:extent cx="2405172" cy="1154483"/>
+            <wp:extent cx="2700000" cy="1296000"/>
             <wp:effectExtent l="0" t="0" r="0" b="0"/>
-            <wp:docPr id="23" name="Picture 23"/>
+            <wp:docPr id="24" name="Picture 24"/>
             <wp:cNvGraphicFramePr>
               <a:graphicFrameLocks xmlns:a="http://schemas.openxmlformats.org/drawingml/2006/main" noChangeAspect="1"/>
             </wp:cNvGraphicFramePr>
@@ -6670,7 +6733,7 @@
                     <pic:cNvPicPr/>
                   </pic:nvPicPr>
                   <pic:blipFill>
-                    <a:blip r:embed="rId30"/>
+                    <a:blip r:embed="rId31"/>
                     <a:stretch>
                       <a:fillRect/>
                     </a:stretch>
@@ -6678,7 +6741,7 @@
                   <pic:spPr>
                     <a:xfrm>
                       <a:off x="0" y="0"/>
-                      <a:ext cx="2405172" cy="1154483"/>
+                      <a:ext cx="2700000" cy="1296000"/>
                     </a:xfrm>
                     <a:prstGeom prst="rect">
                       <a:avLst/>
@@ -6935,11 +6998,12 @@
         <w:rPr>
           <w:noProof/>
         </w:rPr>
+        <w:lastRenderedPageBreak/>
         <w:drawing>
           <wp:inline distT="0" distB="0" distL="0" distR="0">
-            <wp:extent cx="1779827" cy="1515258"/>
+            <wp:extent cx="1998000" cy="1701000"/>
             <wp:effectExtent l="0" t="0" r="0" b="0"/>
-            <wp:docPr id="24" name="Picture 24"/>
+            <wp:docPr id="25" name="Picture 25"/>
             <wp:cNvGraphicFramePr>
               <a:graphicFrameLocks xmlns:a="http://schemas.openxmlformats.org/drawingml/2006/main" noChangeAspect="1"/>
             </wp:cNvGraphicFramePr>
@@ -6951,7 +7015,7 @@
                     <pic:cNvPicPr/>
                   </pic:nvPicPr>
                   <pic:blipFill>
-                    <a:blip r:embed="rId31"/>
+                    <a:blip r:embed="rId32"/>
                     <a:stretch>
                       <a:fillRect/>
                     </a:stretch>
@@ -6959,7 +7023,7 @@
                   <pic:spPr>
                     <a:xfrm>
                       <a:off x="0" y="0"/>
-                      <a:ext cx="1779827" cy="1515258"/>
+                      <a:ext cx="1998000" cy="1701000"/>
                     </a:xfrm>
                     <a:prstGeom prst="rect">
                       <a:avLst/>
@@ -6991,7 +7055,6 @@
         <w:keepNext/>
       </w:pPr>
       <w:r>
-        <w:lastRenderedPageBreak/>
         <w:t>按「取消」與離開本頁</w:t>
       </w:r>
     </w:p>
@@ -7010,10 +7073,10 @@
         <w:t>放棄</w:t>
       </w:r>
       <w:r>
-        <w:t>，課程維持學員目前看到的版本。依離</w:t>
-      </w:r>
-      <w:r>
-        <w:t>開方式出現兩種確認視窗，按鈕皆為「放棄並離開」與「繼續編輯」：</w:t>
+        <w:t>，課程維持學員目前看到的版本；唯一</w:t>
+      </w:r>
+      <w:r>
+        <w:t>的例外是已關閉課程按過「保留編輯」者（見下表第三種）。依離開方式與課程狀態出現下列確認視窗：</w:t>
       </w:r>
     </w:p>
     <w:tbl>
@@ -7024,14 +7087,14 @@
         <w:tblLook w:val="04A0" w:firstRow="1" w:lastRow="0" w:firstColumn="1" w:lastColumn="0" w:noHBand="0" w:noVBand="1"/>
       </w:tblPr>
       <w:tblGrid>
-        <w:gridCol w:w="1766"/>
-        <w:gridCol w:w="2792"/>
-        <w:gridCol w:w="4803"/>
+        <w:gridCol w:w="1682"/>
+        <w:gridCol w:w="3102"/>
+        <w:gridCol w:w="4576"/>
       </w:tblGrid>
       <w:tr>
         <w:tc>
           <w:tcPr>
-            <w:tcW w:w="1766" w:type="dxa"/>
+            <w:tcW w:w="1682" w:type="dxa"/>
           </w:tcPr>
           <w:p>
             <w:pPr>
@@ -7047,7 +7110,7 @@
         </w:tc>
         <w:tc>
           <w:tcPr>
-            <w:tcW w:w="2792" w:type="dxa"/>
+            <w:tcW w:w="3102" w:type="dxa"/>
           </w:tcPr>
           <w:p>
             <w:pPr>
@@ -7063,7 +7126,7 @@
         </w:tc>
         <w:tc>
           <w:tcPr>
-            <w:tcW w:w="4803" w:type="dxa"/>
+            <w:tcW w:w="4576" w:type="dxa"/>
           </w:tcPr>
           <w:p>
             <w:pPr>
@@ -7081,7 +7144,7 @@
       <w:tr>
         <w:tc>
           <w:tcPr>
-            <w:tcW w:w="1766" w:type="dxa"/>
+            <w:tcW w:w="1682" w:type="dxa"/>
           </w:tcPr>
           <w:p>
             <w:pPr>
@@ -7094,7 +7157,7 @@
         </w:tc>
         <w:tc>
           <w:tcPr>
-            <w:tcW w:w="2792" w:type="dxa"/>
+            <w:tcW w:w="3102" w:type="dxa"/>
           </w:tcPr>
           <w:p>
             <w:pPr>
@@ -7107,7 +7170,7 @@
         </w:tc>
         <w:tc>
           <w:tcPr>
-            <w:tcW w:w="4803" w:type="dxa"/>
+            <w:tcW w:w="4576" w:type="dxa"/>
           </w:tcPr>
           <w:p>
             <w:pPr>
@@ -7122,7 +7185,7 @@
       <w:tr>
         <w:tc>
           <w:tcPr>
-            <w:tcW w:w="1766" w:type="dxa"/>
+            <w:tcW w:w="1682" w:type="dxa"/>
           </w:tcPr>
           <w:p>
             <w:pPr>
@@ -7135,7 +7198,7 @@
         </w:tc>
         <w:tc>
           <w:tcPr>
-            <w:tcW w:w="2792" w:type="dxa"/>
+            <w:tcW w:w="3102" w:type="dxa"/>
           </w:tcPr>
           <w:p>
             <w:pPr>
@@ -7148,7 +7211,7 @@
         </w:tc>
         <w:tc>
           <w:tcPr>
-            <w:tcW w:w="4803" w:type="dxa"/>
+            <w:tcW w:w="4576" w:type="dxa"/>
           </w:tcPr>
           <w:p>
             <w:pPr>
@@ -7156,6 +7219,47 @@
             </w:pPr>
             <w:r>
               <w:t>「離開後，自上次更新以來的所有編輯都會放棄，課程維持學員目前看到的版本。要讓學員看到這些編輯，請先按「更新」。」</w:t>
+            </w:r>
+          </w:p>
+        </w:tc>
+      </w:tr>
+      <w:tr>
+        <w:tc>
+          <w:tcPr>
+            <w:tcW w:w="1682" w:type="dxa"/>
+          </w:tcPr>
+          <w:p>
+            <w:pPr>
+              <w:spacing w:before="60" w:after="60"/>
+            </w:pPr>
+            <w:r>
+              <w:t>離開後編輯仍會保留</w:t>
+            </w:r>
+          </w:p>
+        </w:tc>
+        <w:tc>
+          <w:tcPr>
+            <w:tcW w:w="3102" w:type="dxa"/>
+          </w:tcPr>
+          <w:p>
+            <w:pPr>
+              <w:spacing w:before="60" w:after="60"/>
+            </w:pPr>
+            <w:r>
+              <w:t>已關閉課程按過「保留編輯」後再次進入，點側邊選單或返回鍵等離開編輯頁</w:t>
+            </w:r>
+          </w:p>
+        </w:tc>
+        <w:tc>
+          <w:tcPr>
+            <w:tcW w:w="4576" w:type="dxa"/>
+          </w:tcPr>
+          <w:p>
+            <w:pPr>
+              <w:spacing w:before="60" w:after="60"/>
+            </w:pPr>
+            <w:r>
+              <w:t>「你先前按過「保留編輯」，這些編輯會留到下次進來。要讓學員看到，請按「更新並重開課」；要整份丟掉，請按「取消」。」</w:t>
             </w:r>
           </w:p>
         </w:tc>
@@ -7173,9 +7277,9 @@
         </w:rPr>
         <w:drawing>
           <wp:inline distT="0" distB="0" distL="0" distR="0">
-            <wp:extent cx="2405172" cy="841810"/>
+            <wp:extent cx="2700000" cy="945000"/>
             <wp:effectExtent l="0" t="0" r="0" b="0"/>
-            <wp:docPr id="25" name="Picture 25"/>
+            <wp:docPr id="26" name="Picture 26"/>
             <wp:cNvGraphicFramePr>
               <a:graphicFrameLocks xmlns:a="http://schemas.openxmlformats.org/drawingml/2006/main" noChangeAspect="1"/>
             </wp:cNvGraphicFramePr>
@@ -7187,7 +7291,7 @@
                     <pic:cNvPicPr/>
                   </pic:nvPicPr>
                   <pic:blipFill>
-                    <a:blip r:embed="rId32"/>
+                    <a:blip r:embed="rId33"/>
                     <a:stretch>
                       <a:fillRect/>
                     </a:stretch>
@@ -7195,7 +7299,7 @@
                   <pic:spPr>
                     <a:xfrm>
                       <a:off x="0" y="0"/>
-                      <a:ext cx="2405172" cy="841810"/>
+                      <a:ext cx="2700000" cy="945000"/>
                     </a:xfrm>
                     <a:prstGeom prst="rect">
                       <a:avLst/>
@@ -7231,11 +7335,12 @@
         <w:rPr>
           <w:noProof/>
         </w:rPr>
+        <w:lastRenderedPageBreak/>
         <w:drawing>
           <wp:inline distT="0" distB="0" distL="0" distR="0">
-            <wp:extent cx="2405172" cy="745603"/>
+            <wp:extent cx="2700000" cy="837000"/>
             <wp:effectExtent l="0" t="0" r="0" b="0"/>
-            <wp:docPr id="26" name="Picture 26"/>
+            <wp:docPr id="27" name="Picture 27"/>
             <wp:cNvGraphicFramePr>
               <a:graphicFrameLocks xmlns:a="http://schemas.openxmlformats.org/drawingml/2006/main" noChangeAspect="1"/>
             </wp:cNvGraphicFramePr>
@@ -7247,7 +7352,7 @@
                     <pic:cNvPicPr/>
                   </pic:nvPicPr>
                   <pic:blipFill>
-                    <a:blip r:embed="rId33"/>
+                    <a:blip r:embed="rId34"/>
                     <a:stretch>
                       <a:fillRect/>
                     </a:stretch>
@@ -7255,7 +7360,7 @@
                   <pic:spPr>
                     <a:xfrm>
                       <a:off x="0" y="0"/>
-                      <a:ext cx="2405172" cy="745603"/>
+                      <a:ext cx="2700000" cy="837000"/>
                     </a:xfrm>
                     <a:prstGeom prst="rect">
                       <a:avLst/>
@@ -7283,142 +7388,6 @@
     </w:p>
     <w:p>
       <w:pPr>
-        <w:ind w:firstLine="482"/>
-      </w:pPr>
-      <w:r>
-        <w:t>按「放棄並離開」即放棄編輯並離開本頁；按「繼續編輯」留在編輯頁，編輯仍在。已關閉課程的兩個視窗內文另有提示，見〈關閉課程與再開課〉。</w:t>
-      </w:r>
-    </w:p>
-    <w:p>
-      <w:pPr>
-        <w:spacing w:before="80" w:after="80"/>
-        <w:ind w:left="283"/>
-      </w:pPr>
-      <w:r>
-        <w:t>注意：只改了基本資料、尚未按「更新」時，按「取消」或離開都不跳確認，直接離開且修改不保留。關閉瀏覽器分頁時同樣不會跳確認，下次進入編輯頁時，上次未按「更新」的編輯已放棄。</w:t>
-      </w:r>
-    </w:p>
-    <w:p>
-      <w:pPr>
-        <w:spacing w:before="80" w:after="80"/>
-        <w:ind w:left="283"/>
-      </w:pPr>
-      <w:r>
-        <w:t>注意：同一門已發布課程請勿同時在兩個分頁或裝置編輯：後開啟編輯頁的一方，會放棄先開啟那一</w:t>
-      </w:r>
-      <w:r>
-        <w:t>方尚未按「更新」的編輯。</w:t>
-      </w:r>
-    </w:p>
-    <w:p>
-      <w:pPr>
-        <w:pStyle w:val="2"/>
-      </w:pPr>
-      <w:bookmarkStart w:id="14" w:name="_Toc243386867"/>
-      <w:r>
-        <w:t>十、邀請學員</w:t>
-      </w:r>
-      <w:bookmarkEnd w:id="14"/>
-    </w:p>
-    <w:p>
-      <w:pPr>
-        <w:ind w:firstLine="482"/>
-      </w:pPr>
-      <w:r>
-        <w:t>「邀請學員」按鈕僅於課程「已發布」時顯示於標題列右上；草稿與已關閉狀態不顯示，更新並重開課後會恢復。</w:t>
-      </w:r>
-    </w:p>
-    <w:p>
-      <w:pPr>
-        <w:keepNext/>
-        <w:ind w:firstLine="482"/>
-      </w:pPr>
-      <w:r>
-        <w:t>學員的主要來源是</w:t>
-      </w:r>
-      <w:r>
-        <w:rPr>
-          <w:b/>
-        </w:rPr>
-        <w:t>發布當下依受訓對象自動邀請</w:t>
-      </w:r>
-      <w:r>
-        <w:t>，本視窗供補件之用，分兩個分頁：</w:t>
-      </w:r>
-    </w:p>
-    <w:p>
-      <w:pPr>
-        <w:pStyle w:val="affa"/>
-        <w:keepNext/>
-      </w:pPr>
-      <w:r>
-        <w:t xml:space="preserve">Email </w:t>
-      </w:r>
-      <w:r>
-        <w:t>邀請（補件）</w:t>
-      </w:r>
-    </w:p>
-    <w:p>
-      <w:pPr>
-        <w:ind w:firstLine="482"/>
-      </w:pPr>
-      <w:r>
-        <w:t>供臨時追加不在受訓對象內的人。於「學員</w:t>
-      </w:r>
-      <w:r>
-        <w:t xml:space="preserve"> Email</w:t>
-      </w:r>
-      <w:r>
-        <w:t>」欄輸入名單，每行一筆或以逗號分隔，單次至多</w:t>
-      </w:r>
-      <w:r>
-        <w:t xml:space="preserve"> 50 </w:t>
-      </w:r>
-      <w:r>
-        <w:t>筆，按「下一步」顯示邀請信預覽，確認後按「確認寄出」。</w:t>
-      </w:r>
-    </w:p>
-    <w:p>
-      <w:pPr>
-        <w:spacing w:before="80" w:after="80"/>
-        <w:ind w:left="283"/>
-      </w:pPr>
-      <w:r>
-        <w:lastRenderedPageBreak/>
-        <w:t>重要：收件對象</w:t>
-      </w:r>
-      <w:r>
-        <w:rPr>
-          <w:b/>
-        </w:rPr>
-        <w:t>限已建立帳號、且帳號為啟用中者</w:t>
-      </w:r>
-      <w:r>
-        <w:t>。名單中只要有一筆查無帳號或帳號已停用，整批都不會寄出，畫面會列出是哪幾筆；需要邀請尚無帳號的人員時，得先請管理者建立帳號。</w:t>
-      </w:r>
-    </w:p>
-    <w:p>
-      <w:pPr>
-        <w:ind w:firstLine="482"/>
-      </w:pPr>
-      <w:r>
-        <w:t>預覽的主旨與內文不可編輯，且</w:t>
-      </w:r>
-      <w:r>
-        <w:rPr>
-          <w:b/>
-        </w:rPr>
-        <w:t>不會帶入任何一位收件人的資料</w:t>
-      </w:r>
-      <w:r>
-        <w:t>——</w:t>
-      </w:r>
-      <w:r>
-        <w:t>稱謂逐人不同，於寄出時才各自代入，預覽中以佔位字樣呈現。因此更動收件名單後不需要重新預覽。</w:t>
-      </w:r>
-    </w:p>
-    <w:p>
-      <w:pPr>
         <w:keepNext/>
         <w:spacing w:before="160" w:after="40"/>
         <w:jc w:val="center"/>
@@ -7429,9 +7398,208 @@
         </w:rPr>
         <w:drawing>
           <wp:inline distT="0" distB="0" distL="0" distR="0">
-            <wp:extent cx="3607758" cy="3411336"/>
+            <wp:extent cx="2700000" cy="837000"/>
             <wp:effectExtent l="0" t="0" r="0" b="0"/>
-            <wp:docPr id="27" name="Picture 27"/>
+            <wp:docPr id="28" name="Picture 28"/>
+            <wp:cNvGraphicFramePr>
+              <a:graphicFrameLocks xmlns:a="http://schemas.openxmlformats.org/drawingml/2006/main" noChangeAspect="1"/>
+            </wp:cNvGraphicFramePr>
+            <a:graphic xmlns:a="http://schemas.openxmlformats.org/drawingml/2006/main">
+              <a:graphicData uri="http://schemas.openxmlformats.org/drawingml/2006/picture">
+                <pic:pic xmlns:pic="http://schemas.openxmlformats.org/drawingml/2006/picture">
+                  <pic:nvPicPr>
+                    <pic:cNvPr id="0" name="et05-35.png"/>
+                    <pic:cNvPicPr/>
+                  </pic:nvPicPr>
+                  <pic:blipFill>
+                    <a:blip r:embed="rId35"/>
+                    <a:stretch>
+                      <a:fillRect/>
+                    </a:stretch>
+                  </pic:blipFill>
+                  <pic:spPr>
+                    <a:xfrm>
+                      <a:off x="0" y="0"/>
+                      <a:ext cx="2700000" cy="837000"/>
+                    </a:xfrm>
+                    <a:prstGeom prst="rect">
+                      <a:avLst/>
+                    </a:prstGeom>
+                  </pic:spPr>
+                </pic:pic>
+              </a:graphicData>
+            </a:graphic>
+          </wp:inline>
+        </w:drawing>
+      </w:r>
+    </w:p>
+    <w:p>
+      <w:pPr>
+        <w:spacing w:after="160"/>
+        <w:jc w:val="center"/>
+      </w:pPr>
+      <w:r>
+        <w:rPr>
+          <w:color w:val="404040"/>
+          <w:sz w:val="20"/>
+        </w:rPr>
+        <w:t>已關閉課程按過「保留編輯」後點選單離開，跳出「離開後編輯仍會保留」，按鈕為「繼續編輯」與「離開」</w:t>
+      </w:r>
+    </w:p>
+    <w:p>
+      <w:pPr>
+        <w:ind w:firstLine="482"/>
+      </w:pPr>
+      <w:r>
+        <w:t>前兩種視窗按「放棄並離開」即放棄編輯並離開本頁。「離開後編輯仍會保留」的按鈕為「</w:t>
+      </w:r>
+      <w:r>
+        <w:t>離開」：離開後編輯仍保留，下次進入可接著編輯。三種視窗按「繼續編輯」皆留在編輯頁，編輯仍在。已關閉課程的前兩種視窗內文另有提示，見〈關閉課程與再開課〉。</w:t>
+      </w:r>
+    </w:p>
+    <w:p>
+      <w:pPr>
+        <w:spacing w:before="80" w:after="80"/>
+        <w:ind w:left="283"/>
+      </w:pPr>
+      <w:r>
+        <w:t>注意：只改了基本資料、尚未按「更新」時，按「取消」或離開都不跳確認，直接離開且修改不保留。關閉瀏覽器分頁時同樣不會跳確認，下次進入編輯頁時，上次未按「更新」的編輯已放棄。例外是已關閉課程按過「保留編輯」者：該課程的編輯（含之後再做的修改）會留到按「更新並重開課」或「取消」為止，關閉分頁後再進入也不會被丟棄。</w:t>
+      </w:r>
+    </w:p>
+    <w:p>
+      <w:pPr>
+        <w:spacing w:before="80" w:after="80"/>
+        <w:ind w:left="283"/>
+      </w:pPr>
+      <w:r>
+        <w:t>注意：同一門已發布課程請勿同時在兩個分頁或裝置編輯：後開啟編輯頁的一方，會放棄先開啟那一方尚未按「更新」的編輯。</w:t>
+      </w:r>
+    </w:p>
+    <w:p>
+      <w:pPr>
+        <w:pStyle w:val="2"/>
+      </w:pPr>
+      <w:bookmarkStart w:id="14" w:name="_Toc243395845"/>
+      <w:r>
+        <w:t>十、邀請學員</w:t>
+      </w:r>
+      <w:bookmarkEnd w:id="14"/>
+    </w:p>
+    <w:p>
+      <w:pPr>
+        <w:ind w:firstLine="482"/>
+      </w:pPr>
+      <w:r>
+        <w:t>「邀請學員」按鈕僅於課程「已發布」且仍在閱課期間內時顯示於標題列右上；草稿、已關閉與閱課期間已過的課程都不顯示，按「更新並重開課」後會恢復。</w:t>
+      </w:r>
+    </w:p>
+    <w:p>
+      <w:pPr>
+        <w:keepNext/>
+        <w:ind w:firstLine="482"/>
+      </w:pPr>
+      <w:r>
+        <w:t>學員的主要來源是</w:t>
+      </w:r>
+      <w:r>
+        <w:rPr>
+          <w:b/>
+        </w:rPr>
+        <w:t>發布當下依受訓對象自動邀請</w:t>
+      </w:r>
+      <w:r>
+        <w:t>，本視窗供補件之用，分兩個分頁：</w:t>
+      </w:r>
+    </w:p>
+    <w:p>
+      <w:pPr>
+        <w:pStyle w:val="affa"/>
+        <w:keepNext/>
+      </w:pPr>
+      <w:r>
+        <w:t xml:space="preserve">Email </w:t>
+      </w:r>
+      <w:r>
+        <w:t>邀請（補件）</w:t>
+      </w:r>
+    </w:p>
+    <w:p>
+      <w:pPr>
+        <w:ind w:firstLine="482"/>
+      </w:pPr>
+      <w:r>
+        <w:t>供臨時追加不在受訓對象內的人。於「學員</w:t>
+      </w:r>
+      <w:r>
+        <w:t xml:space="preserve"> Email</w:t>
+      </w:r>
+      <w:r>
+        <w:t>」欄輸入名單，每行一筆或以逗號分隔，單次至多</w:t>
+      </w:r>
+      <w:r>
+        <w:t xml:space="preserve"> 50 </w:t>
+      </w:r>
+      <w:r>
+        <w:t>筆，按「下一步」顯示邀請信預覽，確認後</w:t>
+      </w:r>
+      <w:r>
+        <w:t>按「確認寄出」。</w:t>
+      </w:r>
+    </w:p>
+    <w:p>
+      <w:pPr>
+        <w:spacing w:before="80" w:after="80"/>
+        <w:ind w:left="283"/>
+      </w:pPr>
+      <w:r>
+        <w:t>重要：收件對象</w:t>
+      </w:r>
+      <w:r>
+        <w:rPr>
+          <w:b/>
+        </w:rPr>
+        <w:t>限已建立帳號、且帳號為啟用中者</w:t>
+      </w:r>
+      <w:r>
+        <w:t>。名單中只要有一筆查無帳號或帳號已停用，整批都不會寄出，畫面會列出是哪幾筆；需要邀請尚無帳號的人員時，得先請管理者建立帳號。</w:t>
+      </w:r>
+    </w:p>
+    <w:p>
+      <w:pPr>
+        <w:ind w:firstLine="482"/>
+      </w:pPr>
+      <w:r>
+        <w:t>預覽的主旨與內文不可編輯，且</w:t>
+      </w:r>
+      <w:r>
+        <w:rPr>
+          <w:b/>
+        </w:rPr>
+        <w:t>不會帶入任何一位收件人的資料</w:t>
+      </w:r>
+      <w:r>
+        <w:t>——</w:t>
+      </w:r>
+      <w:r>
+        <w:t>稱謂逐人不同，於寄出時才各自代入，預覽中以佔位字樣呈現。因此更動收件名單後不需要重新預覽。</w:t>
+      </w:r>
+    </w:p>
+    <w:p>
+      <w:pPr>
+        <w:keepNext/>
+        <w:spacing w:before="160" w:after="40"/>
+        <w:jc w:val="center"/>
+      </w:pPr>
+      <w:r>
+        <w:rPr>
+          <w:noProof/>
+        </w:rPr>
+        <w:lastRenderedPageBreak/>
+        <w:drawing>
+          <wp:inline distT="0" distB="0" distL="0" distR="0">
+            <wp:extent cx="4050000" cy="3829500"/>
+            <wp:effectExtent l="0" t="0" r="0" b="0"/>
+            <wp:docPr id="29" name="Picture 29"/>
             <wp:cNvGraphicFramePr>
               <a:graphicFrameLocks xmlns:a="http://schemas.openxmlformats.org/drawingml/2006/main" noChangeAspect="1"/>
             </wp:cNvGraphicFramePr>
@@ -7443,7 +7611,7 @@
                     <pic:cNvPicPr/>
                   </pic:nvPicPr>
                   <pic:blipFill>
-                    <a:blip r:embed="rId34"/>
+                    <a:blip r:embed="rId36"/>
                     <a:stretch>
                       <a:fillRect/>
                     </a:stretch>
@@ -7451,7 +7619,7 @@
                   <pic:spPr>
                     <a:xfrm>
                       <a:off x="0" y="0"/>
-                      <a:ext cx="3607758" cy="3411336"/>
+                      <a:ext cx="4050000" cy="3829500"/>
                     </a:xfrm>
                     <a:prstGeom prst="rect">
                       <a:avLst/>
@@ -7588,9 +7756,9 @@
         <w:lastRenderedPageBreak/>
         <w:drawing>
           <wp:inline distT="0" distB="0" distL="0" distR="0">
-            <wp:extent cx="3607758" cy="1908103"/>
+            <wp:extent cx="4050000" cy="2142000"/>
             <wp:effectExtent l="0" t="0" r="0" b="0"/>
-            <wp:docPr id="28" name="Picture 28"/>
+            <wp:docPr id="30" name="Picture 30"/>
             <wp:cNvGraphicFramePr>
               <a:graphicFrameLocks xmlns:a="http://schemas.openxmlformats.org/drawingml/2006/main" noChangeAspect="1"/>
             </wp:cNvGraphicFramePr>
@@ -7602,7 +7770,7 @@
                     <pic:cNvPicPr/>
                   </pic:nvPicPr>
                   <pic:blipFill>
-                    <a:blip r:embed="rId35"/>
+                    <a:blip r:embed="rId37"/>
                     <a:stretch>
                       <a:fillRect/>
                     </a:stretch>
@@ -7610,7 +7778,7 @@
                   <pic:spPr>
                     <a:xfrm>
                       <a:off x="0" y="0"/>
-                      <a:ext cx="3607758" cy="1908103"/>
+                      <a:ext cx="4050000" cy="2142000"/>
                     </a:xfrm>
                     <a:prstGeom prst="rect">
                       <a:avLst/>
@@ -7679,14 +7847,17 @@
         <w:t>關閉期間失效</w:t>
       </w:r>
       <w:r>
-        <w:t>，學員會被擋下；再開課後自動恢復有效。</w:t>
+        <w:t>，學員會被擋下；再開課後</w:t>
+      </w:r>
+      <w:r>
+        <w:t>自動恢復有效。</w:t>
       </w:r>
     </w:p>
     <w:p>
       <w:pPr>
         <w:pStyle w:val="2"/>
       </w:pPr>
-      <w:bookmarkStart w:id="15" w:name="_Toc243386868"/>
+      <w:bookmarkStart w:id="15" w:name="_Toc243395846"/>
       <w:r>
         <w:t>十一、關閉課程與再開課</w:t>
       </w:r>
@@ -7698,10 +7869,7 @@
         <w:ind w:firstLine="482"/>
       </w:pPr>
       <w:r>
-        <w:t>課程關閉有兩種情形，效果</w:t>
-      </w:r>
-      <w:r>
-        <w:t>完全相同：</w:t>
+        <w:t>課程關閉有兩種情形，效果完全相同：</w:t>
       </w:r>
     </w:p>
     <w:tbl>
@@ -7826,9 +7994,9 @@
         </w:rPr>
         <w:drawing>
           <wp:inline distT="0" distB="0" distL="0" distR="0">
-            <wp:extent cx="2405172" cy="833793"/>
+            <wp:extent cx="2700000" cy="936000"/>
             <wp:effectExtent l="0" t="0" r="0" b="0"/>
-            <wp:docPr id="29" name="Picture 29"/>
+            <wp:docPr id="31" name="Picture 31"/>
             <wp:cNvGraphicFramePr>
               <a:graphicFrameLocks xmlns:a="http://schemas.openxmlformats.org/drawingml/2006/main" noChangeAspect="1"/>
             </wp:cNvGraphicFramePr>
@@ -7840,7 +8008,7 @@
                     <pic:cNvPicPr/>
                   </pic:nvPicPr>
                   <pic:blipFill>
-                    <a:blip r:embed="rId36"/>
+                    <a:blip r:embed="rId38"/>
                     <a:stretch>
                       <a:fillRect/>
                     </a:stretch>
@@ -7848,7 +8016,7 @@
                   <pic:spPr>
                     <a:xfrm>
                       <a:off x="0" y="0"/>
-                      <a:ext cx="2405172" cy="833793"/>
+                      <a:ext cx="2700000" cy="936000"/>
                     </a:xfrm>
                     <a:prstGeom prst="rect">
                       <a:avLst/>
@@ -8049,6 +8217,7 @@
               <w:spacing w:before="60" w:after="60"/>
             </w:pPr>
             <w:r>
+              <w:lastRenderedPageBreak/>
               <w:t>邀請碼與</w:t>
             </w:r>
             <w:r>
@@ -8080,7 +8249,6 @@
         <w:ind w:left="283"/>
       </w:pPr>
       <w:r>
-        <w:lastRenderedPageBreak/>
         <w:t>重要：關閉是</w:t>
       </w:r>
       <w:r>
@@ -8105,9 +8273,9 @@
         </w:rPr>
         <w:drawing>
           <wp:inline distT="0" distB="0" distL="0" distR="0">
-            <wp:extent cx="4842413" cy="1471164"/>
+            <wp:extent cx="5436000" cy="1651500"/>
             <wp:effectExtent l="0" t="0" r="0" b="0"/>
-            <wp:docPr id="30" name="Picture 30"/>
+            <wp:docPr id="32" name="Picture 32"/>
             <wp:cNvGraphicFramePr>
               <a:graphicFrameLocks xmlns:a="http://schemas.openxmlformats.org/drawingml/2006/main" noChangeAspect="1"/>
             </wp:cNvGraphicFramePr>
@@ -8119,7 +8287,7 @@
                     <pic:cNvPicPr/>
                   </pic:nvPicPr>
                   <pic:blipFill>
-                    <a:blip r:embed="rId37"/>
+                    <a:blip r:embed="rId39"/>
                     <a:stretch>
                       <a:fillRect/>
                     </a:stretch>
@@ -8127,7 +8295,7 @@
                   <pic:spPr>
                     <a:xfrm>
                       <a:off x="0" y="0"/>
-                      <a:ext cx="4842413" cy="1471164"/>
+                      <a:ext cx="5436000" cy="1651500"/>
                     </a:xfrm>
                     <a:prstGeom prst="rect">
                       <a:avLst/>
@@ -8168,10 +8336,7 @@
         <w:ind w:firstLine="482"/>
       </w:pPr>
       <w:r>
-        <w:t>已關閉課程的編輯與已發布課程相同，都先保留在編輯頁上、學員唯讀回看的</w:t>
-      </w:r>
-      <w:r>
-        <w:t>仍是關閉前的內容。底部動作列為「取消」「保留編輯」「更新並重開課」：</w:t>
+        <w:t>已關閉課程的編輯與已發布課程相同，都先保留在編輯頁上、學員唯讀回看的仍是關閉前的內容。底部動作列為「取消」「保留編輯」「更新並重開課」：</w:t>
       </w:r>
     </w:p>
     <w:tbl>
@@ -8334,9 +8499,9 @@
         </w:rPr>
         <w:drawing>
           <wp:inline distT="0" distB="0" distL="0" distR="0">
-            <wp:extent cx="5580000" cy="224483"/>
+            <wp:extent cx="5364000" cy="292500"/>
             <wp:effectExtent l="0" t="0" r="0" b="0"/>
-            <wp:docPr id="31" name="Picture 31"/>
+            <wp:docPr id="33" name="Picture 33"/>
             <wp:cNvGraphicFramePr>
               <a:graphicFrameLocks xmlns:a="http://schemas.openxmlformats.org/drawingml/2006/main" noChangeAspect="1"/>
             </wp:cNvGraphicFramePr>
@@ -8348,7 +8513,7 @@
                     <pic:cNvPicPr/>
                   </pic:nvPicPr>
                   <pic:blipFill>
-                    <a:blip r:embed="rId38"/>
+                    <a:blip r:embed="rId40"/>
                     <a:stretch>
                       <a:fillRect/>
                     </a:stretch>
@@ -8356,7 +8521,7 @@
                   <pic:spPr>
                     <a:xfrm>
                       <a:off x="0" y="0"/>
-                      <a:ext cx="5580000" cy="224483"/>
+                      <a:ext cx="5364000" cy="292500"/>
                     </a:xfrm>
                     <a:prstGeom prst="rect">
                       <a:avLst/>
@@ -8487,7 +8652,11 @@
               <w:spacing w:before="60" w:after="60"/>
             </w:pPr>
             <w:r>
-              <w:t>「離開後，自上次更新以來的所有編輯都會放棄。若想留著下次再繼續，請先按「保留編輯」；要讓學員看到，請按「更新並重開課」。」</w:t>
+              <w:t>「離開後，自上次更新以來的所有編輯都會放棄。若想留著下次再繼續，請先按「保留編輯」；要讓學員看</w:t>
+            </w:r>
+            <w:r>
+              <w:lastRenderedPageBreak/>
+              <w:t>到，請按「更新並重開課」。」</w:t>
             </w:r>
           </w:p>
         </w:tc>
@@ -8495,11 +8664,19 @@
     </w:tbl>
     <w:p>
       <w:pPr>
+        <w:ind w:firstLine="482"/>
+      </w:pPr>
+      <w:r>
+        <w:lastRenderedPageBreak/>
+        <w:t>按過「保留編輯」之後再進入編輯頁，點側邊選單等離開時改為出現「離開後編輯仍會保留」（見〈更新已發布課程的內容〉），離開後編輯仍在；按「取消」則仍為「放棄本次的編輯」，確認後連同保留的編輯一併放棄。</w:t>
+      </w:r>
+    </w:p>
+    <w:p>
+      <w:pPr>
         <w:pStyle w:val="affa"/>
         <w:keepNext/>
       </w:pPr>
       <w:r>
-        <w:lastRenderedPageBreak/>
         <w:t>更新並重開課</w:t>
       </w:r>
     </w:p>
@@ -8548,7 +8725,10 @@
         <w:t>——</w:t>
       </w:r>
       <w:r>
-        <w:t>關閉期間的編輯可能把必要內容移除了</w:t>
+        <w:t>關閉期間的編輯可能把必</w:t>
+      </w:r>
+      <w:r>
+        <w:t>要內容移除了</w:t>
       </w:r>
     </w:p>
     <w:p>
@@ -8560,7 +8740,7 @@
         </w:numPr>
       </w:pPr>
       <w:r>
-        <w:t>通過後，關閉期間的編輯一次生效、課程回到「已發布」，跳出「課程已重新開課」視窗，顯示依受訓對象帶入的學員人數與邀請碼；按「關閉」回到課程列表</w:t>
+        <w:t>通過後，關閉期間的編輯一次生效、課程回到「已發布」，跳出「課程已重新開課」視窗，顯示本次依受訓對象新帶入的學員人數與邀請碼；按「關閉」回到課程列表</w:t>
       </w:r>
     </w:p>
     <w:p>
@@ -8577,10 +8757,7 @@
         <w:t>允許填在過去</w:t>
       </w:r>
       <w:r>
-        <w:t>（例如想讓學員從上週起就看得到），訖止時間則須晚於起始時間與目前時間。提前手動關閉、訖止時間仍在未來的課程，不改日期即</w:t>
-      </w:r>
-      <w:r>
-        <w:t>可直接重新開課。</w:t>
+        <w:t>（例如想讓學員從上週起就看得到），訖止時間則須晚於起始時間與目前時間。提前手動關閉、訖止時間仍在未來的課程，不改日期即可直接重新開課。</w:t>
       </w:r>
     </w:p>
     <w:p>
@@ -8588,7 +8765,10 @@
         <w:ind w:firstLine="482"/>
       </w:pPr>
       <w:r>
-        <w:t>有缺漏時跳出「更新並重開課」視窗列出全部缺漏，下方只有「關閉」；課程維持已關閉，學員看到的內容維持原樣。關閉視窗後缺漏處同樣以紅框標出，補齊後再按一次「更新並重開課」即可。已發布課程的問卷若沒有題目，可補上題目或將問卷停用。</w:t>
+        <w:t>有缺漏時跳出「更新並重開課」視窗列出全部缺漏，下方只有「關閉」；課程維持已關閉，學員看到的內容維持原樣。關閉視窗後缺漏處同樣以紅框標出，補齊後再按一次「更新並重開課</w:t>
+      </w:r>
+      <w:r>
+        <w:t>」即可。已發布課程的問卷若沒有題目，可補上題目或將問卷停用。</w:t>
       </w:r>
     </w:p>
     <w:p>
@@ -8603,9 +8783,9 @@
         </w:rPr>
         <w:drawing>
           <wp:inline distT="0" distB="0" distL="0" distR="0">
-            <wp:extent cx="2405172" cy="1154483"/>
+            <wp:extent cx="2700000" cy="1296000"/>
             <wp:effectExtent l="0" t="0" r="0" b="0"/>
-            <wp:docPr id="32" name="Picture 32"/>
+            <wp:docPr id="34" name="Picture 34"/>
             <wp:cNvGraphicFramePr>
               <a:graphicFrameLocks xmlns:a="http://schemas.openxmlformats.org/drawingml/2006/main" noChangeAspect="1"/>
             </wp:cNvGraphicFramePr>
@@ -8617,7 +8797,7 @@
                     <pic:cNvPicPr/>
                   </pic:nvPicPr>
                   <pic:blipFill>
-                    <a:blip r:embed="rId39"/>
+                    <a:blip r:embed="rId41"/>
                     <a:stretch>
                       <a:fillRect/>
                     </a:stretch>
@@ -8625,7 +8805,7 @@
                   <pic:spPr>
                     <a:xfrm>
                       <a:off x="0" y="0"/>
-                      <a:ext cx="2405172" cy="1154483"/>
+                      <a:ext cx="2700000" cy="1296000"/>
                     </a:xfrm>
                     <a:prstGeom prst="rect">
                       <a:avLst/>
@@ -8682,10 +8862,7 @@
         <w:t>全部</w:t>
       </w:r>
       <w:r>
-        <w:t>受訓對象帶入目前相符、且尚未加入的學員，並對新加入者逐一寄</w:t>
-      </w:r>
-      <w:r>
-        <w:t>出邀請信</w:t>
+        <w:t>受訓對象帶入目前相符、且尚未加入的學員，並對新加入者逐一寄出邀請信</w:t>
       </w:r>
       <w:r>
         <w:t>——</w:t>
@@ -8696,9 +8873,96 @@
     </w:p>
     <w:p>
       <w:pPr>
+        <w:ind w:firstLine="482"/>
+      </w:pPr>
+      <w:r>
+        <w:t>「課程已重新開課」視窗顯示的人</w:t>
+      </w:r>
+      <w:r>
+        <w:t>數只計</w:t>
+      </w:r>
+      <w:r>
+        <w:rPr>
+          <w:b/>
+        </w:rPr>
+        <w:t>本次新加入</w:t>
+      </w:r>
+      <w:r>
+        <w:t>的學員。沒有新的學員被帶入時，視窗以提示顯示「課程已重新開課。本次沒有新的學員被自動帶入</w:t>
+      </w:r>
+      <w:r>
+        <w:t>——</w:t>
+      </w:r>
+      <w:r>
+        <w:t>符合受訓對象的人多半已在課程中。原有學員可直接繼續學習。」這是常態，不需要檢查受訓對象設定。</w:t>
+      </w:r>
+    </w:p>
+    <w:p>
+      <w:pPr>
+        <w:keepNext/>
+        <w:spacing w:before="160" w:after="40"/>
+        <w:jc w:val="center"/>
+      </w:pPr>
+      <w:r>
+        <w:rPr>
+          <w:noProof/>
+        </w:rPr>
+        <w:lastRenderedPageBreak/>
+        <w:drawing>
+          <wp:inline distT="0" distB="0" distL="0" distR="0">
+            <wp:extent cx="2700000" cy="1314000"/>
+            <wp:effectExtent l="0" t="0" r="0" b="0"/>
+            <wp:docPr id="35" name="Picture 35"/>
+            <wp:cNvGraphicFramePr>
+              <a:graphicFrameLocks xmlns:a="http://schemas.openxmlformats.org/drawingml/2006/main" noChangeAspect="1"/>
+            </wp:cNvGraphicFramePr>
+            <a:graphic xmlns:a="http://schemas.openxmlformats.org/drawingml/2006/main">
+              <a:graphicData uri="http://schemas.openxmlformats.org/drawingml/2006/picture">
+                <pic:pic xmlns:pic="http://schemas.openxmlformats.org/drawingml/2006/picture">
+                  <pic:nvPicPr>
+                    <pic:cNvPr id="0" name="et05-32.png"/>
+                    <pic:cNvPicPr/>
+                  </pic:nvPicPr>
+                  <pic:blipFill>
+                    <a:blip r:embed="rId42"/>
+                    <a:stretch>
+                      <a:fillRect/>
+                    </a:stretch>
+                  </pic:blipFill>
+                  <pic:spPr>
+                    <a:xfrm>
+                      <a:off x="0" y="0"/>
+                      <a:ext cx="2700000" cy="1314000"/>
+                    </a:xfrm>
+                    <a:prstGeom prst="rect">
+                      <a:avLst/>
+                    </a:prstGeom>
+                  </pic:spPr>
+                </pic:pic>
+              </a:graphicData>
+            </a:graphic>
+          </wp:inline>
+        </w:drawing>
+      </w:r>
+    </w:p>
+    <w:p>
+      <w:pPr>
+        <w:spacing w:after="160"/>
+        <w:jc w:val="center"/>
+      </w:pPr>
+      <w:r>
+        <w:rPr>
+          <w:color w:val="404040"/>
+          <w:sz w:val="20"/>
+        </w:rPr>
+        <w:t>重新開課完成，本次沒有新的學員被帶入，視窗說明符合受訓對象的人多半已在課程中，下方顯示原邀請碼</w:t>
+      </w:r>
+    </w:p>
+    <w:p>
+      <w:pPr>
         <w:pStyle w:val="1"/>
       </w:pPr>
-      <w:bookmarkStart w:id="16" w:name="_Toc243386869"/>
+      <w:bookmarkStart w:id="16" w:name="_Toc243395847"/>
       <w:r>
         <w:lastRenderedPageBreak/>
         <w:t>參、常見訊息與處置</w:t>
@@ -8709,7 +8973,7 @@
       <w:pPr>
         <w:pStyle w:val="2"/>
       </w:pPr>
-      <w:bookmarkStart w:id="17" w:name="_Toc243386870"/>
+      <w:bookmarkStart w:id="17" w:name="_Toc243395848"/>
       <w:r>
         <w:t>一、被擋下（動作沒有完成）</w:t>
       </w:r>
@@ -9297,7 +9561,10 @@
               <w:t>「多選題須至少指定</w:t>
             </w:r>
             <w:r>
-              <w:t xml:space="preserve"> 1 </w:t>
+              <w:t xml:space="preserve"> 1</w:t>
+            </w:r>
+            <w:r>
+              <w:t xml:space="preserve"> </w:t>
             </w:r>
             <w:r>
               <w:t>個正確選項」</w:t>
@@ -9469,10 +9736,7 @@
               <w:t>「每題至少需</w:t>
             </w:r>
             <w:r>
-              <w:t xml:space="preserve"> 2</w:t>
-            </w:r>
-            <w:r>
-              <w:t xml:space="preserve"> </w:t>
+              <w:t xml:space="preserve"> 2 </w:t>
             </w:r>
             <w:r>
               <w:t>個選項」</w:t>
@@ -9895,7 +10159,10 @@
               <w:spacing w:before="60" w:after="60"/>
             </w:pPr>
             <w:r>
-              <w:t>按「更新並重開課」時課程訖止時間已過。於基本資料改成新的一段期間後再按一次；提前手動關閉、訖止時間仍在未來的課程不必改日期。正常操作會先在欄位上看到「課程訖止時間須晚於目前時間」，出現此句多半表示另一個分頁或裝置剛做過同一件事</w:t>
+              <w:t>按「更新並重開課」時</w:t>
+            </w:r>
+            <w:r>
+              <w:t>課程訖止時間已過。於基本資料改成新的一段期間後再按一次；提前手動關閉、訖止時間仍在未來的課程不必改日期。正常操作會先在欄位上看到「課程訖止時間須晚於目前時間」，出現此句多半表示另一個分頁或裝置剛做過同一件事</w:t>
             </w:r>
           </w:p>
         </w:tc>
@@ -9966,10 +10233,7 @@
               <w:spacing w:before="60" w:after="60"/>
             </w:pPr>
             <w:r>
-              <w:t>「僅已發</w:t>
-            </w:r>
-            <w:r>
-              <w:t>布課程可關閉」</w:t>
+              <w:t>「僅已發布課程可關閉」</w:t>
             </w:r>
           </w:p>
         </w:tc>
@@ -9982,7 +10246,10 @@
               <w:spacing w:before="60" w:after="60"/>
             </w:pPr>
             <w:r>
-              <w:t>草稿課程不需關閉，不需要時按「刪除草稿」</w:t>
+              <w:t>草稿</w:t>
+            </w:r>
+            <w:r>
+              <w:t>課程不需關閉，不需要時按「刪除草稿」</w:t>
             </w:r>
           </w:p>
         </w:tc>
@@ -10207,7 +10474,7 @@
       <w:pPr>
         <w:pStyle w:val="2"/>
       </w:pPr>
-      <w:bookmarkStart w:id="18" w:name="_Toc243386871"/>
+      <w:bookmarkStart w:id="18" w:name="_Toc243395849"/>
       <w:r>
         <w:t>二、有警告（動作完成但需判斷）</w:t>
       </w:r>
@@ -10221,13 +10488,13 @@
         <w:tblLook w:val="04A0" w:firstRow="1" w:lastRow="0" w:firstColumn="1" w:lastColumn="0" w:noHBand="0" w:noVBand="1"/>
       </w:tblPr>
       <w:tblGrid>
-        <w:gridCol w:w="4592"/>
-        <w:gridCol w:w="4768"/>
+        <w:gridCol w:w="4396"/>
+        <w:gridCol w:w="4964"/>
       </w:tblGrid>
       <w:tr>
         <w:tc>
           <w:tcPr>
-            <w:tcW w:w="4592" w:type="dxa"/>
+            <w:tcW w:w="4396" w:type="dxa"/>
           </w:tcPr>
           <w:p>
             <w:pPr>
@@ -10243,7 +10510,7 @@
         </w:tc>
         <w:tc>
           <w:tcPr>
-            <w:tcW w:w="4768" w:type="dxa"/>
+            <w:tcW w:w="4964" w:type="dxa"/>
           </w:tcPr>
           <w:p>
             <w:pPr>
@@ -10261,7 +10528,7 @@
       <w:tr>
         <w:tc>
           <w:tcPr>
-            <w:tcW w:w="4592" w:type="dxa"/>
+            <w:tcW w:w="4396" w:type="dxa"/>
           </w:tcPr>
           <w:p>
             <w:pPr>
@@ -10274,14 +10541,20 @@
         </w:tc>
         <w:tc>
           <w:tcPr>
-            <w:tcW w:w="4768" w:type="dxa"/>
-          </w:tcPr>
-          <w:p>
-            <w:pPr>
-              <w:spacing w:before="60" w:after="60"/>
-            </w:pPr>
-            <w:r>
-              <w:t>課程確實已發布，但沒有任何人被自動加入。通常是受訓對象沒有對應的學員，請確認設定，或改以邀請碼、</w:t>
+            <w:tcW w:w="4964" w:type="dxa"/>
+          </w:tcPr>
+          <w:p>
+            <w:pPr>
+              <w:spacing w:before="60" w:after="60"/>
+            </w:pPr>
+            <w:r>
+              <w:t>課程確實已發布，但沒有任何人被自動加入。發布時的</w:t>
+            </w:r>
+            <w:r>
+              <w:t xml:space="preserve"> 0 </w:t>
+            </w:r>
+            <w:r>
+              <w:t>人表示受訓對象真的沒有對應的學員，請確認設定，或改以邀請碼、</w:t>
             </w:r>
             <w:r>
               <w:t xml:space="preserve">Email </w:t>
@@ -10295,49 +10568,20 @@
       <w:tr>
         <w:tc>
           <w:tcPr>
-            <w:tcW w:w="4592" w:type="dxa"/>
-          </w:tcPr>
-          <w:p>
-            <w:pPr>
-              <w:spacing w:before="60" w:after="60"/>
-            </w:pPr>
-            <w:r>
-              <w:t>「課程已重新開課，但沒有任何學員符合本課程的受訓對象。請確認受訓對象設定，或將下方邀請碼提供給學員。」</w:t>
-            </w:r>
-          </w:p>
-        </w:tc>
-        <w:tc>
-          <w:tcPr>
-            <w:tcW w:w="4768" w:type="dxa"/>
-          </w:tcPr>
-          <w:p>
-            <w:pPr>
-              <w:spacing w:before="60" w:after="60"/>
-            </w:pPr>
-            <w:r>
-              <w:t>課程確實已重新開課，但本次沒有新的學員被自動帶入，處置同上</w:t>
-            </w:r>
-          </w:p>
-        </w:tc>
-      </w:tr>
-      <w:tr>
-        <w:tc>
-          <w:tcPr>
-            <w:tcW w:w="4592" w:type="dxa"/>
-          </w:tcPr>
-          <w:p>
-            <w:pPr>
-              <w:spacing w:before="60" w:after="60"/>
-            </w:pPr>
-            <w:r>
-              <w:lastRenderedPageBreak/>
+            <w:tcW w:w="4396" w:type="dxa"/>
+          </w:tcPr>
+          <w:p>
+            <w:pPr>
+              <w:spacing w:before="60" w:after="60"/>
+            </w:pPr>
+            <w:r>
               <w:t>「以下收件人已加入課程，但通知信寄送失敗，請改以其他方式告知」</w:t>
             </w:r>
           </w:p>
         </w:tc>
         <w:tc>
           <w:tcPr>
-            <w:tcW w:w="4768" w:type="dxa"/>
+            <w:tcW w:w="4964" w:type="dxa"/>
           </w:tcPr>
           <w:p>
             <w:pPr>
@@ -10353,7 +10597,11 @@
               <w:t>已經在學員清單裡了</w:t>
             </w:r>
             <w:r>
-              <w:t>，只有通知信沒寄出去。系統沒有重寄功能，請自行以其他方式告知他們課程已開放</w:t>
+              <w:t>，只有通知信沒寄出去。系統沒有重寄功能，請自行以其他</w:t>
+            </w:r>
+            <w:r>
+              <w:lastRenderedPageBreak/>
+              <w:t>方式告知他們課程已開放</w:t>
             </w:r>
           </w:p>
         </w:tc>
@@ -10361,20 +10609,21 @@
       <w:tr>
         <w:tc>
           <w:tcPr>
-            <w:tcW w:w="4592" w:type="dxa"/>
-          </w:tcPr>
-          <w:p>
-            <w:pPr>
-              <w:spacing w:before="60" w:after="60"/>
-            </w:pPr>
-            <w:r>
+            <w:tcW w:w="4396" w:type="dxa"/>
+          </w:tcPr>
+          <w:p>
+            <w:pPr>
+              <w:spacing w:before="60" w:after="60"/>
+            </w:pPr>
+            <w:r>
+              <w:lastRenderedPageBreak/>
               <w:t>「此文件已廢止」</w:t>
             </w:r>
           </w:p>
         </w:tc>
         <w:tc>
           <w:tcPr>
-            <w:tcW w:w="4768" w:type="dxa"/>
+            <w:tcW w:w="4964" w:type="dxa"/>
           </w:tcPr>
           <w:p>
             <w:pPr>
@@ -10398,7 +10647,7 @@
       <w:tr>
         <w:tc>
           <w:tcPr>
-            <w:tcW w:w="4592" w:type="dxa"/>
+            <w:tcW w:w="4396" w:type="dxa"/>
           </w:tcPr>
           <w:p>
             <w:pPr>
@@ -10411,7 +10660,7 @@
         </w:tc>
         <w:tc>
           <w:tcPr>
-            <w:tcW w:w="4768" w:type="dxa"/>
+            <w:tcW w:w="4964" w:type="dxa"/>
           </w:tcPr>
           <w:p>
             <w:pPr>
@@ -10426,7 +10675,7 @@
       <w:tr>
         <w:tc>
           <w:tcPr>
-            <w:tcW w:w="4592" w:type="dxa"/>
+            <w:tcW w:w="4396" w:type="dxa"/>
           </w:tcPr>
           <w:p>
             <w:pPr>
@@ -10439,7 +10688,7 @@
         </w:tc>
         <w:tc>
           <w:tcPr>
-            <w:tcW w:w="4768" w:type="dxa"/>
+            <w:tcW w:w="4964" w:type="dxa"/>
           </w:tcPr>
           <w:p>
             <w:pPr>
@@ -10454,7 +10703,7 @@
       <w:tr>
         <w:tc>
           <w:tcPr>
-            <w:tcW w:w="4592" w:type="dxa"/>
+            <w:tcW w:w="4396" w:type="dxa"/>
           </w:tcPr>
           <w:p>
             <w:pPr>
@@ -10479,7 +10728,7 @@
         </w:tc>
         <w:tc>
           <w:tcPr>
-            <w:tcW w:w="4768" w:type="dxa"/>
+            <w:tcW w:w="4964" w:type="dxa"/>
           </w:tcPr>
           <w:p>
             <w:pPr>
@@ -10503,7 +10752,7 @@
       <w:tr>
         <w:tc>
           <w:tcPr>
-            <w:tcW w:w="4592" w:type="dxa"/>
+            <w:tcW w:w="4396" w:type="dxa"/>
           </w:tcPr>
           <w:p>
             <w:pPr>
@@ -10516,7 +10765,7 @@
         </w:tc>
         <w:tc>
           <w:tcPr>
-            <w:tcW w:w="4768" w:type="dxa"/>
+            <w:tcW w:w="4964" w:type="dxa"/>
           </w:tcPr>
           <w:p>
             <w:pPr>
@@ -10542,7 +10791,7 @@
       <w:pPr>
         <w:pStyle w:val="2"/>
       </w:pPr>
-      <w:bookmarkStart w:id="19" w:name="_Toc243386872"/>
+      <w:bookmarkStart w:id="19" w:name="_Toc243395850"/>
       <w:r>
         <w:t>三、送出後的結果訊息</w:t>
       </w:r>
@@ -10556,13 +10805,13 @@
         <w:tblLook w:val="04A0" w:firstRow="1" w:lastRow="0" w:firstColumn="1" w:lastColumn="0" w:noHBand="0" w:noVBand="1"/>
       </w:tblPr>
       <w:tblGrid>
-        <w:gridCol w:w="3978"/>
-        <w:gridCol w:w="5382"/>
+        <w:gridCol w:w="4011"/>
+        <w:gridCol w:w="5349"/>
       </w:tblGrid>
       <w:tr>
         <w:tc>
           <w:tcPr>
-            <w:tcW w:w="3978" w:type="dxa"/>
+            <w:tcW w:w="4011" w:type="dxa"/>
           </w:tcPr>
           <w:p>
             <w:pPr>
@@ -10578,7 +10827,7 @@
         </w:tc>
         <w:tc>
           <w:tcPr>
-            <w:tcW w:w="5382" w:type="dxa"/>
+            <w:tcW w:w="5349" w:type="dxa"/>
           </w:tcPr>
           <w:p>
             <w:pPr>
@@ -10596,7 +10845,7 @@
       <w:tr>
         <w:tc>
           <w:tcPr>
-            <w:tcW w:w="3978" w:type="dxa"/>
+            <w:tcW w:w="4011" w:type="dxa"/>
           </w:tcPr>
           <w:p>
             <w:pPr>
@@ -10609,7 +10858,7 @@
         </w:tc>
         <w:tc>
           <w:tcPr>
-            <w:tcW w:w="5382" w:type="dxa"/>
+            <w:tcW w:w="5349" w:type="dxa"/>
           </w:tcPr>
           <w:p>
             <w:pPr>
@@ -10624,7 +10873,7 @@
       <w:tr>
         <w:tc>
           <w:tcPr>
-            <w:tcW w:w="3978" w:type="dxa"/>
+            <w:tcW w:w="4011" w:type="dxa"/>
           </w:tcPr>
           <w:p>
             <w:pPr>
@@ -10637,7 +10886,7 @@
         </w:tc>
         <w:tc>
           <w:tcPr>
-            <w:tcW w:w="5382" w:type="dxa"/>
+            <w:tcW w:w="5349" w:type="dxa"/>
           </w:tcPr>
           <w:p>
             <w:pPr>
@@ -10652,7 +10901,7 @@
       <w:tr>
         <w:tc>
           <w:tcPr>
-            <w:tcW w:w="3978" w:type="dxa"/>
+            <w:tcW w:w="4011" w:type="dxa"/>
           </w:tcPr>
           <w:p>
             <w:pPr>
@@ -10665,7 +10914,7 @@
         </w:tc>
         <w:tc>
           <w:tcPr>
-            <w:tcW w:w="5382" w:type="dxa"/>
+            <w:tcW w:w="5349" w:type="dxa"/>
           </w:tcPr>
           <w:p>
             <w:pPr>
@@ -10680,7 +10929,7 @@
       <w:tr>
         <w:tc>
           <w:tcPr>
-            <w:tcW w:w="3978" w:type="dxa"/>
+            <w:tcW w:w="4011" w:type="dxa"/>
           </w:tcPr>
           <w:p>
             <w:pPr>
@@ -10693,7 +10942,7 @@
         </w:tc>
         <w:tc>
           <w:tcPr>
-            <w:tcW w:w="5382" w:type="dxa"/>
+            <w:tcW w:w="5349" w:type="dxa"/>
           </w:tcPr>
           <w:p>
             <w:pPr>
@@ -10708,7 +10957,7 @@
       <w:tr>
         <w:tc>
           <w:tcPr>
-            <w:tcW w:w="3978" w:type="dxa"/>
+            <w:tcW w:w="4011" w:type="dxa"/>
           </w:tcPr>
           <w:p>
             <w:pPr>
@@ -10721,7 +10970,7 @@
         </w:tc>
         <w:tc>
           <w:tcPr>
-            <w:tcW w:w="5382" w:type="dxa"/>
+            <w:tcW w:w="5349" w:type="dxa"/>
           </w:tcPr>
           <w:p>
             <w:pPr>
@@ -10736,7 +10985,7 @@
       <w:tr>
         <w:tc>
           <w:tcPr>
-            <w:tcW w:w="3978" w:type="dxa"/>
+            <w:tcW w:w="4011" w:type="dxa"/>
           </w:tcPr>
           <w:p>
             <w:pPr>
@@ -10749,7 +10998,7 @@
         </w:tc>
         <w:tc>
           <w:tcPr>
-            <w:tcW w:w="5382" w:type="dxa"/>
+            <w:tcW w:w="5349" w:type="dxa"/>
           </w:tcPr>
           <w:p>
             <w:pPr>
@@ -10764,7 +11013,7 @@
       <w:tr>
         <w:tc>
           <w:tcPr>
-            <w:tcW w:w="3978" w:type="dxa"/>
+            <w:tcW w:w="4011" w:type="dxa"/>
           </w:tcPr>
           <w:p>
             <w:pPr>
@@ -10777,7 +11026,7 @@
         </w:tc>
         <w:tc>
           <w:tcPr>
-            <w:tcW w:w="5382" w:type="dxa"/>
+            <w:tcW w:w="5349" w:type="dxa"/>
           </w:tcPr>
           <w:p>
             <w:pPr>
@@ -10792,7 +11041,7 @@
       <w:tr>
         <w:tc>
           <w:tcPr>
-            <w:tcW w:w="3978" w:type="dxa"/>
+            <w:tcW w:w="4011" w:type="dxa"/>
           </w:tcPr>
           <w:p>
             <w:pPr>
@@ -10805,7 +11054,7 @@
         </w:tc>
         <w:tc>
           <w:tcPr>
-            <w:tcW w:w="5382" w:type="dxa"/>
+            <w:tcW w:w="5349" w:type="dxa"/>
           </w:tcPr>
           <w:p>
             <w:pPr>
@@ -10820,7 +11069,7 @@
       <w:tr>
         <w:tc>
           <w:tcPr>
-            <w:tcW w:w="3978" w:type="dxa"/>
+            <w:tcW w:w="4011" w:type="dxa"/>
           </w:tcPr>
           <w:p>
             <w:pPr>
@@ -10839,7 +11088,7 @@
         </w:tc>
         <w:tc>
           <w:tcPr>
-            <w:tcW w:w="5382" w:type="dxa"/>
+            <w:tcW w:w="5349" w:type="dxa"/>
           </w:tcPr>
           <w:p>
             <w:pPr>
@@ -10854,7 +11103,7 @@
       <w:tr>
         <w:tc>
           <w:tcPr>
-            <w:tcW w:w="3978" w:type="dxa"/>
+            <w:tcW w:w="4011" w:type="dxa"/>
           </w:tcPr>
           <w:p>
             <w:pPr>
@@ -10867,24 +11116,19 @@
               <w:t xml:space="preserve"> N </w:t>
             </w:r>
             <w:r>
-              <w:t>位加入課程並寄出通知</w:t>
-            </w:r>
-            <w:r>
-              <w:lastRenderedPageBreak/>
-              <w:t>信」</w:t>
-            </w:r>
-          </w:p>
-        </w:tc>
-        <w:tc>
-          <w:tcPr>
-            <w:tcW w:w="5382" w:type="dxa"/>
-          </w:tcPr>
-          <w:p>
-            <w:pPr>
-              <w:spacing w:before="60" w:after="60"/>
-            </w:pPr>
-            <w:r>
-              <w:lastRenderedPageBreak/>
+              <w:t>位加入課程並寄出通知信」</w:t>
+            </w:r>
+          </w:p>
+        </w:tc>
+        <w:tc>
+          <w:tcPr>
+            <w:tcW w:w="5349" w:type="dxa"/>
+          </w:tcPr>
+          <w:p>
+            <w:pPr>
+              <w:spacing w:before="60" w:after="60"/>
+            </w:pPr>
+            <w:r>
               <w:t xml:space="preserve">Email </w:t>
             </w:r>
             <w:r>
@@ -10896,7 +11140,7 @@
       <w:tr>
         <w:tc>
           <w:tcPr>
-            <w:tcW w:w="3978" w:type="dxa"/>
+            <w:tcW w:w="4011" w:type="dxa"/>
           </w:tcPr>
           <w:p>
             <w:pPr>
@@ -10909,7 +11153,7 @@
         </w:tc>
         <w:tc>
           <w:tcPr>
-            <w:tcW w:w="5382" w:type="dxa"/>
+            <w:tcW w:w="5349" w:type="dxa"/>
           </w:tcPr>
           <w:p>
             <w:pPr>
@@ -10924,14 +11168,18 @@
       <w:tr>
         <w:tc>
           <w:tcPr>
-            <w:tcW w:w="3978" w:type="dxa"/>
-          </w:tcPr>
-          <w:p>
-            <w:pPr>
-              <w:spacing w:before="60" w:after="60"/>
-            </w:pPr>
-            <w:r>
-              <w:t>「課程已重新開課，已依受訓對象帶入</w:t>
+            <w:tcW w:w="4011" w:type="dxa"/>
+          </w:tcPr>
+          <w:p>
+            <w:pPr>
+              <w:spacing w:before="60" w:after="60"/>
+            </w:pPr>
+            <w:r>
+              <w:t>「課程已重新開課，已依受訓對象</w:t>
+            </w:r>
+            <w:r>
+              <w:lastRenderedPageBreak/>
+              <w:t>帶入</w:t>
             </w:r>
             <w:r>
               <w:t xml:space="preserve"> N </w:t>
@@ -10943,14 +11191,69 @@
         </w:tc>
         <w:tc>
           <w:tcPr>
-            <w:tcW w:w="5382" w:type="dxa"/>
-          </w:tcPr>
-          <w:p>
-            <w:pPr>
-              <w:spacing w:before="60" w:after="60"/>
-            </w:pPr>
-            <w:r>
-              <w:t>按「更新並重開課」完成，課程回到已發布，視窗另顯示邀請碼；邀請碼恢復有效，學員進度保留</w:t>
+            <w:tcW w:w="5349" w:type="dxa"/>
+          </w:tcPr>
+          <w:p>
+            <w:pPr>
+              <w:spacing w:before="60" w:after="60"/>
+            </w:pPr>
+            <w:r>
+              <w:lastRenderedPageBreak/>
+              <w:t>按「更新並重開課」完成，課程回到已發布，視</w:t>
+            </w:r>
+            <w:r>
+              <w:lastRenderedPageBreak/>
+              <w:t>窗另顯示邀請碼；邀請碼恢復有效，學員進度保留</w:t>
+            </w:r>
+          </w:p>
+        </w:tc>
+      </w:tr>
+      <w:tr>
+        <w:tc>
+          <w:tcPr>
+            <w:tcW w:w="4011" w:type="dxa"/>
+          </w:tcPr>
+          <w:p>
+            <w:pPr>
+              <w:spacing w:before="60" w:after="60"/>
+            </w:pPr>
+            <w:r>
+              <w:lastRenderedPageBreak/>
+              <w:t>「課程已重新開課。本次沒有新的學員被自動帶入</w:t>
+            </w:r>
+            <w:r>
+              <w:t>——</w:t>
+            </w:r>
+            <w:r>
+              <w:t>符合受訓對象的人多半已在課程中。原有學員可直接繼續學習。」</w:t>
+            </w:r>
+          </w:p>
+        </w:tc>
+        <w:tc>
+          <w:tcPr>
+            <w:tcW w:w="5349" w:type="dxa"/>
+          </w:tcPr>
+          <w:p>
+            <w:pPr>
+              <w:spacing w:before="60" w:after="60"/>
+            </w:pPr>
+            <w:r>
+              <w:t>按「更新並重開課」完成，但本次沒有新的學員被帶入。重新開課只計新加入者，符合受訓對象的人多半在關閉前就已加入，</w:t>
+            </w:r>
+            <w:r>
+              <w:rPr>
+                <w:b/>
+              </w:rPr>
+              <w:t>不必檢查受訓對象設定</w:t>
+            </w:r>
+            <w:r>
+              <w:t>；這與發布時的</w:t>
+            </w:r>
+            <w:r>
+              <w:t xml:space="preserve"> 0 </w:t>
+            </w:r>
+            <w:r>
+              <w:t>人（真的沒人符合，需檢查設定）意思不同</w:t>
             </w:r>
           </w:p>
         </w:tc>
@@ -10958,7 +11261,7 @@
     </w:tbl>
     <w:p/>
     <w:sectPr>
-      <w:footerReference w:type="default" r:id="rId40"/>
+      <w:footerReference w:type="default" r:id="rId43"/>
       <w:pgSz w:w="12240" w:h="15840"/>
       <w:pgMar w:top="1440" w:right="1440" w:bottom="1440" w:left="1440" w:header="720" w:footer="720" w:gutter="0"/>
       <w:pgNumType w:start="1"/>
@@ -11062,7 +11365,7 @@
         <w:noProof/>
         <w:sz w:val="20"/>
       </w:rPr>
-      <w:t>25</w:t>
+      <w:t>28</w:t>
     </w:r>
     <w:r>
       <w:rPr>
@@ -11119,9 +11422,9 @@
     </w:lvl>
   </w:abstractNum>
   <w:abstractNum w:abstractNumId="1" w15:restartNumberingAfterBreak="0">
-    <w:nsid w:val="5214137F"/>
+    <w:nsid w:val="40971BE0"/>
     <w:multiLevelType w:val="multilevel"/>
-    <w:tmpl w:val="6066B218"/>
+    <w:tmpl w:val="1B143E12"/>
     <w:lvl w:ilvl="0">
       <w:start w:val="1"/>
       <w:numFmt w:val="bullet"/>
@@ -23225,7 +23528,7 @@
 </file>
 
 <file path=customXml/itemProps1.xml><?xml version="1.0" encoding="utf-8"?>
-<ds:datastoreItem xmlns:ds="http://schemas.openxmlformats.org/officeDocument/2006/customXml" ds:itemID="{9929F3B8-7934-4E8B-A942-3E8804123067}">
+<ds:datastoreItem xmlns:ds="http://schemas.openxmlformats.org/officeDocument/2006/customXml" ds:itemID="{CF02AAE0-F4BC-414A-AEFE-42E42FC1798F}">
   <ds:schemaRefs>
     <ds:schemaRef ds:uri="http://schemas.openxmlformats.org/officeDocument/2006/bibliography"/>
   </ds:schemaRefs>

--- a/docs/manuals/et/ET05-課程建立與編輯.docx
+++ b/docs/manuals/et/ET05-課程建立與編輯.docx
@@ -516,7 +516,7 @@
       <w:r>
         <w:fldChar w:fldCharType="separate"/>
       </w:r>
-      <w:hyperlink w:anchor="_Toc243395832" w:history="1">
+      <w:hyperlink w:anchor="_Toc243399638" w:history="1">
         <w:r>
           <w:rPr>
             <w:rStyle w:val="affb"/>
@@ -544,7 +544,7 @@
             <w:noProof/>
             <w:webHidden/>
           </w:rPr>
-          <w:instrText xml:space="preserve"> PAGEREF _Toc243395832 \h </w:instrText>
+          <w:instrText xml:space="preserve"> PAGEREF _Toc243399638 \h </w:instrText>
         </w:r>
         <w:r>
           <w:rPr>
@@ -589,7 +589,7 @@
           <w:szCs w:val="22"/>
         </w:rPr>
       </w:pPr>
-      <w:hyperlink w:anchor="_Toc243395833" w:history="1">
+      <w:hyperlink w:anchor="_Toc243399639" w:history="1">
         <w:r>
           <w:rPr>
             <w:rStyle w:val="affb"/>
@@ -617,7 +617,7 @@
             <w:noProof/>
             <w:webHidden/>
           </w:rPr>
-          <w:instrText xml:space="preserve"> PAGEREF _Toc243395833 \h </w:instrText>
+          <w:instrText xml:space="preserve"> PAGEREF _Toc243399639 \h </w:instrText>
         </w:r>
         <w:r>
           <w:rPr>
@@ -662,7 +662,7 @@
           <w:szCs w:val="22"/>
         </w:rPr>
       </w:pPr>
-      <w:hyperlink w:anchor="_Toc243395834" w:history="1">
+      <w:hyperlink w:anchor="_Toc243399640" w:history="1">
         <w:r>
           <w:rPr>
             <w:rStyle w:val="affb"/>
@@ -690,7 +690,7 @@
             <w:noProof/>
             <w:webHidden/>
           </w:rPr>
-          <w:instrText xml:space="preserve"> PAGEREF _Toc243395834 \h </w:instrText>
+          <w:instrText xml:space="preserve"> PAGEREF _Toc243399640 \h </w:instrText>
         </w:r>
         <w:r>
           <w:rPr>
@@ -735,7 +735,7 @@
           <w:szCs w:val="22"/>
         </w:rPr>
       </w:pPr>
-      <w:hyperlink w:anchor="_Toc243395835" w:history="1">
+      <w:hyperlink w:anchor="_Toc243399641" w:history="1">
         <w:r>
           <w:rPr>
             <w:rStyle w:val="affb"/>
@@ -763,7 +763,7 @@
             <w:noProof/>
             <w:webHidden/>
           </w:rPr>
-          <w:instrText xml:space="preserve"> PAGEREF _Toc243395835 \h </w:instrText>
+          <w:instrText xml:space="preserve"> PAGEREF _Toc243399641 \h </w:instrText>
         </w:r>
         <w:r>
           <w:rPr>
@@ -808,7 +808,7 @@
           <w:szCs w:val="22"/>
         </w:rPr>
       </w:pPr>
-      <w:hyperlink w:anchor="_Toc243395836" w:history="1">
+      <w:hyperlink w:anchor="_Toc243399642" w:history="1">
         <w:r>
           <w:rPr>
             <w:rStyle w:val="affb"/>
@@ -836,7 +836,7 @@
             <w:noProof/>
             <w:webHidden/>
           </w:rPr>
-          <w:instrText xml:space="preserve"> PAGEREF _Toc243395836 \h </w:instrText>
+          <w:instrText xml:space="preserve"> PAGEREF _Toc243399642 \h </w:instrText>
         </w:r>
         <w:r>
           <w:rPr>
@@ -881,7 +881,7 @@
           <w:szCs w:val="22"/>
         </w:rPr>
       </w:pPr>
-      <w:hyperlink w:anchor="_Toc243395837" w:history="1">
+      <w:hyperlink w:anchor="_Toc243399643" w:history="1">
         <w:r>
           <w:rPr>
             <w:rStyle w:val="affb"/>
@@ -909,7 +909,7 @@
             <w:noProof/>
             <w:webHidden/>
           </w:rPr>
-          <w:instrText xml:space="preserve"> PAGEREF _Toc243395837 \h </w:instrText>
+          <w:instrText xml:space="preserve"> PAGEREF _Toc243399643 \h </w:instrText>
         </w:r>
         <w:r>
           <w:rPr>
@@ -954,7 +954,7 @@
           <w:szCs w:val="22"/>
         </w:rPr>
       </w:pPr>
-      <w:hyperlink w:anchor="_Toc243395838" w:history="1">
+      <w:hyperlink w:anchor="_Toc243399644" w:history="1">
         <w:r>
           <w:rPr>
             <w:rStyle w:val="affb"/>
@@ -982,7 +982,7 @@
             <w:noProof/>
             <w:webHidden/>
           </w:rPr>
-          <w:instrText xml:space="preserve"> PAGEREF _Toc243395838 \h </w:instrText>
+          <w:instrText xml:space="preserve"> PAGEREF _Toc243399644 \h </w:instrText>
         </w:r>
         <w:r>
           <w:rPr>
@@ -1027,7 +1027,7 @@
           <w:szCs w:val="22"/>
         </w:rPr>
       </w:pPr>
-      <w:hyperlink w:anchor="_Toc243395839" w:history="1">
+      <w:hyperlink w:anchor="_Toc243399645" w:history="1">
         <w:r>
           <w:rPr>
             <w:rStyle w:val="affb"/>
@@ -1055,7 +1055,7 @@
             <w:noProof/>
             <w:webHidden/>
           </w:rPr>
-          <w:instrText xml:space="preserve"> PAGEREF _Toc243395839 \h </w:instrText>
+          <w:instrText xml:space="preserve"> PAGEREF _Toc243399645 \h </w:instrText>
         </w:r>
         <w:r>
           <w:rPr>
@@ -1100,7 +1100,7 @@
           <w:szCs w:val="22"/>
         </w:rPr>
       </w:pPr>
-      <w:hyperlink w:anchor="_Toc243395840" w:history="1">
+      <w:hyperlink w:anchor="_Toc243399646" w:history="1">
         <w:r>
           <w:rPr>
             <w:rStyle w:val="affb"/>
@@ -1128,7 +1128,7 @@
             <w:noProof/>
             <w:webHidden/>
           </w:rPr>
-          <w:instrText xml:space="preserve"> PAGEREF _Toc243395840 \h </w:instrText>
+          <w:instrText xml:space="preserve"> PAGEREF _Toc243399646 \h </w:instrText>
         </w:r>
         <w:r>
           <w:rPr>
@@ -1173,7 +1173,7 @@
           <w:szCs w:val="22"/>
         </w:rPr>
       </w:pPr>
-      <w:hyperlink w:anchor="_Toc243395841" w:history="1">
+      <w:hyperlink w:anchor="_Toc243399647" w:history="1">
         <w:r>
           <w:rPr>
             <w:rStyle w:val="affb"/>
@@ -1201,7 +1201,7 @@
             <w:noProof/>
             <w:webHidden/>
           </w:rPr>
-          <w:instrText xml:space="preserve"> PAGEREF _Toc243395841 \h </w:instrText>
+          <w:instrText xml:space="preserve"> PAGEREF _Toc243399647 \h </w:instrText>
         </w:r>
         <w:r>
           <w:rPr>
@@ -1246,7 +1246,7 @@
           <w:szCs w:val="22"/>
         </w:rPr>
       </w:pPr>
-      <w:hyperlink w:anchor="_Toc243395842" w:history="1">
+      <w:hyperlink w:anchor="_Toc243399648" w:history="1">
         <w:r>
           <w:rPr>
             <w:rStyle w:val="affb"/>
@@ -1274,7 +1274,7 @@
             <w:noProof/>
             <w:webHidden/>
           </w:rPr>
-          <w:instrText xml:space="preserve"> PAGEREF _Toc243395842 \h </w:instrText>
+          <w:instrText xml:space="preserve"> PAGEREF _Toc243399648 \h </w:instrText>
         </w:r>
         <w:r>
           <w:rPr>
@@ -1319,7 +1319,7 @@
           <w:szCs w:val="22"/>
         </w:rPr>
       </w:pPr>
-      <w:hyperlink w:anchor="_Toc243395843" w:history="1">
+      <w:hyperlink w:anchor="_Toc243399649" w:history="1">
         <w:r>
           <w:rPr>
             <w:rStyle w:val="affb"/>
@@ -1347,7 +1347,7 @@
             <w:noProof/>
             <w:webHidden/>
           </w:rPr>
-          <w:instrText xml:space="preserve"> PAGEREF _Toc243395843 \h </w:instrText>
+          <w:instrText xml:space="preserve"> PAGEREF _Toc243399649 \h </w:instrText>
         </w:r>
         <w:r>
           <w:rPr>
@@ -1392,7 +1392,7 @@
           <w:szCs w:val="22"/>
         </w:rPr>
       </w:pPr>
-      <w:hyperlink w:anchor="_Toc243395844" w:history="1">
+      <w:hyperlink w:anchor="_Toc243399650" w:history="1">
         <w:r>
           <w:rPr>
             <w:rStyle w:val="affb"/>
@@ -1420,7 +1420,7 @@
             <w:noProof/>
             <w:webHidden/>
           </w:rPr>
-          <w:instrText xml:space="preserve"> PAGEREF _Toc243395844 \h </w:instrText>
+          <w:instrText xml:space="preserve"> PAGEREF _Toc243399650 \h </w:instrText>
         </w:r>
         <w:r>
           <w:rPr>
@@ -1465,7 +1465,7 @@
           <w:szCs w:val="22"/>
         </w:rPr>
       </w:pPr>
-      <w:hyperlink w:anchor="_Toc243395845" w:history="1">
+      <w:hyperlink w:anchor="_Toc243399651" w:history="1">
         <w:r>
           <w:rPr>
             <w:rStyle w:val="affb"/>
@@ -1493,7 +1493,7 @@
             <w:noProof/>
             <w:webHidden/>
           </w:rPr>
-          <w:instrText xml:space="preserve"> PAGEREF _Toc243395845 \h </w:instrText>
+          <w:instrText xml:space="preserve"> PAGEREF _Toc243399651 \h </w:instrText>
         </w:r>
         <w:r>
           <w:rPr>
@@ -1538,7 +1538,7 @@
           <w:szCs w:val="22"/>
         </w:rPr>
       </w:pPr>
-      <w:hyperlink w:anchor="_Toc243395846" w:history="1">
+      <w:hyperlink w:anchor="_Toc243399652" w:history="1">
         <w:r>
           <w:rPr>
             <w:rStyle w:val="affb"/>
@@ -1566,7 +1566,7 @@
             <w:noProof/>
             <w:webHidden/>
           </w:rPr>
-          <w:instrText xml:space="preserve"> PAGEREF _Toc243395846 \h </w:instrText>
+          <w:instrText xml:space="preserve"> PAGEREF _Toc243399652 \h </w:instrText>
         </w:r>
         <w:r>
           <w:rPr>
@@ -1611,7 +1611,7 @@
           <w:szCs w:val="22"/>
         </w:rPr>
       </w:pPr>
-      <w:hyperlink w:anchor="_Toc243395847" w:history="1">
+      <w:hyperlink w:anchor="_Toc243399653" w:history="1">
         <w:r>
           <w:rPr>
             <w:rStyle w:val="affb"/>
@@ -1639,7 +1639,7 @@
             <w:noProof/>
             <w:webHidden/>
           </w:rPr>
-          <w:instrText xml:space="preserve"> PAGEREF _Toc243395847 \h </w:instrText>
+          <w:instrText xml:space="preserve"> PAGEREF _Toc243399653 \h </w:instrText>
         </w:r>
         <w:r>
           <w:rPr>
@@ -1684,7 +1684,7 @@
           <w:szCs w:val="22"/>
         </w:rPr>
       </w:pPr>
-      <w:hyperlink w:anchor="_Toc243395848" w:history="1">
+      <w:hyperlink w:anchor="_Toc243399654" w:history="1">
         <w:r>
           <w:rPr>
             <w:rStyle w:val="affb"/>
@@ -1712,7 +1712,7 @@
             <w:noProof/>
             <w:webHidden/>
           </w:rPr>
-          <w:instrText xml:space="preserve"> PAGEREF _Toc243395848 \h </w:instrText>
+          <w:instrText xml:space="preserve"> PAGEREF _Toc243399654 \h </w:instrText>
         </w:r>
         <w:r>
           <w:rPr>
@@ -1757,7 +1757,7 @@
           <w:szCs w:val="22"/>
         </w:rPr>
       </w:pPr>
-      <w:hyperlink w:anchor="_Toc243395849" w:history="1">
+      <w:hyperlink w:anchor="_Toc243399655" w:history="1">
         <w:r>
           <w:rPr>
             <w:rStyle w:val="affb"/>
@@ -1785,80 +1785,7 @@
             <w:noProof/>
             <w:webHidden/>
           </w:rPr>
-          <w:instrText xml:space="preserve"> PAGEREF _Toc243395849 \h </w:instrText>
-        </w:r>
-        <w:r>
-          <w:rPr>
-            <w:noProof/>
-            <w:webHidden/>
-          </w:rPr>
-        </w:r>
-        <w:r>
-          <w:rPr>
-            <w:noProof/>
-            <w:webHidden/>
-          </w:rPr>
-          <w:fldChar w:fldCharType="separate"/>
-        </w:r>
-        <w:r>
-          <w:rPr>
-            <w:noProof/>
-            <w:webHidden/>
-          </w:rPr>
-          <w:t>26</w:t>
-        </w:r>
-        <w:r>
-          <w:rPr>
-            <w:noProof/>
-            <w:webHidden/>
-          </w:rPr>
-          <w:fldChar w:fldCharType="end"/>
-        </w:r>
-      </w:hyperlink>
-    </w:p>
-    <w:p>
-      <w:pPr>
-        <w:pStyle w:val="2a"/>
-        <w:tabs>
-          <w:tab w:val="right" w:leader="dot" w:pos="9350"/>
-        </w:tabs>
-        <w:rPr>
-          <w:rFonts w:asciiTheme="minorHAnsi" w:eastAsiaTheme="minorEastAsia" w:hAnsiTheme="minorHAnsi" w:cstheme="minorBidi"/>
-          <w:noProof/>
-          <w:color w:val="auto"/>
-          <w:kern w:val="2"/>
-          <w:szCs w:val="22"/>
-        </w:rPr>
-      </w:pPr>
-      <w:hyperlink w:anchor="_Toc243395850" w:history="1">
-        <w:r>
-          <w:rPr>
-            <w:rStyle w:val="affb"/>
-            <w:rFonts w:hint="eastAsia"/>
-            <w:noProof/>
-          </w:rPr>
-          <w:t>三、送出後的結果訊息</w:t>
-        </w:r>
-        <w:r>
-          <w:rPr>
-            <w:noProof/>
-            <w:webHidden/>
-          </w:rPr>
-          <w:tab/>
-        </w:r>
-        <w:r>
-          <w:rPr>
-            <w:noProof/>
-            <w:webHidden/>
-          </w:rPr>
-          <w:fldChar w:fldCharType="begin"/>
-        </w:r>
-        <w:r>
-          <w:rPr>
-            <w:noProof/>
-            <w:webHidden/>
-          </w:rPr>
-          <w:instrText xml:space="preserve"> PAGEREF _Toc243395850 \h </w:instrText>
+          <w:instrText xml:space="preserve"> PAGEREF _Toc243399655 \h </w:instrText>
         </w:r>
         <w:r>
           <w:rPr>
@@ -1890,6 +1817,79 @@
       </w:hyperlink>
     </w:p>
     <w:p>
+      <w:pPr>
+        <w:pStyle w:val="2a"/>
+        <w:tabs>
+          <w:tab w:val="right" w:leader="dot" w:pos="9350"/>
+        </w:tabs>
+        <w:rPr>
+          <w:rFonts w:asciiTheme="minorHAnsi" w:eastAsiaTheme="minorEastAsia" w:hAnsiTheme="minorHAnsi" w:cstheme="minorBidi"/>
+          <w:noProof/>
+          <w:color w:val="auto"/>
+          <w:kern w:val="2"/>
+          <w:szCs w:val="22"/>
+        </w:rPr>
+      </w:pPr>
+      <w:hyperlink w:anchor="_Toc243399656" w:history="1">
+        <w:r>
+          <w:rPr>
+            <w:rStyle w:val="affb"/>
+            <w:rFonts w:hint="eastAsia"/>
+            <w:noProof/>
+          </w:rPr>
+          <w:t>三、送出後的結果訊息</w:t>
+        </w:r>
+        <w:r>
+          <w:rPr>
+            <w:noProof/>
+            <w:webHidden/>
+          </w:rPr>
+          <w:tab/>
+        </w:r>
+        <w:r>
+          <w:rPr>
+            <w:noProof/>
+            <w:webHidden/>
+          </w:rPr>
+          <w:fldChar w:fldCharType="begin"/>
+        </w:r>
+        <w:r>
+          <w:rPr>
+            <w:noProof/>
+            <w:webHidden/>
+          </w:rPr>
+          <w:instrText xml:space="preserve"> PAGEREF _Toc243399656 \h </w:instrText>
+        </w:r>
+        <w:r>
+          <w:rPr>
+            <w:noProof/>
+            <w:webHidden/>
+          </w:rPr>
+        </w:r>
+        <w:r>
+          <w:rPr>
+            <w:noProof/>
+            <w:webHidden/>
+          </w:rPr>
+          <w:fldChar w:fldCharType="separate"/>
+        </w:r>
+        <w:r>
+          <w:rPr>
+            <w:noProof/>
+            <w:webHidden/>
+          </w:rPr>
+          <w:t>27</w:t>
+        </w:r>
+        <w:r>
+          <w:rPr>
+            <w:noProof/>
+            <w:webHidden/>
+          </w:rPr>
+          <w:fldChar w:fldCharType="end"/>
+        </w:r>
+      </w:hyperlink>
+    </w:p>
+    <w:p>
       <w:r>
         <w:fldChar w:fldCharType="end"/>
       </w:r>
@@ -1908,7 +1908,7 @@
       <w:pPr>
         <w:pStyle w:val="1"/>
       </w:pPr>
-      <w:bookmarkStart w:id="1" w:name="_Toc243395832"/>
+      <w:bookmarkStart w:id="1" w:name="_Toc243399638"/>
       <w:r>
         <w:lastRenderedPageBreak/>
         <w:t>壹、作業說明</w:t>
@@ -1919,7 +1919,7 @@
       <w:pPr>
         <w:pStyle w:val="2"/>
       </w:pPr>
-      <w:bookmarkStart w:id="2" w:name="_Toc243395833"/>
+      <w:bookmarkStart w:id="2" w:name="_Toc243399639"/>
       <w:r>
         <w:t>一、使用情境</w:t>
       </w:r>
@@ -2127,7 +2127,7 @@
       <w:pPr>
         <w:pStyle w:val="2"/>
       </w:pPr>
-      <w:bookmarkStart w:id="3" w:name="_Toc243395834"/>
+      <w:bookmarkStart w:id="3" w:name="_Toc243399640"/>
       <w:r>
         <w:t>二、進入路徑</w:t>
       </w:r>
@@ -2351,7 +2351,7 @@
       <w:pPr>
         <w:pStyle w:val="1"/>
       </w:pPr>
-      <w:bookmarkStart w:id="4" w:name="_Toc243395835"/>
+      <w:bookmarkStart w:id="4" w:name="_Toc243399641"/>
       <w:r>
         <w:lastRenderedPageBreak/>
         <w:t>貳、操作說明</w:t>
@@ -2362,7 +2362,7 @@
       <w:pPr>
         <w:pStyle w:val="2"/>
       </w:pPr>
-      <w:bookmarkStart w:id="5" w:name="_Toc243395836"/>
+      <w:bookmarkStart w:id="5" w:name="_Toc243399642"/>
       <w:r>
         <w:t>一、畫面與前置設定</w:t>
       </w:r>
@@ -3019,7 +3019,7 @@
       <w:pPr>
         <w:pStyle w:val="2"/>
       </w:pPr>
-      <w:bookmarkStart w:id="6" w:name="_Toc243395837"/>
+      <w:bookmarkStart w:id="6" w:name="_Toc243399643"/>
       <w:r>
         <w:t>二、建立課程基本資料</w:t>
       </w:r>
@@ -3601,7 +3601,7 @@
       <w:pPr>
         <w:pStyle w:val="2"/>
       </w:pPr>
-      <w:bookmarkStart w:id="7" w:name="_Toc243395838"/>
+      <w:bookmarkStart w:id="7" w:name="_Toc243399644"/>
       <w:r>
         <w:t>三、刪除草稿課程</w:t>
       </w:r>
@@ -3688,7 +3688,7 @@
       <w:pPr>
         <w:pStyle w:val="2"/>
       </w:pPr>
-      <w:bookmarkStart w:id="8" w:name="_Toc243395839"/>
+      <w:bookmarkStart w:id="8" w:name="_Toc243399645"/>
       <w:r>
         <w:t>四、編排章節</w:t>
       </w:r>
@@ -3981,14 +3981,14 @@
         <w:t>剛建立的項</w:t>
       </w:r>
       <w:r>
-        <w:t>目若在第一次儲存前就按「取消」，該項目會被移除，不會留下空白項目。</w:t>
+        <w:t>目若在第一次儲存前就關閉視窗（教材按「取消」、測驗按「關閉」），該項目會被移除，不會留下空白項目。</w:t>
       </w:r>
     </w:p>
     <w:p>
       <w:pPr>
         <w:pStyle w:val="2"/>
       </w:pPr>
-      <w:bookmarkStart w:id="9" w:name="_Toc243395840"/>
+      <w:bookmarkStart w:id="9" w:name="_Toc243399646"/>
       <w:r>
         <w:t>五、新增教材</w:t>
       </w:r>
@@ -4111,7 +4111,13 @@
               <w:t>500 MB</w:t>
             </w:r>
             <w:r>
-              <w:t>，由管理者於平台後台設定）；長度由系統自動解析</w:t>
+              <w:t>，由</w:t>
+            </w:r>
+            <w:r>
+              <w:t xml:space="preserve"> IT </w:t>
+            </w:r>
+            <w:r>
+              <w:t>人員於系統參數設定）；長度由系統自動解析</w:t>
             </w:r>
           </w:p>
         </w:tc>
@@ -4256,14 +4262,29 @@
         <w:ind w:firstLine="482"/>
       </w:pPr>
       <w:r>
+        <w:t>引用的文件於文件管理端發布新版本或被廢止時，系統於每日排程寄</w:t>
+      </w:r>
+      <w:r>
+        <w:t xml:space="preserve"> Email </w:t>
+      </w:r>
+      <w:r>
+        <w:t>通知課程建立者並列出受影響的課程：改版信提醒確認測驗題目是否仍符合新內</w:t>
+      </w:r>
+      <w:r>
+        <w:t>容（草稿課程不</w:t>
+      </w:r>
+      <w:r>
         <w:lastRenderedPageBreak/>
-        <w:t>引用的文件於文件管理端發布新版本或被廢止時，系統於每日排程寄</w:t>
-      </w:r>
-      <w:r>
-        <w:t xml:space="preserve"> Email </w:t>
-      </w:r>
-      <w:r>
-        <w:t>通知課程建立者並列出受影響的課程：改版信提醒確認測驗題目是否仍符合新內容（草稿課程不寄），廢止信提醒移除引用。剛加入引用時不寄信。</w:t>
+        <w:t>寄），廢止信提醒移除引用。剛加入引用時不寄信：改版信以加入引用後</w:t>
+      </w:r>
+      <w:r>
+        <w:rPr>
+          <w:b/>
+        </w:rPr>
+        <w:t>第一次排程執行時</w:t>
+      </w:r>
+      <w:r>
+        <w:t>的版本為基準，其後再發布的新版本才會寄信。</w:t>
       </w:r>
     </w:p>
     <w:p>
@@ -4271,10 +4292,7 @@
         <w:ind w:firstLine="482"/>
       </w:pPr>
       <w:r>
-        <w:t>引用的文件</w:t>
-      </w:r>
-      <w:r>
-        <w:t>若被廢止，該筆旁邊會顯示「此文件已廢止」標籤，而且</w:t>
+        <w:t>引用的文件若被廢止，該筆旁邊會顯示「此文件已廢止」標籤，而且</w:t>
       </w:r>
       <w:r>
         <w:rPr>
@@ -4290,7 +4308,7 @@
       <w:pPr>
         <w:pStyle w:val="2"/>
       </w:pPr>
-      <w:bookmarkStart w:id="10" w:name="_Toc243395841"/>
+      <w:bookmarkStart w:id="10" w:name="_Toc243399647"/>
       <w:r>
         <w:t>六、建立測驗與題目</w:t>
       </w:r>
@@ -4619,7 +4637,10 @@
         <w:t xml:space="preserve"> 6 </w:t>
       </w:r>
       <w:r>
-        <w:t>個，配分範圍</w:t>
+        <w:t>個，配分</w:t>
+      </w:r>
+      <w:r>
+        <w:t>範圍</w:t>
       </w:r>
       <w:r>
         <w:t xml:space="preserve"> 1 </w:t>
@@ -4814,7 +4835,10 @@
         <w:t>逐題建立的過程中總和本來就不會是</w:t>
       </w:r>
       <w:r>
-        <w:t xml:space="preserve"> 100</w:t>
+        <w:t xml:space="preserve"> </w:t>
+      </w:r>
+      <w:r>
+        <w:t>100</w:t>
       </w:r>
       <w:r>
         <w:t>，此處只是提醒。尚無題目的測驗，於章節的項目列上標示「尚無題目」。</w:t>
@@ -4826,10 +4850,7 @@
       </w:pPr>
       <w:r>
         <w:lastRenderedPageBreak/>
-        <w:t>題目呈現給學員的順序由系統自動洗牌，教師不需也無法指定，因此題</w:t>
-      </w:r>
-      <w:r>
-        <w:t>庫沒有拖曳排序的手把。</w:t>
+        <w:t>題目呈現給學員的順序由系統自動洗牌，教師不需也無法指定，因此題庫沒有拖曳排序的手把。</w:t>
       </w:r>
     </w:p>
     <w:p>
@@ -4880,7 +4901,10 @@
         <w:ind w:firstLine="482"/>
       </w:pPr>
       <w:r>
-        <w:t>測驗已有學員作答時，修改測驗設定或新增、修改、刪除題目，儲存前會跳出「是否要求學員重新測驗？」視窗，並顯示已作答的人數。題目有誤或內容大幅更動、原本的成績不再適用時，選「儲存並要求重測」：</w:t>
+        <w:t>測驗已有學員作答時，修改測驗設定或新增、修改、刪除題目，儲存前會跳出「是</w:t>
+      </w:r>
+      <w:r>
+        <w:t>否要求學員重新測驗？」視窗，並顯示已作答的人數。題目有誤或內容大幅更動、原本的成績不再適用時，選「儲存並要求重測」：</w:t>
       </w:r>
     </w:p>
     <w:tbl>
@@ -4938,10 +4962,7 @@
               <w:spacing w:before="60" w:after="60"/>
             </w:pPr>
             <w:r>
-              <w:t>儲存</w:t>
-            </w:r>
-            <w:r>
-              <w:t>並要求重測</w:t>
+              <w:t>儲存並要求重測</w:t>
             </w:r>
           </w:p>
         </w:tc>
@@ -5130,7 +5151,7 @@
       <w:pPr>
         <w:pStyle w:val="2"/>
       </w:pPr>
-      <w:bookmarkStart w:id="11" w:name="_Toc243395842"/>
+      <w:bookmarkStart w:id="11" w:name="_Toc243399648"/>
       <w:r>
         <w:t>七、建立課後問卷</w:t>
       </w:r>
@@ -5159,7 +5180,7 @@
       </w:pPr>
       <w:r>
         <w:lastRenderedPageBreak/>
-        <w:t>於「課後問卷」區按「新增問卷」，於「新增課後問卷」視窗填問卷名稱後按「建立」，同一視窗隨即切換為題目編輯，可接著逐題撰寫。之後要再修改時，按問卷卡片上的「編輯」。新增課程尚未儲存時按「新增問卷」，系統同樣會先自動存成草稿。</w:t>
+        <w:t>於「課後問卷」區按「新增問卷」，於「新增課後問卷」視窗填問卷名稱後按「建立」，同一視窗隨即切換為題目編輯，可接著逐題撰寫。問卷建立後「新增問卷」鈕即不再顯示，之後要再修改時，按問卷卡片上的「編輯」。新增課程尚未儲存時按「新增問卷」，系統會先檢查課程基本資料，接著在視窗中按下「建立」時自動把課程存成草稿（畫面顯示「已自動儲存草稿」），與新增教材或測驗相同。</w:t>
       </w:r>
     </w:p>
     <w:p>
@@ -5279,7 +5300,14 @@
           <w:color w:val="404040"/>
           <w:sz w:val="20"/>
         </w:rPr>
-        <w:t>問卷編輯視窗逐題列出單選與問答題，題目可拖曳調整順序</w:t>
+        <w:t>問卷編輯視窗逐題列出單選與問答題，題目</w:t>
+      </w:r>
+      <w:r>
+        <w:rPr>
+          <w:color w:val="404040"/>
+          <w:sz w:val="20"/>
+        </w:rPr>
+        <w:t>可拖曳調整順序</w:t>
       </w:r>
     </w:p>
     <w:p>
@@ -5453,7 +5481,7 @@
         <w:ind w:firstLine="482"/>
       </w:pPr>
       <w:r>
-        <w:t>由單選改為問答時，原本已填的選項會被清空。題目可拖曳調整順序。</w:t>
+        <w:t>由單選改為問答時，原本已填的選項會被清空；再改回單選時，選項欄回到兩個空白欄，須重新填寫。題目可拖曳調整順序。</w:t>
       </w:r>
     </w:p>
     <w:p>
@@ -5524,10 +5552,11 @@
         <w:t>一旦有任何學員填答，整份問卷即凍結</w:t>
       </w:r>
       <w:r>
-        <w:t>，題目、選項與問卷名稱都不能再修改。此時問卷卡片上的「編輯」按鈕會呈</w:t>
-      </w:r>
-      <w:r>
-        <w:t>灰色不可按，滑鼠移上去會說明原因。凍結後只能停用問卷</w:t>
+        <w:t>，題目、選項與問卷名稱都不能再修改。此時問卷卡片上的「編輯」按鈕會呈灰色不可按，滑鼠移上去會說明原因。凍結後只</w:t>
+      </w:r>
+      <w:r>
+        <w:lastRenderedPageBreak/>
+        <w:t>能停用問卷</w:t>
       </w:r>
       <w:r>
         <w:t>——</w:t>
@@ -5542,7 +5571,6 @@
         <w:ind w:firstLine="482"/>
       </w:pPr>
       <w:r>
-        <w:lastRenderedPageBreak/>
         <w:t>刪除與停用是互補的，不會同時出現：</w:t>
       </w:r>
     </w:p>
@@ -5586,7 +5614,13 @@
               <w:rPr>
                 <w:b/>
               </w:rPr>
-              <w:t>問卷可用的操作</w:t>
+              <w:t>問卷可用的操</w:t>
+            </w:r>
+            <w:r>
+              <w:rPr>
+                <w:b/>
+              </w:rPr>
+              <w:t>作</w:t>
             </w:r>
           </w:p>
         </w:tc>
@@ -5652,7 +5686,7 @@
       <w:pPr>
         <w:pStyle w:val="2"/>
       </w:pPr>
-      <w:bookmarkStart w:id="12" w:name="_Toc243395843"/>
+      <w:bookmarkStart w:id="12" w:name="_Toc243399649"/>
       <w:r>
         <w:t>八、發布課程</w:t>
       </w:r>
@@ -6021,6 +6055,7 @@
         <w:rPr>
           <w:noProof/>
         </w:rPr>
+        <w:lastRenderedPageBreak/>
         <w:drawing>
           <wp:inline distT="0" distB="0" distL="0" distR="0">
             <wp:extent cx="2700000" cy="1737000"/>
@@ -6081,7 +6116,6 @@
         <w:rPr>
           <w:noProof/>
         </w:rPr>
-        <w:lastRenderedPageBreak/>
         <w:drawing>
           <wp:inline distT="0" distB="0" distL="0" distR="0">
             <wp:extent cx="5580000" cy="4234500"/>
@@ -6161,6 +6195,7 @@
         <w:keepNext/>
       </w:pPr>
       <w:r>
+        <w:lastRenderedPageBreak/>
         <w:t>通過時</w:t>
       </w:r>
     </w:p>
@@ -6292,7 +6327,6 @@
         <w:ind w:firstLine="482"/>
       </w:pPr>
       <w:r>
-        <w:lastRenderedPageBreak/>
         <w:t>視窗隨即顯示帶入的人數與邀請碼，關閉後回到課程列表。</w:t>
       </w:r>
     </w:p>
@@ -6353,14 +6387,7 @@
           <w:color w:val="404040"/>
           <w:sz w:val="20"/>
         </w:rPr>
-        <w:t>發布完成，顯示依受訓對象帶入</w:t>
-      </w:r>
-      <w:r>
-        <w:rPr>
-          <w:color w:val="404040"/>
-          <w:sz w:val="20"/>
-        </w:rPr>
-        <w:t>的學員人數與</w:t>
+        <w:t>發布完成，顯示依受訓對象帶入的學員人數與</w:t>
       </w:r>
       <w:r>
         <w:rPr>
@@ -6467,7 +6494,7 @@
       <w:pPr>
         <w:pStyle w:val="2"/>
       </w:pPr>
-      <w:bookmarkStart w:id="13" w:name="_Toc243395844"/>
+      <w:bookmarkStart w:id="13" w:name="_Toc243399650"/>
       <w:r>
         <w:t>九、更新已發布課程的內容</w:t>
       </w:r>
@@ -6490,10 +6517,10 @@
         <w:t>——</w:t>
       </w:r>
       <w:r>
-        <w:t>都先保留在編輯頁上，教師在畫面上看到的是自己編輯中的樣子，學員看到的仍是上一次生效的內容。編輯期間底部動作列左側改以警示色提示「有尚未更新的變更」</w:t>
-      </w:r>
-      <w:r>
-        <w:t>。</w:t>
+        <w:t>都先保留在編輯頁上，教師在畫面上看到的是自己編輯中的樣子，學員看到的仍是上一次生效的內容。編輯期間底部動作列左側改以警</w:t>
+      </w:r>
+      <w:r>
+        <w:t>示色提示「有尚未更新的變更」。</w:t>
       </w:r>
     </w:p>
     <w:p>
@@ -6562,6 +6589,7 @@
         <w:keepNext/>
       </w:pPr>
       <w:r>
+        <w:lastRenderedPageBreak/>
         <w:t>按「更新」</w:t>
       </w:r>
     </w:p>
@@ -6700,7 +6728,6 @@
         <w:rPr>
           <w:b/>
         </w:rPr>
-        <w:lastRenderedPageBreak/>
         <w:t>未通過</w:t>
       </w:r>
       <w:r>
@@ -6965,7 +6992,11 @@
               <w:spacing w:before="60" w:after="60"/>
             </w:pPr>
             <w:r>
-              <w:t>該組相符、尚未加入的學員被補加入並各收到一封通知信</w:t>
+              <w:t>該組相符、尚未加入的學員被補加入並各收到一封通</w:t>
+            </w:r>
+            <w:r>
+              <w:lastRenderedPageBreak/>
+              <w:t>知信</w:t>
             </w:r>
           </w:p>
         </w:tc>
@@ -6977,6 +7008,7 @@
         <w:keepNext/>
       </w:pPr>
       <w:r>
+        <w:lastRenderedPageBreak/>
         <w:t>課後問卷已有學員填答時</w:t>
       </w:r>
     </w:p>
@@ -6998,7 +7030,6 @@
         <w:rPr>
           <w:noProof/>
         </w:rPr>
-        <w:lastRenderedPageBreak/>
         <w:drawing>
           <wp:inline distT="0" distB="0" distL="0" distR="0">
             <wp:extent cx="1998000" cy="1701000"/>
@@ -7275,6 +7306,7 @@
         <w:rPr>
           <w:noProof/>
         </w:rPr>
+        <w:lastRenderedPageBreak/>
         <w:drawing>
           <wp:inline distT="0" distB="0" distL="0" distR="0">
             <wp:extent cx="2700000" cy="945000"/>
@@ -7335,7 +7367,6 @@
         <w:rPr>
           <w:noProof/>
         </w:rPr>
-        <w:lastRenderedPageBreak/>
         <w:drawing>
           <wp:inline distT="0" distB="0" distL="0" distR="0">
             <wp:extent cx="2700000" cy="837000"/>
@@ -7479,7 +7510,7 @@
       <w:pPr>
         <w:pStyle w:val="2"/>
       </w:pPr>
-      <w:bookmarkStart w:id="14" w:name="_Toc243395845"/>
+      <w:bookmarkStart w:id="14" w:name="_Toc243399651"/>
       <w:r>
         <w:t>十、邀請學員</w:t>
       </w:r>
@@ -7540,10 +7571,7 @@
         <w:t xml:space="preserve"> 50 </w:t>
       </w:r>
       <w:r>
-        <w:t>筆，按「下一步」顯示邀請信預覽，確認後</w:t>
-      </w:r>
-      <w:r>
-        <w:t>按「確認寄出」。</w:t>
+        <w:t>筆，按「下一步」顯示邀請信預覽，確認後按「確認寄出」。</w:t>
       </w:r>
     </w:p>
     <w:p>
@@ -7552,6 +7580,7 @@
         <w:ind w:left="283"/>
       </w:pPr>
       <w:r>
+        <w:lastRenderedPageBreak/>
         <w:t>重要：收件對象</w:t>
       </w:r>
       <w:r>
@@ -7594,7 +7623,6 @@
         <w:rPr>
           <w:noProof/>
         </w:rPr>
-        <w:lastRenderedPageBreak/>
         <w:drawing>
           <wp:inline distT="0" distB="0" distL="0" distR="0">
             <wp:extent cx="4050000" cy="3829500"/>
@@ -7660,7 +7688,10 @@
         <w:t>已經加入課程</w:t>
       </w:r>
       <w:r>
-        <w:t>，會立刻出現在</w:t>
+        <w:t>，</w:t>
+      </w:r>
+      <w:r>
+        <w:t>會立刻出現在</w:t>
       </w:r>
       <w:r>
         <w:t xml:space="preserve"> ET02 </w:t>
@@ -7847,17 +7878,14 @@
         <w:t>關閉期間失效</w:t>
       </w:r>
       <w:r>
-        <w:t>，學員會被擋下；再開課後</w:t>
-      </w:r>
-      <w:r>
-        <w:t>自動恢復有效。</w:t>
+        <w:t>，學員會被擋下；再開課後自動恢復有效。</w:t>
       </w:r>
     </w:p>
     <w:p>
       <w:pPr>
         <w:pStyle w:val="2"/>
       </w:pPr>
-      <w:bookmarkStart w:id="15" w:name="_Toc243395846"/>
+      <w:bookmarkStart w:id="15" w:name="_Toc243399652"/>
       <w:r>
         <w:t>十一、關閉課程與再開課</w:t>
       </w:r>
@@ -8202,7 +8230,17 @@
               <w:t>仍可編輯</w:t>
             </w:r>
             <w:r>
-              <w:t>，供整理後再開課；但不能邀請學員（按鈕隱藏）、不能重置重考次數</w:t>
+              <w:t>，供整理後再開課；但不能邀請學員（按鈕隱藏），亦不能於</w:t>
+            </w:r>
+            <w:r>
+              <w:t xml:space="preserve"> ET02 </w:t>
+            </w:r>
+            <w:r>
+              <w:t>學員學習表現重置重考次數或移除</w:t>
+            </w:r>
+            <w:r>
+              <w:lastRenderedPageBreak/>
+              <w:t>學員</w:t>
             </w:r>
           </w:p>
         </w:tc>
@@ -8639,7 +8677,11 @@
               <w:spacing w:before="60" w:after="60"/>
             </w:pPr>
             <w:r>
-              <w:t>離開將放棄本次的編輯（點側邊選單等離開）</w:t>
+              <w:t>離開將放棄本次的編輯（點</w:t>
+            </w:r>
+            <w:r>
+              <w:lastRenderedPageBreak/>
+              <w:t>側邊選單等離開）</w:t>
             </w:r>
           </w:p>
         </w:tc>
@@ -8652,11 +8694,12 @@
               <w:spacing w:before="60" w:after="60"/>
             </w:pPr>
             <w:r>
-              <w:t>「離開後，自上次更新以來的所有編輯都會放棄。若想留著下次再繼續，請先按「保留編輯」；要讓學員看</w:t>
-            </w:r>
-            <w:r>
               <w:lastRenderedPageBreak/>
-              <w:t>到，請按「更新並重開課」。」</w:t>
+              <w:t>「離開後，自上次更新以來的所有編輯都會放棄。若想</w:t>
+            </w:r>
+            <w:r>
+              <w:lastRenderedPageBreak/>
+              <w:t>留著下次再繼續，請先按「保留編輯」；要讓學員看到，請按「更新並重開課」。」</w:t>
             </w:r>
           </w:p>
         </w:tc>
@@ -8719,16 +8762,19 @@
         <w:rPr>
           <w:b/>
         </w:rPr>
-        <w:t>重新跑一次發布的檢核</w:t>
+        <w:t>重新</w:t>
+      </w:r>
+      <w:r>
+        <w:rPr>
+          <w:b/>
+        </w:rPr>
+        <w:t>跑一次發布的檢核</w:t>
       </w:r>
       <w:r>
         <w:t>——</w:t>
       </w:r>
       <w:r>
-        <w:t>關閉期間的編輯可能把必</w:t>
-      </w:r>
-      <w:r>
-        <w:t>要內容移除了</w:t>
+        <w:t>關閉期間的編輯可能把必要內容移除了</w:t>
       </w:r>
     </w:p>
     <w:p>
@@ -8765,10 +8811,10 @@
         <w:ind w:firstLine="482"/>
       </w:pPr>
       <w:r>
-        <w:t>有缺漏時跳出「更新並重開課」視窗列出全部缺漏，下方只有「關閉」；課程維持已關閉，學員看到的內容維持原樣。關閉視窗後缺漏處同樣以紅框標出，補齊後再按一次「更新並重開課</w:t>
-      </w:r>
-      <w:r>
-        <w:t>」即可。已發布課程的問卷若沒有題目，可補上題目或將問卷停用。</w:t>
+        <w:t>有缺漏時跳出「更新並重開課」視窗列出全部缺漏，下方只有「關閉」；課程維持已關閉，學員看到的內容維持原樣。關閉視窗後缺漏處同</w:t>
+      </w:r>
+      <w:r>
+        <w:t>樣以紅框標出，補齊後再按一次「更新並重開課」即可。已發布課程的問卷若沒有題目，可補上題目或將問卷停用。</w:t>
       </w:r>
     </w:p>
     <w:p>
@@ -8868,7 +8914,10 @@
         <w:t>——</w:t>
       </w:r>
       <w:r>
-        <w:t>關閉期間新增的受訓對象，或關閉期間才符合條件的學員，都在此時加入。已在課程中的學員不受影響、不會重複收信，曾被移出課程的學員也不會被帶回。</w:t>
+        <w:t>關閉期間新增的受訓對象，或關閉期間才符合條件的學員，都在此時加入。已在課程中的學員不受影響、不會重複收信，曾被移出課程的學員也不</w:t>
+      </w:r>
+      <w:r>
+        <w:t>會被帶回。</w:t>
       </w:r>
     </w:p>
     <w:p>
@@ -8876,10 +8925,7 @@
         <w:ind w:firstLine="482"/>
       </w:pPr>
       <w:r>
-        <w:t>「課程已重新開課」視窗顯示的人</w:t>
-      </w:r>
-      <w:r>
-        <w:t>數只計</w:t>
+        <w:t>「課程已重新開課」視窗顯示的人數只計</w:t>
       </w:r>
       <w:r>
         <w:rPr>
@@ -8962,7 +9008,7 @@
       <w:pPr>
         <w:pStyle w:val="1"/>
       </w:pPr>
-      <w:bookmarkStart w:id="16" w:name="_Toc243395847"/>
+      <w:bookmarkStart w:id="16" w:name="_Toc243399653"/>
       <w:r>
         <w:lastRenderedPageBreak/>
         <w:t>參、常見訊息與處置</w:t>
@@ -8973,7 +9019,7 @@
       <w:pPr>
         <w:pStyle w:val="2"/>
       </w:pPr>
-      <w:bookmarkStart w:id="17" w:name="_Toc243395848"/>
+      <w:bookmarkStart w:id="17" w:name="_Toc243399654"/>
       <w:r>
         <w:t>一、被擋下（動作沒有完成）</w:t>
       </w:r>
@@ -9561,10 +9607,7 @@
               <w:t>「多選題須至少指定</w:t>
             </w:r>
             <w:r>
-              <w:t xml:space="preserve"> 1</w:t>
-            </w:r>
-            <w:r>
-              <w:t xml:space="preserve"> </w:t>
+              <w:t xml:space="preserve"> 1 </w:t>
             </w:r>
             <w:r>
               <w:t>個正確選項」</w:t>
@@ -9686,13 +9729,13 @@
         <w:tblLook w:val="04A0" w:firstRow="1" w:lastRow="0" w:firstColumn="1" w:lastColumn="0" w:noHBand="0" w:noVBand="1"/>
       </w:tblPr>
       <w:tblGrid>
-        <w:gridCol w:w="4680"/>
-        <w:gridCol w:w="4680"/>
+        <w:gridCol w:w="4344"/>
+        <w:gridCol w:w="5016"/>
       </w:tblGrid>
       <w:tr>
         <w:tc>
           <w:tcPr>
-            <w:tcW w:w="4680" w:type="dxa"/>
+            <w:tcW w:w="4344" w:type="dxa"/>
           </w:tcPr>
           <w:p>
             <w:pPr>
@@ -9708,7 +9751,7 @@
         </w:tc>
         <w:tc>
           <w:tcPr>
-            <w:tcW w:w="4680" w:type="dxa"/>
+            <w:tcW w:w="5016" w:type="dxa"/>
           </w:tcPr>
           <w:p>
             <w:pPr>
@@ -9726,7 +9769,7 @@
       <w:tr>
         <w:tc>
           <w:tcPr>
-            <w:tcW w:w="4680" w:type="dxa"/>
+            <w:tcW w:w="4344" w:type="dxa"/>
           </w:tcPr>
           <w:p>
             <w:pPr>
@@ -9745,7 +9788,7 @@
         </w:tc>
         <w:tc>
           <w:tcPr>
-            <w:tcW w:w="4680" w:type="dxa"/>
+            <w:tcW w:w="5016" w:type="dxa"/>
           </w:tcPr>
           <w:p>
             <w:pPr>
@@ -9760,7 +9803,7 @@
       <w:tr>
         <w:tc>
           <w:tcPr>
-            <w:tcW w:w="4680" w:type="dxa"/>
+            <w:tcW w:w="4344" w:type="dxa"/>
           </w:tcPr>
           <w:p>
             <w:pPr>
@@ -9773,14 +9816,14 @@
         </w:tc>
         <w:tc>
           <w:tcPr>
-            <w:tcW w:w="4680" w:type="dxa"/>
-          </w:tcPr>
-          <w:p>
-            <w:pPr>
-              <w:spacing w:before="60" w:after="60"/>
-            </w:pPr>
-            <w:r>
-              <w:t>問答題只填題幹；由單選改為問答時請確認選項已清空</w:t>
+            <w:tcW w:w="5016" w:type="dxa"/>
+          </w:tcPr>
+          <w:p>
+            <w:pPr>
+              <w:spacing w:before="60" w:after="60"/>
+            </w:pPr>
+            <w:r>
+              <w:t>問答題只填題幹、不設選項；題型改為問答時，畫面上的選項會自動清空</w:t>
             </w:r>
           </w:p>
         </w:tc>
@@ -9788,7 +9831,7 @@
       <w:tr>
         <w:tc>
           <w:tcPr>
-            <w:tcW w:w="4680" w:type="dxa"/>
+            <w:tcW w:w="4344" w:type="dxa"/>
           </w:tcPr>
           <w:p>
             <w:pPr>
@@ -9801,7 +9844,7 @@
         </w:tc>
         <w:tc>
           <w:tcPr>
-            <w:tcW w:w="4680" w:type="dxa"/>
+            <w:tcW w:w="5016" w:type="dxa"/>
           </w:tcPr>
           <w:p>
             <w:pPr>
@@ -9816,7 +9859,7 @@
       <w:tr>
         <w:tc>
           <w:tcPr>
-            <w:tcW w:w="4680" w:type="dxa"/>
+            <w:tcW w:w="4344" w:type="dxa"/>
           </w:tcPr>
           <w:p>
             <w:pPr>
@@ -9829,7 +9872,7 @@
         </w:tc>
         <w:tc>
           <w:tcPr>
-            <w:tcW w:w="4680" w:type="dxa"/>
+            <w:tcW w:w="5016" w:type="dxa"/>
           </w:tcPr>
           <w:p>
             <w:pPr>
@@ -9844,7 +9887,7 @@
       <w:tr>
         <w:tc>
           <w:tcPr>
-            <w:tcW w:w="4680" w:type="dxa"/>
+            <w:tcW w:w="4344" w:type="dxa"/>
           </w:tcPr>
           <w:p>
             <w:pPr>
@@ -9854,7 +9897,10 @@
               <w:t>「一門課程僅可建立</w:t>
             </w:r>
             <w:r>
-              <w:t xml:space="preserve"> 1 </w:t>
+              <w:t xml:space="preserve"> 1</w:t>
+            </w:r>
+            <w:r>
+              <w:t xml:space="preserve"> </w:t>
             </w:r>
             <w:r>
               <w:t>份課後問卷」</w:t>
@@ -9863,7 +9909,7 @@
         </w:tc>
         <w:tc>
           <w:tcPr>
-            <w:tcW w:w="4680" w:type="dxa"/>
+            <w:tcW w:w="5016" w:type="dxa"/>
           </w:tcPr>
           <w:p>
             <w:pPr>
@@ -9878,7 +9924,7 @@
       <w:tr>
         <w:tc>
           <w:tcPr>
-            <w:tcW w:w="4680" w:type="dxa"/>
+            <w:tcW w:w="4344" w:type="dxa"/>
           </w:tcPr>
           <w:p>
             <w:pPr>
@@ -9891,7 +9937,7 @@
         </w:tc>
         <w:tc>
           <w:tcPr>
-            <w:tcW w:w="4680" w:type="dxa"/>
+            <w:tcW w:w="5016" w:type="dxa"/>
           </w:tcPr>
           <w:p>
             <w:pPr>
@@ -10108,11 +10154,8 @@
               <w:spacing w:before="60" w:after="60"/>
             </w:pPr>
             <w:r>
-              <w:t>「課程訖止時間須晚於目前時</w:t>
-            </w:r>
-            <w:r>
               <w:lastRenderedPageBreak/>
-              <w:t>間」</w:t>
+              <w:t>「課程訖止時間須晚於目前時間」</w:t>
             </w:r>
           </w:p>
         </w:tc>
@@ -10125,12 +10168,7 @@
               <w:spacing w:before="60" w:after="60"/>
             </w:pPr>
             <w:r>
-              <w:lastRenderedPageBreak/>
-              <w:t>重新開課的訖止時間不可落在過去，改為未來的時</w:t>
-            </w:r>
-            <w:r>
-              <w:lastRenderedPageBreak/>
-              <w:t>間</w:t>
+              <w:t>重新開課的訖止時間不可落在過去，改為未來的時間</w:t>
             </w:r>
           </w:p>
         </w:tc>
@@ -10145,8 +10183,10 @@
               <w:spacing w:before="60" w:after="60"/>
             </w:pPr>
             <w:r>
-              <w:lastRenderedPageBreak/>
-              <w:t>「請重新設定一組新的起訖時間後方可再開課」</w:t>
+              <w:t>「請重新設定一組新的起</w:t>
+            </w:r>
+            <w:r>
+              <w:t>訖時間後方可再開課」</w:t>
             </w:r>
           </w:p>
         </w:tc>
@@ -10159,10 +10199,7 @@
               <w:spacing w:before="60" w:after="60"/>
             </w:pPr>
             <w:r>
-              <w:t>按「更新並重開課」時</w:t>
-            </w:r>
-            <w:r>
-              <w:t>課程訖止時間已過。於基本資料改成新的一段期間後再按一次；提前手動關閉、訖止時間仍在未來的課程不必改日期。正常操作會先在欄位上看到「課程訖止時間須晚於目前時間」，出現此句多半表示另一個分頁或裝置剛做過同一件事</w:t>
+              <w:t>按「更新並重開課」時課程訖止時間已過。於基本資料改成新的一段期間後再按一次；提前手動關閉、訖止時間仍在未來的課程不必改日期。正常操作會先在欄位上看到「課程訖止時間須晚於目前時間」，出現此句多半表示另一個分頁或裝置剛做過同一件事</w:t>
             </w:r>
           </w:p>
         </w:tc>
@@ -10218,7 +10255,10 @@
               <w:spacing w:before="60" w:after="60"/>
             </w:pPr>
             <w:r>
-              <w:t>課程已關閉或閱課期間已過，不能邀請學員；請先按「更新並重開課」</w:t>
+              <w:t>課程閱課期間已過，不能邀請學員；請先按「更新並重開課</w:t>
+            </w:r>
+            <w:r>
+              <w:t>」</w:t>
             </w:r>
           </w:p>
         </w:tc>
@@ -10233,6 +10273,34 @@
               <w:spacing w:before="60" w:after="60"/>
             </w:pPr>
             <w:r>
+              <w:t>「僅已發布課程可邀請學員」</w:t>
+            </w:r>
+          </w:p>
+        </w:tc>
+        <w:tc>
+          <w:tcPr>
+            <w:tcW w:w="5621" w:type="dxa"/>
+          </w:tcPr>
+          <w:p>
+            <w:pPr>
+              <w:spacing w:before="60" w:after="60"/>
+            </w:pPr>
+            <w:r>
+              <w:t>課程已關閉，不能邀請學員；請先按「更新並重開課」。已關閉課程不顯示「邀請學員」，出現此句多半表示另一個分頁或裝置剛關閉了這門課程</w:t>
+            </w:r>
+          </w:p>
+        </w:tc>
+      </w:tr>
+      <w:tr>
+        <w:tc>
+          <w:tcPr>
+            <w:tcW w:w="3739" w:type="dxa"/>
+          </w:tcPr>
+          <w:p>
+            <w:pPr>
+              <w:spacing w:before="60" w:after="60"/>
+            </w:pPr>
+            <w:r>
               <w:t>「僅已發布課程可關閉」</w:t>
             </w:r>
           </w:p>
@@ -10246,10 +10314,7 @@
               <w:spacing w:before="60" w:after="60"/>
             </w:pPr>
             <w:r>
-              <w:t>草稿</w:t>
-            </w:r>
-            <w:r>
-              <w:t>課程不需關閉，不需要時按「刪除草稿」</w:t>
+              <w:t>課程已是已關閉狀態，不需再關閉。已關閉課程不顯示「關閉課程」，出現此句多半表示另一個分頁或裝置剛關閉了這門課程；離開本作業後再進入即可看到目前狀態</w:t>
             </w:r>
           </w:p>
         </w:tc>
@@ -10309,13 +10374,13 @@
         <w:tblLook w:val="04A0" w:firstRow="1" w:lastRow="0" w:firstColumn="1" w:lastColumn="0" w:noHBand="0" w:noVBand="1"/>
       </w:tblPr>
       <w:tblGrid>
-        <w:gridCol w:w="2298"/>
-        <w:gridCol w:w="7062"/>
+        <w:gridCol w:w="3451"/>
+        <w:gridCol w:w="5909"/>
       </w:tblGrid>
       <w:tr>
         <w:tc>
           <w:tcPr>
-            <w:tcW w:w="2298" w:type="dxa"/>
+            <w:tcW w:w="3451" w:type="dxa"/>
           </w:tcPr>
           <w:p>
             <w:pPr>
@@ -10331,7 +10396,7 @@
         </w:tc>
         <w:tc>
           <w:tcPr>
-            <w:tcW w:w="7062" w:type="dxa"/>
+            <w:tcW w:w="5909" w:type="dxa"/>
           </w:tcPr>
           <w:p>
             <w:pPr>
@@ -10349,7 +10414,96 @@
       <w:tr>
         <w:tc>
           <w:tcPr>
-            <w:tcW w:w="2298" w:type="dxa"/>
+            <w:tcW w:w="3451" w:type="dxa"/>
+          </w:tcPr>
+          <w:p>
+            <w:pPr>
+              <w:spacing w:before="60" w:after="60"/>
+            </w:pPr>
+            <w:r>
+              <w:t>「以下</w:t>
+            </w:r>
+            <w:r>
+              <w:t xml:space="preserve"> </w:t>
+            </w:r>
+            <w:r>
+              <w:t xml:space="preserve">Email </w:t>
+            </w:r>
+            <w:r>
+              <w:t>尚未建立</w:t>
+            </w:r>
+            <w:r>
+              <w:t xml:space="preserve"> EDMS </w:t>
+            </w:r>
+            <w:r>
+              <w:t>帳號，無法寄送邀請」</w:t>
+            </w:r>
+          </w:p>
+        </w:tc>
+        <w:tc>
+          <w:tcPr>
+            <w:tcW w:w="5909" w:type="dxa"/>
+          </w:tcPr>
+          <w:p>
+            <w:pPr>
+              <w:spacing w:before="60" w:after="60"/>
+            </w:pPr>
+            <w:r>
+              <w:t>名單中有人尚無帳號，</w:t>
+            </w:r>
+            <w:r>
+              <w:rPr>
+                <w:b/>
+              </w:rPr>
+              <w:t>整批都沒有寄出</w:t>
+            </w:r>
+            <w:r>
+              <w:t>，名單上的人也都沒有加入課程。請管理者先建立帳號，或把該筆從名單移除後再按「下一步」</w:t>
+            </w:r>
+          </w:p>
+        </w:tc>
+      </w:tr>
+      <w:tr>
+        <w:tc>
+          <w:tcPr>
+            <w:tcW w:w="3451" w:type="dxa"/>
+          </w:tcPr>
+          <w:p>
+            <w:pPr>
+              <w:spacing w:before="60" w:after="60"/>
+            </w:pPr>
+            <w:r>
+              <w:t>「以下帳號已停用，無法邀請（請確認名單或請管理者先啟用）」</w:t>
+            </w:r>
+          </w:p>
+        </w:tc>
+        <w:tc>
+          <w:tcPr>
+            <w:tcW w:w="5909" w:type="dxa"/>
+          </w:tcPr>
+          <w:p>
+            <w:pPr>
+              <w:spacing w:before="60" w:after="60"/>
+            </w:pPr>
+            <w:r>
+              <w:t>名單中有已停用的帳號，</w:t>
+            </w:r>
+            <w:r>
+              <w:rPr>
+                <w:b/>
+              </w:rPr>
+              <w:t>整批都沒有寄出</w:t>
+            </w:r>
+            <w:r>
+              <w:t>，名單上的人也都沒有加入課程。把該筆從名單移除後再按「下一步」，或請管理者先啟用</w:t>
+            </w:r>
+          </w:p>
+        </w:tc>
+      </w:tr>
+      <w:tr>
+        <w:tc>
+          <w:tcPr>
+            <w:tcW w:w="3451" w:type="dxa"/>
           </w:tcPr>
           <w:p>
             <w:pPr>
@@ -10362,7 +10516,7 @@
         </w:tc>
         <w:tc>
           <w:tcPr>
-            <w:tcW w:w="7062" w:type="dxa"/>
+            <w:tcW w:w="5909" w:type="dxa"/>
           </w:tcPr>
           <w:p>
             <w:pPr>
@@ -10393,6 +10547,7 @@
         <w:keepNext/>
       </w:pPr>
       <w:r>
+        <w:lastRenderedPageBreak/>
         <w:t>權限</w:t>
       </w:r>
     </w:p>
@@ -10474,7 +10629,7 @@
       <w:pPr>
         <w:pStyle w:val="2"/>
       </w:pPr>
-      <w:bookmarkStart w:id="18" w:name="_Toc243395849"/>
+      <w:bookmarkStart w:id="18" w:name="_Toc243399655"/>
       <w:r>
         <w:t>二、有警告（動作完成但需判斷）</w:t>
       </w:r>
@@ -10597,11 +10752,7 @@
               <w:t>已經在學員清單裡了</w:t>
             </w:r>
             <w:r>
-              <w:t>，只有通知信沒寄出去。系統沒有重寄功能，請自行以其他</w:t>
-            </w:r>
-            <w:r>
-              <w:lastRenderedPageBreak/>
-              <w:t>方式告知他們課程已開放</w:t>
+              <w:t>，只有通知信沒寄出去。系統沒有重寄功能，請自行以其他方式告知他們課程已開放</w:t>
             </w:r>
           </w:p>
         </w:tc>
@@ -10616,7 +10767,6 @@
               <w:spacing w:before="60" w:after="60"/>
             </w:pPr>
             <w:r>
-              <w:lastRenderedPageBreak/>
               <w:t>「此文件已廢止」</w:t>
             </w:r>
           </w:p>
@@ -10682,7 +10832,7 @@
               <w:spacing w:before="60" w:after="60"/>
             </w:pPr>
             <w:r>
-              <w:t>「已有學員填答，題目與選項已凍結。無人填答前可自由編修。」</w:t>
+              <w:t>「已有學員填答，題目與選項不可再修改。此時僅可停用問卷。」</w:t>
             </w:r>
           </w:p>
         </w:tc>
@@ -10695,93 +10845,7 @@
               <w:spacing w:before="60" w:after="60"/>
             </w:pPr>
             <w:r>
-              <w:t>問卷已被填答，題目與選項不能再改</w:t>
-            </w:r>
-          </w:p>
-        </w:tc>
-      </w:tr>
-      <w:tr>
-        <w:tc>
-          <w:tcPr>
-            <w:tcW w:w="4396" w:type="dxa"/>
-          </w:tcPr>
-          <w:p>
-            <w:pPr>
-              <w:spacing w:before="60" w:after="60"/>
-            </w:pPr>
-            <w:r>
-              <w:t>「以下</w:t>
-            </w:r>
-            <w:r>
-              <w:t xml:space="preserve"> Email </w:t>
-            </w:r>
-            <w:r>
-              <w:t>尚未建立</w:t>
-            </w:r>
-            <w:r>
-              <w:t xml:space="preserve"> EDMS </w:t>
-            </w:r>
-            <w:r>
-              <w:t>帳號，無法寄送邀請」</w:t>
-            </w:r>
-          </w:p>
-        </w:tc>
-        <w:tc>
-          <w:tcPr>
-            <w:tcW w:w="4964" w:type="dxa"/>
-          </w:tcPr>
-          <w:p>
-            <w:pPr>
-              <w:spacing w:before="60" w:after="60"/>
-            </w:pPr>
-            <w:r>
-              <w:t>名單中有人尚無帳號，</w:t>
-            </w:r>
-            <w:r>
-              <w:rPr>
-                <w:b/>
-              </w:rPr>
-              <w:t>整批都沒有寄出</w:t>
-            </w:r>
-            <w:r>
-              <w:t>。請管理者先建立帳號，或把該筆從名單移除</w:t>
-            </w:r>
-          </w:p>
-        </w:tc>
-      </w:tr>
-      <w:tr>
-        <w:tc>
-          <w:tcPr>
-            <w:tcW w:w="4396" w:type="dxa"/>
-          </w:tcPr>
-          <w:p>
-            <w:pPr>
-              <w:spacing w:before="60" w:after="60"/>
-            </w:pPr>
-            <w:r>
-              <w:t>「以下帳號已停用，無法邀請（請確認名單或請管理者先啟用）」</w:t>
-            </w:r>
-          </w:p>
-        </w:tc>
-        <w:tc>
-          <w:tcPr>
-            <w:tcW w:w="4964" w:type="dxa"/>
-          </w:tcPr>
-          <w:p>
-            <w:pPr>
-              <w:spacing w:before="60" w:after="60"/>
-            </w:pPr>
-            <w:r>
-              <w:t>名單中有已停用的帳號，</w:t>
-            </w:r>
-            <w:r>
-              <w:rPr>
-                <w:b/>
-              </w:rPr>
-              <w:t>整批都沒有寄出</w:t>
-            </w:r>
-            <w:r>
-              <w:t>。把該筆從名單移除，或請管理者先啟用</w:t>
+              <w:t>滑鼠移到問卷卡片上呈灰色的「編輯」按鈕時顯示。問卷已被填答，題目與選項不能再改</w:t>
             </w:r>
           </w:p>
         </w:tc>
@@ -10791,7 +10855,7 @@
       <w:pPr>
         <w:pStyle w:val="2"/>
       </w:pPr>
-      <w:bookmarkStart w:id="19" w:name="_Toc243395850"/>
+      <w:bookmarkStart w:id="19" w:name="_Toc243399656"/>
       <w:r>
         <w:t>三、送出後的結果訊息</w:t>
       </w:r>
@@ -11020,6 +11084,7 @@
               <w:spacing w:before="60" w:after="60"/>
             </w:pPr>
             <w:r>
+              <w:lastRenderedPageBreak/>
               <w:t>「教材已儲存」</w:t>
             </w:r>
           </w:p>
@@ -11175,11 +11240,7 @@
               <w:spacing w:before="60" w:after="60"/>
             </w:pPr>
             <w:r>
-              <w:t>「課程已重新開課，已依受訓對象</w:t>
-            </w:r>
-            <w:r>
-              <w:lastRenderedPageBreak/>
-              <w:t>帶入</w:t>
+              <w:t>「課程已重新開課，已依受訓對象帶入</w:t>
             </w:r>
             <w:r>
               <w:t xml:space="preserve"> N </w:t>
@@ -11198,12 +11259,7 @@
               <w:spacing w:before="60" w:after="60"/>
             </w:pPr>
             <w:r>
-              <w:lastRenderedPageBreak/>
-              <w:t>按「更新並重開課」完成，課程回到已發布，視</w:t>
-            </w:r>
-            <w:r>
-              <w:lastRenderedPageBreak/>
-              <w:t>窗另顯示邀請碼；邀請碼恢復有效，學員進度保留</w:t>
+              <w:t>按「更新並重開課」完成，課程回到已發布，視窗另顯示邀請碼；邀請碼恢復有效，學員進度保留</w:t>
             </w:r>
           </w:p>
         </w:tc>
@@ -11218,7 +11274,6 @@
               <w:spacing w:before="60" w:after="60"/>
             </w:pPr>
             <w:r>
-              <w:lastRenderedPageBreak/>
               <w:t>「課程已重新開課。本次沒有新的學員被自動帶入</w:t>
             </w:r>
             <w:r>
@@ -11422,9 +11477,9 @@
     </w:lvl>
   </w:abstractNum>
   <w:abstractNum w:abstractNumId="1" w15:restartNumberingAfterBreak="0">
-    <w:nsid w:val="40971BE0"/>
+    <w:nsid w:val="5A2B7CDB"/>
     <w:multiLevelType w:val="multilevel"/>
-    <w:tmpl w:val="1B143E12"/>
+    <w:tmpl w:val="6BEA4B30"/>
     <w:lvl w:ilvl="0">
       <w:start w:val="1"/>
       <w:numFmt w:val="bullet"/>
@@ -23528,7 +23583,7 @@
 </file>
 
 <file path=customXml/itemProps1.xml><?xml version="1.0" encoding="utf-8"?>
-<ds:datastoreItem xmlns:ds="http://schemas.openxmlformats.org/officeDocument/2006/customXml" ds:itemID="{CF02AAE0-F4BC-414A-AEFE-42E42FC1798F}">
+<ds:datastoreItem xmlns:ds="http://schemas.openxmlformats.org/officeDocument/2006/customXml" ds:itemID="{DC1D1B3F-5758-480A-BDBB-2D29E3555A25}">
   <ds:schemaRefs>
     <ds:schemaRef ds:uri="http://schemas.openxmlformats.org/officeDocument/2006/bibliography"/>
   </ds:schemaRefs>

--- a/docs/manuals/et/ET05-課程建立與編輯.docx
+++ b/docs/manuals/et/ET05-課程建立與編輯.docx
@@ -516,7 +516,7 @@
       <w:r>
         <w:fldChar w:fldCharType="separate"/>
       </w:r>
-      <w:hyperlink w:anchor="_Toc243399638" w:history="1">
+      <w:hyperlink w:anchor="_Toc243400634" w:history="1">
         <w:r>
           <w:rPr>
             <w:rStyle w:val="affb"/>
@@ -544,7 +544,7 @@
             <w:noProof/>
             <w:webHidden/>
           </w:rPr>
-          <w:instrText xml:space="preserve"> PAGEREF _Toc243399638 \h </w:instrText>
+          <w:instrText xml:space="preserve"> PAGEREF _Toc243400634 \h </w:instrText>
         </w:r>
         <w:r>
           <w:rPr>
@@ -589,7 +589,7 @@
           <w:szCs w:val="22"/>
         </w:rPr>
       </w:pPr>
-      <w:hyperlink w:anchor="_Toc243399639" w:history="1">
+      <w:hyperlink w:anchor="_Toc243400635" w:history="1">
         <w:r>
           <w:rPr>
             <w:rStyle w:val="affb"/>
@@ -617,7 +617,7 @@
             <w:noProof/>
             <w:webHidden/>
           </w:rPr>
-          <w:instrText xml:space="preserve"> PAGEREF _Toc243399639 \h </w:instrText>
+          <w:instrText xml:space="preserve"> PAGEREF _Toc243400635 \h </w:instrText>
         </w:r>
         <w:r>
           <w:rPr>
@@ -662,7 +662,7 @@
           <w:szCs w:val="22"/>
         </w:rPr>
       </w:pPr>
-      <w:hyperlink w:anchor="_Toc243399640" w:history="1">
+      <w:hyperlink w:anchor="_Toc243400636" w:history="1">
         <w:r>
           <w:rPr>
             <w:rStyle w:val="affb"/>
@@ -690,7 +690,7 @@
             <w:noProof/>
             <w:webHidden/>
           </w:rPr>
-          <w:instrText xml:space="preserve"> PAGEREF _Toc243399640 \h </w:instrText>
+          <w:instrText xml:space="preserve"> PAGEREF _Toc243400636 \h </w:instrText>
         </w:r>
         <w:r>
           <w:rPr>
@@ -735,7 +735,7 @@
           <w:szCs w:val="22"/>
         </w:rPr>
       </w:pPr>
-      <w:hyperlink w:anchor="_Toc243399641" w:history="1">
+      <w:hyperlink w:anchor="_Toc243400637" w:history="1">
         <w:r>
           <w:rPr>
             <w:rStyle w:val="affb"/>
@@ -763,7 +763,7 @@
             <w:noProof/>
             <w:webHidden/>
           </w:rPr>
-          <w:instrText xml:space="preserve"> PAGEREF _Toc243399641 \h </w:instrText>
+          <w:instrText xml:space="preserve"> PAGEREF _Toc243400637 \h </w:instrText>
         </w:r>
         <w:r>
           <w:rPr>
@@ -808,7 +808,7 @@
           <w:szCs w:val="22"/>
         </w:rPr>
       </w:pPr>
-      <w:hyperlink w:anchor="_Toc243399642" w:history="1">
+      <w:hyperlink w:anchor="_Toc243400638" w:history="1">
         <w:r>
           <w:rPr>
             <w:rStyle w:val="affb"/>
@@ -836,7 +836,7 @@
             <w:noProof/>
             <w:webHidden/>
           </w:rPr>
-          <w:instrText xml:space="preserve"> PAGEREF _Toc243399642 \h </w:instrText>
+          <w:instrText xml:space="preserve"> PAGEREF _Toc243400638 \h </w:instrText>
         </w:r>
         <w:r>
           <w:rPr>
@@ -881,7 +881,7 @@
           <w:szCs w:val="22"/>
         </w:rPr>
       </w:pPr>
-      <w:hyperlink w:anchor="_Toc243399643" w:history="1">
+      <w:hyperlink w:anchor="_Toc243400639" w:history="1">
         <w:r>
           <w:rPr>
             <w:rStyle w:val="affb"/>
@@ -909,7 +909,7 @@
             <w:noProof/>
             <w:webHidden/>
           </w:rPr>
-          <w:instrText xml:space="preserve"> PAGEREF _Toc243399643 \h </w:instrText>
+          <w:instrText xml:space="preserve"> PAGEREF _Toc243400639 \h </w:instrText>
         </w:r>
         <w:r>
           <w:rPr>
@@ -954,7 +954,7 @@
           <w:szCs w:val="22"/>
         </w:rPr>
       </w:pPr>
-      <w:hyperlink w:anchor="_Toc243399644" w:history="1">
+      <w:hyperlink w:anchor="_Toc243400640" w:history="1">
         <w:r>
           <w:rPr>
             <w:rStyle w:val="affb"/>
@@ -982,7 +982,7 @@
             <w:noProof/>
             <w:webHidden/>
           </w:rPr>
-          <w:instrText xml:space="preserve"> PAGEREF _Toc243399644 \h </w:instrText>
+          <w:instrText xml:space="preserve"> PAGEREF _Toc243400640 \h </w:instrText>
         </w:r>
         <w:r>
           <w:rPr>
@@ -1027,7 +1027,7 @@
           <w:szCs w:val="22"/>
         </w:rPr>
       </w:pPr>
-      <w:hyperlink w:anchor="_Toc243399645" w:history="1">
+      <w:hyperlink w:anchor="_Toc243400641" w:history="1">
         <w:r>
           <w:rPr>
             <w:rStyle w:val="affb"/>
@@ -1055,7 +1055,7 @@
             <w:noProof/>
             <w:webHidden/>
           </w:rPr>
-          <w:instrText xml:space="preserve"> PAGEREF _Toc243399645 \h </w:instrText>
+          <w:instrText xml:space="preserve"> PAGEREF _Toc243400641 \h </w:instrText>
         </w:r>
         <w:r>
           <w:rPr>
@@ -1100,7 +1100,7 @@
           <w:szCs w:val="22"/>
         </w:rPr>
       </w:pPr>
-      <w:hyperlink w:anchor="_Toc243399646" w:history="1">
+      <w:hyperlink w:anchor="_Toc243400642" w:history="1">
         <w:r>
           <w:rPr>
             <w:rStyle w:val="affb"/>
@@ -1128,7 +1128,7 @@
             <w:noProof/>
             <w:webHidden/>
           </w:rPr>
-          <w:instrText xml:space="preserve"> PAGEREF _Toc243399646 \h </w:instrText>
+          <w:instrText xml:space="preserve"> PAGEREF _Toc243400642 \h </w:instrText>
         </w:r>
         <w:r>
           <w:rPr>
@@ -1173,7 +1173,7 @@
           <w:szCs w:val="22"/>
         </w:rPr>
       </w:pPr>
-      <w:hyperlink w:anchor="_Toc243399647" w:history="1">
+      <w:hyperlink w:anchor="_Toc243400643" w:history="1">
         <w:r>
           <w:rPr>
             <w:rStyle w:val="affb"/>
@@ -1201,7 +1201,7 @@
             <w:noProof/>
             <w:webHidden/>
           </w:rPr>
-          <w:instrText xml:space="preserve"> PAGEREF _Toc243399647 \h </w:instrText>
+          <w:instrText xml:space="preserve"> PAGEREF _Toc243400643 \h </w:instrText>
         </w:r>
         <w:r>
           <w:rPr>
@@ -1246,7 +1246,7 @@
           <w:szCs w:val="22"/>
         </w:rPr>
       </w:pPr>
-      <w:hyperlink w:anchor="_Toc243399648" w:history="1">
+      <w:hyperlink w:anchor="_Toc243400644" w:history="1">
         <w:r>
           <w:rPr>
             <w:rStyle w:val="affb"/>
@@ -1274,7 +1274,7 @@
             <w:noProof/>
             <w:webHidden/>
           </w:rPr>
-          <w:instrText xml:space="preserve"> PAGEREF _Toc243399648 \h </w:instrText>
+          <w:instrText xml:space="preserve"> PAGEREF _Toc243400644 \h </w:instrText>
         </w:r>
         <w:r>
           <w:rPr>
@@ -1319,7 +1319,7 @@
           <w:szCs w:val="22"/>
         </w:rPr>
       </w:pPr>
-      <w:hyperlink w:anchor="_Toc243399649" w:history="1">
+      <w:hyperlink w:anchor="_Toc243400645" w:history="1">
         <w:r>
           <w:rPr>
             <w:rStyle w:val="affb"/>
@@ -1347,7 +1347,7 @@
             <w:noProof/>
             <w:webHidden/>
           </w:rPr>
-          <w:instrText xml:space="preserve"> PAGEREF _Toc243399649 \h </w:instrText>
+          <w:instrText xml:space="preserve"> PAGEREF _Toc243400645 \h </w:instrText>
         </w:r>
         <w:r>
           <w:rPr>
@@ -1392,7 +1392,7 @@
           <w:szCs w:val="22"/>
         </w:rPr>
       </w:pPr>
-      <w:hyperlink w:anchor="_Toc243399650" w:history="1">
+      <w:hyperlink w:anchor="_Toc243400646" w:history="1">
         <w:r>
           <w:rPr>
             <w:rStyle w:val="affb"/>
@@ -1420,7 +1420,7 @@
             <w:noProof/>
             <w:webHidden/>
           </w:rPr>
-          <w:instrText xml:space="preserve"> PAGEREF _Toc243399650 \h </w:instrText>
+          <w:instrText xml:space="preserve"> PAGEREF _Toc243400646 \h </w:instrText>
         </w:r>
         <w:r>
           <w:rPr>
@@ -1465,7 +1465,7 @@
           <w:szCs w:val="22"/>
         </w:rPr>
       </w:pPr>
-      <w:hyperlink w:anchor="_Toc243399651" w:history="1">
+      <w:hyperlink w:anchor="_Toc243400647" w:history="1">
         <w:r>
           <w:rPr>
             <w:rStyle w:val="affb"/>
@@ -1493,7 +1493,7 @@
             <w:noProof/>
             <w:webHidden/>
           </w:rPr>
-          <w:instrText xml:space="preserve"> PAGEREF _Toc243399651 \h </w:instrText>
+          <w:instrText xml:space="preserve"> PAGEREF _Toc243400647 \h </w:instrText>
         </w:r>
         <w:r>
           <w:rPr>
@@ -1538,7 +1538,7 @@
           <w:szCs w:val="22"/>
         </w:rPr>
       </w:pPr>
-      <w:hyperlink w:anchor="_Toc243399652" w:history="1">
+      <w:hyperlink w:anchor="_Toc243400648" w:history="1">
         <w:r>
           <w:rPr>
             <w:rStyle w:val="affb"/>
@@ -1566,7 +1566,7 @@
             <w:noProof/>
             <w:webHidden/>
           </w:rPr>
-          <w:instrText xml:space="preserve"> PAGEREF _Toc243399652 \h </w:instrText>
+          <w:instrText xml:space="preserve"> PAGEREF _Toc243400648 \h </w:instrText>
         </w:r>
         <w:r>
           <w:rPr>
@@ -1611,7 +1611,7 @@
           <w:szCs w:val="22"/>
         </w:rPr>
       </w:pPr>
-      <w:hyperlink w:anchor="_Toc243399653" w:history="1">
+      <w:hyperlink w:anchor="_Toc243400649" w:history="1">
         <w:r>
           <w:rPr>
             <w:rStyle w:val="affb"/>
@@ -1639,7 +1639,7 @@
             <w:noProof/>
             <w:webHidden/>
           </w:rPr>
-          <w:instrText xml:space="preserve"> PAGEREF _Toc243399653 \h </w:instrText>
+          <w:instrText xml:space="preserve"> PAGEREF _Toc243400649 \h </w:instrText>
         </w:r>
         <w:r>
           <w:rPr>
@@ -1684,7 +1684,7 @@
           <w:szCs w:val="22"/>
         </w:rPr>
       </w:pPr>
-      <w:hyperlink w:anchor="_Toc243399654" w:history="1">
+      <w:hyperlink w:anchor="_Toc243400650" w:history="1">
         <w:r>
           <w:rPr>
             <w:rStyle w:val="affb"/>
@@ -1712,7 +1712,7 @@
             <w:noProof/>
             <w:webHidden/>
           </w:rPr>
-          <w:instrText xml:space="preserve"> PAGEREF _Toc243399654 \h </w:instrText>
+          <w:instrText xml:space="preserve"> PAGEREF _Toc243400650 \h </w:instrText>
         </w:r>
         <w:r>
           <w:rPr>
@@ -1757,7 +1757,7 @@
           <w:szCs w:val="22"/>
         </w:rPr>
       </w:pPr>
-      <w:hyperlink w:anchor="_Toc243399655" w:history="1">
+      <w:hyperlink w:anchor="_Toc243400651" w:history="1">
         <w:r>
           <w:rPr>
             <w:rStyle w:val="affb"/>
@@ -1785,7 +1785,7 @@
             <w:noProof/>
             <w:webHidden/>
           </w:rPr>
-          <w:instrText xml:space="preserve"> PAGEREF _Toc243399655 \h </w:instrText>
+          <w:instrText xml:space="preserve"> PAGEREF _Toc243400651 \h </w:instrText>
         </w:r>
         <w:r>
           <w:rPr>
@@ -1830,7 +1830,7 @@
           <w:szCs w:val="22"/>
         </w:rPr>
       </w:pPr>
-      <w:hyperlink w:anchor="_Toc243399656" w:history="1">
+      <w:hyperlink w:anchor="_Toc243400652" w:history="1">
         <w:r>
           <w:rPr>
             <w:rStyle w:val="affb"/>
@@ -1858,7 +1858,7 @@
             <w:noProof/>
             <w:webHidden/>
           </w:rPr>
-          <w:instrText xml:space="preserve"> PAGEREF _Toc243399656 \h </w:instrText>
+          <w:instrText xml:space="preserve"> PAGEREF _Toc243400652 \h </w:instrText>
         </w:r>
         <w:r>
           <w:rPr>
@@ -1908,7 +1908,7 @@
       <w:pPr>
         <w:pStyle w:val="1"/>
       </w:pPr>
-      <w:bookmarkStart w:id="1" w:name="_Toc243399638"/>
+      <w:bookmarkStart w:id="1" w:name="_Toc243400634"/>
       <w:r>
         <w:lastRenderedPageBreak/>
         <w:t>壹、作業說明</w:t>
@@ -1919,7 +1919,7 @@
       <w:pPr>
         <w:pStyle w:val="2"/>
       </w:pPr>
-      <w:bookmarkStart w:id="2" w:name="_Toc243399639"/>
+      <w:bookmarkStart w:id="2" w:name="_Toc243400635"/>
       <w:r>
         <w:t>一、使用情境</w:t>
       </w:r>
@@ -2127,7 +2127,7 @@
       <w:pPr>
         <w:pStyle w:val="2"/>
       </w:pPr>
-      <w:bookmarkStart w:id="3" w:name="_Toc243399640"/>
+      <w:bookmarkStart w:id="3" w:name="_Toc243400636"/>
       <w:r>
         <w:t>二、進入路徑</w:t>
       </w:r>
@@ -2351,7 +2351,7 @@
       <w:pPr>
         <w:pStyle w:val="1"/>
       </w:pPr>
-      <w:bookmarkStart w:id="4" w:name="_Toc243399641"/>
+      <w:bookmarkStart w:id="4" w:name="_Toc243400637"/>
       <w:r>
         <w:lastRenderedPageBreak/>
         <w:t>貳、操作說明</w:t>
@@ -2362,7 +2362,7 @@
       <w:pPr>
         <w:pStyle w:val="2"/>
       </w:pPr>
-      <w:bookmarkStart w:id="5" w:name="_Toc243399642"/>
+      <w:bookmarkStart w:id="5" w:name="_Toc243400638"/>
       <w:r>
         <w:t>一、畫面與前置設定</w:t>
       </w:r>
@@ -3019,7 +3019,7 @@
       <w:pPr>
         <w:pStyle w:val="2"/>
       </w:pPr>
-      <w:bookmarkStart w:id="6" w:name="_Toc243399643"/>
+      <w:bookmarkStart w:id="6" w:name="_Toc243400639"/>
       <w:r>
         <w:t>二、建立課程基本資料</w:t>
       </w:r>
@@ -3601,7 +3601,7 @@
       <w:pPr>
         <w:pStyle w:val="2"/>
       </w:pPr>
-      <w:bookmarkStart w:id="7" w:name="_Toc243399644"/>
+      <w:bookmarkStart w:id="7" w:name="_Toc243400640"/>
       <w:r>
         <w:t>三、刪除草稿課程</w:t>
       </w:r>
@@ -3688,7 +3688,7 @@
       <w:pPr>
         <w:pStyle w:val="2"/>
       </w:pPr>
-      <w:bookmarkStart w:id="8" w:name="_Toc243399645"/>
+      <w:bookmarkStart w:id="8" w:name="_Toc243400641"/>
       <w:r>
         <w:t>四、編排章節</w:t>
       </w:r>
@@ -3988,7 +3988,7 @@
       <w:pPr>
         <w:pStyle w:val="2"/>
       </w:pPr>
-      <w:bookmarkStart w:id="9" w:name="_Toc243399646"/>
+      <w:bookmarkStart w:id="9" w:name="_Toc243400642"/>
       <w:r>
         <w:t>五、新增教材</w:t>
       </w:r>
@@ -4308,7 +4308,7 @@
       <w:pPr>
         <w:pStyle w:val="2"/>
       </w:pPr>
-      <w:bookmarkStart w:id="10" w:name="_Toc243399647"/>
+      <w:bookmarkStart w:id="10" w:name="_Toc243400643"/>
       <w:r>
         <w:t>六、建立測驗與題目</w:t>
       </w:r>
@@ -5151,7 +5151,7 @@
       <w:pPr>
         <w:pStyle w:val="2"/>
       </w:pPr>
-      <w:bookmarkStart w:id="11" w:name="_Toc243399648"/>
+      <w:bookmarkStart w:id="11" w:name="_Toc243400644"/>
       <w:r>
         <w:t>七、建立課後問卷</w:t>
       </w:r>
@@ -5686,7 +5686,7 @@
       <w:pPr>
         <w:pStyle w:val="2"/>
       </w:pPr>
-      <w:bookmarkStart w:id="12" w:name="_Toc243399649"/>
+      <w:bookmarkStart w:id="12" w:name="_Toc243400645"/>
       <w:r>
         <w:t>八、發布課程</w:t>
       </w:r>
@@ -6494,7 +6494,7 @@
       <w:pPr>
         <w:pStyle w:val="2"/>
       </w:pPr>
-      <w:bookmarkStart w:id="13" w:name="_Toc243399650"/>
+      <w:bookmarkStart w:id="13" w:name="_Toc243400646"/>
       <w:r>
         <w:t>九、更新已發布課程的內容</w:t>
       </w:r>
@@ -7510,7 +7510,7 @@
       <w:pPr>
         <w:pStyle w:val="2"/>
       </w:pPr>
-      <w:bookmarkStart w:id="14" w:name="_Toc243399651"/>
+      <w:bookmarkStart w:id="14" w:name="_Toc243400647"/>
       <w:r>
         <w:t>十、邀請學員</w:t>
       </w:r>
@@ -7675,6 +7675,29 @@
     </w:p>
     <w:p>
       <w:pPr>
+        <w:ind w:firstLine="482"/>
+      </w:pPr>
+      <w:r>
+        <w:t>名單中的人若已在課程中，再寄一次只會讓他再收到一封邀請信</w:t>
+      </w:r>
+      <w:r>
+        <w:t>，不會重複加入。曾於</w:t>
+      </w:r>
+      <w:r>
+        <w:t xml:space="preserve"> ET02 </w:t>
+      </w:r>
+      <w:r>
+        <w:t>學員學習表現被移除的學員，可用</w:t>
+      </w:r>
+      <w:r>
+        <w:t xml:space="preserve"> Email </w:t>
+      </w:r>
+      <w:r>
+        <w:t>邀請重新加入本課程；依受訓對象自動帶入（發布、新增受訓對象後更新、更新並重開課）時，則不會帶回已被移除的學員。</w:t>
+      </w:r>
+    </w:p>
+    <w:p>
+      <w:pPr>
         <w:spacing w:before="80" w:after="80"/>
         <w:ind w:left="283"/>
       </w:pPr>
@@ -7688,10 +7711,7 @@
         <w:t>已經加入課程</w:t>
       </w:r>
       <w:r>
-        <w:t>，</w:t>
-      </w:r>
-      <w:r>
-        <w:t>會立刻出現在</w:t>
+        <w:t>，會立刻出現在</w:t>
       </w:r>
       <w:r>
         <w:t xml:space="preserve"> ET02 </w:t>
@@ -7885,7 +7905,7 @@
       <w:pPr>
         <w:pStyle w:val="2"/>
       </w:pPr>
-      <w:bookmarkStart w:id="15" w:name="_Toc243399652"/>
+      <w:bookmarkStart w:id="15" w:name="_Toc243400648"/>
       <w:r>
         <w:t>十一、關閉課程與再開課</w:t>
       </w:r>
@@ -8591,7 +8611,10 @@
         <w:ind w:firstLine="482"/>
       </w:pPr>
       <w:r>
-        <w:t>已關閉課程有尚未生效的編輯時，兩種確認視窗的內文改為提示「保留編輯」：</w:t>
+        <w:t>已關閉課程有尚未生效的編輯時，兩種確</w:t>
+      </w:r>
+      <w:r>
+        <w:t>認視窗的內文改為提示「保留編輯」：</w:t>
       </w:r>
     </w:p>
     <w:tbl>
@@ -8762,13 +8785,7 @@
         <w:rPr>
           <w:b/>
         </w:rPr>
-        <w:t>重新</w:t>
-      </w:r>
-      <w:r>
-        <w:rPr>
-          <w:b/>
-        </w:rPr>
-        <w:t>跑一次發布的檢核</w:t>
+        <w:t>重新跑一次發布的檢核</w:t>
       </w:r>
       <w:r>
         <w:t>——</w:t>
@@ -8786,7 +8803,10 @@
         </w:numPr>
       </w:pPr>
       <w:r>
-        <w:t>通過後，關閉期間的編輯一次生效、課程回到「已發布」，跳出「課程已重新開課」視窗，顯示本次依受訓對象新帶入的學員人數與邀請碼；按「關閉」回到課程列表</w:t>
+        <w:t>通過後，關閉期間的編輯一次生效、課程回到「已發布」，跳出「課程已重新開課」視窗，顯示本次依受訓對象新帶入的學員人</w:t>
+      </w:r>
+      <w:r>
+        <w:t>數與邀請碼；按「關閉」回到課程列表</w:t>
       </w:r>
     </w:p>
     <w:p>
@@ -8811,10 +8831,7 @@
         <w:ind w:firstLine="482"/>
       </w:pPr>
       <w:r>
-        <w:t>有缺漏時跳出「更新並重開課」視窗列出全部缺漏，下方只有「關閉」；課程維持已關閉，學員看到的內容維持原樣。關閉視窗後缺漏處同</w:t>
-      </w:r>
-      <w:r>
-        <w:t>樣以紅框標出，補齊後再按一次「更新並重開課」即可。已發布課程的問卷若沒有題目，可補上題目或將問卷停用。</w:t>
+        <w:t>有缺漏時跳出「更新並重開課」視窗列出全部缺漏，下方只有「關閉」；課程維持已關閉，學員看到的內容維持原樣。關閉視窗後缺漏處同樣以紅框標出，補齊後再按一次「更新並重開課」即可。已發布課程的問卷若沒有題目，可補上題目或將問卷停用。</w:t>
       </w:r>
     </w:p>
     <w:p>
@@ -8882,7 +8899,10 @@
         <w:ind w:firstLine="482"/>
       </w:pPr>
       <w:r>
-        <w:t>重新開課後：學員的學習進度與成績</w:t>
+        <w:t>重新開課後：學員的學</w:t>
+      </w:r>
+      <w:r>
+        <w:t>習進度與成績</w:t>
       </w:r>
       <w:r>
         <w:rPr>
@@ -8914,10 +8934,7 @@
         <w:t>——</w:t>
       </w:r>
       <w:r>
-        <w:t>關閉期間新增的受訓對象，或關閉期間才符合條件的學員，都在此時加入。已在課程中的學員不受影響、不會重複收信，曾被移出課程的學員也不</w:t>
-      </w:r>
-      <w:r>
-        <w:t>會被帶回。</w:t>
+        <w:t>關閉期間新增的受訓對象，或關閉期間才符合條件的學員，都在此時加入。已在課程中的學員不受影響、不會重複收信，曾被移出課程的學員也不會被帶回。</w:t>
       </w:r>
     </w:p>
     <w:p>
@@ -8940,7 +8957,10 @@
         <w:t>——</w:t>
       </w:r>
       <w:r>
-        <w:t>符合受訓對象的人多半已在課程中。原有學員可直接繼續學習。」這是常態，不需要檢查受訓對象設定。</w:t>
+        <w:t>符合受訓對象的人多</w:t>
+      </w:r>
+      <w:r>
+        <w:t>半已在課程中。原有學員可直接繼續學習。」這是常態，不需要檢查受訓對象設定。</w:t>
       </w:r>
     </w:p>
     <w:p>
@@ -9008,7 +9028,7 @@
       <w:pPr>
         <w:pStyle w:val="1"/>
       </w:pPr>
-      <w:bookmarkStart w:id="16" w:name="_Toc243399653"/>
+      <w:bookmarkStart w:id="16" w:name="_Toc243400649"/>
       <w:r>
         <w:lastRenderedPageBreak/>
         <w:t>參、常見訊息與處置</w:t>
@@ -9019,7 +9039,7 @@
       <w:pPr>
         <w:pStyle w:val="2"/>
       </w:pPr>
-      <w:bookmarkStart w:id="17" w:name="_Toc243399654"/>
+      <w:bookmarkStart w:id="17" w:name="_Toc243400650"/>
       <w:r>
         <w:t>一、被擋下（動作沒有完成）</w:t>
       </w:r>
@@ -9897,10 +9917,7 @@
               <w:t>「一門課程僅可建立</w:t>
             </w:r>
             <w:r>
-              <w:t xml:space="preserve"> 1</w:t>
-            </w:r>
-            <w:r>
-              <w:t xml:space="preserve"> </w:t>
+              <w:t xml:space="preserve"> 1 </w:t>
             </w:r>
             <w:r>
               <w:t>份課後問卷」</w:t>
@@ -10183,10 +10200,7 @@
               <w:spacing w:before="60" w:after="60"/>
             </w:pPr>
             <w:r>
-              <w:t>「請重新設定一組新的起</w:t>
-            </w:r>
-            <w:r>
-              <w:t>訖時間後方可再開課」</w:t>
+              <w:t>「請重新設定一組新的起訖時間後方可再開課」</w:t>
             </w:r>
           </w:p>
         </w:tc>
@@ -10199,7 +10213,10 @@
               <w:spacing w:before="60" w:after="60"/>
             </w:pPr>
             <w:r>
-              <w:t>按「更新並重開課」時課程訖止時間已過。於基本資料改成新的一段期間後再按一次；提前手動關閉、訖止時間仍在未來的課程不必改日期。正常操作會先在欄位上看到「課程訖止時間須晚於目前時間」，出現此句多半表示另一個分頁或裝置剛做過同一件事</w:t>
+              <w:t>按「更新並重開課」時課程訖止時間已過。於基本資料改成新的一段期間後再按一次；提前手動關閉、訖止時間仍在未來的課程不必改</w:t>
+            </w:r>
+            <w:r>
+              <w:t>日期。正常操作會先在欄位上看到「課程訖止時間須晚於目前時間」，出現此句多半表示另一個分頁或裝置剛做過同一件事</w:t>
             </w:r>
           </w:p>
         </w:tc>
@@ -10255,10 +10272,7 @@
               <w:spacing w:before="60" w:after="60"/>
             </w:pPr>
             <w:r>
-              <w:t>課程閱課期間已過，不能邀請學員；請先按「更新並重開課</w:t>
-            </w:r>
-            <w:r>
-              <w:t>」</w:t>
+              <w:t>課程閱課期間已過，不能邀請學員；請先按「更新並重開課」</w:t>
             </w:r>
           </w:p>
         </w:tc>
@@ -10424,10 +10438,7 @@
               <w:t>「以下</w:t>
             </w:r>
             <w:r>
-              <w:t xml:space="preserve"> </w:t>
-            </w:r>
-            <w:r>
-              <w:t xml:space="preserve">Email </w:t>
+              <w:t xml:space="preserve"> Email </w:t>
             </w:r>
             <w:r>
               <w:t>尚未建立</w:t>
@@ -10436,7 +10447,10 @@
               <w:t xml:space="preserve"> EDMS </w:t>
             </w:r>
             <w:r>
-              <w:t>帳號，無法寄送邀請」</w:t>
+              <w:t>帳</w:t>
+            </w:r>
+            <w:r>
+              <w:t>號，無法寄送邀請」</w:t>
             </w:r>
           </w:p>
         </w:tc>
@@ -10629,7 +10643,7 @@
       <w:pPr>
         <w:pStyle w:val="2"/>
       </w:pPr>
-      <w:bookmarkStart w:id="18" w:name="_Toc243399655"/>
+      <w:bookmarkStart w:id="18" w:name="_Toc243400651"/>
       <w:r>
         <w:t>二、有警告（動作完成但需判斷）</w:t>
       </w:r>
@@ -10855,7 +10869,7 @@
       <w:pPr>
         <w:pStyle w:val="2"/>
       </w:pPr>
-      <w:bookmarkStart w:id="19" w:name="_Toc243399656"/>
+      <w:bookmarkStart w:id="19" w:name="_Toc243400652"/>
       <w:r>
         <w:t>三、送出後的結果訊息</w:t>
       </w:r>
@@ -11460,26 +11474,9 @@
 <file path=word/numbering.xml><?xml version="1.0" encoding="utf-8"?>
 <w:numbering xmlns:wpc="http://schemas.microsoft.com/office/word/2010/wordprocessingCanvas" xmlns:cx="http://schemas.microsoft.com/office/drawing/2014/chartex" xmlns:cx1="http://schemas.microsoft.com/office/drawing/2015/9/8/chartex" xmlns:cx2="http://schemas.microsoft.com/office/drawing/2015/10/21/chartex" xmlns:cx3="http://schemas.microsoft.com/office/drawing/2016/5/9/chartex" xmlns:cx4="http://schemas.microsoft.com/office/drawing/2016/5/10/chartex" xmlns:cx5="http://schemas.microsoft.com/office/drawing/2016/5/11/chartex" xmlns:cx6="http://schemas.microsoft.com/office/drawing/2016/5/12/chartex" xmlns:cx7="http://schemas.microsoft.com/office/drawing/2016/5/13/chartex" xmlns:cx8="http://schemas.microsoft.com/office/drawing/2016/5/14/chartex" xmlns:mc="http://schemas.openxmlformats.org/markup-compatibility/2006" xmlns:aink="http://schemas.microsoft.com/office/drawing/2016/ink" xmlns:am3d="http://schemas.microsoft.com/office/drawing/2017/model3d" xmlns:o="urn:schemas-microsoft-com:office:office" xmlns:r="http://schemas.openxmlformats.org/officeDocument/2006/relationships" xmlns:m="http://schemas.openxmlformats.org/officeDocument/2006/math" xmlns:v="urn:schemas-microsoft-com:vml" xmlns:wp14="http://schemas.microsoft.com/office/word/2010/wordprocessingDrawing" xmlns:wp="http://schemas.openxmlformats.org/drawingml/2006/wordprocessingDrawing" xmlns:w10="urn:schemas-microsoft-com:office:word" xmlns:w="http://schemas.openxmlformats.org/wordprocessingml/2006/main" xmlns:w14="http://schemas.microsoft.com/office/word/2010/wordml" xmlns:w15="http://schemas.microsoft.com/office/word/2012/wordml" xmlns:w16cid="http://schemas.microsoft.com/office/word/2016/wordml/cid" xmlns:w16se="http://schemas.microsoft.com/office/word/2015/wordml/symex" xmlns:wpg="http://schemas.microsoft.com/office/word/2010/wordprocessingGroup" xmlns:wpi="http://schemas.microsoft.com/office/word/2010/wordprocessingInk" xmlns:wne="http://schemas.microsoft.com/office/word/2006/wordml" xmlns:wps="http://schemas.microsoft.com/office/word/2010/wordprocessingShape" mc:Ignorable="w14 w15 w16se w16cid wp14">
   <w:abstractNum w:abstractNumId="0" w15:restartNumberingAfterBreak="0">
-    <w:nsid w:val="1ABC44C1"/>
-    <w:multiLevelType w:val="singleLevel"/>
-    <w:tmpl w:val="DB806158"/>
-    <w:lvl w:ilvl="0">
-      <w:start w:val="1"/>
-      <w:numFmt w:val="decimal"/>
-      <w:lvlText w:val="%1."/>
-      <w:lvlJc w:val="left"/>
-      <w:pPr>
-        <w:ind w:left="960" w:hanging="480"/>
-      </w:pPr>
-      <w:rPr>
-        <w:rFonts w:ascii="Times New Roman" w:eastAsia="標楷體" w:hAnsi="Times New Roman" w:cs="Times New Roman"/>
-      </w:rPr>
-    </w:lvl>
-  </w:abstractNum>
-  <w:abstractNum w:abstractNumId="1" w15:restartNumberingAfterBreak="0">
-    <w:nsid w:val="5A2B7CDB"/>
+    <w:nsid w:val="1AA843F4"/>
     <w:multiLevelType w:val="multilevel"/>
-    <w:tmpl w:val="6BEA4B30"/>
+    <w:tmpl w:val="5CC46590"/>
     <w:lvl w:ilvl="0">
       <w:start w:val="1"/>
       <w:numFmt w:val="bullet"/>
@@ -11532,6 +11529,23 @@
       <w:numFmt w:val="decimal"/>
       <w:lvlText w:val=""/>
       <w:lvlJc w:val="left"/>
+    </w:lvl>
+  </w:abstractNum>
+  <w:abstractNum w:abstractNumId="1" w15:restartNumberingAfterBreak="0">
+    <w:nsid w:val="1ABC44C1"/>
+    <w:multiLevelType w:val="singleLevel"/>
+    <w:tmpl w:val="DB806158"/>
+    <w:lvl w:ilvl="0">
+      <w:start w:val="1"/>
+      <w:numFmt w:val="decimal"/>
+      <w:lvlText w:val="%1."/>
+      <w:lvlJc w:val="left"/>
+      <w:pPr>
+        <w:ind w:left="960" w:hanging="480"/>
+      </w:pPr>
+      <w:rPr>
+        <w:rFonts w:ascii="Times New Roman" w:eastAsia="標楷體" w:hAnsi="Times New Roman" w:cs="Times New Roman"/>
+      </w:rPr>
     </w:lvl>
   </w:abstractNum>
   <w:abstractNum w:abstractNumId="2" w15:restartNumberingAfterBreak="0">
@@ -11599,19 +11613,19 @@
     </w:lvl>
   </w:abstractNum>
   <w:num w:numId="1">
-    <w:abstractNumId w:val="0"/>
+    <w:abstractNumId w:val="1"/>
     <w:lvlOverride w:ilvl="0">
       <w:startOverride w:val="1"/>
     </w:lvlOverride>
   </w:num>
   <w:num w:numId="2">
-    <w:abstractNumId w:val="0"/>
+    <w:abstractNumId w:val="1"/>
     <w:lvlOverride w:ilvl="0">
       <w:startOverride w:val="1"/>
     </w:lvlOverride>
   </w:num>
   <w:num w:numId="3">
-    <w:abstractNumId w:val="0"/>
+    <w:abstractNumId w:val="1"/>
     <w:lvlOverride w:ilvl="0">
       <w:startOverride w:val="1"/>
     </w:lvlOverride>
@@ -11623,199 +11637,199 @@
     </w:lvlOverride>
   </w:num>
   <w:num w:numId="5">
-    <w:abstractNumId w:val="0"/>
+    <w:abstractNumId w:val="1"/>
     <w:lvlOverride w:ilvl="0">
       <w:startOverride w:val="1"/>
     </w:lvlOverride>
   </w:num>
   <w:num w:numId="6">
-    <w:abstractNumId w:val="0"/>
+    <w:abstractNumId w:val="1"/>
     <w:lvlOverride w:ilvl="0">
       <w:startOverride w:val="1"/>
     </w:lvlOverride>
   </w:num>
   <w:num w:numId="7">
-    <w:abstractNumId w:val="0"/>
+    <w:abstractNumId w:val="1"/>
     <w:lvlOverride w:ilvl="0">
       <w:startOverride w:val="1"/>
     </w:lvlOverride>
   </w:num>
   <w:num w:numId="8">
-    <w:abstractNumId w:val="0"/>
+    <w:abstractNumId w:val="1"/>
     <w:lvlOverride w:ilvl="0">
       <w:startOverride w:val="1"/>
     </w:lvlOverride>
   </w:num>
   <w:num w:numId="9">
-    <w:abstractNumId w:val="0"/>
+    <w:abstractNumId w:val="1"/>
     <w:lvlOverride w:ilvl="0">
       <w:startOverride w:val="1"/>
     </w:lvlOverride>
   </w:num>
   <w:num w:numId="10">
-    <w:abstractNumId w:val="0"/>
+    <w:abstractNumId w:val="1"/>
     <w:lvlOverride w:ilvl="0">
       <w:startOverride w:val="1"/>
     </w:lvlOverride>
   </w:num>
   <w:num w:numId="11">
-    <w:abstractNumId w:val="0"/>
+    <w:abstractNumId w:val="1"/>
     <w:lvlOverride w:ilvl="0">
       <w:startOverride w:val="1"/>
     </w:lvlOverride>
   </w:num>
   <w:num w:numId="12">
-    <w:abstractNumId w:val="0"/>
+    <w:abstractNumId w:val="1"/>
     <w:lvlOverride w:ilvl="0">
       <w:startOverride w:val="1"/>
     </w:lvlOverride>
   </w:num>
   <w:num w:numId="13">
-    <w:abstractNumId w:val="0"/>
+    <w:abstractNumId w:val="1"/>
     <w:lvlOverride w:ilvl="0">
       <w:startOverride w:val="1"/>
     </w:lvlOverride>
   </w:num>
   <w:num w:numId="14">
-    <w:abstractNumId w:val="0"/>
+    <w:abstractNumId w:val="1"/>
     <w:lvlOverride w:ilvl="0">
       <w:startOverride w:val="1"/>
     </w:lvlOverride>
   </w:num>
   <w:num w:numId="15">
-    <w:abstractNumId w:val="0"/>
+    <w:abstractNumId w:val="1"/>
     <w:lvlOverride w:ilvl="0">
       <w:startOverride w:val="1"/>
     </w:lvlOverride>
   </w:num>
   <w:num w:numId="16">
-    <w:abstractNumId w:val="0"/>
+    <w:abstractNumId w:val="1"/>
     <w:lvlOverride w:ilvl="0">
       <w:startOverride w:val="1"/>
     </w:lvlOverride>
   </w:num>
   <w:num w:numId="17">
-    <w:abstractNumId w:val="0"/>
+    <w:abstractNumId w:val="1"/>
     <w:lvlOverride w:ilvl="0">
       <w:startOverride w:val="1"/>
     </w:lvlOverride>
   </w:num>
   <w:num w:numId="18">
-    <w:abstractNumId w:val="0"/>
+    <w:abstractNumId w:val="1"/>
     <w:lvlOverride w:ilvl="0">
       <w:startOverride w:val="1"/>
     </w:lvlOverride>
   </w:num>
   <w:num w:numId="19">
-    <w:abstractNumId w:val="0"/>
+    <w:abstractNumId w:val="1"/>
     <w:lvlOverride w:ilvl="0">
       <w:startOverride w:val="1"/>
     </w:lvlOverride>
   </w:num>
   <w:num w:numId="20">
-    <w:abstractNumId w:val="0"/>
+    <w:abstractNumId w:val="1"/>
     <w:lvlOverride w:ilvl="0">
       <w:startOverride w:val="1"/>
     </w:lvlOverride>
   </w:num>
   <w:num w:numId="21">
-    <w:abstractNumId w:val="0"/>
+    <w:abstractNumId w:val="1"/>
     <w:lvlOverride w:ilvl="0">
       <w:startOverride w:val="1"/>
     </w:lvlOverride>
   </w:num>
   <w:num w:numId="22">
-    <w:abstractNumId w:val="0"/>
+    <w:abstractNumId w:val="1"/>
     <w:lvlOverride w:ilvl="0">
       <w:startOverride w:val="1"/>
     </w:lvlOverride>
   </w:num>
   <w:num w:numId="23">
-    <w:abstractNumId w:val="0"/>
+    <w:abstractNumId w:val="1"/>
     <w:lvlOverride w:ilvl="0">
       <w:startOverride w:val="1"/>
     </w:lvlOverride>
   </w:num>
   <w:num w:numId="24">
-    <w:abstractNumId w:val="0"/>
+    <w:abstractNumId w:val="1"/>
     <w:lvlOverride w:ilvl="0">
       <w:startOverride w:val="1"/>
     </w:lvlOverride>
   </w:num>
   <w:num w:numId="25">
-    <w:abstractNumId w:val="0"/>
+    <w:abstractNumId w:val="1"/>
     <w:lvlOverride w:ilvl="0">
       <w:startOverride w:val="1"/>
     </w:lvlOverride>
   </w:num>
   <w:num w:numId="26">
-    <w:abstractNumId w:val="0"/>
+    <w:abstractNumId w:val="1"/>
     <w:lvlOverride w:ilvl="0">
       <w:startOverride w:val="1"/>
     </w:lvlOverride>
   </w:num>
   <w:num w:numId="27">
-    <w:abstractNumId w:val="0"/>
+    <w:abstractNumId w:val="1"/>
     <w:lvlOverride w:ilvl="0">
       <w:startOverride w:val="1"/>
     </w:lvlOverride>
   </w:num>
   <w:num w:numId="28">
-    <w:abstractNumId w:val="0"/>
+    <w:abstractNumId w:val="1"/>
     <w:lvlOverride w:ilvl="0">
       <w:startOverride w:val="1"/>
     </w:lvlOverride>
   </w:num>
   <w:num w:numId="29">
-    <w:abstractNumId w:val="0"/>
+    <w:abstractNumId w:val="1"/>
     <w:lvlOverride w:ilvl="0">
       <w:startOverride w:val="1"/>
     </w:lvlOverride>
   </w:num>
   <w:num w:numId="30">
-    <w:abstractNumId w:val="0"/>
+    <w:abstractNumId w:val="1"/>
     <w:lvlOverride w:ilvl="0">
       <w:startOverride w:val="1"/>
     </w:lvlOverride>
   </w:num>
   <w:num w:numId="31">
-    <w:abstractNumId w:val="0"/>
+    <w:abstractNumId w:val="1"/>
     <w:lvlOverride w:ilvl="0">
       <w:startOverride w:val="1"/>
     </w:lvlOverride>
   </w:num>
   <w:num w:numId="32">
-    <w:abstractNumId w:val="0"/>
+    <w:abstractNumId w:val="1"/>
     <w:lvlOverride w:ilvl="0">
       <w:startOverride w:val="1"/>
     </w:lvlOverride>
   </w:num>
   <w:num w:numId="33">
-    <w:abstractNumId w:val="0"/>
+    <w:abstractNumId w:val="1"/>
     <w:lvlOverride w:ilvl="0">
       <w:startOverride w:val="1"/>
     </w:lvlOverride>
   </w:num>
   <w:num w:numId="34">
-    <w:abstractNumId w:val="0"/>
+    <w:abstractNumId w:val="1"/>
     <w:lvlOverride w:ilvl="0">
       <w:startOverride w:val="1"/>
     </w:lvlOverride>
   </w:num>
   <w:num w:numId="35">
-    <w:abstractNumId w:val="0"/>
+    <w:abstractNumId w:val="1"/>
     <w:lvlOverride w:ilvl="0">
       <w:startOverride w:val="1"/>
     </w:lvlOverride>
   </w:num>
   <w:num w:numId="36">
-    <w:abstractNumId w:val="0"/>
+    <w:abstractNumId w:val="1"/>
     <w:lvlOverride w:ilvl="0">
       <w:startOverride w:val="1"/>
     </w:lvlOverride>
   </w:num>
   <w:num w:numId="37">
-    <w:abstractNumId w:val="1"/>
+    <w:abstractNumId w:val="0"/>
   </w:num>
   <w:numIdMacAtCleanup w:val="36"/>
 </w:numbering>
@@ -23583,7 +23597,7 @@
 </file>
 
 <file path=customXml/itemProps1.xml><?xml version="1.0" encoding="utf-8"?>
-<ds:datastoreItem xmlns:ds="http://schemas.openxmlformats.org/officeDocument/2006/customXml" ds:itemID="{DC1D1B3F-5758-480A-BDBB-2D29E3555A25}">
+<ds:datastoreItem xmlns:ds="http://schemas.openxmlformats.org/officeDocument/2006/customXml" ds:itemID="{FE68F8B7-6267-4BFE-98F0-F8DC9748D96A}">
   <ds:schemaRefs>
     <ds:schemaRef ds:uri="http://schemas.openxmlformats.org/officeDocument/2006/bibliography"/>
   </ds:schemaRefs>

--- a/docs/manuals/et/ET05-課程建立與編輯.docx
+++ b/docs/manuals/et/ET05-課程建立與編輯.docx
@@ -516,7 +516,7 @@
       <w:r>
         <w:fldChar w:fldCharType="separate"/>
       </w:r>
-      <w:hyperlink w:anchor="_Toc243395832" w:history="1">
+      <w:hyperlink w:anchor="_Toc243400634" w:history="1">
         <w:r>
           <w:rPr>
             <w:rStyle w:val="affb"/>
@@ -544,7 +544,7 @@
             <w:noProof/>
             <w:webHidden/>
           </w:rPr>
-          <w:instrText xml:space="preserve"> PAGEREF _Toc243395832 \h </w:instrText>
+          <w:instrText xml:space="preserve"> PAGEREF _Toc243400634 \h </w:instrText>
         </w:r>
         <w:r>
           <w:rPr>
@@ -589,7 +589,7 @@
           <w:szCs w:val="22"/>
         </w:rPr>
       </w:pPr>
-      <w:hyperlink w:anchor="_Toc243395833" w:history="1">
+      <w:hyperlink w:anchor="_Toc243400635" w:history="1">
         <w:r>
           <w:rPr>
             <w:rStyle w:val="affb"/>
@@ -617,7 +617,7 @@
             <w:noProof/>
             <w:webHidden/>
           </w:rPr>
-          <w:instrText xml:space="preserve"> PAGEREF _Toc243395833 \h </w:instrText>
+          <w:instrText xml:space="preserve"> PAGEREF _Toc243400635 \h </w:instrText>
         </w:r>
         <w:r>
           <w:rPr>
@@ -662,7 +662,7 @@
           <w:szCs w:val="22"/>
         </w:rPr>
       </w:pPr>
-      <w:hyperlink w:anchor="_Toc243395834" w:history="1">
+      <w:hyperlink w:anchor="_Toc243400636" w:history="1">
         <w:r>
           <w:rPr>
             <w:rStyle w:val="affb"/>
@@ -690,7 +690,7 @@
             <w:noProof/>
             <w:webHidden/>
           </w:rPr>
-          <w:instrText xml:space="preserve"> PAGEREF _Toc243395834 \h </w:instrText>
+          <w:instrText xml:space="preserve"> PAGEREF _Toc243400636 \h </w:instrText>
         </w:r>
         <w:r>
           <w:rPr>
@@ -735,7 +735,7 @@
           <w:szCs w:val="22"/>
         </w:rPr>
       </w:pPr>
-      <w:hyperlink w:anchor="_Toc243395835" w:history="1">
+      <w:hyperlink w:anchor="_Toc243400637" w:history="1">
         <w:r>
           <w:rPr>
             <w:rStyle w:val="affb"/>
@@ -763,7 +763,7 @@
             <w:noProof/>
             <w:webHidden/>
           </w:rPr>
-          <w:instrText xml:space="preserve"> PAGEREF _Toc243395835 \h </w:instrText>
+          <w:instrText xml:space="preserve"> PAGEREF _Toc243400637 \h </w:instrText>
         </w:r>
         <w:r>
           <w:rPr>
@@ -808,7 +808,7 @@
           <w:szCs w:val="22"/>
         </w:rPr>
       </w:pPr>
-      <w:hyperlink w:anchor="_Toc243395836" w:history="1">
+      <w:hyperlink w:anchor="_Toc243400638" w:history="1">
         <w:r>
           <w:rPr>
             <w:rStyle w:val="affb"/>
@@ -836,7 +836,7 @@
             <w:noProof/>
             <w:webHidden/>
           </w:rPr>
-          <w:instrText xml:space="preserve"> PAGEREF _Toc243395836 \h </w:instrText>
+          <w:instrText xml:space="preserve"> PAGEREF _Toc243400638 \h </w:instrText>
         </w:r>
         <w:r>
           <w:rPr>
@@ -881,7 +881,7 @@
           <w:szCs w:val="22"/>
         </w:rPr>
       </w:pPr>
-      <w:hyperlink w:anchor="_Toc243395837" w:history="1">
+      <w:hyperlink w:anchor="_Toc243400639" w:history="1">
         <w:r>
           <w:rPr>
             <w:rStyle w:val="affb"/>
@@ -909,7 +909,7 @@
             <w:noProof/>
             <w:webHidden/>
           </w:rPr>
-          <w:instrText xml:space="preserve"> PAGEREF _Toc243395837 \h </w:instrText>
+          <w:instrText xml:space="preserve"> PAGEREF _Toc243400639 \h </w:instrText>
         </w:r>
         <w:r>
           <w:rPr>
@@ -954,7 +954,7 @@
           <w:szCs w:val="22"/>
         </w:rPr>
       </w:pPr>
-      <w:hyperlink w:anchor="_Toc243395838" w:history="1">
+      <w:hyperlink w:anchor="_Toc243400640" w:history="1">
         <w:r>
           <w:rPr>
             <w:rStyle w:val="affb"/>
@@ -982,7 +982,7 @@
             <w:noProof/>
             <w:webHidden/>
           </w:rPr>
-          <w:instrText xml:space="preserve"> PAGEREF _Toc243395838 \h </w:instrText>
+          <w:instrText xml:space="preserve"> PAGEREF _Toc243400640 \h </w:instrText>
         </w:r>
         <w:r>
           <w:rPr>
@@ -1027,7 +1027,7 @@
           <w:szCs w:val="22"/>
         </w:rPr>
       </w:pPr>
-      <w:hyperlink w:anchor="_Toc243395839" w:history="1">
+      <w:hyperlink w:anchor="_Toc243400641" w:history="1">
         <w:r>
           <w:rPr>
             <w:rStyle w:val="affb"/>
@@ -1055,7 +1055,7 @@
             <w:noProof/>
             <w:webHidden/>
           </w:rPr>
-          <w:instrText xml:space="preserve"> PAGEREF _Toc243395839 \h </w:instrText>
+          <w:instrText xml:space="preserve"> PAGEREF _Toc243400641 \h </w:instrText>
         </w:r>
         <w:r>
           <w:rPr>
@@ -1100,7 +1100,7 @@
           <w:szCs w:val="22"/>
         </w:rPr>
       </w:pPr>
-      <w:hyperlink w:anchor="_Toc243395840" w:history="1">
+      <w:hyperlink w:anchor="_Toc243400642" w:history="1">
         <w:r>
           <w:rPr>
             <w:rStyle w:val="affb"/>
@@ -1128,7 +1128,7 @@
             <w:noProof/>
             <w:webHidden/>
           </w:rPr>
-          <w:instrText xml:space="preserve"> PAGEREF _Toc243395840 \h </w:instrText>
+          <w:instrText xml:space="preserve"> PAGEREF _Toc243400642 \h </w:instrText>
         </w:r>
         <w:r>
           <w:rPr>
@@ -1173,7 +1173,7 @@
           <w:szCs w:val="22"/>
         </w:rPr>
       </w:pPr>
-      <w:hyperlink w:anchor="_Toc243395841" w:history="1">
+      <w:hyperlink w:anchor="_Toc243400643" w:history="1">
         <w:r>
           <w:rPr>
             <w:rStyle w:val="affb"/>
@@ -1201,7 +1201,7 @@
             <w:noProof/>
             <w:webHidden/>
           </w:rPr>
-          <w:instrText xml:space="preserve"> PAGEREF _Toc243395841 \h </w:instrText>
+          <w:instrText xml:space="preserve"> PAGEREF _Toc243400643 \h </w:instrText>
         </w:r>
         <w:r>
           <w:rPr>
@@ -1246,7 +1246,7 @@
           <w:szCs w:val="22"/>
         </w:rPr>
       </w:pPr>
-      <w:hyperlink w:anchor="_Toc243395842" w:history="1">
+      <w:hyperlink w:anchor="_Toc243400644" w:history="1">
         <w:r>
           <w:rPr>
             <w:rStyle w:val="affb"/>
@@ -1274,7 +1274,7 @@
             <w:noProof/>
             <w:webHidden/>
           </w:rPr>
-          <w:instrText xml:space="preserve"> PAGEREF _Toc243395842 \h </w:instrText>
+          <w:instrText xml:space="preserve"> PAGEREF _Toc243400644 \h </w:instrText>
         </w:r>
         <w:r>
           <w:rPr>
@@ -1319,7 +1319,7 @@
           <w:szCs w:val="22"/>
         </w:rPr>
       </w:pPr>
-      <w:hyperlink w:anchor="_Toc243395843" w:history="1">
+      <w:hyperlink w:anchor="_Toc243400645" w:history="1">
         <w:r>
           <w:rPr>
             <w:rStyle w:val="affb"/>
@@ -1347,7 +1347,7 @@
             <w:noProof/>
             <w:webHidden/>
           </w:rPr>
-          <w:instrText xml:space="preserve"> PAGEREF _Toc243395843 \h </w:instrText>
+          <w:instrText xml:space="preserve"> PAGEREF _Toc243400645 \h </w:instrText>
         </w:r>
         <w:r>
           <w:rPr>
@@ -1392,7 +1392,7 @@
           <w:szCs w:val="22"/>
         </w:rPr>
       </w:pPr>
-      <w:hyperlink w:anchor="_Toc243395844" w:history="1">
+      <w:hyperlink w:anchor="_Toc243400646" w:history="1">
         <w:r>
           <w:rPr>
             <w:rStyle w:val="affb"/>
@@ -1420,7 +1420,7 @@
             <w:noProof/>
             <w:webHidden/>
           </w:rPr>
-          <w:instrText xml:space="preserve"> PAGEREF _Toc243395844 \h </w:instrText>
+          <w:instrText xml:space="preserve"> PAGEREF _Toc243400646 \h </w:instrText>
         </w:r>
         <w:r>
           <w:rPr>
@@ -1465,7 +1465,7 @@
           <w:szCs w:val="22"/>
         </w:rPr>
       </w:pPr>
-      <w:hyperlink w:anchor="_Toc243395845" w:history="1">
+      <w:hyperlink w:anchor="_Toc243400647" w:history="1">
         <w:r>
           <w:rPr>
             <w:rStyle w:val="affb"/>
@@ -1493,7 +1493,7 @@
             <w:noProof/>
             <w:webHidden/>
           </w:rPr>
-          <w:instrText xml:space="preserve"> PAGEREF _Toc243395845 \h </w:instrText>
+          <w:instrText xml:space="preserve"> PAGEREF _Toc243400647 \h </w:instrText>
         </w:r>
         <w:r>
           <w:rPr>
@@ -1538,7 +1538,7 @@
           <w:szCs w:val="22"/>
         </w:rPr>
       </w:pPr>
-      <w:hyperlink w:anchor="_Toc243395846" w:history="1">
+      <w:hyperlink w:anchor="_Toc243400648" w:history="1">
         <w:r>
           <w:rPr>
             <w:rStyle w:val="affb"/>
@@ -1566,7 +1566,7 @@
             <w:noProof/>
             <w:webHidden/>
           </w:rPr>
-          <w:instrText xml:space="preserve"> PAGEREF _Toc243395846 \h </w:instrText>
+          <w:instrText xml:space="preserve"> PAGEREF _Toc243400648 \h </w:instrText>
         </w:r>
         <w:r>
           <w:rPr>
@@ -1611,7 +1611,7 @@
           <w:szCs w:val="22"/>
         </w:rPr>
       </w:pPr>
-      <w:hyperlink w:anchor="_Toc243395847" w:history="1">
+      <w:hyperlink w:anchor="_Toc243400649" w:history="1">
         <w:r>
           <w:rPr>
             <w:rStyle w:val="affb"/>
@@ -1639,7 +1639,7 @@
             <w:noProof/>
             <w:webHidden/>
           </w:rPr>
-          <w:instrText xml:space="preserve"> PAGEREF _Toc243395847 \h </w:instrText>
+          <w:instrText xml:space="preserve"> PAGEREF _Toc243400649 \h </w:instrText>
         </w:r>
         <w:r>
           <w:rPr>
@@ -1684,7 +1684,7 @@
           <w:szCs w:val="22"/>
         </w:rPr>
       </w:pPr>
-      <w:hyperlink w:anchor="_Toc243395848" w:history="1">
+      <w:hyperlink w:anchor="_Toc243400650" w:history="1">
         <w:r>
           <w:rPr>
             <w:rStyle w:val="affb"/>
@@ -1712,7 +1712,7 @@
             <w:noProof/>
             <w:webHidden/>
           </w:rPr>
-          <w:instrText xml:space="preserve"> PAGEREF _Toc243395848 \h </w:instrText>
+          <w:instrText xml:space="preserve"> PAGEREF _Toc243400650 \h </w:instrText>
         </w:r>
         <w:r>
           <w:rPr>
@@ -1757,7 +1757,7 @@
           <w:szCs w:val="22"/>
         </w:rPr>
       </w:pPr>
-      <w:hyperlink w:anchor="_Toc243395849" w:history="1">
+      <w:hyperlink w:anchor="_Toc243400651" w:history="1">
         <w:r>
           <w:rPr>
             <w:rStyle w:val="affb"/>
@@ -1785,80 +1785,7 @@
             <w:noProof/>
             <w:webHidden/>
           </w:rPr>
-          <w:instrText xml:space="preserve"> PAGEREF _Toc243395849 \h </w:instrText>
-        </w:r>
-        <w:r>
-          <w:rPr>
-            <w:noProof/>
-            <w:webHidden/>
-          </w:rPr>
-        </w:r>
-        <w:r>
-          <w:rPr>
-            <w:noProof/>
-            <w:webHidden/>
-          </w:rPr>
-          <w:fldChar w:fldCharType="separate"/>
-        </w:r>
-        <w:r>
-          <w:rPr>
-            <w:noProof/>
-            <w:webHidden/>
-          </w:rPr>
-          <w:t>26</w:t>
-        </w:r>
-        <w:r>
-          <w:rPr>
-            <w:noProof/>
-            <w:webHidden/>
-          </w:rPr>
-          <w:fldChar w:fldCharType="end"/>
-        </w:r>
-      </w:hyperlink>
-    </w:p>
-    <w:p>
-      <w:pPr>
-        <w:pStyle w:val="2a"/>
-        <w:tabs>
-          <w:tab w:val="right" w:leader="dot" w:pos="9350"/>
-        </w:tabs>
-        <w:rPr>
-          <w:rFonts w:asciiTheme="minorHAnsi" w:eastAsiaTheme="minorEastAsia" w:hAnsiTheme="minorHAnsi" w:cstheme="minorBidi"/>
-          <w:noProof/>
-          <w:color w:val="auto"/>
-          <w:kern w:val="2"/>
-          <w:szCs w:val="22"/>
-        </w:rPr>
-      </w:pPr>
-      <w:hyperlink w:anchor="_Toc243395850" w:history="1">
-        <w:r>
-          <w:rPr>
-            <w:rStyle w:val="affb"/>
-            <w:rFonts w:hint="eastAsia"/>
-            <w:noProof/>
-          </w:rPr>
-          <w:t>三、送出後的結果訊息</w:t>
-        </w:r>
-        <w:r>
-          <w:rPr>
-            <w:noProof/>
-            <w:webHidden/>
-          </w:rPr>
-          <w:tab/>
-        </w:r>
-        <w:r>
-          <w:rPr>
-            <w:noProof/>
-            <w:webHidden/>
-          </w:rPr>
-          <w:fldChar w:fldCharType="begin"/>
-        </w:r>
-        <w:r>
-          <w:rPr>
-            <w:noProof/>
-            <w:webHidden/>
-          </w:rPr>
-          <w:instrText xml:space="preserve"> PAGEREF _Toc243395850 \h </w:instrText>
+          <w:instrText xml:space="preserve"> PAGEREF _Toc243400651 \h </w:instrText>
         </w:r>
         <w:r>
           <w:rPr>
@@ -1890,6 +1817,79 @@
       </w:hyperlink>
     </w:p>
     <w:p>
+      <w:pPr>
+        <w:pStyle w:val="2a"/>
+        <w:tabs>
+          <w:tab w:val="right" w:leader="dot" w:pos="9350"/>
+        </w:tabs>
+        <w:rPr>
+          <w:rFonts w:asciiTheme="minorHAnsi" w:eastAsiaTheme="minorEastAsia" w:hAnsiTheme="minorHAnsi" w:cstheme="minorBidi"/>
+          <w:noProof/>
+          <w:color w:val="auto"/>
+          <w:kern w:val="2"/>
+          <w:szCs w:val="22"/>
+        </w:rPr>
+      </w:pPr>
+      <w:hyperlink w:anchor="_Toc243400652" w:history="1">
+        <w:r>
+          <w:rPr>
+            <w:rStyle w:val="affb"/>
+            <w:rFonts w:hint="eastAsia"/>
+            <w:noProof/>
+          </w:rPr>
+          <w:t>三、送出後的結果訊息</w:t>
+        </w:r>
+        <w:r>
+          <w:rPr>
+            <w:noProof/>
+            <w:webHidden/>
+          </w:rPr>
+          <w:tab/>
+        </w:r>
+        <w:r>
+          <w:rPr>
+            <w:noProof/>
+            <w:webHidden/>
+          </w:rPr>
+          <w:fldChar w:fldCharType="begin"/>
+        </w:r>
+        <w:r>
+          <w:rPr>
+            <w:noProof/>
+            <w:webHidden/>
+          </w:rPr>
+          <w:instrText xml:space="preserve"> PAGEREF _Toc243400652 \h </w:instrText>
+        </w:r>
+        <w:r>
+          <w:rPr>
+            <w:noProof/>
+            <w:webHidden/>
+          </w:rPr>
+        </w:r>
+        <w:r>
+          <w:rPr>
+            <w:noProof/>
+            <w:webHidden/>
+          </w:rPr>
+          <w:fldChar w:fldCharType="separate"/>
+        </w:r>
+        <w:r>
+          <w:rPr>
+            <w:noProof/>
+            <w:webHidden/>
+          </w:rPr>
+          <w:t>27</w:t>
+        </w:r>
+        <w:r>
+          <w:rPr>
+            <w:noProof/>
+            <w:webHidden/>
+          </w:rPr>
+          <w:fldChar w:fldCharType="end"/>
+        </w:r>
+      </w:hyperlink>
+    </w:p>
+    <w:p>
       <w:r>
         <w:fldChar w:fldCharType="end"/>
       </w:r>
@@ -1908,7 +1908,7 @@
       <w:pPr>
         <w:pStyle w:val="1"/>
       </w:pPr>
-      <w:bookmarkStart w:id="1" w:name="_Toc243395832"/>
+      <w:bookmarkStart w:id="1" w:name="_Toc243400634"/>
       <w:r>
         <w:lastRenderedPageBreak/>
         <w:t>壹、作業說明</w:t>
@@ -1919,7 +1919,7 @@
       <w:pPr>
         <w:pStyle w:val="2"/>
       </w:pPr>
-      <w:bookmarkStart w:id="2" w:name="_Toc243395833"/>
+      <w:bookmarkStart w:id="2" w:name="_Toc243400635"/>
       <w:r>
         <w:t>一、使用情境</w:t>
       </w:r>
@@ -2127,7 +2127,7 @@
       <w:pPr>
         <w:pStyle w:val="2"/>
       </w:pPr>
-      <w:bookmarkStart w:id="3" w:name="_Toc243395834"/>
+      <w:bookmarkStart w:id="3" w:name="_Toc243400636"/>
       <w:r>
         <w:t>二、進入路徑</w:t>
       </w:r>
@@ -2351,7 +2351,7 @@
       <w:pPr>
         <w:pStyle w:val="1"/>
       </w:pPr>
-      <w:bookmarkStart w:id="4" w:name="_Toc243395835"/>
+      <w:bookmarkStart w:id="4" w:name="_Toc243400637"/>
       <w:r>
         <w:lastRenderedPageBreak/>
         <w:t>貳、操作說明</w:t>
@@ -2362,7 +2362,7 @@
       <w:pPr>
         <w:pStyle w:val="2"/>
       </w:pPr>
-      <w:bookmarkStart w:id="5" w:name="_Toc243395836"/>
+      <w:bookmarkStart w:id="5" w:name="_Toc243400638"/>
       <w:r>
         <w:t>一、畫面與前置設定</w:t>
       </w:r>
@@ -3019,7 +3019,7 @@
       <w:pPr>
         <w:pStyle w:val="2"/>
       </w:pPr>
-      <w:bookmarkStart w:id="6" w:name="_Toc243395837"/>
+      <w:bookmarkStart w:id="6" w:name="_Toc243400639"/>
       <w:r>
         <w:t>二、建立課程基本資料</w:t>
       </w:r>
@@ -3601,7 +3601,7 @@
       <w:pPr>
         <w:pStyle w:val="2"/>
       </w:pPr>
-      <w:bookmarkStart w:id="7" w:name="_Toc243395838"/>
+      <w:bookmarkStart w:id="7" w:name="_Toc243400640"/>
       <w:r>
         <w:t>三、刪除草稿課程</w:t>
       </w:r>
@@ -3688,7 +3688,7 @@
       <w:pPr>
         <w:pStyle w:val="2"/>
       </w:pPr>
-      <w:bookmarkStart w:id="8" w:name="_Toc243395839"/>
+      <w:bookmarkStart w:id="8" w:name="_Toc243400641"/>
       <w:r>
         <w:t>四、編排章節</w:t>
       </w:r>
@@ -3981,14 +3981,14 @@
         <w:t>剛建立的項</w:t>
       </w:r>
       <w:r>
-        <w:t>目若在第一次儲存前就按「取消」，該項目會被移除，不會留下空白項目。</w:t>
+        <w:t>目若在第一次儲存前就關閉視窗（教材按「取消」、測驗按「關閉」），該項目會被移除，不會留下空白項目。</w:t>
       </w:r>
     </w:p>
     <w:p>
       <w:pPr>
         <w:pStyle w:val="2"/>
       </w:pPr>
-      <w:bookmarkStart w:id="9" w:name="_Toc243395840"/>
+      <w:bookmarkStart w:id="9" w:name="_Toc243400642"/>
       <w:r>
         <w:t>五、新增教材</w:t>
       </w:r>
@@ -4111,7 +4111,13 @@
               <w:t>500 MB</w:t>
             </w:r>
             <w:r>
-              <w:t>，由管理者於平台後台設定）；長度由系統自動解析</w:t>
+              <w:t>，由</w:t>
+            </w:r>
+            <w:r>
+              <w:t xml:space="preserve"> IT </w:t>
+            </w:r>
+            <w:r>
+              <w:t>人員於系統參數設定）；長度由系統自動解析</w:t>
             </w:r>
           </w:p>
         </w:tc>
@@ -4256,14 +4262,29 @@
         <w:ind w:firstLine="482"/>
       </w:pPr>
       <w:r>
+        <w:t>引用的文件於文件管理端發布新版本或被廢止時，系統於每日排程寄</w:t>
+      </w:r>
+      <w:r>
+        <w:t xml:space="preserve"> Email </w:t>
+      </w:r>
+      <w:r>
+        <w:t>通知課程建立者並列出受影響的課程：改版信提醒確認測驗題目是否仍符合新內</w:t>
+      </w:r>
+      <w:r>
+        <w:t>容（草稿課程不</w:t>
+      </w:r>
+      <w:r>
         <w:lastRenderedPageBreak/>
-        <w:t>引用的文件於文件管理端發布新版本或被廢止時，系統於每日排程寄</w:t>
-      </w:r>
-      <w:r>
-        <w:t xml:space="preserve"> Email </w:t>
-      </w:r>
-      <w:r>
-        <w:t>通知課程建立者並列出受影響的課程：改版信提醒確認測驗題目是否仍符合新內容（草稿課程不寄），廢止信提醒移除引用。剛加入引用時不寄信。</w:t>
+        <w:t>寄），廢止信提醒移除引用。剛加入引用時不寄信：改版信以加入引用後</w:t>
+      </w:r>
+      <w:r>
+        <w:rPr>
+          <w:b/>
+        </w:rPr>
+        <w:t>第一次排程執行時</w:t>
+      </w:r>
+      <w:r>
+        <w:t>的版本為基準，其後再發布的新版本才會寄信。</w:t>
       </w:r>
     </w:p>
     <w:p>
@@ -4271,10 +4292,7 @@
         <w:ind w:firstLine="482"/>
       </w:pPr>
       <w:r>
-        <w:t>引用的文件</w:t>
-      </w:r>
-      <w:r>
-        <w:t>若被廢止，該筆旁邊會顯示「此文件已廢止」標籤，而且</w:t>
+        <w:t>引用的文件若被廢止，該筆旁邊會顯示「此文件已廢止」標籤，而且</w:t>
       </w:r>
       <w:r>
         <w:rPr>
@@ -4290,7 +4308,7 @@
       <w:pPr>
         <w:pStyle w:val="2"/>
       </w:pPr>
-      <w:bookmarkStart w:id="10" w:name="_Toc243395841"/>
+      <w:bookmarkStart w:id="10" w:name="_Toc243400643"/>
       <w:r>
         <w:t>六、建立測驗與題目</w:t>
       </w:r>
@@ -4619,7 +4637,10 @@
         <w:t xml:space="preserve"> 6 </w:t>
       </w:r>
       <w:r>
-        <w:t>個，配分範圍</w:t>
+        <w:t>個，配分</w:t>
+      </w:r>
+      <w:r>
+        <w:t>範圍</w:t>
       </w:r>
       <w:r>
         <w:t xml:space="preserve"> 1 </w:t>
@@ -4814,7 +4835,10 @@
         <w:t>逐題建立的過程中總和本來就不會是</w:t>
       </w:r>
       <w:r>
-        <w:t xml:space="preserve"> 100</w:t>
+        <w:t xml:space="preserve"> </w:t>
+      </w:r>
+      <w:r>
+        <w:t>100</w:t>
       </w:r>
       <w:r>
         <w:t>，此處只是提醒。尚無題目的測驗，於章節的項目列上標示「尚無題目」。</w:t>
@@ -4826,10 +4850,7 @@
       </w:pPr>
       <w:r>
         <w:lastRenderedPageBreak/>
-        <w:t>題目呈現給學員的順序由系統自動洗牌，教師不需也無法指定，因此題</w:t>
-      </w:r>
-      <w:r>
-        <w:t>庫沒有拖曳排序的手把。</w:t>
+        <w:t>題目呈現給學員的順序由系統自動洗牌，教師不需也無法指定，因此題庫沒有拖曳排序的手把。</w:t>
       </w:r>
     </w:p>
     <w:p>
@@ -4880,7 +4901,10 @@
         <w:ind w:firstLine="482"/>
       </w:pPr>
       <w:r>
-        <w:t>測驗已有學員作答時，修改測驗設定或新增、修改、刪除題目，儲存前會跳出「是否要求學員重新測驗？」視窗，並顯示已作答的人數。題目有誤或內容大幅更動、原本的成績不再適用時，選「儲存並要求重測」：</w:t>
+        <w:t>測驗已有學員作答時，修改測驗設定或新增、修改、刪除題目，儲存前會跳出「是</w:t>
+      </w:r>
+      <w:r>
+        <w:t>否要求學員重新測驗？」視窗，並顯示已作答的人數。題目有誤或內容大幅更動、原本的成績不再適用時，選「儲存並要求重測」：</w:t>
       </w:r>
     </w:p>
     <w:tbl>
@@ -4938,10 +4962,7 @@
               <w:spacing w:before="60" w:after="60"/>
             </w:pPr>
             <w:r>
-              <w:t>儲存</w:t>
-            </w:r>
-            <w:r>
-              <w:t>並要求重測</w:t>
+              <w:t>儲存並要求重測</w:t>
             </w:r>
           </w:p>
         </w:tc>
@@ -5130,7 +5151,7 @@
       <w:pPr>
         <w:pStyle w:val="2"/>
       </w:pPr>
-      <w:bookmarkStart w:id="11" w:name="_Toc243395842"/>
+      <w:bookmarkStart w:id="11" w:name="_Toc243400644"/>
       <w:r>
         <w:t>七、建立課後問卷</w:t>
       </w:r>
@@ -5159,7 +5180,7 @@
       </w:pPr>
       <w:r>
         <w:lastRenderedPageBreak/>
-        <w:t>於「課後問卷」區按「新增問卷」，於「新增課後問卷」視窗填問卷名稱後按「建立」，同一視窗隨即切換為題目編輯，可接著逐題撰寫。之後要再修改時，按問卷卡片上的「編輯」。新增課程尚未儲存時按「新增問卷」，系統同樣會先自動存成草稿。</w:t>
+        <w:t>於「課後問卷」區按「新增問卷」，於「新增課後問卷」視窗填問卷名稱後按「建立」，同一視窗隨即切換為題目編輯，可接著逐題撰寫。問卷建立後「新增問卷」鈕即不再顯示，之後要再修改時，按問卷卡片上的「編輯」。新增課程尚未儲存時按「新增問卷」，系統會先檢查課程基本資料，接著在視窗中按下「建立」時自動把課程存成草稿（畫面顯示「已自動儲存草稿」），與新增教材或測驗相同。</w:t>
       </w:r>
     </w:p>
     <w:p>
@@ -5279,7 +5300,14 @@
           <w:color w:val="404040"/>
           <w:sz w:val="20"/>
         </w:rPr>
-        <w:t>問卷編輯視窗逐題列出單選與問答題，題目可拖曳調整順序</w:t>
+        <w:t>問卷編輯視窗逐題列出單選與問答題，題目</w:t>
+      </w:r>
+      <w:r>
+        <w:rPr>
+          <w:color w:val="404040"/>
+          <w:sz w:val="20"/>
+        </w:rPr>
+        <w:t>可拖曳調整順序</w:t>
       </w:r>
     </w:p>
     <w:p>
@@ -5453,7 +5481,7 @@
         <w:ind w:firstLine="482"/>
       </w:pPr>
       <w:r>
-        <w:t>由單選改為問答時，原本已填的選項會被清空。題目可拖曳調整順序。</w:t>
+        <w:t>由單選改為問答時，原本已填的選項會被清空；再改回單選時，選項欄回到兩個空白欄，須重新填寫。題目可拖曳調整順序。</w:t>
       </w:r>
     </w:p>
     <w:p>
@@ -5524,10 +5552,11 @@
         <w:t>一旦有任何學員填答，整份問卷即凍結</w:t>
       </w:r>
       <w:r>
-        <w:t>，題目、選項與問卷名稱都不能再修改。此時問卷卡片上的「編輯」按鈕會呈</w:t>
-      </w:r>
-      <w:r>
-        <w:t>灰色不可按，滑鼠移上去會說明原因。凍結後只能停用問卷</w:t>
+        <w:t>，題目、選項與問卷名稱都不能再修改。此時問卷卡片上的「編輯」按鈕會呈灰色不可按，滑鼠移上去會說明原因。凍結後只</w:t>
+      </w:r>
+      <w:r>
+        <w:lastRenderedPageBreak/>
+        <w:t>能停用問卷</w:t>
       </w:r>
       <w:r>
         <w:t>——</w:t>
@@ -5542,7 +5571,6 @@
         <w:ind w:firstLine="482"/>
       </w:pPr>
       <w:r>
-        <w:lastRenderedPageBreak/>
         <w:t>刪除與停用是互補的，不會同時出現：</w:t>
       </w:r>
     </w:p>
@@ -5586,7 +5614,13 @@
               <w:rPr>
                 <w:b/>
               </w:rPr>
-              <w:t>問卷可用的操作</w:t>
+              <w:t>問卷可用的操</w:t>
+            </w:r>
+            <w:r>
+              <w:rPr>
+                <w:b/>
+              </w:rPr>
+              <w:t>作</w:t>
             </w:r>
           </w:p>
         </w:tc>
@@ -5652,7 +5686,7 @@
       <w:pPr>
         <w:pStyle w:val="2"/>
       </w:pPr>
-      <w:bookmarkStart w:id="12" w:name="_Toc243395843"/>
+      <w:bookmarkStart w:id="12" w:name="_Toc243400645"/>
       <w:r>
         <w:t>八、發布課程</w:t>
       </w:r>
@@ -6021,6 +6055,7 @@
         <w:rPr>
           <w:noProof/>
         </w:rPr>
+        <w:lastRenderedPageBreak/>
         <w:drawing>
           <wp:inline distT="0" distB="0" distL="0" distR="0">
             <wp:extent cx="2700000" cy="1737000"/>
@@ -6081,7 +6116,6 @@
         <w:rPr>
           <w:noProof/>
         </w:rPr>
-        <w:lastRenderedPageBreak/>
         <w:drawing>
           <wp:inline distT="0" distB="0" distL="0" distR="0">
             <wp:extent cx="5580000" cy="4234500"/>
@@ -6161,6 +6195,7 @@
         <w:keepNext/>
       </w:pPr>
       <w:r>
+        <w:lastRenderedPageBreak/>
         <w:t>通過時</w:t>
       </w:r>
     </w:p>
@@ -6292,7 +6327,6 @@
         <w:ind w:firstLine="482"/>
       </w:pPr>
       <w:r>
-        <w:lastRenderedPageBreak/>
         <w:t>視窗隨即顯示帶入的人數與邀請碼，關閉後回到課程列表。</w:t>
       </w:r>
     </w:p>
@@ -6353,14 +6387,7 @@
           <w:color w:val="404040"/>
           <w:sz w:val="20"/>
         </w:rPr>
-        <w:t>發布完成，顯示依受訓對象帶入</w:t>
-      </w:r>
-      <w:r>
-        <w:rPr>
-          <w:color w:val="404040"/>
-          <w:sz w:val="20"/>
-        </w:rPr>
-        <w:t>的學員人數與</w:t>
+        <w:t>發布完成，顯示依受訓對象帶入的學員人數與</w:t>
       </w:r>
       <w:r>
         <w:rPr>
@@ -6467,7 +6494,7 @@
       <w:pPr>
         <w:pStyle w:val="2"/>
       </w:pPr>
-      <w:bookmarkStart w:id="13" w:name="_Toc243395844"/>
+      <w:bookmarkStart w:id="13" w:name="_Toc243400646"/>
       <w:r>
         <w:t>九、更新已發布課程的內容</w:t>
       </w:r>
@@ -6490,10 +6517,10 @@
         <w:t>——</w:t>
       </w:r>
       <w:r>
-        <w:t>都先保留在編輯頁上，教師在畫面上看到的是自己編輯中的樣子，學員看到的仍是上一次生效的內容。編輯期間底部動作列左側改以警示色提示「有尚未更新的變更」</w:t>
-      </w:r>
-      <w:r>
-        <w:t>。</w:t>
+        <w:t>都先保留在編輯頁上，教師在畫面上看到的是自己編輯中的樣子，學員看到的仍是上一次生效的內容。編輯期間底部動作列左側改以警</w:t>
+      </w:r>
+      <w:r>
+        <w:t>示色提示「有尚未更新的變更」。</w:t>
       </w:r>
     </w:p>
     <w:p>
@@ -6562,6 +6589,7 @@
         <w:keepNext/>
       </w:pPr>
       <w:r>
+        <w:lastRenderedPageBreak/>
         <w:t>按「更新」</w:t>
       </w:r>
     </w:p>
@@ -6700,7 +6728,6 @@
         <w:rPr>
           <w:b/>
         </w:rPr>
-        <w:lastRenderedPageBreak/>
         <w:t>未通過</w:t>
       </w:r>
       <w:r>
@@ -6965,7 +6992,11 @@
               <w:spacing w:before="60" w:after="60"/>
             </w:pPr>
             <w:r>
-              <w:t>該組相符、尚未加入的學員被補加入並各收到一封通知信</w:t>
+              <w:t>該組相符、尚未加入的學員被補加入並各收到一封通</w:t>
+            </w:r>
+            <w:r>
+              <w:lastRenderedPageBreak/>
+              <w:t>知信</w:t>
             </w:r>
           </w:p>
         </w:tc>
@@ -6977,6 +7008,7 @@
         <w:keepNext/>
       </w:pPr>
       <w:r>
+        <w:lastRenderedPageBreak/>
         <w:t>課後問卷已有學員填答時</w:t>
       </w:r>
     </w:p>
@@ -6998,7 +7030,6 @@
         <w:rPr>
           <w:noProof/>
         </w:rPr>
-        <w:lastRenderedPageBreak/>
         <w:drawing>
           <wp:inline distT="0" distB="0" distL="0" distR="0">
             <wp:extent cx="1998000" cy="1701000"/>
@@ -7275,6 +7306,7 @@
         <w:rPr>
           <w:noProof/>
         </w:rPr>
+        <w:lastRenderedPageBreak/>
         <w:drawing>
           <wp:inline distT="0" distB="0" distL="0" distR="0">
             <wp:extent cx="2700000" cy="945000"/>
@@ -7335,7 +7367,6 @@
         <w:rPr>
           <w:noProof/>
         </w:rPr>
-        <w:lastRenderedPageBreak/>
         <w:drawing>
           <wp:inline distT="0" distB="0" distL="0" distR="0">
             <wp:extent cx="2700000" cy="837000"/>
@@ -7479,7 +7510,7 @@
       <w:pPr>
         <w:pStyle w:val="2"/>
       </w:pPr>
-      <w:bookmarkStart w:id="14" w:name="_Toc243395845"/>
+      <w:bookmarkStart w:id="14" w:name="_Toc243400647"/>
       <w:r>
         <w:t>十、邀請學員</w:t>
       </w:r>
@@ -7540,10 +7571,7 @@
         <w:t xml:space="preserve"> 50 </w:t>
       </w:r>
       <w:r>
-        <w:t>筆，按「下一步」顯示邀請信預覽，確認後</w:t>
-      </w:r>
-      <w:r>
-        <w:t>按「確認寄出」。</w:t>
+        <w:t>筆，按「下一步」顯示邀請信預覽，確認後按「確認寄出」。</w:t>
       </w:r>
     </w:p>
     <w:p>
@@ -7552,6 +7580,7 @@
         <w:ind w:left="283"/>
       </w:pPr>
       <w:r>
+        <w:lastRenderedPageBreak/>
         <w:t>重要：收件對象</w:t>
       </w:r>
       <w:r>
@@ -7594,7 +7623,6 @@
         <w:rPr>
           <w:noProof/>
         </w:rPr>
-        <w:lastRenderedPageBreak/>
         <w:drawing>
           <wp:inline distT="0" distB="0" distL="0" distR="0">
             <wp:extent cx="4050000" cy="3829500"/>
@@ -7643,6 +7671,29 @@
           <w:sz w:val="20"/>
         </w:rPr>
         <w:t>輸入名單後按「下一步」，下方顯示不可編輯的邀請信預覽，稱謂以佔位字樣呈現</w:t>
+      </w:r>
+    </w:p>
+    <w:p>
+      <w:pPr>
+        <w:ind w:firstLine="482"/>
+      </w:pPr>
+      <w:r>
+        <w:t>名單中的人若已在課程中，再寄一次只會讓他再收到一封邀請信</w:t>
+      </w:r>
+      <w:r>
+        <w:t>，不會重複加入。曾於</w:t>
+      </w:r>
+      <w:r>
+        <w:t xml:space="preserve"> ET02 </w:t>
+      </w:r>
+      <w:r>
+        <w:t>學員學習表現被移除的學員，可用</w:t>
+      </w:r>
+      <w:r>
+        <w:t xml:space="preserve"> Email </w:t>
+      </w:r>
+      <w:r>
+        <w:t>邀請重新加入本課程；依受訓對象自動帶入（發布、新增受訓對象後更新、更新並重開課）時，則不會帶回已被移除的學員。</w:t>
       </w:r>
     </w:p>
     <w:p>
@@ -7847,17 +7898,14 @@
         <w:t>關閉期間失效</w:t>
       </w:r>
       <w:r>
-        <w:t>，學員會被擋下；再開課後</w:t>
-      </w:r>
-      <w:r>
-        <w:t>自動恢復有效。</w:t>
+        <w:t>，學員會被擋下；再開課後自動恢復有效。</w:t>
       </w:r>
     </w:p>
     <w:p>
       <w:pPr>
         <w:pStyle w:val="2"/>
       </w:pPr>
-      <w:bookmarkStart w:id="15" w:name="_Toc243395846"/>
+      <w:bookmarkStart w:id="15" w:name="_Toc243400648"/>
       <w:r>
         <w:t>十一、關閉課程與再開課</w:t>
       </w:r>
@@ -8202,7 +8250,17 @@
               <w:t>仍可編輯</w:t>
             </w:r>
             <w:r>
-              <w:t>，供整理後再開課；但不能邀請學員（按鈕隱藏）、不能重置重考次數</w:t>
+              <w:t>，供整理後再開課；但不能邀請學員（按鈕隱藏），亦不能於</w:t>
+            </w:r>
+            <w:r>
+              <w:t xml:space="preserve"> ET02 </w:t>
+            </w:r>
+            <w:r>
+              <w:t>學員學習表現重置重考次數或移除</w:t>
+            </w:r>
+            <w:r>
+              <w:lastRenderedPageBreak/>
+              <w:t>學員</w:t>
             </w:r>
           </w:p>
         </w:tc>
@@ -8553,7 +8611,10 @@
         <w:ind w:firstLine="482"/>
       </w:pPr>
       <w:r>
-        <w:t>已關閉課程有尚未生效的編輯時，兩種確認視窗的內文改為提示「保留編輯」：</w:t>
+        <w:t>已關閉課程有尚未生效的編輯時，兩種確</w:t>
+      </w:r>
+      <w:r>
+        <w:t>認視窗的內文改為提示「保留編輯」：</w:t>
       </w:r>
     </w:p>
     <w:tbl>
@@ -8639,7 +8700,11 @@
               <w:spacing w:before="60" w:after="60"/>
             </w:pPr>
             <w:r>
-              <w:t>離開將放棄本次的編輯（點側邊選單等離開）</w:t>
+              <w:t>離開將放棄本次的編輯（點</w:t>
+            </w:r>
+            <w:r>
+              <w:lastRenderedPageBreak/>
+              <w:t>側邊選單等離開）</w:t>
             </w:r>
           </w:p>
         </w:tc>
@@ -8652,11 +8717,12 @@
               <w:spacing w:before="60" w:after="60"/>
             </w:pPr>
             <w:r>
-              <w:t>「離開後，自上次更新以來的所有編輯都會放棄。若想留著下次再繼續，請先按「保留編輯」；要讓學員看</w:t>
-            </w:r>
-            <w:r>
               <w:lastRenderedPageBreak/>
-              <w:t>到，請按「更新並重開課」。」</w:t>
+              <w:t>「離開後，自上次更新以來的所有編輯都會放棄。若想</w:t>
+            </w:r>
+            <w:r>
+              <w:lastRenderedPageBreak/>
+              <w:t>留著下次再繼續，請先按「保留編輯」；要讓學員看到，請按「更新並重開課」。」</w:t>
             </w:r>
           </w:p>
         </w:tc>
@@ -8725,10 +8791,7 @@
         <w:t>——</w:t>
       </w:r>
       <w:r>
-        <w:t>關閉期間的編輯可能把必</w:t>
-      </w:r>
-      <w:r>
-        <w:t>要內容移除了</w:t>
+        <w:t>關閉期間的編輯可能把必要內容移除了</w:t>
       </w:r>
     </w:p>
     <w:p>
@@ -8740,7 +8803,10 @@
         </w:numPr>
       </w:pPr>
       <w:r>
-        <w:t>通過後，關閉期間的編輯一次生效、課程回到「已發布」，跳出「課程已重新開課」視窗，顯示本次依受訓對象新帶入的學員人數與邀請碼；按「關閉」回到課程列表</w:t>
+        <w:t>通過後，關閉期間的編輯一次生效、課程回到「已發布」，跳出「課程已重新開課」視窗，顯示本次依受訓對象新帶入的學員人</w:t>
+      </w:r>
+      <w:r>
+        <w:t>數與邀請碼；按「關閉」回到課程列表</w:t>
       </w:r>
     </w:p>
     <w:p>
@@ -8765,10 +8831,7 @@
         <w:ind w:firstLine="482"/>
       </w:pPr>
       <w:r>
-        <w:t>有缺漏時跳出「更新並重開課」視窗列出全部缺漏，下方只有「關閉」；課程維持已關閉，學員看到的內容維持原樣。關閉視窗後缺漏處同樣以紅框標出，補齊後再按一次「更新並重開課</w:t>
-      </w:r>
-      <w:r>
-        <w:t>」即可。已發布課程的問卷若沒有題目，可補上題目或將問卷停用。</w:t>
+        <w:t>有缺漏時跳出「更新並重開課」視窗列出全部缺漏，下方只有「關閉」；課程維持已關閉，學員看到的內容維持原樣。關閉視窗後缺漏處同樣以紅框標出，補齊後再按一次「更新並重開課」即可。已發布課程的問卷若沒有題目，可補上題目或將問卷停用。</w:t>
       </w:r>
     </w:p>
     <w:p>
@@ -8836,7 +8899,10 @@
         <w:ind w:firstLine="482"/>
       </w:pPr>
       <w:r>
-        <w:t>重新開課後：學員的學習進度與成績</w:t>
+        <w:t>重新開課後：學員的學</w:t>
+      </w:r>
+      <w:r>
+        <w:t>習進度與成績</w:t>
       </w:r>
       <w:r>
         <w:rPr>
@@ -8876,10 +8942,7 @@
         <w:ind w:firstLine="482"/>
       </w:pPr>
       <w:r>
-        <w:t>「課程已重新開課」視窗顯示的人</w:t>
-      </w:r>
-      <w:r>
-        <w:t>數只計</w:t>
+        <w:t>「課程已重新開課」視窗顯示的人數只計</w:t>
       </w:r>
       <w:r>
         <w:rPr>
@@ -8894,7 +8957,10 @@
         <w:t>——</w:t>
       </w:r>
       <w:r>
-        <w:t>符合受訓對象的人多半已在課程中。原有學員可直接繼續學習。」這是常態，不需要檢查受訓對象設定。</w:t>
+        <w:t>符合受訓對象的人多</w:t>
+      </w:r>
+      <w:r>
+        <w:t>半已在課程中。原有學員可直接繼續學習。」這是常態，不需要檢查受訓對象設定。</w:t>
       </w:r>
     </w:p>
     <w:p>
@@ -8962,7 +9028,7 @@
       <w:pPr>
         <w:pStyle w:val="1"/>
       </w:pPr>
-      <w:bookmarkStart w:id="16" w:name="_Toc243395847"/>
+      <w:bookmarkStart w:id="16" w:name="_Toc243400649"/>
       <w:r>
         <w:lastRenderedPageBreak/>
         <w:t>參、常見訊息與處置</w:t>
@@ -8973,7 +9039,7 @@
       <w:pPr>
         <w:pStyle w:val="2"/>
       </w:pPr>
-      <w:bookmarkStart w:id="17" w:name="_Toc243395848"/>
+      <w:bookmarkStart w:id="17" w:name="_Toc243400650"/>
       <w:r>
         <w:t>一、被擋下（動作沒有完成）</w:t>
       </w:r>
@@ -9561,10 +9627,7 @@
               <w:t>「多選題須至少指定</w:t>
             </w:r>
             <w:r>
-              <w:t xml:space="preserve"> 1</w:t>
-            </w:r>
-            <w:r>
-              <w:t xml:space="preserve"> </w:t>
+              <w:t xml:space="preserve"> 1 </w:t>
             </w:r>
             <w:r>
               <w:t>個正確選項」</w:t>
@@ -9686,13 +9749,13 @@
         <w:tblLook w:val="04A0" w:firstRow="1" w:lastRow="0" w:firstColumn="1" w:lastColumn="0" w:noHBand="0" w:noVBand="1"/>
       </w:tblPr>
       <w:tblGrid>
-        <w:gridCol w:w="4680"/>
-        <w:gridCol w:w="4680"/>
+        <w:gridCol w:w="4344"/>
+        <w:gridCol w:w="5016"/>
       </w:tblGrid>
       <w:tr>
         <w:tc>
           <w:tcPr>
-            <w:tcW w:w="4680" w:type="dxa"/>
+            <w:tcW w:w="4344" w:type="dxa"/>
           </w:tcPr>
           <w:p>
             <w:pPr>
@@ -9708,7 +9771,7 @@
         </w:tc>
         <w:tc>
           <w:tcPr>
-            <w:tcW w:w="4680" w:type="dxa"/>
+            <w:tcW w:w="5016" w:type="dxa"/>
           </w:tcPr>
           <w:p>
             <w:pPr>
@@ -9726,7 +9789,7 @@
       <w:tr>
         <w:tc>
           <w:tcPr>
-            <w:tcW w:w="4680" w:type="dxa"/>
+            <w:tcW w:w="4344" w:type="dxa"/>
           </w:tcPr>
           <w:p>
             <w:pPr>
@@ -9745,7 +9808,7 @@
         </w:tc>
         <w:tc>
           <w:tcPr>
-            <w:tcW w:w="4680" w:type="dxa"/>
+            <w:tcW w:w="5016" w:type="dxa"/>
           </w:tcPr>
           <w:p>
             <w:pPr>
@@ -9760,7 +9823,7 @@
       <w:tr>
         <w:tc>
           <w:tcPr>
-            <w:tcW w:w="4680" w:type="dxa"/>
+            <w:tcW w:w="4344" w:type="dxa"/>
           </w:tcPr>
           <w:p>
             <w:pPr>
@@ -9773,14 +9836,14 @@
         </w:tc>
         <w:tc>
           <w:tcPr>
-            <w:tcW w:w="4680" w:type="dxa"/>
-          </w:tcPr>
-          <w:p>
-            <w:pPr>
-              <w:spacing w:before="60" w:after="60"/>
-            </w:pPr>
-            <w:r>
-              <w:t>問答題只填題幹；由單選改為問答時請確認選項已清空</w:t>
+            <w:tcW w:w="5016" w:type="dxa"/>
+          </w:tcPr>
+          <w:p>
+            <w:pPr>
+              <w:spacing w:before="60" w:after="60"/>
+            </w:pPr>
+            <w:r>
+              <w:t>問答題只填題幹、不設選項；題型改為問答時，畫面上的選項會自動清空</w:t>
             </w:r>
           </w:p>
         </w:tc>
@@ -9788,7 +9851,7 @@
       <w:tr>
         <w:tc>
           <w:tcPr>
-            <w:tcW w:w="4680" w:type="dxa"/>
+            <w:tcW w:w="4344" w:type="dxa"/>
           </w:tcPr>
           <w:p>
             <w:pPr>
@@ -9801,7 +9864,7 @@
         </w:tc>
         <w:tc>
           <w:tcPr>
-            <w:tcW w:w="4680" w:type="dxa"/>
+            <w:tcW w:w="5016" w:type="dxa"/>
           </w:tcPr>
           <w:p>
             <w:pPr>
@@ -9816,7 +9879,7 @@
       <w:tr>
         <w:tc>
           <w:tcPr>
-            <w:tcW w:w="4680" w:type="dxa"/>
+            <w:tcW w:w="4344" w:type="dxa"/>
           </w:tcPr>
           <w:p>
             <w:pPr>
@@ -9829,7 +9892,7 @@
         </w:tc>
         <w:tc>
           <w:tcPr>
-            <w:tcW w:w="4680" w:type="dxa"/>
+            <w:tcW w:w="5016" w:type="dxa"/>
           </w:tcPr>
           <w:p>
             <w:pPr>
@@ -9844,7 +9907,7 @@
       <w:tr>
         <w:tc>
           <w:tcPr>
-            <w:tcW w:w="4680" w:type="dxa"/>
+            <w:tcW w:w="4344" w:type="dxa"/>
           </w:tcPr>
           <w:p>
             <w:pPr>
@@ -9863,7 +9926,7 @@
         </w:tc>
         <w:tc>
           <w:tcPr>
-            <w:tcW w:w="4680" w:type="dxa"/>
+            <w:tcW w:w="5016" w:type="dxa"/>
           </w:tcPr>
           <w:p>
             <w:pPr>
@@ -9878,7 +9941,7 @@
       <w:tr>
         <w:tc>
           <w:tcPr>
-            <w:tcW w:w="4680" w:type="dxa"/>
+            <w:tcW w:w="4344" w:type="dxa"/>
           </w:tcPr>
           <w:p>
             <w:pPr>
@@ -9891,7 +9954,7 @@
         </w:tc>
         <w:tc>
           <w:tcPr>
-            <w:tcW w:w="4680" w:type="dxa"/>
+            <w:tcW w:w="5016" w:type="dxa"/>
           </w:tcPr>
           <w:p>
             <w:pPr>
@@ -10108,11 +10171,8 @@
               <w:spacing w:before="60" w:after="60"/>
             </w:pPr>
             <w:r>
-              <w:t>「課程訖止時間須晚於目前時</w:t>
-            </w:r>
-            <w:r>
               <w:lastRenderedPageBreak/>
-              <w:t>間」</w:t>
+              <w:t>「課程訖止時間須晚於目前時間」</w:t>
             </w:r>
           </w:p>
         </w:tc>
@@ -10125,12 +10185,7 @@
               <w:spacing w:before="60" w:after="60"/>
             </w:pPr>
             <w:r>
-              <w:lastRenderedPageBreak/>
-              <w:t>重新開課的訖止時間不可落在過去，改為未來的時</w:t>
-            </w:r>
-            <w:r>
-              <w:lastRenderedPageBreak/>
-              <w:t>間</w:t>
+              <w:t>重新開課的訖止時間不可落在過去，改為未來的時間</w:t>
             </w:r>
           </w:p>
         </w:tc>
@@ -10145,7 +10200,6 @@
               <w:spacing w:before="60" w:after="60"/>
             </w:pPr>
             <w:r>
-              <w:lastRenderedPageBreak/>
               <w:t>「請重新設定一組新的起訖時間後方可再開課」</w:t>
             </w:r>
           </w:p>
@@ -10159,10 +10213,10 @@
               <w:spacing w:before="60" w:after="60"/>
             </w:pPr>
             <w:r>
-              <w:t>按「更新並重開課」時</w:t>
-            </w:r>
-            <w:r>
-              <w:t>課程訖止時間已過。於基本資料改成新的一段期間後再按一次；提前手動關閉、訖止時間仍在未來的課程不必改日期。正常操作會先在欄位上看到「課程訖止時間須晚於目前時間」，出現此句多半表示另一個分頁或裝置剛做過同一件事</w:t>
+              <w:t>按「更新並重開課」時課程訖止時間已過。於基本資料改成新的一段期間後再按一次；提前手動關閉、訖止時間仍在未來的課程不必改</w:t>
+            </w:r>
+            <w:r>
+              <w:t>日期。正常操作會先在欄位上看到「課程訖止時間須晚於目前時間」，出現此句多半表示另一個分頁或裝置剛做過同一件事</w:t>
             </w:r>
           </w:p>
         </w:tc>
@@ -10218,7 +10272,7 @@
               <w:spacing w:before="60" w:after="60"/>
             </w:pPr>
             <w:r>
-              <w:t>課程已關閉或閱課期間已過，不能邀請學員；請先按「更新並重開課」</w:t>
+              <w:t>課程閱課期間已過，不能邀請學員；請先按「更新並重開課」</w:t>
             </w:r>
           </w:p>
         </w:tc>
@@ -10233,6 +10287,34 @@
               <w:spacing w:before="60" w:after="60"/>
             </w:pPr>
             <w:r>
+              <w:t>「僅已發布課程可邀請學員」</w:t>
+            </w:r>
+          </w:p>
+        </w:tc>
+        <w:tc>
+          <w:tcPr>
+            <w:tcW w:w="5621" w:type="dxa"/>
+          </w:tcPr>
+          <w:p>
+            <w:pPr>
+              <w:spacing w:before="60" w:after="60"/>
+            </w:pPr>
+            <w:r>
+              <w:t>課程已關閉，不能邀請學員；請先按「更新並重開課」。已關閉課程不顯示「邀請學員」，出現此句多半表示另一個分頁或裝置剛關閉了這門課程</w:t>
+            </w:r>
+          </w:p>
+        </w:tc>
+      </w:tr>
+      <w:tr>
+        <w:tc>
+          <w:tcPr>
+            <w:tcW w:w="3739" w:type="dxa"/>
+          </w:tcPr>
+          <w:p>
+            <w:pPr>
+              <w:spacing w:before="60" w:after="60"/>
+            </w:pPr>
+            <w:r>
               <w:t>「僅已發布課程可關閉」</w:t>
             </w:r>
           </w:p>
@@ -10246,10 +10328,7 @@
               <w:spacing w:before="60" w:after="60"/>
             </w:pPr>
             <w:r>
-              <w:t>草稿</w:t>
-            </w:r>
-            <w:r>
-              <w:t>課程不需關閉，不需要時按「刪除草稿」</w:t>
+              <w:t>課程已是已關閉狀態，不需再關閉。已關閉課程不顯示「關閉課程」，出現此句多半表示另一個分頁或裝置剛關閉了這門課程；離開本作業後再進入即可看到目前狀態</w:t>
             </w:r>
           </w:p>
         </w:tc>
@@ -10309,13 +10388,13 @@
         <w:tblLook w:val="04A0" w:firstRow="1" w:lastRow="0" w:firstColumn="1" w:lastColumn="0" w:noHBand="0" w:noVBand="1"/>
       </w:tblPr>
       <w:tblGrid>
-        <w:gridCol w:w="2298"/>
-        <w:gridCol w:w="7062"/>
+        <w:gridCol w:w="3451"/>
+        <w:gridCol w:w="5909"/>
       </w:tblGrid>
       <w:tr>
         <w:tc>
           <w:tcPr>
-            <w:tcW w:w="2298" w:type="dxa"/>
+            <w:tcW w:w="3451" w:type="dxa"/>
           </w:tcPr>
           <w:p>
             <w:pPr>
@@ -10331,7 +10410,7 @@
         </w:tc>
         <w:tc>
           <w:tcPr>
-            <w:tcW w:w="7062" w:type="dxa"/>
+            <w:tcW w:w="5909" w:type="dxa"/>
           </w:tcPr>
           <w:p>
             <w:pPr>
@@ -10349,7 +10428,96 @@
       <w:tr>
         <w:tc>
           <w:tcPr>
-            <w:tcW w:w="2298" w:type="dxa"/>
+            <w:tcW w:w="3451" w:type="dxa"/>
+          </w:tcPr>
+          <w:p>
+            <w:pPr>
+              <w:spacing w:before="60" w:after="60"/>
+            </w:pPr>
+            <w:r>
+              <w:t>「以下</w:t>
+            </w:r>
+            <w:r>
+              <w:t xml:space="preserve"> Email </w:t>
+            </w:r>
+            <w:r>
+              <w:t>尚未建立</w:t>
+            </w:r>
+            <w:r>
+              <w:t xml:space="preserve"> EDMS </w:t>
+            </w:r>
+            <w:r>
+              <w:t>帳</w:t>
+            </w:r>
+            <w:r>
+              <w:t>號，無法寄送邀請」</w:t>
+            </w:r>
+          </w:p>
+        </w:tc>
+        <w:tc>
+          <w:tcPr>
+            <w:tcW w:w="5909" w:type="dxa"/>
+          </w:tcPr>
+          <w:p>
+            <w:pPr>
+              <w:spacing w:before="60" w:after="60"/>
+            </w:pPr>
+            <w:r>
+              <w:t>名單中有人尚無帳號，</w:t>
+            </w:r>
+            <w:r>
+              <w:rPr>
+                <w:b/>
+              </w:rPr>
+              <w:t>整批都沒有寄出</w:t>
+            </w:r>
+            <w:r>
+              <w:t>，名單上的人也都沒有加入課程。請管理者先建立帳號，或把該筆從名單移除後再按「下一步」</w:t>
+            </w:r>
+          </w:p>
+        </w:tc>
+      </w:tr>
+      <w:tr>
+        <w:tc>
+          <w:tcPr>
+            <w:tcW w:w="3451" w:type="dxa"/>
+          </w:tcPr>
+          <w:p>
+            <w:pPr>
+              <w:spacing w:before="60" w:after="60"/>
+            </w:pPr>
+            <w:r>
+              <w:t>「以下帳號已停用，無法邀請（請確認名單或請管理者先啟用）」</w:t>
+            </w:r>
+          </w:p>
+        </w:tc>
+        <w:tc>
+          <w:tcPr>
+            <w:tcW w:w="5909" w:type="dxa"/>
+          </w:tcPr>
+          <w:p>
+            <w:pPr>
+              <w:spacing w:before="60" w:after="60"/>
+            </w:pPr>
+            <w:r>
+              <w:t>名單中有已停用的帳號，</w:t>
+            </w:r>
+            <w:r>
+              <w:rPr>
+                <w:b/>
+              </w:rPr>
+              <w:t>整批都沒有寄出</w:t>
+            </w:r>
+            <w:r>
+              <w:t>，名單上的人也都沒有加入課程。把該筆從名單移除後再按「下一步」，或請管理者先啟用</w:t>
+            </w:r>
+          </w:p>
+        </w:tc>
+      </w:tr>
+      <w:tr>
+        <w:tc>
+          <w:tcPr>
+            <w:tcW w:w="3451" w:type="dxa"/>
           </w:tcPr>
           <w:p>
             <w:pPr>
@@ -10362,7 +10530,7 @@
         </w:tc>
         <w:tc>
           <w:tcPr>
-            <w:tcW w:w="7062" w:type="dxa"/>
+            <w:tcW w:w="5909" w:type="dxa"/>
           </w:tcPr>
           <w:p>
             <w:pPr>
@@ -10393,6 +10561,7 @@
         <w:keepNext/>
       </w:pPr>
       <w:r>
+        <w:lastRenderedPageBreak/>
         <w:t>權限</w:t>
       </w:r>
     </w:p>
@@ -10474,7 +10643,7 @@
       <w:pPr>
         <w:pStyle w:val="2"/>
       </w:pPr>
-      <w:bookmarkStart w:id="18" w:name="_Toc243395849"/>
+      <w:bookmarkStart w:id="18" w:name="_Toc243400651"/>
       <w:r>
         <w:t>二、有警告（動作完成但需判斷）</w:t>
       </w:r>
@@ -10597,11 +10766,7 @@
               <w:t>已經在學員清單裡了</w:t>
             </w:r>
             <w:r>
-              <w:t>，只有通知信沒寄出去。系統沒有重寄功能，請自行以其他</w:t>
-            </w:r>
-            <w:r>
-              <w:lastRenderedPageBreak/>
-              <w:t>方式告知他們課程已開放</w:t>
+              <w:t>，只有通知信沒寄出去。系統沒有重寄功能，請自行以其他方式告知他們課程已開放</w:t>
             </w:r>
           </w:p>
         </w:tc>
@@ -10616,7 +10781,6 @@
               <w:spacing w:before="60" w:after="60"/>
             </w:pPr>
             <w:r>
-              <w:lastRenderedPageBreak/>
               <w:t>「此文件已廢止」</w:t>
             </w:r>
           </w:p>
@@ -10682,7 +10846,7 @@
               <w:spacing w:before="60" w:after="60"/>
             </w:pPr>
             <w:r>
-              <w:t>「已有學員填答，題目與選項已凍結。無人填答前可自由編修。」</w:t>
+              <w:t>「已有學員填答，題目與選項不可再修改。此時僅可停用問卷。」</w:t>
             </w:r>
           </w:p>
         </w:tc>
@@ -10695,93 +10859,7 @@
               <w:spacing w:before="60" w:after="60"/>
             </w:pPr>
             <w:r>
-              <w:t>問卷已被填答，題目與選項不能再改</w:t>
-            </w:r>
-          </w:p>
-        </w:tc>
-      </w:tr>
-      <w:tr>
-        <w:tc>
-          <w:tcPr>
-            <w:tcW w:w="4396" w:type="dxa"/>
-          </w:tcPr>
-          <w:p>
-            <w:pPr>
-              <w:spacing w:before="60" w:after="60"/>
-            </w:pPr>
-            <w:r>
-              <w:t>「以下</w:t>
-            </w:r>
-            <w:r>
-              <w:t xml:space="preserve"> Email </w:t>
-            </w:r>
-            <w:r>
-              <w:t>尚未建立</w:t>
-            </w:r>
-            <w:r>
-              <w:t xml:space="preserve"> EDMS </w:t>
-            </w:r>
-            <w:r>
-              <w:t>帳號，無法寄送邀請」</w:t>
-            </w:r>
-          </w:p>
-        </w:tc>
-        <w:tc>
-          <w:tcPr>
-            <w:tcW w:w="4964" w:type="dxa"/>
-          </w:tcPr>
-          <w:p>
-            <w:pPr>
-              <w:spacing w:before="60" w:after="60"/>
-            </w:pPr>
-            <w:r>
-              <w:t>名單中有人尚無帳號，</w:t>
-            </w:r>
-            <w:r>
-              <w:rPr>
-                <w:b/>
-              </w:rPr>
-              <w:t>整批都沒有寄出</w:t>
-            </w:r>
-            <w:r>
-              <w:t>。請管理者先建立帳號，或把該筆從名單移除</w:t>
-            </w:r>
-          </w:p>
-        </w:tc>
-      </w:tr>
-      <w:tr>
-        <w:tc>
-          <w:tcPr>
-            <w:tcW w:w="4396" w:type="dxa"/>
-          </w:tcPr>
-          <w:p>
-            <w:pPr>
-              <w:spacing w:before="60" w:after="60"/>
-            </w:pPr>
-            <w:r>
-              <w:t>「以下帳號已停用，無法邀請（請確認名單或請管理者先啟用）」</w:t>
-            </w:r>
-          </w:p>
-        </w:tc>
-        <w:tc>
-          <w:tcPr>
-            <w:tcW w:w="4964" w:type="dxa"/>
-          </w:tcPr>
-          <w:p>
-            <w:pPr>
-              <w:spacing w:before="60" w:after="60"/>
-            </w:pPr>
-            <w:r>
-              <w:t>名單中有已停用的帳號，</w:t>
-            </w:r>
-            <w:r>
-              <w:rPr>
-                <w:b/>
-              </w:rPr>
-              <w:t>整批都沒有寄出</w:t>
-            </w:r>
-            <w:r>
-              <w:t>。把該筆從名單移除，或請管理者先啟用</w:t>
+              <w:t>滑鼠移到問卷卡片上呈灰色的「編輯」按鈕時顯示。問卷已被填答，題目與選項不能再改</w:t>
             </w:r>
           </w:p>
         </w:tc>
@@ -10791,7 +10869,7 @@
       <w:pPr>
         <w:pStyle w:val="2"/>
       </w:pPr>
-      <w:bookmarkStart w:id="19" w:name="_Toc243395850"/>
+      <w:bookmarkStart w:id="19" w:name="_Toc243400652"/>
       <w:r>
         <w:t>三、送出後的結果訊息</w:t>
       </w:r>
@@ -11020,6 +11098,7 @@
               <w:spacing w:before="60" w:after="60"/>
             </w:pPr>
             <w:r>
+              <w:lastRenderedPageBreak/>
               <w:t>「教材已儲存」</w:t>
             </w:r>
           </w:p>
@@ -11175,11 +11254,7 @@
               <w:spacing w:before="60" w:after="60"/>
             </w:pPr>
             <w:r>
-              <w:t>「課程已重新開課，已依受訓對象</w:t>
-            </w:r>
-            <w:r>
-              <w:lastRenderedPageBreak/>
-              <w:t>帶入</w:t>
+              <w:t>「課程已重新開課，已依受訓對象帶入</w:t>
             </w:r>
             <w:r>
               <w:t xml:space="preserve"> N </w:t>
@@ -11198,12 +11273,7 @@
               <w:spacing w:before="60" w:after="60"/>
             </w:pPr>
             <w:r>
-              <w:lastRenderedPageBreak/>
-              <w:t>按「更新並重開課」完成，課程回到已發布，視</w:t>
-            </w:r>
-            <w:r>
-              <w:lastRenderedPageBreak/>
-              <w:t>窗另顯示邀請碼；邀請碼恢復有效，學員進度保留</w:t>
+              <w:t>按「更新並重開課」完成，課程回到已發布，視窗另顯示邀請碼；邀請碼恢復有效，學員進度保留</w:t>
             </w:r>
           </w:p>
         </w:tc>
@@ -11218,7 +11288,6 @@
               <w:spacing w:before="60" w:after="60"/>
             </w:pPr>
             <w:r>
-              <w:lastRenderedPageBreak/>
               <w:t>「課程已重新開課。本次沒有新的學員被自動帶入</w:t>
             </w:r>
             <w:r>
@@ -11405,26 +11474,9 @@
 <file path=word/numbering.xml><?xml version="1.0" encoding="utf-8"?>
 <w:numbering xmlns:wpc="http://schemas.microsoft.com/office/word/2010/wordprocessingCanvas" xmlns:cx="http://schemas.microsoft.com/office/drawing/2014/chartex" xmlns:cx1="http://schemas.microsoft.com/office/drawing/2015/9/8/chartex" xmlns:cx2="http://schemas.microsoft.com/office/drawing/2015/10/21/chartex" xmlns:cx3="http://schemas.microsoft.com/office/drawing/2016/5/9/chartex" xmlns:cx4="http://schemas.microsoft.com/office/drawing/2016/5/10/chartex" xmlns:cx5="http://schemas.microsoft.com/office/drawing/2016/5/11/chartex" xmlns:cx6="http://schemas.microsoft.com/office/drawing/2016/5/12/chartex" xmlns:cx7="http://schemas.microsoft.com/office/drawing/2016/5/13/chartex" xmlns:cx8="http://schemas.microsoft.com/office/drawing/2016/5/14/chartex" xmlns:mc="http://schemas.openxmlformats.org/markup-compatibility/2006" xmlns:aink="http://schemas.microsoft.com/office/drawing/2016/ink" xmlns:am3d="http://schemas.microsoft.com/office/drawing/2017/model3d" xmlns:o="urn:schemas-microsoft-com:office:office" xmlns:r="http://schemas.openxmlformats.org/officeDocument/2006/relationships" xmlns:m="http://schemas.openxmlformats.org/officeDocument/2006/math" xmlns:v="urn:schemas-microsoft-com:vml" xmlns:wp14="http://schemas.microsoft.com/office/word/2010/wordprocessingDrawing" xmlns:wp="http://schemas.openxmlformats.org/drawingml/2006/wordprocessingDrawing" xmlns:w10="urn:schemas-microsoft-com:office:word" xmlns:w="http://schemas.openxmlformats.org/wordprocessingml/2006/main" xmlns:w14="http://schemas.microsoft.com/office/word/2010/wordml" xmlns:w15="http://schemas.microsoft.com/office/word/2012/wordml" xmlns:w16cid="http://schemas.microsoft.com/office/word/2016/wordml/cid" xmlns:w16se="http://schemas.microsoft.com/office/word/2015/wordml/symex" xmlns:wpg="http://schemas.microsoft.com/office/word/2010/wordprocessingGroup" xmlns:wpi="http://schemas.microsoft.com/office/word/2010/wordprocessingInk" xmlns:wne="http://schemas.microsoft.com/office/word/2006/wordml" xmlns:wps="http://schemas.microsoft.com/office/word/2010/wordprocessingShape" mc:Ignorable="w14 w15 w16se w16cid wp14">
   <w:abstractNum w:abstractNumId="0" w15:restartNumberingAfterBreak="0">
-    <w:nsid w:val="1ABC44C1"/>
-    <w:multiLevelType w:val="singleLevel"/>
-    <w:tmpl w:val="DB806158"/>
-    <w:lvl w:ilvl="0">
-      <w:start w:val="1"/>
-      <w:numFmt w:val="decimal"/>
-      <w:lvlText w:val="%1."/>
-      <w:lvlJc w:val="left"/>
-      <w:pPr>
-        <w:ind w:left="960" w:hanging="480"/>
-      </w:pPr>
-      <w:rPr>
-        <w:rFonts w:ascii="Times New Roman" w:eastAsia="標楷體" w:hAnsi="Times New Roman" w:cs="Times New Roman"/>
-      </w:rPr>
-    </w:lvl>
-  </w:abstractNum>
-  <w:abstractNum w:abstractNumId="1" w15:restartNumberingAfterBreak="0">
-    <w:nsid w:val="40971BE0"/>
+    <w:nsid w:val="1AA843F4"/>
     <w:multiLevelType w:val="multilevel"/>
-    <w:tmpl w:val="1B143E12"/>
+    <w:tmpl w:val="5CC46590"/>
     <w:lvl w:ilvl="0">
       <w:start w:val="1"/>
       <w:numFmt w:val="bullet"/>
@@ -11477,6 +11529,23 @@
       <w:numFmt w:val="decimal"/>
       <w:lvlText w:val=""/>
       <w:lvlJc w:val="left"/>
+    </w:lvl>
+  </w:abstractNum>
+  <w:abstractNum w:abstractNumId="1" w15:restartNumberingAfterBreak="0">
+    <w:nsid w:val="1ABC44C1"/>
+    <w:multiLevelType w:val="singleLevel"/>
+    <w:tmpl w:val="DB806158"/>
+    <w:lvl w:ilvl="0">
+      <w:start w:val="1"/>
+      <w:numFmt w:val="decimal"/>
+      <w:lvlText w:val="%1."/>
+      <w:lvlJc w:val="left"/>
+      <w:pPr>
+        <w:ind w:left="960" w:hanging="480"/>
+      </w:pPr>
+      <w:rPr>
+        <w:rFonts w:ascii="Times New Roman" w:eastAsia="標楷體" w:hAnsi="Times New Roman" w:cs="Times New Roman"/>
+      </w:rPr>
     </w:lvl>
   </w:abstractNum>
   <w:abstractNum w:abstractNumId="2" w15:restartNumberingAfterBreak="0">
@@ -11544,19 +11613,19 @@
     </w:lvl>
   </w:abstractNum>
   <w:num w:numId="1">
-    <w:abstractNumId w:val="0"/>
+    <w:abstractNumId w:val="1"/>
     <w:lvlOverride w:ilvl="0">
       <w:startOverride w:val="1"/>
     </w:lvlOverride>
   </w:num>
   <w:num w:numId="2">
-    <w:abstractNumId w:val="0"/>
+    <w:abstractNumId w:val="1"/>
     <w:lvlOverride w:ilvl="0">
       <w:startOverride w:val="1"/>
     </w:lvlOverride>
   </w:num>
   <w:num w:numId="3">
-    <w:abstractNumId w:val="0"/>
+    <w:abstractNumId w:val="1"/>
     <w:lvlOverride w:ilvl="0">
       <w:startOverride w:val="1"/>
     </w:lvlOverride>
@@ -11568,199 +11637,199 @@
     </w:lvlOverride>
   </w:num>
   <w:num w:numId="5">
-    <w:abstractNumId w:val="0"/>
+    <w:abstractNumId w:val="1"/>
     <w:lvlOverride w:ilvl="0">
       <w:startOverride w:val="1"/>
     </w:lvlOverride>
   </w:num>
   <w:num w:numId="6">
-    <w:abstractNumId w:val="0"/>
+    <w:abstractNumId w:val="1"/>
     <w:lvlOverride w:ilvl="0">
       <w:startOverride w:val="1"/>
     </w:lvlOverride>
   </w:num>
   <w:num w:numId="7">
-    <w:abstractNumId w:val="0"/>
+    <w:abstractNumId w:val="1"/>
     <w:lvlOverride w:ilvl="0">
       <w:startOverride w:val="1"/>
     </w:lvlOverride>
   </w:num>
   <w:num w:numId="8">
-    <w:abstractNumId w:val="0"/>
+    <w:abstractNumId w:val="1"/>
     <w:lvlOverride w:ilvl="0">
       <w:startOverride w:val="1"/>
     </w:lvlOverride>
   </w:num>
   <w:num w:numId="9">
-    <w:abstractNumId w:val="0"/>
+    <w:abstractNumId w:val="1"/>
     <w:lvlOverride w:ilvl="0">
       <w:startOverride w:val="1"/>
     </w:lvlOverride>
   </w:num>
   <w:num w:numId="10">
-    <w:abstractNumId w:val="0"/>
+    <w:abstractNumId w:val="1"/>
     <w:lvlOverride w:ilvl="0">
       <w:startOverride w:val="1"/>
     </w:lvlOverride>
   </w:num>
   <w:num w:numId="11">
-    <w:abstractNumId w:val="0"/>
+    <w:abstractNumId w:val="1"/>
     <w:lvlOverride w:ilvl="0">
       <w:startOverride w:val="1"/>
     </w:lvlOverride>
   </w:num>
   <w:num w:numId="12">
-    <w:abstractNumId w:val="0"/>
+    <w:abstractNumId w:val="1"/>
     <w:lvlOverride w:ilvl="0">
       <w:startOverride w:val="1"/>
     </w:lvlOverride>
   </w:num>
   <w:num w:numId="13">
-    <w:abstractNumId w:val="0"/>
+    <w:abstractNumId w:val="1"/>
     <w:lvlOverride w:ilvl="0">
       <w:startOverride w:val="1"/>
     </w:lvlOverride>
   </w:num>
   <w:num w:numId="14">
-    <w:abstractNumId w:val="0"/>
+    <w:abstractNumId w:val="1"/>
     <w:lvlOverride w:ilvl="0">
       <w:startOverride w:val="1"/>
     </w:lvlOverride>
   </w:num>
   <w:num w:numId="15">
-    <w:abstractNumId w:val="0"/>
+    <w:abstractNumId w:val="1"/>
     <w:lvlOverride w:ilvl="0">
       <w:startOverride w:val="1"/>
     </w:lvlOverride>
   </w:num>
   <w:num w:numId="16">
-    <w:abstractNumId w:val="0"/>
+    <w:abstractNumId w:val="1"/>
     <w:lvlOverride w:ilvl="0">
       <w:startOverride w:val="1"/>
     </w:lvlOverride>
   </w:num>
   <w:num w:numId="17">
-    <w:abstractNumId w:val="0"/>
+    <w:abstractNumId w:val="1"/>
     <w:lvlOverride w:ilvl="0">
       <w:startOverride w:val="1"/>
     </w:lvlOverride>
   </w:num>
   <w:num w:numId="18">
-    <w:abstractNumId w:val="0"/>
+    <w:abstractNumId w:val="1"/>
     <w:lvlOverride w:ilvl="0">
       <w:startOverride w:val="1"/>
     </w:lvlOverride>
   </w:num>
   <w:num w:numId="19">
-    <w:abstractNumId w:val="0"/>
+    <w:abstractNumId w:val="1"/>
     <w:lvlOverride w:ilvl="0">
       <w:startOverride w:val="1"/>
     </w:lvlOverride>
   </w:num>
   <w:num w:numId="20">
-    <w:abstractNumId w:val="0"/>
+    <w:abstractNumId w:val="1"/>
     <w:lvlOverride w:ilvl="0">
       <w:startOverride w:val="1"/>
     </w:lvlOverride>
   </w:num>
   <w:num w:numId="21">
-    <w:abstractNumId w:val="0"/>
+    <w:abstractNumId w:val="1"/>
     <w:lvlOverride w:ilvl="0">
       <w:startOverride w:val="1"/>
     </w:lvlOverride>
   </w:num>
   <w:num w:numId="22">
-    <w:abstractNumId w:val="0"/>
+    <w:abstractNumId w:val="1"/>
     <w:lvlOverride w:ilvl="0">
       <w:startOverride w:val="1"/>
     </w:lvlOverride>
   </w:num>
   <w:num w:numId="23">
-    <w:abstractNumId w:val="0"/>
+    <w:abstractNumId w:val="1"/>
     <w:lvlOverride w:ilvl="0">
       <w:startOverride w:val="1"/>
     </w:lvlOverride>
   </w:num>
   <w:num w:numId="24">
-    <w:abstractNumId w:val="0"/>
+    <w:abstractNumId w:val="1"/>
     <w:lvlOverride w:ilvl="0">
       <w:startOverride w:val="1"/>
     </w:lvlOverride>
   </w:num>
   <w:num w:numId="25">
-    <w:abstractNumId w:val="0"/>
+    <w:abstractNumId w:val="1"/>
     <w:lvlOverride w:ilvl="0">
       <w:startOverride w:val="1"/>
     </w:lvlOverride>
   </w:num>
   <w:num w:numId="26">
-    <w:abstractNumId w:val="0"/>
+    <w:abstractNumId w:val="1"/>
     <w:lvlOverride w:ilvl="0">
       <w:startOverride w:val="1"/>
     </w:lvlOverride>
   </w:num>
   <w:num w:numId="27">
-    <w:abstractNumId w:val="0"/>
+    <w:abstractNumId w:val="1"/>
     <w:lvlOverride w:ilvl="0">
       <w:startOverride w:val="1"/>
     </w:lvlOverride>
   </w:num>
   <w:num w:numId="28">
-    <w:abstractNumId w:val="0"/>
+    <w:abstractNumId w:val="1"/>
     <w:lvlOverride w:ilvl="0">
       <w:startOverride w:val="1"/>
     </w:lvlOverride>
   </w:num>
   <w:num w:numId="29">
-    <w:abstractNumId w:val="0"/>
+    <w:abstractNumId w:val="1"/>
     <w:lvlOverride w:ilvl="0">
       <w:startOverride w:val="1"/>
     </w:lvlOverride>
   </w:num>
   <w:num w:numId="30">
-    <w:abstractNumId w:val="0"/>
+    <w:abstractNumId w:val="1"/>
     <w:lvlOverride w:ilvl="0">
       <w:startOverride w:val="1"/>
     </w:lvlOverride>
   </w:num>
   <w:num w:numId="31">
-    <w:abstractNumId w:val="0"/>
+    <w:abstractNumId w:val="1"/>
     <w:lvlOverride w:ilvl="0">
       <w:startOverride w:val="1"/>
     </w:lvlOverride>
   </w:num>
   <w:num w:numId="32">
-    <w:abstractNumId w:val="0"/>
+    <w:abstractNumId w:val="1"/>
     <w:lvlOverride w:ilvl="0">
       <w:startOverride w:val="1"/>
     </w:lvlOverride>
   </w:num>
   <w:num w:numId="33">
-    <w:abstractNumId w:val="0"/>
+    <w:abstractNumId w:val="1"/>
     <w:lvlOverride w:ilvl="0">
       <w:startOverride w:val="1"/>
     </w:lvlOverride>
   </w:num>
   <w:num w:numId="34">
-    <w:abstractNumId w:val="0"/>
+    <w:abstractNumId w:val="1"/>
     <w:lvlOverride w:ilvl="0">
       <w:startOverride w:val="1"/>
     </w:lvlOverride>
   </w:num>
   <w:num w:numId="35">
-    <w:abstractNumId w:val="0"/>
+    <w:abstractNumId w:val="1"/>
     <w:lvlOverride w:ilvl="0">
       <w:startOverride w:val="1"/>
     </w:lvlOverride>
   </w:num>
   <w:num w:numId="36">
-    <w:abstractNumId w:val="0"/>
+    <w:abstractNumId w:val="1"/>
     <w:lvlOverride w:ilvl="0">
       <w:startOverride w:val="1"/>
     </w:lvlOverride>
   </w:num>
   <w:num w:numId="37">
-    <w:abstractNumId w:val="1"/>
+    <w:abstractNumId w:val="0"/>
   </w:num>
   <w:numIdMacAtCleanup w:val="36"/>
 </w:numbering>
@@ -23528,7 +23597,7 @@
 </file>
 
 <file path=customXml/itemProps1.xml><?xml version="1.0" encoding="utf-8"?>
-<ds:datastoreItem xmlns:ds="http://schemas.openxmlformats.org/officeDocument/2006/customXml" ds:itemID="{CF02AAE0-F4BC-414A-AEFE-42E42FC1798F}">
+<ds:datastoreItem xmlns:ds="http://schemas.openxmlformats.org/officeDocument/2006/customXml" ds:itemID="{FE68F8B7-6267-4BFE-98F0-F8DC9748D96A}">
   <ds:schemaRefs>
     <ds:schemaRef ds:uri="http://schemas.openxmlformats.org/officeDocument/2006/bibliography"/>
   </ds:schemaRefs>

--- a/docs/manuals/et/ET05-課程建立與編輯.docx
+++ b/docs/manuals/et/ET05-課程建立與編輯.docx
@@ -516,7 +516,7 @@
       <w:r>
         <w:fldChar w:fldCharType="separate"/>
       </w:r>
-      <w:hyperlink w:anchor="_Toc243400634" w:history="1">
+      <w:hyperlink w:anchor="_Toc243404318" w:history="1">
         <w:r>
           <w:rPr>
             <w:rStyle w:val="affb"/>
@@ -544,7 +544,7 @@
             <w:noProof/>
             <w:webHidden/>
           </w:rPr>
-          <w:instrText xml:space="preserve"> PAGEREF _Toc243400634 \h </w:instrText>
+          <w:instrText xml:space="preserve"> PAGEREF _Toc243404318 \h </w:instrText>
         </w:r>
         <w:r>
           <w:rPr>
@@ -589,7 +589,7 @@
           <w:szCs w:val="22"/>
         </w:rPr>
       </w:pPr>
-      <w:hyperlink w:anchor="_Toc243400635" w:history="1">
+      <w:hyperlink w:anchor="_Toc243404319" w:history="1">
         <w:r>
           <w:rPr>
             <w:rStyle w:val="affb"/>
@@ -617,7 +617,7 @@
             <w:noProof/>
             <w:webHidden/>
           </w:rPr>
-          <w:instrText xml:space="preserve"> PAGEREF _Toc243400635 \h </w:instrText>
+          <w:instrText xml:space="preserve"> PAGEREF _Toc243404319 \h </w:instrText>
         </w:r>
         <w:r>
           <w:rPr>
@@ -662,7 +662,7 @@
           <w:szCs w:val="22"/>
         </w:rPr>
       </w:pPr>
-      <w:hyperlink w:anchor="_Toc243400636" w:history="1">
+      <w:hyperlink w:anchor="_Toc243404320" w:history="1">
         <w:r>
           <w:rPr>
             <w:rStyle w:val="affb"/>
@@ -690,7 +690,7 @@
             <w:noProof/>
             <w:webHidden/>
           </w:rPr>
-          <w:instrText xml:space="preserve"> PAGEREF _Toc243400636 \h </w:instrText>
+          <w:instrText xml:space="preserve"> PAGEREF _Toc243404320 \h </w:instrText>
         </w:r>
         <w:r>
           <w:rPr>
@@ -735,7 +735,7 @@
           <w:szCs w:val="22"/>
         </w:rPr>
       </w:pPr>
-      <w:hyperlink w:anchor="_Toc243400637" w:history="1">
+      <w:hyperlink w:anchor="_Toc243404321" w:history="1">
         <w:r>
           <w:rPr>
             <w:rStyle w:val="affb"/>
@@ -763,7 +763,7 @@
             <w:noProof/>
             <w:webHidden/>
           </w:rPr>
-          <w:instrText xml:space="preserve"> PAGEREF _Toc243400637 \h </w:instrText>
+          <w:instrText xml:space="preserve"> PAGEREF _Toc243404321 \h </w:instrText>
         </w:r>
         <w:r>
           <w:rPr>
@@ -808,7 +808,7 @@
           <w:szCs w:val="22"/>
         </w:rPr>
       </w:pPr>
-      <w:hyperlink w:anchor="_Toc243400638" w:history="1">
+      <w:hyperlink w:anchor="_Toc243404322" w:history="1">
         <w:r>
           <w:rPr>
             <w:rStyle w:val="affb"/>
@@ -836,7 +836,7 @@
             <w:noProof/>
             <w:webHidden/>
           </w:rPr>
-          <w:instrText xml:space="preserve"> PAGEREF _Toc243400638 \h </w:instrText>
+          <w:instrText xml:space="preserve"> PAGEREF _Toc243404322 \h </w:instrText>
         </w:r>
         <w:r>
           <w:rPr>
@@ -881,7 +881,7 @@
           <w:szCs w:val="22"/>
         </w:rPr>
       </w:pPr>
-      <w:hyperlink w:anchor="_Toc243400639" w:history="1">
+      <w:hyperlink w:anchor="_Toc243404323" w:history="1">
         <w:r>
           <w:rPr>
             <w:rStyle w:val="affb"/>
@@ -909,7 +909,7 @@
             <w:noProof/>
             <w:webHidden/>
           </w:rPr>
-          <w:instrText xml:space="preserve"> PAGEREF _Toc243400639 \h </w:instrText>
+          <w:instrText xml:space="preserve"> PAGEREF _Toc243404323 \h </w:instrText>
         </w:r>
         <w:r>
           <w:rPr>
@@ -954,7 +954,7 @@
           <w:szCs w:val="22"/>
         </w:rPr>
       </w:pPr>
-      <w:hyperlink w:anchor="_Toc243400640" w:history="1">
+      <w:hyperlink w:anchor="_Toc243404324" w:history="1">
         <w:r>
           <w:rPr>
             <w:rStyle w:val="affb"/>
@@ -982,7 +982,7 @@
             <w:noProof/>
             <w:webHidden/>
           </w:rPr>
-          <w:instrText xml:space="preserve"> PAGEREF _Toc243400640 \h </w:instrText>
+          <w:instrText xml:space="preserve"> PAGEREF _Toc243404324 \h </w:instrText>
         </w:r>
         <w:r>
           <w:rPr>
@@ -1027,7 +1027,7 @@
           <w:szCs w:val="22"/>
         </w:rPr>
       </w:pPr>
-      <w:hyperlink w:anchor="_Toc243400641" w:history="1">
+      <w:hyperlink w:anchor="_Toc243404325" w:history="1">
         <w:r>
           <w:rPr>
             <w:rStyle w:val="affb"/>
@@ -1055,7 +1055,7 @@
             <w:noProof/>
             <w:webHidden/>
           </w:rPr>
-          <w:instrText xml:space="preserve"> PAGEREF _Toc243400641 \h </w:instrText>
+          <w:instrText xml:space="preserve"> PAGEREF _Toc243404325 \h </w:instrText>
         </w:r>
         <w:r>
           <w:rPr>
@@ -1100,7 +1100,7 @@
           <w:szCs w:val="22"/>
         </w:rPr>
       </w:pPr>
-      <w:hyperlink w:anchor="_Toc243400642" w:history="1">
+      <w:hyperlink w:anchor="_Toc243404326" w:history="1">
         <w:r>
           <w:rPr>
             <w:rStyle w:val="affb"/>
@@ -1128,7 +1128,7 @@
             <w:noProof/>
             <w:webHidden/>
           </w:rPr>
-          <w:instrText xml:space="preserve"> PAGEREF _Toc243400642 \h </w:instrText>
+          <w:instrText xml:space="preserve"> PAGEREF _Toc243404326 \h </w:instrText>
         </w:r>
         <w:r>
           <w:rPr>
@@ -1173,7 +1173,7 @@
           <w:szCs w:val="22"/>
         </w:rPr>
       </w:pPr>
-      <w:hyperlink w:anchor="_Toc243400643" w:history="1">
+      <w:hyperlink w:anchor="_Toc243404327" w:history="1">
         <w:r>
           <w:rPr>
             <w:rStyle w:val="affb"/>
@@ -1201,7 +1201,7 @@
             <w:noProof/>
             <w:webHidden/>
           </w:rPr>
-          <w:instrText xml:space="preserve"> PAGEREF _Toc243400643 \h </w:instrText>
+          <w:instrText xml:space="preserve"> PAGEREF _Toc243404327 \h </w:instrText>
         </w:r>
         <w:r>
           <w:rPr>
@@ -1246,7 +1246,7 @@
           <w:szCs w:val="22"/>
         </w:rPr>
       </w:pPr>
-      <w:hyperlink w:anchor="_Toc243400644" w:history="1">
+      <w:hyperlink w:anchor="_Toc243404328" w:history="1">
         <w:r>
           <w:rPr>
             <w:rStyle w:val="affb"/>
@@ -1274,7 +1274,7 @@
             <w:noProof/>
             <w:webHidden/>
           </w:rPr>
-          <w:instrText xml:space="preserve"> PAGEREF _Toc243400644 \h </w:instrText>
+          <w:instrText xml:space="preserve"> PAGEREF _Toc243404328 \h </w:instrText>
         </w:r>
         <w:r>
           <w:rPr>
@@ -1294,7 +1294,7 @@
             <w:noProof/>
             <w:webHidden/>
           </w:rPr>
-          <w:t>11</w:t>
+          <w:t>12</w:t>
         </w:r>
         <w:r>
           <w:rPr>
@@ -1319,7 +1319,7 @@
           <w:szCs w:val="22"/>
         </w:rPr>
       </w:pPr>
-      <w:hyperlink w:anchor="_Toc243400645" w:history="1">
+      <w:hyperlink w:anchor="_Toc243404329" w:history="1">
         <w:r>
           <w:rPr>
             <w:rStyle w:val="affb"/>
@@ -1347,7 +1347,7 @@
             <w:noProof/>
             <w:webHidden/>
           </w:rPr>
-          <w:instrText xml:space="preserve"> PAGEREF _Toc243400645 \h </w:instrText>
+          <w:instrText xml:space="preserve"> PAGEREF _Toc243404329 \h </w:instrText>
         </w:r>
         <w:r>
           <w:rPr>
@@ -1392,7 +1392,7 @@
           <w:szCs w:val="22"/>
         </w:rPr>
       </w:pPr>
-      <w:hyperlink w:anchor="_Toc243400646" w:history="1">
+      <w:hyperlink w:anchor="_Toc243404330" w:history="1">
         <w:r>
           <w:rPr>
             <w:rStyle w:val="affb"/>
@@ -1420,7 +1420,7 @@
             <w:noProof/>
             <w:webHidden/>
           </w:rPr>
-          <w:instrText xml:space="preserve"> PAGEREF _Toc243400646 \h </w:instrText>
+          <w:instrText xml:space="preserve"> PAGEREF _Toc243404330 \h </w:instrText>
         </w:r>
         <w:r>
           <w:rPr>
@@ -1440,7 +1440,7 @@
             <w:noProof/>
             <w:webHidden/>
           </w:rPr>
-          <w:t>15</w:t>
+          <w:t>16</w:t>
         </w:r>
         <w:r>
           <w:rPr>
@@ -1465,7 +1465,7 @@
           <w:szCs w:val="22"/>
         </w:rPr>
       </w:pPr>
-      <w:hyperlink w:anchor="_Toc243400647" w:history="1">
+      <w:hyperlink w:anchor="_Toc243404331" w:history="1">
         <w:r>
           <w:rPr>
             <w:rStyle w:val="affb"/>
@@ -1493,7 +1493,7 @@
             <w:noProof/>
             <w:webHidden/>
           </w:rPr>
-          <w:instrText xml:space="preserve"> PAGEREF _Toc243400647 \h </w:instrText>
+          <w:instrText xml:space="preserve"> PAGEREF _Toc243404331 \h </w:instrText>
         </w:r>
         <w:r>
           <w:rPr>
@@ -1513,7 +1513,7 @@
             <w:noProof/>
             <w:webHidden/>
           </w:rPr>
-          <w:t>18</w:t>
+          <w:t>19</w:t>
         </w:r>
         <w:r>
           <w:rPr>
@@ -1538,7 +1538,7 @@
           <w:szCs w:val="22"/>
         </w:rPr>
       </w:pPr>
-      <w:hyperlink w:anchor="_Toc243400648" w:history="1">
+      <w:hyperlink w:anchor="_Toc243404332" w:history="1">
         <w:r>
           <w:rPr>
             <w:rStyle w:val="affb"/>
@@ -1566,7 +1566,7 @@
             <w:noProof/>
             <w:webHidden/>
           </w:rPr>
-          <w:instrText xml:space="preserve"> PAGEREF _Toc243400648 \h </w:instrText>
+          <w:instrText xml:space="preserve"> PAGEREF _Toc243404332 \h </w:instrText>
         </w:r>
         <w:r>
           <w:rPr>
@@ -1586,7 +1586,7 @@
             <w:noProof/>
             <w:webHidden/>
           </w:rPr>
-          <w:t>20</w:t>
+          <w:t>21</w:t>
         </w:r>
         <w:r>
           <w:rPr>
@@ -1611,7 +1611,7 @@
           <w:szCs w:val="22"/>
         </w:rPr>
       </w:pPr>
-      <w:hyperlink w:anchor="_Toc243400649" w:history="1">
+      <w:hyperlink w:anchor="_Toc243404333" w:history="1">
         <w:r>
           <w:rPr>
             <w:rStyle w:val="affb"/>
@@ -1639,7 +1639,7 @@
             <w:noProof/>
             <w:webHidden/>
           </w:rPr>
-          <w:instrText xml:space="preserve"> PAGEREF _Toc243400649 \h </w:instrText>
+          <w:instrText xml:space="preserve"> PAGEREF _Toc243404333 \h </w:instrText>
         </w:r>
         <w:r>
           <w:rPr>
@@ -1659,7 +1659,7 @@
             <w:noProof/>
             <w:webHidden/>
           </w:rPr>
-          <w:t>24</w:t>
+          <w:t>25</w:t>
         </w:r>
         <w:r>
           <w:rPr>
@@ -1684,7 +1684,7 @@
           <w:szCs w:val="22"/>
         </w:rPr>
       </w:pPr>
-      <w:hyperlink w:anchor="_Toc243400650" w:history="1">
+      <w:hyperlink w:anchor="_Toc243404334" w:history="1">
         <w:r>
           <w:rPr>
             <w:rStyle w:val="affb"/>
@@ -1712,7 +1712,7 @@
             <w:noProof/>
             <w:webHidden/>
           </w:rPr>
-          <w:instrText xml:space="preserve"> PAGEREF _Toc243400650 \h </w:instrText>
+          <w:instrText xml:space="preserve"> PAGEREF _Toc243404334 \h </w:instrText>
         </w:r>
         <w:r>
           <w:rPr>
@@ -1732,7 +1732,7 @@
             <w:noProof/>
             <w:webHidden/>
           </w:rPr>
-          <w:t>24</w:t>
+          <w:t>25</w:t>
         </w:r>
         <w:r>
           <w:rPr>
@@ -1757,7 +1757,7 @@
           <w:szCs w:val="22"/>
         </w:rPr>
       </w:pPr>
-      <w:hyperlink w:anchor="_Toc243400651" w:history="1">
+      <w:hyperlink w:anchor="_Toc243404335" w:history="1">
         <w:r>
           <w:rPr>
             <w:rStyle w:val="affb"/>
@@ -1785,7 +1785,7 @@
             <w:noProof/>
             <w:webHidden/>
           </w:rPr>
-          <w:instrText xml:space="preserve"> PAGEREF _Toc243400651 \h </w:instrText>
+          <w:instrText xml:space="preserve"> PAGEREF _Toc243404335 \h </w:instrText>
         </w:r>
         <w:r>
           <w:rPr>
@@ -1805,7 +1805,7 @@
             <w:noProof/>
             <w:webHidden/>
           </w:rPr>
-          <w:t>27</w:t>
+          <w:t>28</w:t>
         </w:r>
         <w:r>
           <w:rPr>
@@ -1830,7 +1830,7 @@
           <w:szCs w:val="22"/>
         </w:rPr>
       </w:pPr>
-      <w:hyperlink w:anchor="_Toc243400652" w:history="1">
+      <w:hyperlink w:anchor="_Toc243404336" w:history="1">
         <w:r>
           <w:rPr>
             <w:rStyle w:val="affb"/>
@@ -1858,7 +1858,7 @@
             <w:noProof/>
             <w:webHidden/>
           </w:rPr>
-          <w:instrText xml:space="preserve"> PAGEREF _Toc243400652 \h </w:instrText>
+          <w:instrText xml:space="preserve"> PAGEREF _Toc243404336 \h </w:instrText>
         </w:r>
         <w:r>
           <w:rPr>
@@ -1878,7 +1878,7 @@
             <w:noProof/>
             <w:webHidden/>
           </w:rPr>
-          <w:t>27</w:t>
+          <w:t>28</w:t>
         </w:r>
         <w:r>
           <w:rPr>
@@ -1908,7 +1908,7 @@
       <w:pPr>
         <w:pStyle w:val="1"/>
       </w:pPr>
-      <w:bookmarkStart w:id="1" w:name="_Toc243400634"/>
+      <w:bookmarkStart w:id="1" w:name="_Toc243404318"/>
       <w:r>
         <w:lastRenderedPageBreak/>
         <w:t>壹、作業說明</w:t>
@@ -1919,7 +1919,7 @@
       <w:pPr>
         <w:pStyle w:val="2"/>
       </w:pPr>
-      <w:bookmarkStart w:id="2" w:name="_Toc243400635"/>
+      <w:bookmarkStart w:id="2" w:name="_Toc243404319"/>
       <w:r>
         <w:t>一、使用情境</w:t>
       </w:r>
@@ -2127,7 +2127,7 @@
       <w:pPr>
         <w:pStyle w:val="2"/>
       </w:pPr>
-      <w:bookmarkStart w:id="3" w:name="_Toc243400636"/>
+      <w:bookmarkStart w:id="3" w:name="_Toc243404320"/>
       <w:r>
         <w:t>二、進入路徑</w:t>
       </w:r>
@@ -2351,7 +2351,7 @@
       <w:pPr>
         <w:pStyle w:val="1"/>
       </w:pPr>
-      <w:bookmarkStart w:id="4" w:name="_Toc243400637"/>
+      <w:bookmarkStart w:id="4" w:name="_Toc243404321"/>
       <w:r>
         <w:lastRenderedPageBreak/>
         <w:t>貳、操作說明</w:t>
@@ -2362,7 +2362,7 @@
       <w:pPr>
         <w:pStyle w:val="2"/>
       </w:pPr>
-      <w:bookmarkStart w:id="5" w:name="_Toc243400638"/>
+      <w:bookmarkStart w:id="5" w:name="_Toc243404322"/>
       <w:r>
         <w:t>一、畫面與前置設定</w:t>
       </w:r>
@@ -3019,7 +3019,7 @@
       <w:pPr>
         <w:pStyle w:val="2"/>
       </w:pPr>
-      <w:bookmarkStart w:id="6" w:name="_Toc243400639"/>
+      <w:bookmarkStart w:id="6" w:name="_Toc243404323"/>
       <w:r>
         <w:t>二、建立課程基本資料</w:t>
       </w:r>
@@ -3601,7 +3601,7 @@
       <w:pPr>
         <w:pStyle w:val="2"/>
       </w:pPr>
-      <w:bookmarkStart w:id="7" w:name="_Toc243400640"/>
+      <w:bookmarkStart w:id="7" w:name="_Toc243404324"/>
       <w:r>
         <w:t>三、刪除草稿課程</w:t>
       </w:r>
@@ -3688,7 +3688,7 @@
       <w:pPr>
         <w:pStyle w:val="2"/>
       </w:pPr>
-      <w:bookmarkStart w:id="8" w:name="_Toc243400641"/>
+      <w:bookmarkStart w:id="8" w:name="_Toc243404325"/>
       <w:r>
         <w:t>四、編排章節</w:t>
       </w:r>
@@ -3988,7 +3988,7 @@
       <w:pPr>
         <w:pStyle w:val="2"/>
       </w:pPr>
-      <w:bookmarkStart w:id="9" w:name="_Toc243400642"/>
+      <w:bookmarkStart w:id="9" w:name="_Toc243404326"/>
       <w:r>
         <w:t>五、新增教材</w:t>
       </w:r>
@@ -4308,7 +4308,7 @@
       <w:pPr>
         <w:pStyle w:val="2"/>
       </w:pPr>
-      <w:bookmarkStart w:id="10" w:name="_Toc243400643"/>
+      <w:bookmarkStart w:id="10" w:name="_Toc243404327"/>
       <w:r>
         <w:t>六、建立測驗與題目</w:t>
       </w:r>
@@ -5144,14 +5144,121 @@
         <w:t>不會立刻執行</w:t>
       </w:r>
       <w:r>
-        <w:t>，而是在按「更新」（或「更新並重開課」）、新題目對學員生效的那一刻才一起發生，視窗中亦有此說明。同一輪編輯中已選過要求重測、之後再修改同一份測驗時，視窗會提示已有一筆待生效的重測要求；此時改選「僅儲存，不要求重測」會把它一併取消。</w:t>
-      </w:r>
-    </w:p>
+        <w:t>，而是在按「更新」（或「更新並重開課」）、新題目對學員生效的那一刻才一起發生，視窗中亦有此說明。同一輪編輯中已選過要求重測、之後再修改同一份測驗時，視窗會提示已有一筆待生效的重測要求；此時改選「僅儲存，不要求重測」是否會取消它，依儲存的方式而定，見下表。</w:t>
+      </w:r>
+    </w:p>
+    <w:tbl>
+      <w:tblPr>
+        <w:tblStyle w:val="aff2"/>
+        <w:tblW w:w="0" w:type="auto"/>
+        <w:tblLayout w:type="fixed"/>
+        <w:tblLook w:val="04A0" w:firstRow="1" w:lastRow="0" w:firstColumn="1" w:lastColumn="0" w:noHBand="0" w:noVBand="1"/>
+      </w:tblPr>
+      <w:tblGrid>
+        <w:gridCol w:w="3198"/>
+        <w:gridCol w:w="6162"/>
+      </w:tblGrid>
+      <w:tr>
+        <w:tc>
+          <w:tcPr>
+            <w:tcW w:w="3198" w:type="dxa"/>
+          </w:tcPr>
+          <w:p>
+            <w:pPr>
+              <w:spacing w:before="60" w:after="60"/>
+            </w:pPr>
+            <w:r>
+              <w:rPr>
+                <w:b/>
+              </w:rPr>
+              <w:t>儲存方式</w:t>
+            </w:r>
+          </w:p>
+        </w:tc>
+        <w:tc>
+          <w:tcPr>
+            <w:tcW w:w="6162" w:type="dxa"/>
+          </w:tcPr>
+          <w:p>
+            <w:pPr>
+              <w:spacing w:before="60" w:after="60"/>
+            </w:pPr>
+            <w:r>
+              <w:rPr>
+                <w:b/>
+              </w:rPr>
+              <w:t>視窗中的說明</w:t>
+            </w:r>
+          </w:p>
+        </w:tc>
+      </w:tr>
+      <w:tr>
+        <w:tc>
+          <w:tcPr>
+            <w:tcW w:w="3198" w:type="dxa"/>
+          </w:tcPr>
+          <w:p>
+            <w:pPr>
+              <w:spacing w:before="60" w:after="60"/>
+            </w:pPr>
+            <w:r>
+              <w:t>於「測驗設定」分頁按「儲</w:t>
+            </w:r>
+            <w:r>
+              <w:lastRenderedPageBreak/>
+              <w:t>存」</w:t>
+            </w:r>
+          </w:p>
+        </w:tc>
+        <w:tc>
+          <w:tcPr>
+            <w:tcW w:w="6162" w:type="dxa"/>
+          </w:tcPr>
+          <w:p>
+            <w:pPr>
+              <w:spacing w:before="60" w:after="60"/>
+            </w:pPr>
+            <w:r>
+              <w:lastRenderedPageBreak/>
+              <w:t>「選「僅儲存，不要求重測」會把它一併取消。」</w:t>
+            </w:r>
+          </w:p>
+        </w:tc>
+      </w:tr>
+      <w:tr>
+        <w:tc>
+          <w:tcPr>
+            <w:tcW w:w="3198" w:type="dxa"/>
+          </w:tcPr>
+          <w:p>
+            <w:pPr>
+              <w:spacing w:before="60" w:after="60"/>
+            </w:pPr>
+            <w:r>
+              <w:t>新增、修改或刪除題目</w:t>
+            </w:r>
+          </w:p>
+        </w:tc>
+        <w:tc>
+          <w:tcPr>
+            <w:tcW w:w="6162" w:type="dxa"/>
+          </w:tcPr>
+          <w:p>
+            <w:pPr>
+              <w:spacing w:before="60" w:after="60"/>
+            </w:pPr>
+            <w:r>
+              <w:t>「本次選「僅儲存，不要求重測」不會取消它；要取消，請到「測驗設定」分頁存檔並選「僅儲存，不要求重測」。」</w:t>
+            </w:r>
+          </w:p>
+        </w:tc>
+      </w:tr>
+    </w:tbl>
     <w:p>
       <w:pPr>
         <w:pStyle w:val="2"/>
       </w:pPr>
-      <w:bookmarkStart w:id="11" w:name="_Toc243400644"/>
+      <w:bookmarkStart w:id="11" w:name="_Toc243404328"/>
       <w:r>
         <w:t>七、建立課後問卷</w:t>
       </w:r>
@@ -5179,7 +5286,6 @@
         <w:ind w:firstLine="482"/>
       </w:pPr>
       <w:r>
-        <w:lastRenderedPageBreak/>
         <w:t>於「課後問卷」區按「新增問卷」，於「新增課後問卷」視窗填問卷名稱後按「建立」，同一視窗隨即切換為題目編輯，可接著逐題撰寫。問卷建立後「新增問卷」鈕即不再顯示，之後要再修改時，按問卷卡片上的「編輯」。新增課程尚未儲存時按「新增問卷」，系統會先檢查課程基本資料，接著在視窗中按下「建立」時自動把課程存成草稿（畫面顯示「已自動儲存草稿」），與新增教材或測驗相同。</w:t>
       </w:r>
     </w:p>
@@ -5300,14 +5406,7 @@
           <w:color w:val="404040"/>
           <w:sz w:val="20"/>
         </w:rPr>
-        <w:t>問卷編輯視窗逐題列出單選與問答題，題目</w:t>
-      </w:r>
-      <w:r>
-        <w:rPr>
-          <w:color w:val="404040"/>
-          <w:sz w:val="20"/>
-        </w:rPr>
-        <w:t>可拖曳調整順序</w:t>
+        <w:t>問卷編輯視窗逐題列出單選與問答題，題目可拖曳調整順序</w:t>
       </w:r>
     </w:p>
     <w:p>
@@ -5404,13 +5503,19 @@
               <w:spacing w:before="60" w:after="60"/>
             </w:pPr>
             <w:r>
-              <w:t>題幹與至少</w:t>
-            </w:r>
-            <w:r>
-              <w:t xml:space="preserve"> 2 </w:t>
-            </w:r>
-            <w:r>
-              <w:t>個選項（無上限）</w:t>
+              <w:t>題幹與選項，每題</w:t>
+            </w:r>
+            <w:r>
+              <w:t xml:space="preserve"> 2</w:t>
+            </w:r>
+            <w:r>
+              <w:t>～</w:t>
+            </w:r>
+            <w:r>
+              <w:t xml:space="preserve">20 </w:t>
+            </w:r>
+            <w:r>
+              <w:t>個選項</w:t>
             </w:r>
           </w:p>
         </w:tc>
@@ -5481,7 +5586,26 @@
         <w:ind w:firstLine="482"/>
       </w:pPr>
       <w:r>
-        <w:t>由單選改為問答時，原本已填的選項會被清空；再改回單選時，選項欄回到兩個空白欄，須重新填寫。題目可拖曳調整順序。</w:t>
+        <w:lastRenderedPageBreak/>
+        <w:t>單選題的選項區標示「選項（單選；</w:t>
+      </w:r>
+      <w:r>
+        <w:t>2</w:t>
+      </w:r>
+      <w:r>
+        <w:t>～</w:t>
+      </w:r>
+      <w:r>
+        <w:t xml:space="preserve">20 </w:t>
+      </w:r>
+      <w:r>
+        <w:t>個）」，選項達</w:t>
+      </w:r>
+      <w:r>
+        <w:t xml:space="preserve"> 20 </w:t>
+      </w:r>
+      <w:r>
+        <w:t>個時「新增選項」即呈灰色不可按。由單選改為問答時，原本已填的選項會被清空；再改回單選時，選項欄回到兩個空白欄，須重新填寫。題目可拖曳調整順序。</w:t>
       </w:r>
     </w:p>
     <w:p>
@@ -5552,17 +5676,16 @@
         <w:t>一旦有任何學員填答，整份問卷即凍結</w:t>
       </w:r>
       <w:r>
-        <w:t>，題目、選項與問卷名稱都不能再修改。此時問卷卡片上的「編輯」按鈕會呈灰色不可按，滑鼠移上去會說明原因。凍結後只</w:t>
-      </w:r>
-      <w:r>
-        <w:lastRenderedPageBreak/>
-        <w:t>能停用問卷</w:t>
+        <w:t>，題目、選項與問卷名稱都不能再修改。此時問卷卡片上的「編輯」按鈕會呈灰色不可按，滑鼠移上去會說明原因。凍結後只能停用問卷</w:t>
       </w:r>
       <w:r>
         <w:t>——</w:t>
       </w:r>
       <w:r>
-        <w:t>停用後學員端不再顯示填寫入口，已填寫的內容仍然保留。已發布課程於尚無人填答時修改了問卷題目、而學員在按「更新」之前送出填答，按「更新」時會被擋下，處理方式見〈更新已發布課程的內容〉。</w:t>
+        <w:t>停用後學員端不再顯示填寫入口，已填寫的內容仍然保留。已發布課程於尚無人填答時修改了問卷題目、而學員在按「更新」之前送出填答，按「更新」時會被擋下，處理方式見〈更新已發</w:t>
+      </w:r>
+      <w:r>
+        <w:t>布課程的內容〉。</w:t>
       </w:r>
     </w:p>
     <w:p>
@@ -5614,13 +5737,7 @@
               <w:rPr>
                 <w:b/>
               </w:rPr>
-              <w:t>問卷可用的操</w:t>
-            </w:r>
-            <w:r>
-              <w:rPr>
-                <w:b/>
-              </w:rPr>
-              <w:t>作</w:t>
+              <w:t>問卷可用的操作</w:t>
             </w:r>
           </w:p>
         </w:tc>
@@ -5684,9 +5801,20 @@
     </w:tbl>
     <w:p>
       <w:pPr>
+        <w:ind w:firstLine="482"/>
+      </w:pPr>
+      <w:r>
+        <w:t>已發布與已關閉課程的問卷卡片上有「停用問卷」，按下後於「停用課後問卷」確認視窗按「停用」。停用中的問卷卡片標示「已停用」，並改為出現「啟用問卷」，按下即恢復啟用（不另跳確認視窗）；已有學員填答、題目已凍結的問卷同樣可以再啟用。停用與啟用都和其他編輯一樣，按「更新」（已關閉課程為「更新並重開課」）後才對學員生效。再啟用的問卷若沒有題目，按「更新」（或</w:t>
+      </w:r>
+      <w:r>
+        <w:t>「更新並重開課」）時會被檢核擋下，須先補上題目。</w:t>
+      </w:r>
+    </w:p>
+    <w:p>
+      <w:pPr>
         <w:pStyle w:val="2"/>
       </w:pPr>
-      <w:bookmarkStart w:id="12" w:name="_Toc243400645"/>
+      <w:bookmarkStart w:id="12" w:name="_Toc243404329"/>
       <w:r>
         <w:t>八、發布課程</w:t>
       </w:r>
@@ -5942,7 +6070,10 @@
               <w:t>題，且各題配分總和等於</w:t>
             </w:r>
             <w:r>
-              <w:t xml:space="preserve"> 100</w:t>
+              <w:t xml:space="preserve"> </w:t>
+            </w:r>
+            <w:r>
+              <w:t>100</w:t>
             </w:r>
           </w:p>
         </w:tc>
@@ -5957,6 +6088,7 @@
               <w:spacing w:before="60" w:after="60"/>
             </w:pPr>
             <w:r>
+              <w:lastRenderedPageBreak/>
               <w:t>教材文件</w:t>
             </w:r>
           </w:p>
@@ -6055,7 +6187,6 @@
         <w:rPr>
           <w:noProof/>
         </w:rPr>
-        <w:lastRenderedPageBreak/>
         <w:drawing>
           <wp:inline distT="0" distB="0" distL="0" distR="0">
             <wp:extent cx="2700000" cy="1737000"/>
@@ -6116,6 +6247,7 @@
         <w:rPr>
           <w:noProof/>
         </w:rPr>
+        <w:lastRenderedPageBreak/>
         <w:drawing>
           <wp:inline distT="0" distB="0" distL="0" distR="0">
             <wp:extent cx="5580000" cy="4234500"/>
@@ -6195,7 +6327,6 @@
         <w:keepNext/>
       </w:pPr>
       <w:r>
-        <w:lastRenderedPageBreak/>
         <w:t>通過時</w:t>
       </w:r>
     </w:p>
@@ -6327,6 +6458,7 @@
         <w:ind w:firstLine="482"/>
       </w:pPr>
       <w:r>
+        <w:lastRenderedPageBreak/>
         <w:t>視窗隨即顯示帶入的人數與邀請碼，關閉後回到課程列表。</w:t>
       </w:r>
     </w:p>
@@ -6494,7 +6626,7 @@
       <w:pPr>
         <w:pStyle w:val="2"/>
       </w:pPr>
-      <w:bookmarkStart w:id="13" w:name="_Toc243400646"/>
+      <w:bookmarkStart w:id="13" w:name="_Toc243404330"/>
       <w:r>
         <w:t>九、更新已發布課程的內容</w:t>
       </w:r>
@@ -6589,7 +6721,6 @@
         <w:keepNext/>
       </w:pPr>
       <w:r>
-        <w:lastRenderedPageBreak/>
         <w:t>按「更新」</w:t>
       </w:r>
     </w:p>
@@ -6614,7 +6745,16 @@
         </w:numPr>
       </w:pPr>
       <w:r>
-        <w:t>確認視窗「更新課程內容」說明這一下會同時影響所有已加入的學員，按「確認更新」</w:t>
+        <w:t>系統隨即以本次的編輯跑一次</w:t>
+      </w:r>
+      <w:r>
+        <w:rPr>
+          <w:b/>
+        </w:rPr>
+        <w:t>與發布相同的檢核</w:t>
+      </w:r>
+      <w:r>
+        <w:t>（檢核項目見〈發布課程〉）</w:t>
       </w:r>
     </w:p>
     <w:p>
@@ -6626,16 +6766,119 @@
         </w:numPr>
       </w:pPr>
       <w:r>
-        <w:t>系統重跑一次</w:t>
-      </w:r>
+        <w:t>依檢核結果：</w:t>
+      </w:r>
+    </w:p>
+    <w:p>
+      <w:pPr>
+        <w:pStyle w:val="24"/>
+        <w:numPr>
+          <w:ilvl w:val="1"/>
+          <w:numId w:val="37"/>
+        </w:numPr>
+      </w:pPr>
       <w:r>
         <w:rPr>
           <w:b/>
         </w:rPr>
-        <w:t>與發布相同的檢核</w:t>
-      </w:r>
-      <w:r>
-        <w:t>（檢核項目見〈發布課程〉）</w:t>
+        <w:t>有缺漏</w:t>
+      </w:r>
+      <w:r>
+        <w:t>：</w:t>
+      </w:r>
+      <w:r>
+        <w:rPr>
+          <w:b/>
+        </w:rPr>
+        <w:t>不跳確認視窗</w:t>
+      </w:r>
+      <w:r>
+        <w:t>，直接跳出「更新未生效」視窗列出缺漏，下方只有「關閉」；關閉後缺漏處以紅框標示，作法與發布檢核相同。學員看到的內容維持原樣，本次的編輯仍保留在編輯頁上，補齊後再按一次「更新」即可。缺漏若是課後問卷沒有題目，導引為「請為課後問卷新增至少</w:t>
+      </w:r>
+      <w:r>
+        <w:t xml:space="preserve"> 1 </w:t>
+      </w:r>
+      <w:r>
+        <w:t>題，或停用該問卷」</w:t>
+      </w:r>
+    </w:p>
+    <w:p>
+      <w:pPr>
+        <w:pStyle w:val="24"/>
+        <w:numPr>
+          <w:ilvl w:val="1"/>
+          <w:numId w:val="37"/>
+        </w:numPr>
+      </w:pPr>
+      <w:r>
+        <w:rPr>
+          <w:b/>
+        </w:rPr>
+        <w:t>沒有缺漏</w:t>
+      </w:r>
+      <w:r>
+        <w:t>：跳出確認視窗「更新課程內容」，說明這一下會同時影響所有已加入的學員；按「確認更新」後本次累積的全部編輯一次對學員生效，顯示「課程內容已更新，學員已可看到」並回到課程列表</w:t>
+      </w:r>
+    </w:p>
+    <w:p>
+      <w:pPr>
+        <w:keepNext/>
+        <w:spacing w:before="160" w:after="40"/>
+        <w:jc w:val="center"/>
+      </w:pPr>
+      <w:r>
+        <w:rPr>
+          <w:noProof/>
+        </w:rPr>
+        <w:lastRenderedPageBreak/>
+        <w:drawing>
+          <wp:inline distT="0" distB="0" distL="0" distR="0">
+            <wp:extent cx="2700000" cy="1296000"/>
+            <wp:effectExtent l="0" t="0" r="0" b="0"/>
+            <wp:docPr id="23" name="Picture 23"/>
+            <wp:cNvGraphicFramePr>
+              <a:graphicFrameLocks xmlns:a="http://schemas.openxmlformats.org/drawingml/2006/main" noChangeAspect="1"/>
+            </wp:cNvGraphicFramePr>
+            <a:graphic xmlns:a="http://schemas.openxmlformats.org/drawingml/2006/main">
+              <a:graphicData uri="http://schemas.openxmlformats.org/drawingml/2006/picture">
+                <pic:pic xmlns:pic="http://schemas.openxmlformats.org/drawingml/2006/picture">
+                  <pic:nvPicPr>
+                    <pic:cNvPr id="0" name="et05-28.png"/>
+                    <pic:cNvPicPr/>
+                  </pic:nvPicPr>
+                  <pic:blipFill>
+                    <a:blip r:embed="rId30"/>
+                    <a:stretch>
+                      <a:fillRect/>
+                    </a:stretch>
+                  </pic:blipFill>
+                  <pic:spPr>
+                    <a:xfrm>
+                      <a:off x="0" y="0"/>
+                      <a:ext cx="2700000" cy="1296000"/>
+                    </a:xfrm>
+                    <a:prstGeom prst="rect">
+                      <a:avLst/>
+                    </a:prstGeom>
+                  </pic:spPr>
+                </pic:pic>
+              </a:graphicData>
+            </a:graphic>
+          </wp:inline>
+        </w:drawing>
+      </w:r>
+    </w:p>
+    <w:p>
+      <w:pPr>
+        <w:spacing w:after="160"/>
+        <w:jc w:val="center"/>
+      </w:pPr>
+      <w:r>
+        <w:rPr>
+          <w:color w:val="404040"/>
+          <w:sz w:val="20"/>
+        </w:rPr>
+        <w:t>更新檢核未通過，直接跳出「更新未生效」視窗列出缺漏，學員看到的內容維持原樣</w:t>
       </w:r>
     </w:p>
     <w:p>
@@ -6652,7 +6895,7 @@
           <wp:inline distT="0" distB="0" distL="0" distR="0">
             <wp:extent cx="2700000" cy="1161000"/>
             <wp:effectExtent l="0" t="0" r="0" b="0"/>
-            <wp:docPr id="23" name="Picture 23"/>
+            <wp:docPr id="24" name="Picture 24"/>
             <wp:cNvGraphicFramePr>
               <a:graphicFrameLocks xmlns:a="http://schemas.openxmlformats.org/drawingml/2006/main" noChangeAspect="1"/>
             </wp:cNvGraphicFramePr>
@@ -6664,7 +6907,7 @@
                     <pic:cNvPicPr/>
                   </pic:nvPicPr>
                   <pic:blipFill>
-                    <a:blip r:embed="rId30"/>
+                    <a:blip r:embed="rId31"/>
                     <a:stretch>
                       <a:fillRect/>
                     </a:stretch>
@@ -6695,103 +6938,15 @@
           <w:color w:val="404040"/>
           <w:sz w:val="20"/>
         </w:rPr>
-        <w:t>按「更新」先跳出「更新課程內容」確認視窗，說明生效後的連帶影響</w:t>
-      </w:r>
-    </w:p>
-    <w:p>
-      <w:pPr>
-        <w:pStyle w:val="af0"/>
-        <w:numPr>
-          <w:ilvl w:val="0"/>
-          <w:numId w:val="37"/>
-        </w:numPr>
-      </w:pPr>
-      <w:r>
-        <w:rPr>
-          <w:b/>
-        </w:rPr>
-        <w:t>通過</w:t>
-      </w:r>
-      <w:r>
-        <w:t>：本次累積的全部編輯一次對學員生效，顯示「課程內容已更新，學員已可看到」並回到課程列表</w:t>
-      </w:r>
-    </w:p>
-    <w:p>
-      <w:pPr>
-        <w:pStyle w:val="af0"/>
-        <w:numPr>
-          <w:ilvl w:val="0"/>
-          <w:numId w:val="37"/>
-        </w:numPr>
-      </w:pPr>
-      <w:r>
-        <w:rPr>
-          <w:b/>
-        </w:rPr>
-        <w:t>未通過</w:t>
-      </w:r>
-      <w:r>
-        <w:t>：跳出「更新未生效」視窗列出缺漏，下方只有「關閉」；關閉後缺漏處以紅框標示，作法與發布檢核相同。學員看到的內容維持原樣，本次的編輯仍保留在編輯頁上，補齊後再按一次「更新」即可</w:t>
-      </w:r>
-    </w:p>
-    <w:p>
-      <w:pPr>
-        <w:keepNext/>
-        <w:spacing w:before="160" w:after="40"/>
-        <w:jc w:val="center"/>
-      </w:pPr>
-      <w:r>
-        <w:rPr>
-          <w:noProof/>
-        </w:rPr>
-        <w:drawing>
-          <wp:inline distT="0" distB="0" distL="0" distR="0">
-            <wp:extent cx="2700000" cy="1296000"/>
-            <wp:effectExtent l="0" t="0" r="0" b="0"/>
-            <wp:docPr id="24" name="Picture 24"/>
-            <wp:cNvGraphicFramePr>
-              <a:graphicFrameLocks xmlns:a="http://schemas.openxmlformats.org/drawingml/2006/main" noChangeAspect="1"/>
-            </wp:cNvGraphicFramePr>
-            <a:graphic xmlns:a="http://schemas.openxmlformats.org/drawingml/2006/main">
-              <a:graphicData uri="http://schemas.openxmlformats.org/drawingml/2006/picture">
-                <pic:pic xmlns:pic="http://schemas.openxmlformats.org/drawingml/2006/picture">
-                  <pic:nvPicPr>
-                    <pic:cNvPr id="0" name="et05-28.png"/>
-                    <pic:cNvPicPr/>
-                  </pic:nvPicPr>
-                  <pic:blipFill>
-                    <a:blip r:embed="rId31"/>
-                    <a:stretch>
-                      <a:fillRect/>
-                    </a:stretch>
-                  </pic:blipFill>
-                  <pic:spPr>
-                    <a:xfrm>
-                      <a:off x="0" y="0"/>
-                      <a:ext cx="2700000" cy="1296000"/>
-                    </a:xfrm>
-                    <a:prstGeom prst="rect">
-                      <a:avLst/>
-                    </a:prstGeom>
-                  </pic:spPr>
-                </pic:pic>
-              </a:graphicData>
-            </a:graphic>
-          </wp:inline>
-        </w:drawing>
-      </w:r>
-    </w:p>
-    <w:p>
-      <w:pPr>
-        <w:spacing w:after="160"/>
-        <w:jc w:val="center"/>
-      </w:pPr>
-      <w:r>
-        <w:rPr>
-          <w:color w:val="404040"/>
-          <w:sz w:val="20"/>
-        </w:rPr>
-        <w:t>更新檢核未通過，視窗列出缺漏，學員看到的內容維持原樣</w:t>
+        <w:t>檢核沒有缺漏時跳出「更新課程內容」確認視窗，說明生效後的連帶影響</w:t>
+      </w:r>
+    </w:p>
+    <w:p>
+      <w:pPr>
+        <w:ind w:firstLine="482"/>
+      </w:pPr>
+      <w:r>
+        <w:t>按「確認更新」時系統會再檢核一次，此時才被擋下的情形見下方「課後問卷已有學員填答時」。</w:t>
       </w:r>
     </w:p>
     <w:p>
@@ -6992,11 +7147,7 @@
               <w:spacing w:before="60" w:after="60"/>
             </w:pPr>
             <w:r>
-              <w:t>該組相符、尚未加入的學員被補加入並各收到一封通</w:t>
-            </w:r>
-            <w:r>
-              <w:lastRenderedPageBreak/>
-              <w:t>知信</w:t>
+              <w:t>該組相符、尚未加入的學員被補加入並各收到一封通知信</w:t>
             </w:r>
           </w:p>
         </w:tc>
@@ -7008,7 +7159,6 @@
         <w:keepNext/>
       </w:pPr>
       <w:r>
-        <w:lastRenderedPageBreak/>
         <w:t>課後問卷已有學員填答時</w:t>
       </w:r>
     </w:p>
@@ -7017,7 +7167,7 @@
         <w:ind w:firstLine="482"/>
       </w:pPr>
       <w:r>
-        <w:t>尚無人填答時修改了問卷題目、而學員在按「更新」之前送出了填答，按「更新」時會跳出「課後問卷已有學員填答，本次更新未生效」視窗，課程內容維持原樣。此時把題目改回原樣也無法通過，請按視窗中的「放棄問卷的編輯」：課後問卷回到學員目前看到的版本，畫面顯示「已放棄課後問卷的編輯，其餘編輯仍保留」，章節、教材與測驗的編輯都還在，接著再按一次「更新」即可。</w:t>
+        <w:t>尚無人填答時修改了問卷題目、而學員在按「更新」之前送出了填答，按「更新」並「確認更新」後會跳出「課後問卷已有學員填答，本次更新未生效」視窗，課程內容維持原樣。此時把題目改回原樣也無法通過，請按視窗中的「放棄問卷的編輯」：課後問卷回到學員目前看到的版本，畫面顯示「已放棄課後問卷的編輯，其餘編輯仍保留」，章節、教材與測驗的編輯都還在，接著再按一次「更新」即可。</w:t>
       </w:r>
     </w:p>
     <w:p>
@@ -7030,6 +7180,7 @@
         <w:rPr>
           <w:noProof/>
         </w:rPr>
+        <w:lastRenderedPageBreak/>
         <w:drawing>
           <wp:inline distT="0" distB="0" distL="0" distR="0">
             <wp:extent cx="1998000" cy="1701000"/>
@@ -7104,10 +7255,10 @@
         <w:t>放棄</w:t>
       </w:r>
       <w:r>
-        <w:t>，課程維持學員目前看到的版本；唯一</w:t>
-      </w:r>
-      <w:r>
-        <w:t>的例外是已關閉課程按過「保留編輯」者（見下表第三種）。依離開方式與課程狀態出現下列確認視窗：</w:t>
+        <w:t>，課程維持學員目前看</w:t>
+      </w:r>
+      <w:r>
+        <w:t>到的版本；唯一的例外是已關閉課程按過「保留編輯」者（見下表第三種）。依離開方式與課程狀態出現下列確認視窗：</w:t>
       </w:r>
     </w:p>
     <w:tbl>
@@ -7249,7 +7400,10 @@
               <w:spacing w:before="60" w:after="60"/>
             </w:pPr>
             <w:r>
-              <w:t>「離開後，自上次更新以來的所有編輯都會放棄，課程維持學員目前看到的版本。要讓學員看到這些編輯，請先按「更新」。」</w:t>
+              <w:t>「離開後，自上次更新以來的所有編輯都會放棄，課程維持學員目前看到的版本。要讓學員看到這些編輯，請先按「</w:t>
+            </w:r>
+            <w:r>
+              <w:t>更新」。」</w:t>
             </w:r>
           </w:p>
         </w:tc>
@@ -7306,7 +7460,6 @@
         <w:rPr>
           <w:noProof/>
         </w:rPr>
-        <w:lastRenderedPageBreak/>
         <w:drawing>
           <wp:inline distT="0" distB="0" distL="0" distR="0">
             <wp:extent cx="2700000" cy="945000"/>
@@ -7367,6 +7520,7 @@
         <w:rPr>
           <w:noProof/>
         </w:rPr>
+        <w:lastRenderedPageBreak/>
         <w:drawing>
           <wp:inline distT="0" distB="0" distL="0" distR="0">
             <wp:extent cx="2700000" cy="837000"/>
@@ -7482,10 +7636,7 @@
         <w:ind w:firstLine="482"/>
       </w:pPr>
       <w:r>
-        <w:t>前兩種視窗按「放棄並離開」即放棄編輯並離開本頁。「離開後編輯仍會保留」的按鈕為「</w:t>
-      </w:r>
-      <w:r>
-        <w:t>離開」：離開後編輯仍保留，下次進入可接著編輯。三種視窗按「繼續編輯」皆留在編輯頁，編輯仍在。已關閉課程的前兩種視窗內文另有提示，見〈關閉課程與再開課〉。</w:t>
+        <w:t>前兩種視窗按「放棄並離開」即放棄編輯並離開本頁。「離開後編輯仍會保留」的按鈕為「離開」：離開後編輯仍保留，下次進入可接著編輯。三種視窗按「繼續編輯」皆留在編輯頁，編輯仍在。已關閉課程的前兩種視窗內文另有提示，見〈關閉課程與再開課〉。</w:t>
       </w:r>
     </w:p>
     <w:p>
@@ -7494,7 +7645,10 @@
         <w:ind w:left="283"/>
       </w:pPr>
       <w:r>
-        <w:t>注意：只改了基本資料、尚未按「更新」時，按「取消」或離開都不跳確認，直接離開且修改不保留。關閉瀏覽器分頁時同樣不會跳確認，下次進入編輯頁時，上次未按「更新」的編輯已放棄。例外是已關閉課程按過「保留編輯」者：該課程的編輯（含之後再做的修改）會留到按「更新並重開課」或「取消」為止，關閉分頁後再進入也不會被丟棄。</w:t>
+        <w:t>注意：只改了基本資料、尚未按「更新」時，按「取消」或離開都不跳確認，直接離開且修改不保留。關閉瀏覽器分頁時同樣不會跳確認，下次進入編輯頁時，上次未按「更新」的編輯已放棄。例外是已關閉課程按過「保留編輯」者：該課程的編輯（含之後再做的修改）會留到按「更新並重開課」或「取消」為止，</w:t>
+      </w:r>
+      <w:r>
+        <w:t>關閉分頁後再進入也不會被丟棄。</w:t>
       </w:r>
     </w:p>
     <w:p>
@@ -7510,7 +7664,7 @@
       <w:pPr>
         <w:pStyle w:val="2"/>
       </w:pPr>
-      <w:bookmarkStart w:id="14" w:name="_Toc243400647"/>
+      <w:bookmarkStart w:id="14" w:name="_Toc243404331"/>
       <w:r>
         <w:t>十、邀請學員</w:t>
       </w:r>
@@ -7571,7 +7725,10 @@
         <w:t xml:space="preserve"> 50 </w:t>
       </w:r>
       <w:r>
-        <w:t>筆，按「下一步」顯示邀請信預覽，確認後按「確認寄出」。</w:t>
+        <w:t>筆，按</w:t>
+      </w:r>
+      <w:r>
+        <w:t>「下一步」顯示邀請信預覽，確認後按「確認寄出」。</w:t>
       </w:r>
     </w:p>
     <w:p>
@@ -7580,7 +7737,6 @@
         <w:ind w:left="283"/>
       </w:pPr>
       <w:r>
-        <w:lastRenderedPageBreak/>
         <w:t>重要：收件對象</w:t>
       </w:r>
       <w:r>
@@ -7623,6 +7779,7 @@
         <w:rPr>
           <w:noProof/>
         </w:rPr>
+        <w:lastRenderedPageBreak/>
         <w:drawing>
           <wp:inline distT="0" distB="0" distL="0" distR="0">
             <wp:extent cx="4050000" cy="3829500"/>
@@ -7678,10 +7835,7 @@
         <w:ind w:firstLine="482"/>
       </w:pPr>
       <w:r>
-        <w:t>名單中的人若已在課程中，再寄一次只會讓他再收到一封邀請信</w:t>
-      </w:r>
-      <w:r>
-        <w:t>，不會重複加入。曾於</w:t>
+        <w:t>名單中的人若已在課程中，再寄一次只會讓他再收到一封邀請信，不會重複加入。曾於</w:t>
       </w:r>
       <w:r>
         <w:t xml:space="preserve"> ET02 </w:t>
@@ -7747,7 +7901,13 @@
         <w:rPr>
           <w:b/>
         </w:rPr>
-        <w:t>邀請錯人</w:t>
+        <w:t>邀</w:t>
+      </w:r>
+      <w:r>
+        <w:rPr>
+          <w:b/>
+        </w:rPr>
+        <w:t>請錯人</w:t>
       </w:r>
       <w:r>
         <w:t>，請到</w:t>
@@ -7905,7 +8065,7 @@
       <w:pPr>
         <w:pStyle w:val="2"/>
       </w:pPr>
-      <w:bookmarkStart w:id="15" w:name="_Toc243400648"/>
+      <w:bookmarkStart w:id="15" w:name="_Toc243404332"/>
       <w:r>
         <w:t>十一、關閉課程與再開課</w:t>
       </w:r>
@@ -8028,6 +8188,15 @@
       </w:pPr>
       <w:r>
         <w:t>按「關閉課程」會跳出確認視窗，說明關閉後會停掉哪些事；按「確認關閉」後課程立即轉為「已關閉」。</w:t>
+      </w:r>
+    </w:p>
+    <w:p>
+      <w:pPr>
+        <w:spacing w:before="80" w:after="80"/>
+        <w:ind w:left="283"/>
+      </w:pPr>
+      <w:r>
+        <w:t>重要：有尚未按「更新」的編輯時，確認視窗最上方另以粗體、帶警示符號提醒「您有尚未按「更新」的編輯，關閉後這些編輯不會保留。」，並說明「若要保留，請先關閉此視窗，再按頁面上的「更新」。」確認關閉後，這些編輯於下次進入編輯頁時即已放棄，不會帶到關閉期間；要保留就先按「更新」使其生效，再關閉課程。</w:t>
       </w:r>
     </w:p>
     <w:p>
@@ -8096,7 +8265,10 @@
         <w:ind w:firstLine="482"/>
       </w:pPr>
       <w:r>
-        <w:t>關閉後各方受到的影響：</w:t>
+        <w:t>關</w:t>
+      </w:r>
+      <w:r>
+        <w:t>閉後各方受到的影響：</w:t>
       </w:r>
     </w:p>
     <w:tbl>
@@ -8191,6 +8363,7 @@
               <w:spacing w:before="60" w:after="60"/>
             </w:pPr>
             <w:r>
+              <w:lastRenderedPageBreak/>
               <w:t>正在作答的學員</w:t>
             </w:r>
           </w:p>
@@ -8256,11 +8429,7 @@
               <w:t xml:space="preserve"> ET02 </w:t>
             </w:r>
             <w:r>
-              <w:t>學員學習表現重置重考次數或移除</w:t>
-            </w:r>
-            <w:r>
-              <w:lastRenderedPageBreak/>
-              <w:t>學員</w:t>
+              <w:t>學員學習表現重置重考次數或移除學員</w:t>
             </w:r>
           </w:p>
         </w:tc>
@@ -8275,7 +8444,6 @@
               <w:spacing w:before="60" w:after="60"/>
             </w:pPr>
             <w:r>
-              <w:lastRenderedPageBreak/>
               <w:t>邀請碼與</w:t>
             </w:r>
             <w:r>
@@ -8611,10 +8779,7 @@
         <w:ind w:firstLine="482"/>
       </w:pPr>
       <w:r>
-        <w:t>已關閉課程有尚未生效的編輯時，兩種確</w:t>
-      </w:r>
-      <w:r>
-        <w:t>認視窗的內文改為提示「保留編輯」：</w:t>
+        <w:t>已關閉課程有尚未生效的編輯時，兩種確認視窗的內文改為提示「保留編輯」：</w:t>
       </w:r>
     </w:p>
     <w:tbl>
@@ -8672,7 +8837,11 @@
               <w:spacing w:before="60" w:after="60"/>
             </w:pPr>
             <w:r>
-              <w:t>放棄本次的編輯（按「取消」）</w:t>
+              <w:t>放棄本次的編輯（按「取</w:t>
+            </w:r>
+            <w:r>
+              <w:lastRenderedPageBreak/>
+              <w:t>消」）</w:t>
             </w:r>
           </w:p>
         </w:tc>
@@ -8685,7 +8854,12 @@
               <w:spacing w:before="60" w:after="60"/>
             </w:pPr>
             <w:r>
-              <w:t>「取消後，自上次更新以來的所有編輯會全部放棄，課程回到學員目前看到的版本。此動作無法復原。若只是想先離開、下次再繼續，請改按「保留編輯」。」</w:t>
+              <w:lastRenderedPageBreak/>
+              <w:t>「取消後，自上次更新以來的所有編輯會全部放棄，課</w:t>
+            </w:r>
+            <w:r>
+              <w:lastRenderedPageBreak/>
+              <w:t>程回到學員目前看到的版本。此動作無法復原。若只是想先離開、下次再繼續，請改按「保留編輯」。」</w:t>
             </w:r>
           </w:p>
         </w:tc>
@@ -8700,11 +8874,8 @@
               <w:spacing w:before="60" w:after="60"/>
             </w:pPr>
             <w:r>
-              <w:t>離開將放棄本次的編輯（點</w:t>
-            </w:r>
-            <w:r>
               <w:lastRenderedPageBreak/>
-              <w:t>側邊選單等離開）</w:t>
+              <w:t>離開將放棄本次的編輯（點側邊選單等離開）</w:t>
             </w:r>
           </w:p>
         </w:tc>
@@ -8717,12 +8888,7 @@
               <w:spacing w:before="60" w:after="60"/>
             </w:pPr>
             <w:r>
-              <w:lastRenderedPageBreak/>
-              <w:t>「離開後，自上次更新以來的所有編輯都會放棄。若想</w:t>
-            </w:r>
-            <w:r>
-              <w:lastRenderedPageBreak/>
-              <w:t>留著下次再繼續，請先按「保留編輯」；要讓學員看到，請按「更新並重開課」。」</w:t>
+              <w:t>「離開後，自上次更新以來的所有編輯都會放棄。若想留著下次再繼續，請先按「保留編輯」；要讓學員看到，請按「更新並重開課」。」</w:t>
             </w:r>
           </w:p>
         </w:tc>
@@ -8733,7 +8899,6 @@
         <w:ind w:firstLine="482"/>
       </w:pPr>
       <w:r>
-        <w:lastRenderedPageBreak/>
         <w:t>按過「保留編輯」之後再進入編輯頁，點側邊選單等離開時改為出現「離開後編輯仍會保留」（見〈更新已發布課程的內容〉），離開後編輯仍在；按「取消」則仍為「放棄本次的編輯」，確認後連同保留的編輯一併放棄。</w:t>
       </w:r>
     </w:p>
@@ -8743,7 +8908,10 @@
         <w:keepNext/>
       </w:pPr>
       <w:r>
-        <w:t>更新並重開課</w:t>
+        <w:t>更</w:t>
+      </w:r>
+      <w:r>
+        <w:t>新並重開課</w:t>
       </w:r>
     </w:p>
     <w:p>
@@ -8803,10 +8971,7 @@
         </w:numPr>
       </w:pPr>
       <w:r>
-        <w:t>通過後，關閉期間的編輯一次生效、課程回到「已發布」，跳出「課程已重新開課」視窗，顯示本次依受訓對象新帶入的學員人</w:t>
-      </w:r>
-      <w:r>
-        <w:t>數與邀請碼；按「關閉」回到課程列表</w:t>
+        <w:t>通過後，關閉期間的編輯一次生效、課程回到「已發布」，跳出「課程已重新開課」視窗，顯示本次依受訓對象新帶入的學員人數與邀請碼；按「關閉」回到課程列表</w:t>
       </w:r>
     </w:p>
     <w:p>
@@ -8823,7 +8988,10 @@
         <w:t>允許填在過去</w:t>
       </w:r>
       <w:r>
-        <w:t>（例如想讓學員從上週起就看得到），訖止時間則須晚於起始時間與目前時間。提前手動關閉、訖止時間仍在未來的課程，不改日期即可直接重新開課。</w:t>
+        <w:t>（例如想讓學員從上週起就看得到），訖止時間則須晚於起始時間與目前時間。提前手動關閉、訖止時間仍在未來的課程，不改日</w:t>
+      </w:r>
+      <w:r>
+        <w:t>期即可直接重新開課。</w:t>
       </w:r>
     </w:p>
     <w:p>
@@ -8899,10 +9067,7 @@
         <w:ind w:firstLine="482"/>
       </w:pPr>
       <w:r>
-        <w:t>重新開課後：學員的學</w:t>
-      </w:r>
-      <w:r>
-        <w:t>習進度與成績</w:t>
+        <w:t>重新開課後：學員的學習進度與成績</w:t>
       </w:r>
       <w:r>
         <w:rPr>
@@ -8942,6 +9107,7 @@
         <w:ind w:firstLine="482"/>
       </w:pPr>
       <w:r>
+        <w:lastRenderedPageBreak/>
         <w:t>「課程已重新開課」視窗顯示的人數只計</w:t>
       </w:r>
       <w:r>
@@ -8957,10 +9123,7 @@
         <w:t>——</w:t>
       </w:r>
       <w:r>
-        <w:t>符合受訓對象的人多</w:t>
-      </w:r>
-      <w:r>
-        <w:t>半已在課程中。原有學員可直接繼續學習。」這是常態，不需要檢查受訓對象設定。</w:t>
+        <w:t>符合受訓對象的人多半已在課程中。原有學員可直接繼續學習。」這是常態，不需要檢查受訓對象設定。</w:t>
       </w:r>
     </w:p>
     <w:p>
@@ -8973,7 +9136,6 @@
         <w:rPr>
           <w:noProof/>
         </w:rPr>
-        <w:lastRenderedPageBreak/>
         <w:drawing>
           <wp:inline distT="0" distB="0" distL="0" distR="0">
             <wp:extent cx="2700000" cy="1314000"/>
@@ -9028,7 +9190,7 @@
       <w:pPr>
         <w:pStyle w:val="1"/>
       </w:pPr>
-      <w:bookmarkStart w:id="16" w:name="_Toc243400649"/>
+      <w:bookmarkStart w:id="16" w:name="_Toc243404333"/>
       <w:r>
         <w:lastRenderedPageBreak/>
         <w:t>參、常見訊息與處置</w:t>
@@ -9039,7 +9201,7 @@
       <w:pPr>
         <w:pStyle w:val="2"/>
       </w:pPr>
-      <w:bookmarkStart w:id="17" w:name="_Toc243400650"/>
+      <w:bookmarkStart w:id="17" w:name="_Toc243404334"/>
       <w:r>
         <w:t>一、被擋下（動作沒有完成）</w:t>
       </w:r>
@@ -10213,10 +10375,10 @@
               <w:spacing w:before="60" w:after="60"/>
             </w:pPr>
             <w:r>
-              <w:t>按「更新並重開課」時課程訖止時間已過。於基本資料改成新的一段期間後再按一次；提前手動關閉、訖止時間仍在未來的課程不必改</w:t>
-            </w:r>
-            <w:r>
-              <w:t>日期。正常操作會先在欄位上看到「課程訖止時間須晚於目前時間」，出現此句多半表示另一個分頁或裝置剛做過同一件事</w:t>
+              <w:t>按「更新並重開課」時課程訖止時間已過。於基本資料改成新的一段期間後再按一次；提前手動關閉、訖止時間仍在未來的課程不必改日期。正常操作會先在欄位上看到「課程訖止時間須晚於目前時間」，出現此句多半表示另一個分頁或裝置</w:t>
+            </w:r>
+            <w:r>
+              <w:t>剛做過同一件事</w:t>
             </w:r>
           </w:p>
         </w:tc>
@@ -10447,10 +10609,7 @@
               <w:t xml:space="preserve"> EDMS </w:t>
             </w:r>
             <w:r>
-              <w:t>帳</w:t>
-            </w:r>
-            <w:r>
-              <w:t>號，無法寄送邀請」</w:t>
+              <w:t>帳號，無法寄送邀請」</w:t>
             </w:r>
           </w:p>
         </w:tc>
@@ -10643,7 +10802,7 @@
       <w:pPr>
         <w:pStyle w:val="2"/>
       </w:pPr>
-      <w:bookmarkStart w:id="18" w:name="_Toc243400651"/>
+      <w:bookmarkStart w:id="18" w:name="_Toc243404335"/>
       <w:r>
         <w:t>二、有警告（動作完成但需判斷）</w:t>
       </w:r>
@@ -10869,7 +11028,7 @@
       <w:pPr>
         <w:pStyle w:val="2"/>
       </w:pPr>
-      <w:bookmarkStart w:id="19" w:name="_Toc243400652"/>
+      <w:bookmarkStart w:id="19" w:name="_Toc243404336"/>
       <w:r>
         <w:t>三、送出後的結果訊息</w:t>
       </w:r>
@@ -11313,7 +11472,13 @@
               <w:rPr>
                 <w:b/>
               </w:rPr>
-              <w:t>不必檢查受訓對象設定</w:t>
+              <w:t>不必檢查受</w:t>
+            </w:r>
+            <w:r>
+              <w:rPr>
+                <w:b/>
+              </w:rPr>
+              <w:t>訓對象設定</w:t>
             </w:r>
             <w:r>
               <w:t>；這與發布時的</w:t>
@@ -11434,7 +11599,7 @@
         <w:noProof/>
         <w:sz w:val="20"/>
       </w:rPr>
-      <w:t>28</w:t>
+      <w:t>29</w:t>
     </w:r>
     <w:r>
       <w:rPr>
@@ -11474,9 +11639,26 @@
 <file path=word/numbering.xml><?xml version="1.0" encoding="utf-8"?>
 <w:numbering xmlns:wpc="http://schemas.microsoft.com/office/word/2010/wordprocessingCanvas" xmlns:cx="http://schemas.microsoft.com/office/drawing/2014/chartex" xmlns:cx1="http://schemas.microsoft.com/office/drawing/2015/9/8/chartex" xmlns:cx2="http://schemas.microsoft.com/office/drawing/2015/10/21/chartex" xmlns:cx3="http://schemas.microsoft.com/office/drawing/2016/5/9/chartex" xmlns:cx4="http://schemas.microsoft.com/office/drawing/2016/5/10/chartex" xmlns:cx5="http://schemas.microsoft.com/office/drawing/2016/5/11/chartex" xmlns:cx6="http://schemas.microsoft.com/office/drawing/2016/5/12/chartex" xmlns:cx7="http://schemas.microsoft.com/office/drawing/2016/5/13/chartex" xmlns:cx8="http://schemas.microsoft.com/office/drawing/2016/5/14/chartex" xmlns:mc="http://schemas.openxmlformats.org/markup-compatibility/2006" xmlns:aink="http://schemas.microsoft.com/office/drawing/2016/ink" xmlns:am3d="http://schemas.microsoft.com/office/drawing/2017/model3d" xmlns:o="urn:schemas-microsoft-com:office:office" xmlns:r="http://schemas.openxmlformats.org/officeDocument/2006/relationships" xmlns:m="http://schemas.openxmlformats.org/officeDocument/2006/math" xmlns:v="urn:schemas-microsoft-com:vml" xmlns:wp14="http://schemas.microsoft.com/office/word/2010/wordprocessingDrawing" xmlns:wp="http://schemas.openxmlformats.org/drawingml/2006/wordprocessingDrawing" xmlns:w10="urn:schemas-microsoft-com:office:word" xmlns:w="http://schemas.openxmlformats.org/wordprocessingml/2006/main" xmlns:w14="http://schemas.microsoft.com/office/word/2010/wordml" xmlns:w15="http://schemas.microsoft.com/office/word/2012/wordml" xmlns:w16cid="http://schemas.microsoft.com/office/word/2016/wordml/cid" xmlns:w16se="http://schemas.microsoft.com/office/word/2015/wordml/symex" xmlns:wpg="http://schemas.microsoft.com/office/word/2010/wordprocessingGroup" xmlns:wpi="http://schemas.microsoft.com/office/word/2010/wordprocessingInk" xmlns:wne="http://schemas.microsoft.com/office/word/2006/wordml" xmlns:wps="http://schemas.microsoft.com/office/word/2010/wordprocessingShape" mc:Ignorable="w14 w15 w16se w16cid wp14">
   <w:abstractNum w:abstractNumId="0" w15:restartNumberingAfterBreak="0">
-    <w:nsid w:val="1AA843F4"/>
+    <w:nsid w:val="1ABC44C1"/>
+    <w:multiLevelType w:val="singleLevel"/>
+    <w:tmpl w:val="DB806158"/>
+    <w:lvl w:ilvl="0">
+      <w:start w:val="1"/>
+      <w:numFmt w:val="decimal"/>
+      <w:lvlText w:val="%1."/>
+      <w:lvlJc w:val="left"/>
+      <w:pPr>
+        <w:ind w:left="960" w:hanging="480"/>
+      </w:pPr>
+      <w:rPr>
+        <w:rFonts w:ascii="Times New Roman" w:eastAsia="標楷體" w:hAnsi="Times New Roman" w:cs="Times New Roman"/>
+      </w:rPr>
+    </w:lvl>
+  </w:abstractNum>
+  <w:abstractNum w:abstractNumId="1" w15:restartNumberingAfterBreak="0">
+    <w:nsid w:val="1F694017"/>
     <w:multiLevelType w:val="multilevel"/>
-    <w:tmpl w:val="5CC46590"/>
+    <w:tmpl w:val="CAD002C2"/>
     <w:lvl w:ilvl="0">
       <w:start w:val="1"/>
       <w:numFmt w:val="bullet"/>
@@ -11529,23 +11711,6 @@
       <w:numFmt w:val="decimal"/>
       <w:lvlText w:val=""/>
       <w:lvlJc w:val="left"/>
-    </w:lvl>
-  </w:abstractNum>
-  <w:abstractNum w:abstractNumId="1" w15:restartNumberingAfterBreak="0">
-    <w:nsid w:val="1ABC44C1"/>
-    <w:multiLevelType w:val="singleLevel"/>
-    <w:tmpl w:val="DB806158"/>
-    <w:lvl w:ilvl="0">
-      <w:start w:val="1"/>
-      <w:numFmt w:val="decimal"/>
-      <w:lvlText w:val="%1."/>
-      <w:lvlJc w:val="left"/>
-      <w:pPr>
-        <w:ind w:left="960" w:hanging="480"/>
-      </w:pPr>
-      <w:rPr>
-        <w:rFonts w:ascii="Times New Roman" w:eastAsia="標楷體" w:hAnsi="Times New Roman" w:cs="Times New Roman"/>
-      </w:rPr>
     </w:lvl>
   </w:abstractNum>
   <w:abstractNum w:abstractNumId="2" w15:restartNumberingAfterBreak="0">
@@ -11613,19 +11778,19 @@
     </w:lvl>
   </w:abstractNum>
   <w:num w:numId="1">
-    <w:abstractNumId w:val="1"/>
+    <w:abstractNumId w:val="0"/>
     <w:lvlOverride w:ilvl="0">
       <w:startOverride w:val="1"/>
     </w:lvlOverride>
   </w:num>
   <w:num w:numId="2">
-    <w:abstractNumId w:val="1"/>
+    <w:abstractNumId w:val="0"/>
     <w:lvlOverride w:ilvl="0">
       <w:startOverride w:val="1"/>
     </w:lvlOverride>
   </w:num>
   <w:num w:numId="3">
-    <w:abstractNumId w:val="1"/>
+    <w:abstractNumId w:val="0"/>
     <w:lvlOverride w:ilvl="0">
       <w:startOverride w:val="1"/>
     </w:lvlOverride>
@@ -11637,199 +11802,199 @@
     </w:lvlOverride>
   </w:num>
   <w:num w:numId="5">
-    <w:abstractNumId w:val="1"/>
+    <w:abstractNumId w:val="0"/>
     <w:lvlOverride w:ilvl="0">
       <w:startOverride w:val="1"/>
     </w:lvlOverride>
   </w:num>
   <w:num w:numId="6">
-    <w:abstractNumId w:val="1"/>
+    <w:abstractNumId w:val="0"/>
     <w:lvlOverride w:ilvl="0">
       <w:startOverride w:val="1"/>
     </w:lvlOverride>
   </w:num>
   <w:num w:numId="7">
-    <w:abstractNumId w:val="1"/>
+    <w:abstractNumId w:val="0"/>
     <w:lvlOverride w:ilvl="0">
       <w:startOverride w:val="1"/>
     </w:lvlOverride>
   </w:num>
   <w:num w:numId="8">
-    <w:abstractNumId w:val="1"/>
+    <w:abstractNumId w:val="0"/>
     <w:lvlOverride w:ilvl="0">
       <w:startOverride w:val="1"/>
     </w:lvlOverride>
   </w:num>
   <w:num w:numId="9">
-    <w:abstractNumId w:val="1"/>
+    <w:abstractNumId w:val="0"/>
     <w:lvlOverride w:ilvl="0">
       <w:startOverride w:val="1"/>
     </w:lvlOverride>
   </w:num>
   <w:num w:numId="10">
-    <w:abstractNumId w:val="1"/>
+    <w:abstractNumId w:val="0"/>
     <w:lvlOverride w:ilvl="0">
       <w:startOverride w:val="1"/>
     </w:lvlOverride>
   </w:num>
   <w:num w:numId="11">
-    <w:abstractNumId w:val="1"/>
+    <w:abstractNumId w:val="0"/>
     <w:lvlOverride w:ilvl="0">
       <w:startOverride w:val="1"/>
     </w:lvlOverride>
   </w:num>
   <w:num w:numId="12">
-    <w:abstractNumId w:val="1"/>
+    <w:abstractNumId w:val="0"/>
     <w:lvlOverride w:ilvl="0">
       <w:startOverride w:val="1"/>
     </w:lvlOverride>
   </w:num>
   <w:num w:numId="13">
-    <w:abstractNumId w:val="1"/>
+    <w:abstractNumId w:val="0"/>
     <w:lvlOverride w:ilvl="0">
       <w:startOverride w:val="1"/>
     </w:lvlOverride>
   </w:num>
   <w:num w:numId="14">
-    <w:abstractNumId w:val="1"/>
+    <w:abstractNumId w:val="0"/>
     <w:lvlOverride w:ilvl="0">
       <w:startOverride w:val="1"/>
     </w:lvlOverride>
   </w:num>
   <w:num w:numId="15">
-    <w:abstractNumId w:val="1"/>
+    <w:abstractNumId w:val="0"/>
     <w:lvlOverride w:ilvl="0">
       <w:startOverride w:val="1"/>
     </w:lvlOverride>
   </w:num>
   <w:num w:numId="16">
-    <w:abstractNumId w:val="1"/>
+    <w:abstractNumId w:val="0"/>
     <w:lvlOverride w:ilvl="0">
       <w:startOverride w:val="1"/>
     </w:lvlOverride>
   </w:num>
   <w:num w:numId="17">
-    <w:abstractNumId w:val="1"/>
+    <w:abstractNumId w:val="0"/>
     <w:lvlOverride w:ilvl="0">
       <w:startOverride w:val="1"/>
     </w:lvlOverride>
   </w:num>
   <w:num w:numId="18">
-    <w:abstractNumId w:val="1"/>
+    <w:abstractNumId w:val="0"/>
     <w:lvlOverride w:ilvl="0">
       <w:startOverride w:val="1"/>
     </w:lvlOverride>
   </w:num>
   <w:num w:numId="19">
-    <w:abstractNumId w:val="1"/>
+    <w:abstractNumId w:val="0"/>
     <w:lvlOverride w:ilvl="0">
       <w:startOverride w:val="1"/>
     </w:lvlOverride>
   </w:num>
   <w:num w:numId="20">
-    <w:abstractNumId w:val="1"/>
+    <w:abstractNumId w:val="0"/>
     <w:lvlOverride w:ilvl="0">
       <w:startOverride w:val="1"/>
     </w:lvlOverride>
   </w:num>
   <w:num w:numId="21">
-    <w:abstractNumId w:val="1"/>
+    <w:abstractNumId w:val="0"/>
     <w:lvlOverride w:ilvl="0">
       <w:startOverride w:val="1"/>
     </w:lvlOverride>
   </w:num>
   <w:num w:numId="22">
-    <w:abstractNumId w:val="1"/>
+    <w:abstractNumId w:val="0"/>
     <w:lvlOverride w:ilvl="0">
       <w:startOverride w:val="1"/>
     </w:lvlOverride>
   </w:num>
   <w:num w:numId="23">
-    <w:abstractNumId w:val="1"/>
+    <w:abstractNumId w:val="0"/>
     <w:lvlOverride w:ilvl="0">
       <w:startOverride w:val="1"/>
     </w:lvlOverride>
   </w:num>
   <w:num w:numId="24">
-    <w:abstractNumId w:val="1"/>
+    <w:abstractNumId w:val="0"/>
     <w:lvlOverride w:ilvl="0">
       <w:startOverride w:val="1"/>
     </w:lvlOverride>
   </w:num>
   <w:num w:numId="25">
-    <w:abstractNumId w:val="1"/>
+    <w:abstractNumId w:val="0"/>
     <w:lvlOverride w:ilvl="0">
       <w:startOverride w:val="1"/>
     </w:lvlOverride>
   </w:num>
   <w:num w:numId="26">
-    <w:abstractNumId w:val="1"/>
+    <w:abstractNumId w:val="0"/>
     <w:lvlOverride w:ilvl="0">
       <w:startOverride w:val="1"/>
     </w:lvlOverride>
   </w:num>
   <w:num w:numId="27">
-    <w:abstractNumId w:val="1"/>
+    <w:abstractNumId w:val="0"/>
     <w:lvlOverride w:ilvl="0">
       <w:startOverride w:val="1"/>
     </w:lvlOverride>
   </w:num>
   <w:num w:numId="28">
-    <w:abstractNumId w:val="1"/>
+    <w:abstractNumId w:val="0"/>
     <w:lvlOverride w:ilvl="0">
       <w:startOverride w:val="1"/>
     </w:lvlOverride>
   </w:num>
   <w:num w:numId="29">
-    <w:abstractNumId w:val="1"/>
+    <w:abstractNumId w:val="0"/>
     <w:lvlOverride w:ilvl="0">
       <w:startOverride w:val="1"/>
     </w:lvlOverride>
   </w:num>
   <w:num w:numId="30">
-    <w:abstractNumId w:val="1"/>
+    <w:abstractNumId w:val="0"/>
     <w:lvlOverride w:ilvl="0">
       <w:startOverride w:val="1"/>
     </w:lvlOverride>
   </w:num>
   <w:num w:numId="31">
-    <w:abstractNumId w:val="1"/>
+    <w:abstractNumId w:val="0"/>
     <w:lvlOverride w:ilvl="0">
       <w:startOverride w:val="1"/>
     </w:lvlOverride>
   </w:num>
   <w:num w:numId="32">
-    <w:abstractNumId w:val="1"/>
+    <w:abstractNumId w:val="0"/>
     <w:lvlOverride w:ilvl="0">
       <w:startOverride w:val="1"/>
     </w:lvlOverride>
   </w:num>
   <w:num w:numId="33">
-    <w:abstractNumId w:val="1"/>
+    <w:abstractNumId w:val="0"/>
     <w:lvlOverride w:ilvl="0">
       <w:startOverride w:val="1"/>
     </w:lvlOverride>
   </w:num>
   <w:num w:numId="34">
-    <w:abstractNumId w:val="1"/>
+    <w:abstractNumId w:val="0"/>
     <w:lvlOverride w:ilvl="0">
       <w:startOverride w:val="1"/>
     </w:lvlOverride>
   </w:num>
   <w:num w:numId="35">
-    <w:abstractNumId w:val="1"/>
+    <w:abstractNumId w:val="0"/>
     <w:lvlOverride w:ilvl="0">
       <w:startOverride w:val="1"/>
     </w:lvlOverride>
   </w:num>
   <w:num w:numId="36">
-    <w:abstractNumId w:val="1"/>
+    <w:abstractNumId w:val="0"/>
     <w:lvlOverride w:ilvl="0">
       <w:startOverride w:val="1"/>
     </w:lvlOverride>
   </w:num>
   <w:num w:numId="37">
-    <w:abstractNumId w:val="0"/>
+    <w:abstractNumId w:val="1"/>
   </w:num>
   <w:numIdMacAtCleanup w:val="36"/>
 </w:numbering>
@@ -23597,7 +23762,7 @@
 </file>
 
 <file path=customXml/itemProps1.xml><?xml version="1.0" encoding="utf-8"?>
-<ds:datastoreItem xmlns:ds="http://schemas.openxmlformats.org/officeDocument/2006/customXml" ds:itemID="{FE68F8B7-6267-4BFE-98F0-F8DC9748D96A}">
+<ds:datastoreItem xmlns:ds="http://schemas.openxmlformats.org/officeDocument/2006/customXml" ds:itemID="{9F05426E-63DE-40BA-9C73-3D688A0BCB29}">
   <ds:schemaRefs>
     <ds:schemaRef ds:uri="http://schemas.openxmlformats.org/officeDocument/2006/bibliography"/>
   </ds:schemaRefs>

--- a/docs/manuals/et/ET05-課程建立與編輯.docx
+++ b/docs/manuals/et/ET05-課程建立與編輯.docx
@@ -264,7 +264,7 @@
               <w:spacing w:before="60" w:after="60"/>
             </w:pPr>
             <w:r>
-              <w:t>2026/10/20</w:t>
+              <w:t>2026/10/21</w:t>
             </w:r>
           </w:p>
         </w:tc>
@@ -451,7 +451,7 @@
               <w:jc w:val="center"/>
             </w:pPr>
             <w:r>
-              <w:t>2026/10/20</w:t>
+              <w:t>2026/10/21</w:t>
             </w:r>
           </w:p>
         </w:tc>
@@ -516,7 +516,7 @@
       <w:r>
         <w:fldChar w:fldCharType="separate"/>
       </w:r>
-      <w:hyperlink w:anchor="_Toc243404318" w:history="1">
+      <w:hyperlink w:anchor="_Toc243474096" w:history="1">
         <w:r>
           <w:rPr>
             <w:rStyle w:val="affb"/>
@@ -544,7 +544,7 @@
             <w:noProof/>
             <w:webHidden/>
           </w:rPr>
-          <w:instrText xml:space="preserve"> PAGEREF _Toc243404318 \h </w:instrText>
+          <w:instrText xml:space="preserve"> PAGEREF _Toc243474096 \h </w:instrText>
         </w:r>
         <w:r>
           <w:rPr>
@@ -589,7 +589,7 @@
           <w:szCs w:val="22"/>
         </w:rPr>
       </w:pPr>
-      <w:hyperlink w:anchor="_Toc243404319" w:history="1">
+      <w:hyperlink w:anchor="_Toc243474097" w:history="1">
         <w:r>
           <w:rPr>
             <w:rStyle w:val="affb"/>
@@ -617,7 +617,7 @@
             <w:noProof/>
             <w:webHidden/>
           </w:rPr>
-          <w:instrText xml:space="preserve"> PAGEREF _Toc243404319 \h </w:instrText>
+          <w:instrText xml:space="preserve"> PAGEREF _Toc243474097 \h </w:instrText>
         </w:r>
         <w:r>
           <w:rPr>
@@ -662,7 +662,7 @@
           <w:szCs w:val="22"/>
         </w:rPr>
       </w:pPr>
-      <w:hyperlink w:anchor="_Toc243404320" w:history="1">
+      <w:hyperlink w:anchor="_Toc243474098" w:history="1">
         <w:r>
           <w:rPr>
             <w:rStyle w:val="affb"/>
@@ -690,7 +690,7 @@
             <w:noProof/>
             <w:webHidden/>
           </w:rPr>
-          <w:instrText xml:space="preserve"> PAGEREF _Toc243404320 \h </w:instrText>
+          <w:instrText xml:space="preserve"> PAGEREF _Toc243474098 \h </w:instrText>
         </w:r>
         <w:r>
           <w:rPr>
@@ -735,7 +735,7 @@
           <w:szCs w:val="22"/>
         </w:rPr>
       </w:pPr>
-      <w:hyperlink w:anchor="_Toc243404321" w:history="1">
+      <w:hyperlink w:anchor="_Toc243474099" w:history="1">
         <w:r>
           <w:rPr>
             <w:rStyle w:val="affb"/>
@@ -763,7 +763,7 @@
             <w:noProof/>
             <w:webHidden/>
           </w:rPr>
-          <w:instrText xml:space="preserve"> PAGEREF _Toc243404321 \h </w:instrText>
+          <w:instrText xml:space="preserve"> PAGEREF _Toc243474099 \h </w:instrText>
         </w:r>
         <w:r>
           <w:rPr>
@@ -808,7 +808,7 @@
           <w:szCs w:val="22"/>
         </w:rPr>
       </w:pPr>
-      <w:hyperlink w:anchor="_Toc243404322" w:history="1">
+      <w:hyperlink w:anchor="_Toc243474100" w:history="1">
         <w:r>
           <w:rPr>
             <w:rStyle w:val="affb"/>
@@ -836,7 +836,7 @@
             <w:noProof/>
             <w:webHidden/>
           </w:rPr>
-          <w:instrText xml:space="preserve"> PAGEREF _Toc243404322 \h </w:instrText>
+          <w:instrText xml:space="preserve"> PAGEREF _Toc243474100 \h </w:instrText>
         </w:r>
         <w:r>
           <w:rPr>
@@ -881,7 +881,7 @@
           <w:szCs w:val="22"/>
         </w:rPr>
       </w:pPr>
-      <w:hyperlink w:anchor="_Toc243404323" w:history="1">
+      <w:hyperlink w:anchor="_Toc243474101" w:history="1">
         <w:r>
           <w:rPr>
             <w:rStyle w:val="affb"/>
@@ -909,7 +909,7 @@
             <w:noProof/>
             <w:webHidden/>
           </w:rPr>
-          <w:instrText xml:space="preserve"> PAGEREF _Toc243404323 \h </w:instrText>
+          <w:instrText xml:space="preserve"> PAGEREF _Toc243474101 \h </w:instrText>
         </w:r>
         <w:r>
           <w:rPr>
@@ -954,7 +954,7 @@
           <w:szCs w:val="22"/>
         </w:rPr>
       </w:pPr>
-      <w:hyperlink w:anchor="_Toc243404324" w:history="1">
+      <w:hyperlink w:anchor="_Toc243474102" w:history="1">
         <w:r>
           <w:rPr>
             <w:rStyle w:val="affb"/>
@@ -982,7 +982,7 @@
             <w:noProof/>
             <w:webHidden/>
           </w:rPr>
-          <w:instrText xml:space="preserve"> PAGEREF _Toc243404324 \h </w:instrText>
+          <w:instrText xml:space="preserve"> PAGEREF _Toc243474102 \h </w:instrText>
         </w:r>
         <w:r>
           <w:rPr>
@@ -1027,7 +1027,7 @@
           <w:szCs w:val="22"/>
         </w:rPr>
       </w:pPr>
-      <w:hyperlink w:anchor="_Toc243404325" w:history="1">
+      <w:hyperlink w:anchor="_Toc243474103" w:history="1">
         <w:r>
           <w:rPr>
             <w:rStyle w:val="affb"/>
@@ -1055,7 +1055,7 @@
             <w:noProof/>
             <w:webHidden/>
           </w:rPr>
-          <w:instrText xml:space="preserve"> PAGEREF _Toc243404325 \h </w:instrText>
+          <w:instrText xml:space="preserve"> PAGEREF _Toc243474103 \h </w:instrText>
         </w:r>
         <w:r>
           <w:rPr>
@@ -1100,7 +1100,7 @@
           <w:szCs w:val="22"/>
         </w:rPr>
       </w:pPr>
-      <w:hyperlink w:anchor="_Toc243404326" w:history="1">
+      <w:hyperlink w:anchor="_Toc243474104" w:history="1">
         <w:r>
           <w:rPr>
             <w:rStyle w:val="affb"/>
@@ -1128,7 +1128,7 @@
             <w:noProof/>
             <w:webHidden/>
           </w:rPr>
-          <w:instrText xml:space="preserve"> PAGEREF _Toc243404326 \h </w:instrText>
+          <w:instrText xml:space="preserve"> PAGEREF _Toc243474104 \h </w:instrText>
         </w:r>
         <w:r>
           <w:rPr>
@@ -1173,7 +1173,7 @@
           <w:szCs w:val="22"/>
         </w:rPr>
       </w:pPr>
-      <w:hyperlink w:anchor="_Toc243404327" w:history="1">
+      <w:hyperlink w:anchor="_Toc243474105" w:history="1">
         <w:r>
           <w:rPr>
             <w:rStyle w:val="affb"/>
@@ -1201,7 +1201,7 @@
             <w:noProof/>
             <w:webHidden/>
           </w:rPr>
-          <w:instrText xml:space="preserve"> PAGEREF _Toc243404327 \h </w:instrText>
+          <w:instrText xml:space="preserve"> PAGEREF _Toc243474105 \h </w:instrText>
         </w:r>
         <w:r>
           <w:rPr>
@@ -1246,7 +1246,7 @@
           <w:szCs w:val="22"/>
         </w:rPr>
       </w:pPr>
-      <w:hyperlink w:anchor="_Toc243404328" w:history="1">
+      <w:hyperlink w:anchor="_Toc243474106" w:history="1">
         <w:r>
           <w:rPr>
             <w:rStyle w:val="affb"/>
@@ -1274,7 +1274,7 @@
             <w:noProof/>
             <w:webHidden/>
           </w:rPr>
-          <w:instrText xml:space="preserve"> PAGEREF _Toc243404328 \h </w:instrText>
+          <w:instrText xml:space="preserve"> PAGEREF _Toc243474106 \h </w:instrText>
         </w:r>
         <w:r>
           <w:rPr>
@@ -1319,7 +1319,7 @@
           <w:szCs w:val="22"/>
         </w:rPr>
       </w:pPr>
-      <w:hyperlink w:anchor="_Toc243404329" w:history="1">
+      <w:hyperlink w:anchor="_Toc243474107" w:history="1">
         <w:r>
           <w:rPr>
             <w:rStyle w:val="affb"/>
@@ -1347,7 +1347,7 @@
             <w:noProof/>
             <w:webHidden/>
           </w:rPr>
-          <w:instrText xml:space="preserve"> PAGEREF _Toc243404329 \h </w:instrText>
+          <w:instrText xml:space="preserve"> PAGEREF _Toc243474107 \h </w:instrText>
         </w:r>
         <w:r>
           <w:rPr>
@@ -1392,7 +1392,7 @@
           <w:szCs w:val="22"/>
         </w:rPr>
       </w:pPr>
-      <w:hyperlink w:anchor="_Toc243404330" w:history="1">
+      <w:hyperlink w:anchor="_Toc243474108" w:history="1">
         <w:r>
           <w:rPr>
             <w:rStyle w:val="affb"/>
@@ -1420,7 +1420,7 @@
             <w:noProof/>
             <w:webHidden/>
           </w:rPr>
-          <w:instrText xml:space="preserve"> PAGEREF _Toc243404330 \h </w:instrText>
+          <w:instrText xml:space="preserve"> PAGEREF _Toc243474108 \h </w:instrText>
         </w:r>
         <w:r>
           <w:rPr>
@@ -1465,7 +1465,7 @@
           <w:szCs w:val="22"/>
         </w:rPr>
       </w:pPr>
-      <w:hyperlink w:anchor="_Toc243404331" w:history="1">
+      <w:hyperlink w:anchor="_Toc243474109" w:history="1">
         <w:r>
           <w:rPr>
             <w:rStyle w:val="affb"/>
@@ -1493,7 +1493,7 @@
             <w:noProof/>
             <w:webHidden/>
           </w:rPr>
-          <w:instrText xml:space="preserve"> PAGEREF _Toc243404331 \h </w:instrText>
+          <w:instrText xml:space="preserve"> PAGEREF _Toc243474109 \h </w:instrText>
         </w:r>
         <w:r>
           <w:rPr>
@@ -1538,7 +1538,7 @@
           <w:szCs w:val="22"/>
         </w:rPr>
       </w:pPr>
-      <w:hyperlink w:anchor="_Toc243404332" w:history="1">
+      <w:hyperlink w:anchor="_Toc243474110" w:history="1">
         <w:r>
           <w:rPr>
             <w:rStyle w:val="affb"/>
@@ -1566,7 +1566,7 @@
             <w:noProof/>
             <w:webHidden/>
           </w:rPr>
-          <w:instrText xml:space="preserve"> PAGEREF _Toc243404332 \h </w:instrText>
+          <w:instrText xml:space="preserve"> PAGEREF _Toc243474110 \h </w:instrText>
         </w:r>
         <w:r>
           <w:rPr>
@@ -1611,7 +1611,7 @@
           <w:szCs w:val="22"/>
         </w:rPr>
       </w:pPr>
-      <w:hyperlink w:anchor="_Toc243404333" w:history="1">
+      <w:hyperlink w:anchor="_Toc243474111" w:history="1">
         <w:r>
           <w:rPr>
             <w:rStyle w:val="affb"/>
@@ -1639,7 +1639,7 @@
             <w:noProof/>
             <w:webHidden/>
           </w:rPr>
-          <w:instrText xml:space="preserve"> PAGEREF _Toc243404333 \h </w:instrText>
+          <w:instrText xml:space="preserve"> PAGEREF _Toc243474111 \h </w:instrText>
         </w:r>
         <w:r>
           <w:rPr>
@@ -1684,7 +1684,7 @@
           <w:szCs w:val="22"/>
         </w:rPr>
       </w:pPr>
-      <w:hyperlink w:anchor="_Toc243404334" w:history="1">
+      <w:hyperlink w:anchor="_Toc243474112" w:history="1">
         <w:r>
           <w:rPr>
             <w:rStyle w:val="affb"/>
@@ -1712,7 +1712,7 @@
             <w:noProof/>
             <w:webHidden/>
           </w:rPr>
-          <w:instrText xml:space="preserve"> PAGEREF _Toc243404334 \h </w:instrText>
+          <w:instrText xml:space="preserve"> PAGEREF _Toc243474112 \h </w:instrText>
         </w:r>
         <w:r>
           <w:rPr>
@@ -1757,7 +1757,7 @@
           <w:szCs w:val="22"/>
         </w:rPr>
       </w:pPr>
-      <w:hyperlink w:anchor="_Toc243404335" w:history="1">
+      <w:hyperlink w:anchor="_Toc243474113" w:history="1">
         <w:r>
           <w:rPr>
             <w:rStyle w:val="affb"/>
@@ -1785,7 +1785,7 @@
             <w:noProof/>
             <w:webHidden/>
           </w:rPr>
-          <w:instrText xml:space="preserve"> PAGEREF _Toc243404335 \h </w:instrText>
+          <w:instrText xml:space="preserve"> PAGEREF _Toc243474113 \h </w:instrText>
         </w:r>
         <w:r>
           <w:rPr>
@@ -1830,7 +1830,7 @@
           <w:szCs w:val="22"/>
         </w:rPr>
       </w:pPr>
-      <w:hyperlink w:anchor="_Toc243404336" w:history="1">
+      <w:hyperlink w:anchor="_Toc243474114" w:history="1">
         <w:r>
           <w:rPr>
             <w:rStyle w:val="affb"/>
@@ -1858,7 +1858,7 @@
             <w:noProof/>
             <w:webHidden/>
           </w:rPr>
-          <w:instrText xml:space="preserve"> PAGEREF _Toc243404336 \h </w:instrText>
+          <w:instrText xml:space="preserve"> PAGEREF _Toc243474114 \h </w:instrText>
         </w:r>
         <w:r>
           <w:rPr>
@@ -1908,7 +1908,7 @@
       <w:pPr>
         <w:pStyle w:val="1"/>
       </w:pPr>
-      <w:bookmarkStart w:id="1" w:name="_Toc243404318"/>
+      <w:bookmarkStart w:id="1" w:name="_Toc243474096"/>
       <w:r>
         <w:lastRenderedPageBreak/>
         <w:t>壹、作業說明</w:t>
@@ -1919,7 +1919,7 @@
       <w:pPr>
         <w:pStyle w:val="2"/>
       </w:pPr>
-      <w:bookmarkStart w:id="2" w:name="_Toc243404319"/>
+      <w:bookmarkStart w:id="2" w:name="_Toc243474097"/>
       <w:r>
         <w:t>一、使用情境</w:t>
       </w:r>
@@ -2127,7 +2127,7 @@
       <w:pPr>
         <w:pStyle w:val="2"/>
       </w:pPr>
-      <w:bookmarkStart w:id="3" w:name="_Toc243404320"/>
+      <w:bookmarkStart w:id="3" w:name="_Toc243474098"/>
       <w:r>
         <w:t>二、進入路徑</w:t>
       </w:r>
@@ -2351,7 +2351,7 @@
       <w:pPr>
         <w:pStyle w:val="1"/>
       </w:pPr>
-      <w:bookmarkStart w:id="4" w:name="_Toc243404321"/>
+      <w:bookmarkStart w:id="4" w:name="_Toc243474099"/>
       <w:r>
         <w:lastRenderedPageBreak/>
         <w:t>貳、操作說明</w:t>
@@ -2362,7 +2362,7 @@
       <w:pPr>
         <w:pStyle w:val="2"/>
       </w:pPr>
-      <w:bookmarkStart w:id="5" w:name="_Toc243404322"/>
+      <w:bookmarkStart w:id="5" w:name="_Toc243474100"/>
       <w:r>
         <w:t>一、畫面與前置設定</w:t>
       </w:r>
@@ -3019,7 +3019,7 @@
       <w:pPr>
         <w:pStyle w:val="2"/>
       </w:pPr>
-      <w:bookmarkStart w:id="6" w:name="_Toc243404323"/>
+      <w:bookmarkStart w:id="6" w:name="_Toc243474101"/>
       <w:r>
         <w:t>二、建立課程基本資料</w:t>
       </w:r>
@@ -3601,7 +3601,7 @@
       <w:pPr>
         <w:pStyle w:val="2"/>
       </w:pPr>
-      <w:bookmarkStart w:id="7" w:name="_Toc243404324"/>
+      <w:bookmarkStart w:id="7" w:name="_Toc243474102"/>
       <w:r>
         <w:t>三、刪除草稿課程</w:t>
       </w:r>
@@ -3688,7 +3688,7 @@
       <w:pPr>
         <w:pStyle w:val="2"/>
       </w:pPr>
-      <w:bookmarkStart w:id="8" w:name="_Toc243404325"/>
+      <w:bookmarkStart w:id="8" w:name="_Toc243474103"/>
       <w:r>
         <w:t>四、編排章節</w:t>
       </w:r>
@@ -3988,7 +3988,7 @@
       <w:pPr>
         <w:pStyle w:val="2"/>
       </w:pPr>
-      <w:bookmarkStart w:id="9" w:name="_Toc243404326"/>
+      <w:bookmarkStart w:id="9" w:name="_Toc243474104"/>
       <w:r>
         <w:t>五、新增教材</w:t>
       </w:r>
@@ -4308,7 +4308,7 @@
       <w:pPr>
         <w:pStyle w:val="2"/>
       </w:pPr>
-      <w:bookmarkStart w:id="10" w:name="_Toc243404327"/>
+      <w:bookmarkStart w:id="10" w:name="_Toc243474105"/>
       <w:r>
         <w:t>六、建立測驗與題目</w:t>
       </w:r>
@@ -5258,7 +5258,7 @@
       <w:pPr>
         <w:pStyle w:val="2"/>
       </w:pPr>
-      <w:bookmarkStart w:id="11" w:name="_Toc243404328"/>
+      <w:bookmarkStart w:id="11" w:name="_Toc243474106"/>
       <w:r>
         <w:t>七、建立課後問卷</w:t>
       </w:r>
@@ -5658,7 +5658,7 @@
         <w:t xml:space="preserve"> 1 </w:t>
       </w:r>
       <w:r>
-        <w:t>題才能發布課程」。草稿課程若決定不出問卷，請將問卷刪除。</w:t>
+        <w:t>題才能發布課程」。草稿課程若決定不出問卷，請將問卷刪除。停用中的問卷不計入此項檢核，卡片上也不顯示這句提示。</w:t>
       </w:r>
     </w:p>
     <w:p>
@@ -5682,10 +5682,10 @@
         <w:t>——</w:t>
       </w:r>
       <w:r>
-        <w:t>停用後學員端不再顯示填寫入口，已填寫的內容仍然保留。已發布課程於尚無人填答時修改了問卷題目、而學員在按「更新」之前送出填答，按「更新」時會被擋下，處理方式見〈更新已發</w:t>
-      </w:r>
-      <w:r>
-        <w:t>布課程的內容〉。</w:t>
+        <w:t>停用後學員端不再顯示填寫入口，已填寫的內容仍然保留。已發布課程於尚無人填答時修改了問卷題目、而學員在按「更新」之前</w:t>
+      </w:r>
+      <w:r>
+        <w:t>送出填答，按「更新」時會被擋下，處理方式見〈更新已發布課程的內容〉。</w:t>
       </w:r>
     </w:p>
     <w:p>
@@ -5804,17 +5804,17 @@
         <w:ind w:firstLine="482"/>
       </w:pPr>
       <w:r>
-        <w:t>已發布與已關閉課程的問卷卡片上有「停用問卷」，按下後於「停用課後問卷」確認視窗按「停用」。停用中的問卷卡片標示「已停用」，並改為出現「啟用問卷」，按下即恢復啟用（不另跳確認視窗）；已有學員填答、題目已凍結的問卷同樣可以再啟用。停用與啟用都和其他編輯一樣，按「更新」（已關閉課程為「更新並重開課」）後才對學員生效。再啟用的問卷若沒有題目，按「更新」（或</w:t>
-      </w:r>
-      <w:r>
-        <w:t>「更新並重開課」）時會被檢核擋下，須先補上題目。</w:t>
+        <w:t>已發布與已關閉課程的問卷卡片上有「停用問卷」，按下後於「停用課後問卷」確認視窗按「停用」。停用中的問卷卡片標示「已停用」，並改為出現「啟用問卷」，按下即恢復啟用（不另跳確認視窗）；已有學員填答、題目已凍結的問卷同樣可以再啟用。停用與啟用都和其他編輯一樣，按「更新」（已關閉課程為「更新並重開課」）後</w:t>
+      </w:r>
+      <w:r>
+        <w:t>才對學員生效。再啟用的問卷若沒有題目，按「更新」（或「更新並重開課」）時會被檢核擋下，須先補上題目。</w:t>
       </w:r>
     </w:p>
     <w:p>
       <w:pPr>
         <w:pStyle w:val="2"/>
       </w:pPr>
-      <w:bookmarkStart w:id="12" w:name="_Toc243404329"/>
+      <w:bookmarkStart w:id="12" w:name="_Toc243474107"/>
       <w:r>
         <w:t>八、發布課程</w:t>
       </w:r>
@@ -6070,10 +6070,7 @@
               <w:t>題，且各題配分總和等於</w:t>
             </w:r>
             <w:r>
-              <w:t xml:space="preserve"> </w:t>
-            </w:r>
-            <w:r>
-              <w:t>100</w:t>
+              <w:t xml:space="preserve"> 100</w:t>
             </w:r>
           </w:p>
         </w:tc>
@@ -6626,7 +6623,7 @@
       <w:pPr>
         <w:pStyle w:val="2"/>
       </w:pPr>
-      <w:bookmarkStart w:id="13" w:name="_Toc243404330"/>
+      <w:bookmarkStart w:id="13" w:name="_Toc243474108"/>
       <w:r>
         <w:t>九、更新已發布課程的內容</w:t>
       </w:r>
@@ -6649,10 +6646,10 @@
         <w:t>——</w:t>
       </w:r>
       <w:r>
-        <w:t>都先保留在編輯頁上，教師在畫面上看到的是自己編輯中的樣子，學員看到的仍是上一次生效的內容。編輯期間底部動作列左側改以警</w:t>
-      </w:r>
-      <w:r>
-        <w:t>示色提示「有尚未更新的變更」。</w:t>
+        <w:t>都先保留在編輯頁上，教師在畫面上看到的是自己編輯中的樣子，學</w:t>
+      </w:r>
+      <w:r>
+        <w:t>員看到的仍是上一次生效的內容。編輯期間底部動作列左側改以警示色提示「有尚未更新的變更」。</w:t>
       </w:r>
     </w:p>
     <w:p>
@@ -6878,7 +6875,14 @@
           <w:color w:val="404040"/>
           <w:sz w:val="20"/>
         </w:rPr>
-        <w:t>更新檢核未通過，直接跳出「更新未生效」視窗列出缺漏，學員看到的內容維持原樣</w:t>
+        <w:t>更新檢核未通過，直接跳出「更新未生效」視窗列出缺漏，學員看到的內容維</w:t>
+      </w:r>
+      <w:r>
+        <w:rPr>
+          <w:color w:val="404040"/>
+          <w:sz w:val="20"/>
+        </w:rPr>
+        <w:t>持原樣</w:t>
       </w:r>
     </w:p>
     <w:p>
@@ -7167,7 +7171,10 @@
         <w:ind w:firstLine="482"/>
       </w:pPr>
       <w:r>
-        <w:t>尚無人填答時修改了問卷題目、而學員在按「更新」之前送出了填答，按「更新」並「確認更新」後會跳出「課後問卷已有學員填答，本次更新未生效」視窗，課程內容維持原樣。此時把題目改回原樣也無法通過，請按視窗中的「放棄問卷的編輯」：課後問卷回到學員目前看到的版本，畫面顯示「已放棄課後問卷的編輯，其餘編輯仍保留」，章節、教材與測驗的編輯都還在，接著再按一次「更新」即可。</w:t>
+        <w:t>尚無人填答時修改了問卷題目、而學員在按「更新」之前送出了填答，按「更新」並「確認更新」後會跳出「課後問卷已有學員填答，本次更新未生效」視窗，課程內容維持原樣。此時把題目改回原樣也無法通過，請按視窗中的「放棄問卷的編輯」：課後問卷回到學員目前看到的版本，畫面顯示「已放棄課後問卷的編輯，其餘編輯仍保留。請再按一次「更新」」，章節、教材與測驗的編輯都還在，接著再按一次「更新」即可。已關閉課程按「更新並重開課」時遇到同樣情形，視窗標題為「課後問卷已有學員填答，本次更新並重開課未生效」，處理方式相同，放棄後再按一次「</w:t>
+      </w:r>
+      <w:r>
+        <w:t>更新並重開課」。</w:t>
       </w:r>
     </w:p>
     <w:p>
@@ -7255,10 +7262,7 @@
         <w:t>放棄</w:t>
       </w:r>
       <w:r>
-        <w:t>，課程維持學員目前看</w:t>
-      </w:r>
-      <w:r>
-        <w:t>到的版本；唯一的例外是已關閉課程按過「保留編輯」者（見下表第三種）。依離開方式與課程狀態出現下列確認視窗：</w:t>
+        <w:t>，課程維持學員目前看到的版本；唯一的例外是已關閉課程按過「保留編輯」者（見下表第三種）。依離開方式與課程狀態出現下列確認視窗：</w:t>
       </w:r>
     </w:p>
     <w:tbl>
@@ -7374,7 +7378,10 @@
               <w:spacing w:before="60" w:after="60"/>
             </w:pPr>
             <w:r>
-              <w:t>離開將放棄本次的編輯</w:t>
+              <w:t>離開將</w:t>
+            </w:r>
+            <w:r>
+              <w:t>放棄本次的編輯</w:t>
             </w:r>
           </w:p>
         </w:tc>
@@ -7400,10 +7407,7 @@
               <w:spacing w:before="60" w:after="60"/>
             </w:pPr>
             <w:r>
-              <w:t>「離開後，自上次更新以來的所有編輯都會放棄，課程維持學員目前看到的版本。要讓學員看到這些編輯，請先按「</w:t>
-            </w:r>
-            <w:r>
-              <w:t>更新」。」</w:t>
+              <w:t>「離開後，自上次更新以來的所有編輯都會放棄，課程維持學員目前看到的版本。要讓學員看到這些編輯，請先按「更新」。」</w:t>
             </w:r>
           </w:p>
         </w:tc>
@@ -7645,10 +7649,7 @@
         <w:ind w:left="283"/>
       </w:pPr>
       <w:r>
-        <w:t>注意：只改了基本資料、尚未按「更新」時，按「取消」或離開都不跳確認，直接離開且修改不保留。關閉瀏覽器分頁時同樣不會跳確認，下次進入編輯頁時，上次未按「更新」的編輯已放棄。例外是已關閉課程按過「保留編輯」者：該課程的編輯（含之後再做的修改）會留到按「更新並重開課」或「取消」為止，</w:t>
-      </w:r>
-      <w:r>
-        <w:t>關閉分頁後再進入也不會被丟棄。</w:t>
+        <w:t>注意：只改了基本資料、尚未按「更新」時，按「取消」或離開都不跳確認，直接離開且修改不保留。關閉瀏覽器分頁時同樣不會跳確認，下次進入編輯頁時，上次未按「更新」的編輯已放棄。例外是已關閉課程按過「保留編輯」者：該課程的編輯（含之後再做的修改）會留到按「更新並重開課」或「取消」為止，關閉分頁後再進入也不會被丟棄。</w:t>
       </w:r>
     </w:p>
     <w:p>
@@ -7664,7 +7665,7 @@
       <w:pPr>
         <w:pStyle w:val="2"/>
       </w:pPr>
-      <w:bookmarkStart w:id="14" w:name="_Toc243404331"/>
+      <w:bookmarkStart w:id="14" w:name="_Toc243474109"/>
       <w:r>
         <w:t>十、邀請學員</w:t>
       </w:r>
@@ -7675,7 +7676,10 @@
         <w:ind w:firstLine="482"/>
       </w:pPr>
       <w:r>
-        <w:t>「邀請學員」按鈕僅於課程「已發布」且仍在閱課期間內時顯示於標題列右上；草稿、已關閉與閱課期間已過的課程都不顯示，按「更新並重開課」後會恢復。</w:t>
+        <w:t>「邀請學員」按鈕僅於課程「已發布」且仍在閱課期間內時顯示於標題列右上；草稿</w:t>
+      </w:r>
+      <w:r>
+        <w:t>、已關閉與閱課期間已過的課程都不顯示，按「更新並重開課」後會恢復。</w:t>
       </w:r>
     </w:p>
     <w:p>
@@ -7725,10 +7729,7 @@
         <w:t xml:space="preserve"> 50 </w:t>
       </w:r>
       <w:r>
-        <w:t>筆，按</w:t>
-      </w:r>
-      <w:r>
-        <w:t>「下一步」顯示邀請信預覽，確認後按「確認寄出」。</w:t>
+        <w:t>筆，按「下一步」顯示邀請信預覽，確認後按「確認寄出」。</w:t>
       </w:r>
     </w:p>
     <w:p>
@@ -7856,7 +7857,10 @@
         <w:ind w:left="283"/>
       </w:pPr>
       <w:r>
-        <w:t>重要：按下「確認寄出」的當下，名單上的人就</w:t>
+        <w:t>重要：按下「確認寄出」的當下，名單上的</w:t>
+      </w:r>
+      <w:r>
+        <w:t>人就</w:t>
       </w:r>
       <w:r>
         <w:rPr>
@@ -7901,13 +7905,7 @@
         <w:rPr>
           <w:b/>
         </w:rPr>
-        <w:t>邀</w:t>
-      </w:r>
-      <w:r>
-        <w:rPr>
-          <w:b/>
-        </w:rPr>
-        <w:t>請錯人</w:t>
+        <w:t>邀請錯人</w:t>
       </w:r>
       <w:r>
         <w:t>，請到</w:t>
@@ -8049,7 +8047,10 @@
         <w:ind w:left="283"/>
       </w:pPr>
       <w:r>
-        <w:t>重要：邀請碼於課程</w:t>
+        <w:t>重要：邀請碼</w:t>
+      </w:r>
+      <w:r>
+        <w:t>於課程</w:t>
       </w:r>
       <w:r>
         <w:rPr>
@@ -8065,7 +8066,7 @@
       <w:pPr>
         <w:pStyle w:val="2"/>
       </w:pPr>
-      <w:bookmarkStart w:id="15" w:name="_Toc243404332"/>
+      <w:bookmarkStart w:id="15" w:name="_Toc243474110"/>
       <w:r>
         <w:t>十一、關閉課程與再開課</w:t>
       </w:r>
@@ -8265,10 +8266,7 @@
         <w:ind w:firstLine="482"/>
       </w:pPr>
       <w:r>
-        <w:t>關</w:t>
-      </w:r>
-      <w:r>
-        <w:t>閉後各方受到的影響：</w:t>
+        <w:t>關閉後各方受到的影響：</w:t>
       </w:r>
     </w:p>
     <w:tbl>
@@ -8908,10 +8906,7 @@
         <w:keepNext/>
       </w:pPr>
       <w:r>
-        <w:t>更</w:t>
-      </w:r>
-      <w:r>
-        <w:t>新並重開課</w:t>
+        <w:t>更新並重開課</w:t>
       </w:r>
     </w:p>
     <w:p>
@@ -8953,7 +8948,13 @@
         <w:rPr>
           <w:b/>
         </w:rPr>
-        <w:t>重新跑一次發布的檢核</w:t>
+        <w:t>重新</w:t>
+      </w:r>
+      <w:r>
+        <w:rPr>
+          <w:b/>
+        </w:rPr>
+        <w:t>跑一次發布的檢核</w:t>
       </w:r>
       <w:r>
         <w:t>——</w:t>
@@ -8988,10 +8989,7 @@
         <w:t>允許填在過去</w:t>
       </w:r>
       <w:r>
-        <w:t>（例如想讓學員從上週起就看得到），訖止時間則須晚於起始時間與目前時間。提前手動關閉、訖止時間仍在未來的課程，不改日</w:t>
-      </w:r>
-      <w:r>
-        <w:t>期即可直接重新開課。</w:t>
+        <w:t>（例如想讓學員從上週起就看得到），訖止時間則須晚於起始時間與目前時間。提前手動關閉、訖止時間仍在未來的課程，不改日期即可直接重新開課。</w:t>
       </w:r>
     </w:p>
     <w:p>
@@ -8999,7 +8997,10 @@
         <w:ind w:firstLine="482"/>
       </w:pPr>
       <w:r>
-        <w:t>有缺漏時跳出「更新並重開課」視窗列出全部缺漏，下方只有「關閉」；課程維持已關閉，學員看到的內容維持原樣。關閉視窗後缺漏處同樣以紅框標出，補齊後再按一次「更新並重開課」即可。已發布課程的問卷若沒有題目，可補上題目或將問卷停用。</w:t>
+        <w:t>有缺漏時跳出「更新並重開課」視窗列出全部缺漏，下方只有「關閉」；課程維持已關閉，學員看到的內容維持原樣。關閉視窗後缺漏處同</w:t>
+      </w:r>
+      <w:r>
+        <w:t>樣以紅框標出，補齊後再按一次「更新並重開課」即可。已發布課程的問卷若沒有題目，可補上題目或將問卷停用。</w:t>
       </w:r>
     </w:p>
     <w:p>
@@ -9190,7 +9191,7 @@
       <w:pPr>
         <w:pStyle w:val="1"/>
       </w:pPr>
-      <w:bookmarkStart w:id="16" w:name="_Toc243404333"/>
+      <w:bookmarkStart w:id="16" w:name="_Toc243474111"/>
       <w:r>
         <w:lastRenderedPageBreak/>
         <w:t>參、常見訊息與處置</w:t>
@@ -9201,7 +9202,7 @@
       <w:pPr>
         <w:pStyle w:val="2"/>
       </w:pPr>
-      <w:bookmarkStart w:id="17" w:name="_Toc243404334"/>
+      <w:bookmarkStart w:id="17" w:name="_Toc243474112"/>
       <w:r>
         <w:t>一、被擋下（動作沒有完成）</w:t>
       </w:r>
@@ -10262,7 +10263,13 @@
               <w:spacing w:before="60" w:after="60"/>
             </w:pPr>
             <w:r>
-              <w:t>修改問卷題目後、按「更新」之前已有學員送出填答。按視窗中的「放棄問卷的編輯」，再按一次「更新」</w:t>
+              <w:t>修改問卷題目後、按「更新」之前已有學員送出填答。按視窗中的「放棄問卷的編輯」，再按一次「更新」；已關閉課程的視窗標題為「</w:t>
+            </w:r>
+            <w:r>
+              <w:t>……</w:t>
+            </w:r>
+            <w:r>
+              <w:t>本次更新並重開課未生效」，放棄後再按一次「更新並重開課」</w:t>
             </w:r>
           </w:p>
         </w:tc>
@@ -10305,7 +10312,11 @@
               <w:spacing w:before="60" w:after="60"/>
             </w:pPr>
             <w:r>
-              <w:t>「請重新設定課程起始時間」、「請重新設定課程訖止時間」</w:t>
+              <w:t>「請重新設定課程起始時間」、</w:t>
+            </w:r>
+            <w:r>
+              <w:lastRenderedPageBreak/>
+              <w:t>「請重新設定課程訖止時間」</w:t>
             </w:r>
           </w:p>
         </w:tc>
@@ -10318,7 +10329,12 @@
               <w:spacing w:before="60" w:after="60"/>
             </w:pPr>
             <w:r>
-              <w:t>起訖時間欄位空白。於基本資料填入一組起訖時間後再按「更新並重開課」</w:t>
+              <w:lastRenderedPageBreak/>
+              <w:t>起訖時間欄位空白。於基本資料填入一組起訖時間</w:t>
+            </w:r>
+            <w:r>
+              <w:lastRenderedPageBreak/>
+              <w:t>後再按「更新並重開課」</w:t>
             </w:r>
           </w:p>
         </w:tc>
@@ -10375,10 +10391,10 @@
               <w:spacing w:before="60" w:after="60"/>
             </w:pPr>
             <w:r>
-              <w:t>按「更新並重開課」時課程訖止時間已過。於基本資料改成新的一段期間後再按一次；提前手動關閉、訖止時間仍在未來的課程不必改日期。正常操作會先在欄位上看到「課程訖止時間須晚於目前時間」，出現此句多半表示另一個分頁或裝置</w:t>
-            </w:r>
-            <w:r>
-              <w:t>剛做過同一件事</w:t>
+              <w:t>按「更新並重開課」時課程訖止時間已過。於基本資料改成新的一段期間後再按一次；提前手動關閉、訖止時間仍在未來的課程不必改</w:t>
+            </w:r>
+            <w:r>
+              <w:t>日期。正常操作會先在欄位上看到「課程訖止時間須晚於目前時間」，出現此句多半表示另一個分頁或裝置剛做過同一件事</w:t>
             </w:r>
           </w:p>
         </w:tc>
@@ -10802,7 +10818,7 @@
       <w:pPr>
         <w:pStyle w:val="2"/>
       </w:pPr>
-      <w:bookmarkStart w:id="18" w:name="_Toc243404335"/>
+      <w:bookmarkStart w:id="18" w:name="_Toc243474113"/>
       <w:r>
         <w:t>二、有警告（動作完成但需判斷）</w:t>
       </w:r>
@@ -11028,7 +11044,7 @@
       <w:pPr>
         <w:pStyle w:val="2"/>
       </w:pPr>
-      <w:bookmarkStart w:id="19" w:name="_Toc243404336"/>
+      <w:bookmarkStart w:id="19" w:name="_Toc243474114"/>
       <w:r>
         <w:t>三、送出後的結果訊息</w:t>
       </w:r>
@@ -11145,7 +11161,7 @@
               <w:spacing w:before="60" w:after="60"/>
             </w:pPr>
             <w:r>
-              <w:t>「已放棄課後問卷的編輯，其餘編輯仍保留」</w:t>
+              <w:t>「已放棄課後問卷的編輯，其餘編輯仍保留。請再按一次「更新」」</w:t>
             </w:r>
           </w:p>
         </w:tc>
@@ -11158,7 +11174,7 @@
               <w:spacing w:before="60" w:after="60"/>
             </w:pPr>
             <w:r>
-              <w:t>課後問卷已回到學員目前看到的版本，其餘編輯仍在，接著再按一次「更新」</w:t>
+              <w:t>課後問卷已回到學員目前看到的版本，其餘編輯仍在，接著再按一次「更新」；已關閉課程的訊息與動作為「更新並重開課」</w:t>
             </w:r>
           </w:p>
         </w:tc>
@@ -11229,6 +11245,7 @@
               <w:spacing w:before="60" w:after="60"/>
             </w:pPr>
             <w:r>
+              <w:lastRenderedPageBreak/>
               <w:t>「草稿已刪除」</w:t>
             </w:r>
           </w:p>
@@ -11257,7 +11274,6 @@
               <w:spacing w:before="60" w:after="60"/>
             </w:pPr>
             <w:r>
-              <w:lastRenderedPageBreak/>
               <w:t>「教材已儲存」</w:t>
             </w:r>
           </w:p>
@@ -11472,13 +11488,7 @@
               <w:rPr>
                 <w:b/>
               </w:rPr>
-              <w:t>不必檢查受</w:t>
-            </w:r>
-            <w:r>
-              <w:rPr>
-                <w:b/>
-              </w:rPr>
-              <w:t>訓對象設定</w:t>
+              <w:t>不必檢查受訓對象設定</w:t>
             </w:r>
             <w:r>
               <w:t>；這與發布時的</w:t>
@@ -11656,9 +11666,9 @@
     </w:lvl>
   </w:abstractNum>
   <w:abstractNum w:abstractNumId="1" w15:restartNumberingAfterBreak="0">
-    <w:nsid w:val="1F694017"/>
+    <w:nsid w:val="4785090F"/>
     <w:multiLevelType w:val="multilevel"/>
-    <w:tmpl w:val="CAD002C2"/>
+    <w:tmpl w:val="7C0C37CA"/>
     <w:lvl w:ilvl="0">
       <w:start w:val="1"/>
       <w:numFmt w:val="bullet"/>
@@ -23762,7 +23772,7 @@
 </file>
 
 <file path=customXml/itemProps1.xml><?xml version="1.0" encoding="utf-8"?>
-<ds:datastoreItem xmlns:ds="http://schemas.openxmlformats.org/officeDocument/2006/customXml" ds:itemID="{9F05426E-63DE-40BA-9C73-3D688A0BCB29}">
+<ds:datastoreItem xmlns:ds="http://schemas.openxmlformats.org/officeDocument/2006/customXml" ds:itemID="{5B6ECB91-5493-497C-A611-49B5DDFCE46D}">
   <ds:schemaRefs>
     <ds:schemaRef ds:uri="http://schemas.openxmlformats.org/officeDocument/2006/bibliography"/>
   </ds:schemaRefs>

--- a/docs/manuals/et/ET05-課程建立與編輯.docx
+++ b/docs/manuals/et/ET05-課程建立與編輯.docx
@@ -516,7 +516,7 @@
       <w:r>
         <w:fldChar w:fldCharType="separate"/>
       </w:r>
-      <w:hyperlink w:anchor="_Toc243474096" w:history="1">
+      <w:hyperlink w:anchor="_Toc243489559" w:history="1">
         <w:r>
           <w:rPr>
             <w:rStyle w:val="affb"/>
@@ -544,7 +544,7 @@
             <w:noProof/>
             <w:webHidden/>
           </w:rPr>
-          <w:instrText xml:space="preserve"> PAGEREF _Toc243474096 \h </w:instrText>
+          <w:instrText xml:space="preserve"> PAGEREF _Toc243489559 \h </w:instrText>
         </w:r>
         <w:r>
           <w:rPr>
@@ -589,7 +589,7 @@
           <w:szCs w:val="22"/>
         </w:rPr>
       </w:pPr>
-      <w:hyperlink w:anchor="_Toc243474097" w:history="1">
+      <w:hyperlink w:anchor="_Toc243489560" w:history="1">
         <w:r>
           <w:rPr>
             <w:rStyle w:val="affb"/>
@@ -617,7 +617,7 @@
             <w:noProof/>
             <w:webHidden/>
           </w:rPr>
-          <w:instrText xml:space="preserve"> PAGEREF _Toc243474097 \h </w:instrText>
+          <w:instrText xml:space="preserve"> PAGEREF _Toc243489560 \h </w:instrText>
         </w:r>
         <w:r>
           <w:rPr>
@@ -662,7 +662,7 @@
           <w:szCs w:val="22"/>
         </w:rPr>
       </w:pPr>
-      <w:hyperlink w:anchor="_Toc243474098" w:history="1">
+      <w:hyperlink w:anchor="_Toc243489561" w:history="1">
         <w:r>
           <w:rPr>
             <w:rStyle w:val="affb"/>
@@ -690,7 +690,7 @@
             <w:noProof/>
             <w:webHidden/>
           </w:rPr>
-          <w:instrText xml:space="preserve"> PAGEREF _Toc243474098 \h </w:instrText>
+          <w:instrText xml:space="preserve"> PAGEREF _Toc243489561 \h </w:instrText>
         </w:r>
         <w:r>
           <w:rPr>
@@ -735,7 +735,7 @@
           <w:szCs w:val="22"/>
         </w:rPr>
       </w:pPr>
-      <w:hyperlink w:anchor="_Toc243474099" w:history="1">
+      <w:hyperlink w:anchor="_Toc243489562" w:history="1">
         <w:r>
           <w:rPr>
             <w:rStyle w:val="affb"/>
@@ -763,7 +763,7 @@
             <w:noProof/>
             <w:webHidden/>
           </w:rPr>
-          <w:instrText xml:space="preserve"> PAGEREF _Toc243474099 \h </w:instrText>
+          <w:instrText xml:space="preserve"> PAGEREF _Toc243489562 \h </w:instrText>
         </w:r>
         <w:r>
           <w:rPr>
@@ -808,7 +808,7 @@
           <w:szCs w:val="22"/>
         </w:rPr>
       </w:pPr>
-      <w:hyperlink w:anchor="_Toc243474100" w:history="1">
+      <w:hyperlink w:anchor="_Toc243489563" w:history="1">
         <w:r>
           <w:rPr>
             <w:rStyle w:val="affb"/>
@@ -836,7 +836,7 @@
             <w:noProof/>
             <w:webHidden/>
           </w:rPr>
-          <w:instrText xml:space="preserve"> PAGEREF _Toc243474100 \h </w:instrText>
+          <w:instrText xml:space="preserve"> PAGEREF _Toc243489563 \h </w:instrText>
         </w:r>
         <w:r>
           <w:rPr>
@@ -881,7 +881,7 @@
           <w:szCs w:val="22"/>
         </w:rPr>
       </w:pPr>
-      <w:hyperlink w:anchor="_Toc243474101" w:history="1">
+      <w:hyperlink w:anchor="_Toc243489564" w:history="1">
         <w:r>
           <w:rPr>
             <w:rStyle w:val="affb"/>
@@ -909,7 +909,7 @@
             <w:noProof/>
             <w:webHidden/>
           </w:rPr>
-          <w:instrText xml:space="preserve"> PAGEREF _Toc243474101 \h </w:instrText>
+          <w:instrText xml:space="preserve"> PAGEREF _Toc243489564 \h </w:instrText>
         </w:r>
         <w:r>
           <w:rPr>
@@ -954,7 +954,7 @@
           <w:szCs w:val="22"/>
         </w:rPr>
       </w:pPr>
-      <w:hyperlink w:anchor="_Toc243474102" w:history="1">
+      <w:hyperlink w:anchor="_Toc243489565" w:history="1">
         <w:r>
           <w:rPr>
             <w:rStyle w:val="affb"/>
@@ -982,7 +982,7 @@
             <w:noProof/>
             <w:webHidden/>
           </w:rPr>
-          <w:instrText xml:space="preserve"> PAGEREF _Toc243474102 \h </w:instrText>
+          <w:instrText xml:space="preserve"> PAGEREF _Toc243489565 \h </w:instrText>
         </w:r>
         <w:r>
           <w:rPr>
@@ -1027,7 +1027,7 @@
           <w:szCs w:val="22"/>
         </w:rPr>
       </w:pPr>
-      <w:hyperlink w:anchor="_Toc243474103" w:history="1">
+      <w:hyperlink w:anchor="_Toc243489566" w:history="1">
         <w:r>
           <w:rPr>
             <w:rStyle w:val="affb"/>
@@ -1055,7 +1055,7 @@
             <w:noProof/>
             <w:webHidden/>
           </w:rPr>
-          <w:instrText xml:space="preserve"> PAGEREF _Toc243474103 \h </w:instrText>
+          <w:instrText xml:space="preserve"> PAGEREF _Toc243489566 \h </w:instrText>
         </w:r>
         <w:r>
           <w:rPr>
@@ -1100,7 +1100,7 @@
           <w:szCs w:val="22"/>
         </w:rPr>
       </w:pPr>
-      <w:hyperlink w:anchor="_Toc243474104" w:history="1">
+      <w:hyperlink w:anchor="_Toc243489567" w:history="1">
         <w:r>
           <w:rPr>
             <w:rStyle w:val="affb"/>
@@ -1128,7 +1128,7 @@
             <w:noProof/>
             <w:webHidden/>
           </w:rPr>
-          <w:instrText xml:space="preserve"> PAGEREF _Toc243474104 \h </w:instrText>
+          <w:instrText xml:space="preserve"> PAGEREF _Toc243489567 \h </w:instrText>
         </w:r>
         <w:r>
           <w:rPr>
@@ -1173,7 +1173,7 @@
           <w:szCs w:val="22"/>
         </w:rPr>
       </w:pPr>
-      <w:hyperlink w:anchor="_Toc243474105" w:history="1">
+      <w:hyperlink w:anchor="_Toc243489568" w:history="1">
         <w:r>
           <w:rPr>
             <w:rStyle w:val="affb"/>
@@ -1201,7 +1201,7 @@
             <w:noProof/>
             <w:webHidden/>
           </w:rPr>
-          <w:instrText xml:space="preserve"> PAGEREF _Toc243474105 \h </w:instrText>
+          <w:instrText xml:space="preserve"> PAGEREF _Toc243489568 \h </w:instrText>
         </w:r>
         <w:r>
           <w:rPr>
@@ -1246,7 +1246,7 @@
           <w:szCs w:val="22"/>
         </w:rPr>
       </w:pPr>
-      <w:hyperlink w:anchor="_Toc243474106" w:history="1">
+      <w:hyperlink w:anchor="_Toc243489569" w:history="1">
         <w:r>
           <w:rPr>
             <w:rStyle w:val="affb"/>
@@ -1274,7 +1274,7 @@
             <w:noProof/>
             <w:webHidden/>
           </w:rPr>
-          <w:instrText xml:space="preserve"> PAGEREF _Toc243474106 \h </w:instrText>
+          <w:instrText xml:space="preserve"> PAGEREF _Toc243489569 \h </w:instrText>
         </w:r>
         <w:r>
           <w:rPr>
@@ -1319,7 +1319,7 @@
           <w:szCs w:val="22"/>
         </w:rPr>
       </w:pPr>
-      <w:hyperlink w:anchor="_Toc243474107" w:history="1">
+      <w:hyperlink w:anchor="_Toc243489570" w:history="1">
         <w:r>
           <w:rPr>
             <w:rStyle w:val="affb"/>
@@ -1347,7 +1347,7 @@
             <w:noProof/>
             <w:webHidden/>
           </w:rPr>
-          <w:instrText xml:space="preserve"> PAGEREF _Toc243474107 \h </w:instrText>
+          <w:instrText xml:space="preserve"> PAGEREF _Toc243489570 \h </w:instrText>
         </w:r>
         <w:r>
           <w:rPr>
@@ -1392,7 +1392,7 @@
           <w:szCs w:val="22"/>
         </w:rPr>
       </w:pPr>
-      <w:hyperlink w:anchor="_Toc243474108" w:history="1">
+      <w:hyperlink w:anchor="_Toc243489571" w:history="1">
         <w:r>
           <w:rPr>
             <w:rStyle w:val="affb"/>
@@ -1420,7 +1420,7 @@
             <w:noProof/>
             <w:webHidden/>
           </w:rPr>
-          <w:instrText xml:space="preserve"> PAGEREF _Toc243474108 \h </w:instrText>
+          <w:instrText xml:space="preserve"> PAGEREF _Toc243489571 \h </w:instrText>
         </w:r>
         <w:r>
           <w:rPr>
@@ -1465,7 +1465,7 @@
           <w:szCs w:val="22"/>
         </w:rPr>
       </w:pPr>
-      <w:hyperlink w:anchor="_Toc243474109" w:history="1">
+      <w:hyperlink w:anchor="_Toc243489572" w:history="1">
         <w:r>
           <w:rPr>
             <w:rStyle w:val="affb"/>
@@ -1493,7 +1493,7 @@
             <w:noProof/>
             <w:webHidden/>
           </w:rPr>
-          <w:instrText xml:space="preserve"> PAGEREF _Toc243474109 \h </w:instrText>
+          <w:instrText xml:space="preserve"> PAGEREF _Toc243489572 \h </w:instrText>
         </w:r>
         <w:r>
           <w:rPr>
@@ -1538,7 +1538,7 @@
           <w:szCs w:val="22"/>
         </w:rPr>
       </w:pPr>
-      <w:hyperlink w:anchor="_Toc243474110" w:history="1">
+      <w:hyperlink w:anchor="_Toc243489573" w:history="1">
         <w:r>
           <w:rPr>
             <w:rStyle w:val="affb"/>
@@ -1566,7 +1566,7 @@
             <w:noProof/>
             <w:webHidden/>
           </w:rPr>
-          <w:instrText xml:space="preserve"> PAGEREF _Toc243474110 \h </w:instrText>
+          <w:instrText xml:space="preserve"> PAGEREF _Toc243489573 \h </w:instrText>
         </w:r>
         <w:r>
           <w:rPr>
@@ -1611,7 +1611,7 @@
           <w:szCs w:val="22"/>
         </w:rPr>
       </w:pPr>
-      <w:hyperlink w:anchor="_Toc243474111" w:history="1">
+      <w:hyperlink w:anchor="_Toc243489574" w:history="1">
         <w:r>
           <w:rPr>
             <w:rStyle w:val="affb"/>
@@ -1639,7 +1639,7 @@
             <w:noProof/>
             <w:webHidden/>
           </w:rPr>
-          <w:instrText xml:space="preserve"> PAGEREF _Toc243474111 \h </w:instrText>
+          <w:instrText xml:space="preserve"> PAGEREF _Toc243489574 \h </w:instrText>
         </w:r>
         <w:r>
           <w:rPr>
@@ -1684,7 +1684,7 @@
           <w:szCs w:val="22"/>
         </w:rPr>
       </w:pPr>
-      <w:hyperlink w:anchor="_Toc243474112" w:history="1">
+      <w:hyperlink w:anchor="_Toc243489575" w:history="1">
         <w:r>
           <w:rPr>
             <w:rStyle w:val="affb"/>
@@ -1712,7 +1712,7 @@
             <w:noProof/>
             <w:webHidden/>
           </w:rPr>
-          <w:instrText xml:space="preserve"> PAGEREF _Toc243474112 \h </w:instrText>
+          <w:instrText xml:space="preserve"> PAGEREF _Toc243489575 \h </w:instrText>
         </w:r>
         <w:r>
           <w:rPr>
@@ -1757,7 +1757,7 @@
           <w:szCs w:val="22"/>
         </w:rPr>
       </w:pPr>
-      <w:hyperlink w:anchor="_Toc243474113" w:history="1">
+      <w:hyperlink w:anchor="_Toc243489576" w:history="1">
         <w:r>
           <w:rPr>
             <w:rStyle w:val="affb"/>
@@ -1785,7 +1785,7 @@
             <w:noProof/>
             <w:webHidden/>
           </w:rPr>
-          <w:instrText xml:space="preserve"> PAGEREF _Toc243474113 \h </w:instrText>
+          <w:instrText xml:space="preserve"> PAGEREF _Toc243489576 \h </w:instrText>
         </w:r>
         <w:r>
           <w:rPr>
@@ -1830,7 +1830,7 @@
           <w:szCs w:val="22"/>
         </w:rPr>
       </w:pPr>
-      <w:hyperlink w:anchor="_Toc243474114" w:history="1">
+      <w:hyperlink w:anchor="_Toc243489577" w:history="1">
         <w:r>
           <w:rPr>
             <w:rStyle w:val="affb"/>
@@ -1858,7 +1858,7 @@
             <w:noProof/>
             <w:webHidden/>
           </w:rPr>
-          <w:instrText xml:space="preserve"> PAGEREF _Toc243474114 \h </w:instrText>
+          <w:instrText xml:space="preserve"> PAGEREF _Toc243489577 \h </w:instrText>
         </w:r>
         <w:r>
           <w:rPr>
@@ -1908,7 +1908,7 @@
       <w:pPr>
         <w:pStyle w:val="1"/>
       </w:pPr>
-      <w:bookmarkStart w:id="1" w:name="_Toc243474096"/>
+      <w:bookmarkStart w:id="1" w:name="_Toc243489559"/>
       <w:r>
         <w:lastRenderedPageBreak/>
         <w:t>壹、作業說明</w:t>
@@ -1919,7 +1919,7 @@
       <w:pPr>
         <w:pStyle w:val="2"/>
       </w:pPr>
-      <w:bookmarkStart w:id="2" w:name="_Toc243474097"/>
+      <w:bookmarkStart w:id="2" w:name="_Toc243489560"/>
       <w:r>
         <w:t>一、使用情境</w:t>
       </w:r>
@@ -2127,7 +2127,7 @@
       <w:pPr>
         <w:pStyle w:val="2"/>
       </w:pPr>
-      <w:bookmarkStart w:id="3" w:name="_Toc243474098"/>
+      <w:bookmarkStart w:id="3" w:name="_Toc243489561"/>
       <w:r>
         <w:t>二、進入路徑</w:t>
       </w:r>
@@ -2351,7 +2351,7 @@
       <w:pPr>
         <w:pStyle w:val="1"/>
       </w:pPr>
-      <w:bookmarkStart w:id="4" w:name="_Toc243474099"/>
+      <w:bookmarkStart w:id="4" w:name="_Toc243489562"/>
       <w:r>
         <w:lastRenderedPageBreak/>
         <w:t>貳、操作說明</w:t>
@@ -2362,7 +2362,7 @@
       <w:pPr>
         <w:pStyle w:val="2"/>
       </w:pPr>
-      <w:bookmarkStart w:id="5" w:name="_Toc243474100"/>
+      <w:bookmarkStart w:id="5" w:name="_Toc243489563"/>
       <w:r>
         <w:t>一、畫面與前置設定</w:t>
       </w:r>
@@ -3019,7 +3019,7 @@
       <w:pPr>
         <w:pStyle w:val="2"/>
       </w:pPr>
-      <w:bookmarkStart w:id="6" w:name="_Toc243474101"/>
+      <w:bookmarkStart w:id="6" w:name="_Toc243489564"/>
       <w:r>
         <w:t>二、建立課程基本資料</w:t>
       </w:r>
@@ -3601,7 +3601,7 @@
       <w:pPr>
         <w:pStyle w:val="2"/>
       </w:pPr>
-      <w:bookmarkStart w:id="7" w:name="_Toc243474102"/>
+      <w:bookmarkStart w:id="7" w:name="_Toc243489565"/>
       <w:r>
         <w:t>三、刪除草稿課程</w:t>
       </w:r>
@@ -3688,7 +3688,7 @@
       <w:pPr>
         <w:pStyle w:val="2"/>
       </w:pPr>
-      <w:bookmarkStart w:id="8" w:name="_Toc243474103"/>
+      <w:bookmarkStart w:id="8" w:name="_Toc243489566"/>
       <w:r>
         <w:t>四、編排章節</w:t>
       </w:r>
@@ -3988,7 +3988,7 @@
       <w:pPr>
         <w:pStyle w:val="2"/>
       </w:pPr>
-      <w:bookmarkStart w:id="9" w:name="_Toc243474104"/>
+      <w:bookmarkStart w:id="9" w:name="_Toc243489567"/>
       <w:r>
         <w:t>五、新增教材</w:t>
       </w:r>
@@ -4308,7 +4308,7 @@
       <w:pPr>
         <w:pStyle w:val="2"/>
       </w:pPr>
-      <w:bookmarkStart w:id="10" w:name="_Toc243474105"/>
+      <w:bookmarkStart w:id="10" w:name="_Toc243489568"/>
       <w:r>
         <w:t>六、建立測驗與題目</w:t>
       </w:r>
@@ -5258,7 +5258,7 @@
       <w:pPr>
         <w:pStyle w:val="2"/>
       </w:pPr>
-      <w:bookmarkStart w:id="11" w:name="_Toc243474106"/>
+      <w:bookmarkStart w:id="11" w:name="_Toc243489569"/>
       <w:r>
         <w:t>七、建立課後問卷</w:t>
       </w:r>
@@ -5814,7 +5814,7 @@
       <w:pPr>
         <w:pStyle w:val="2"/>
       </w:pPr>
-      <w:bookmarkStart w:id="12" w:name="_Toc243474107"/>
+      <w:bookmarkStart w:id="12" w:name="_Toc243489570"/>
       <w:r>
         <w:t>八、發布課程</w:t>
       </w:r>
@@ -6623,7 +6623,7 @@
       <w:pPr>
         <w:pStyle w:val="2"/>
       </w:pPr>
-      <w:bookmarkStart w:id="13" w:name="_Toc243474108"/>
+      <w:bookmarkStart w:id="13" w:name="_Toc243489571"/>
       <w:r>
         <w:t>九、更新已發布課程的內容</w:t>
       </w:r>
@@ -7665,7 +7665,7 @@
       <w:pPr>
         <w:pStyle w:val="2"/>
       </w:pPr>
-      <w:bookmarkStart w:id="14" w:name="_Toc243474109"/>
+      <w:bookmarkStart w:id="14" w:name="_Toc243489572"/>
       <w:r>
         <w:t>十、邀請學員</w:t>
       </w:r>
@@ -7890,7 +7890,7 @@
         <w:rPr>
           <w:b/>
         </w:rPr>
-        <w:t>沒有「待加入」清單、也沒有重寄或撤回</w:t>
+        <w:t>沒有「待加入」清單，也沒有撤回</w:t>
       </w:r>
       <w:r>
         <w:t>。通知信若寄送失敗，畫面會列出是哪幾位</w:t>
@@ -7899,7 +7899,16 @@
         <w:t>——</w:t>
       </w:r>
       <w:r>
-        <w:t>他們已經在課程裡了，請改以其他方式告知；若是</w:t>
+        <w:t>他們已經在課程裡了。此時可再按一次「確認寄出」重寄，但會對名單上</w:t>
+      </w:r>
+      <w:r>
+        <w:rPr>
+          <w:b/>
+        </w:rPr>
+        <w:t>全部</w:t>
+      </w:r>
+      <w:r>
+        <w:t>的人各再寄一封（已在課程中的人不會重複加入），視窗底部也會說明這一點；只需通知寄送失敗的那幾位時，建議改以其他方式告知。若是</w:t>
       </w:r>
       <w:r>
         <w:rPr>
@@ -7943,7 +7952,10 @@
         <w:t xml:space="preserve"> QR Code</w:t>
       </w:r>
       <w:r>
-        <w:t>，並提供「複製邀請連結」與「複製邀請碼」。學員於「我的課程</w:t>
+        <w:t>，並提供「複製邀請連結」與「複製邀請碼」</w:t>
+      </w:r>
+      <w:r>
+        <w:t>。學員於「我的課程</w:t>
       </w:r>
       <w:r>
         <w:t xml:space="preserve"> → </w:t>
@@ -8047,10 +8059,7 @@
         <w:ind w:left="283"/>
       </w:pPr>
       <w:r>
-        <w:t>重要：邀請碼</w:t>
-      </w:r>
-      <w:r>
-        <w:t>於課程</w:t>
+        <w:t>重要：邀請碼於課程</w:t>
       </w:r>
       <w:r>
         <w:rPr>
@@ -8066,7 +8075,7 @@
       <w:pPr>
         <w:pStyle w:val="2"/>
       </w:pPr>
-      <w:bookmarkStart w:id="15" w:name="_Toc243474110"/>
+      <w:bookmarkStart w:id="15" w:name="_Toc243489573"/>
       <w:r>
         <w:t>十一、關閉課程與再開課</w:t>
       </w:r>
@@ -9191,7 +9200,7 @@
       <w:pPr>
         <w:pStyle w:val="1"/>
       </w:pPr>
-      <w:bookmarkStart w:id="16" w:name="_Toc243474111"/>
+      <w:bookmarkStart w:id="16" w:name="_Toc243489574"/>
       <w:r>
         <w:lastRenderedPageBreak/>
         <w:t>參、常見訊息與處置</w:t>
@@ -9202,7 +9211,7 @@
       <w:pPr>
         <w:pStyle w:val="2"/>
       </w:pPr>
-      <w:bookmarkStart w:id="17" w:name="_Toc243474112"/>
+      <w:bookmarkStart w:id="17" w:name="_Toc243489575"/>
       <w:r>
         <w:t>一、被擋下（動作沒有完成）</w:t>
       </w:r>
@@ -10818,7 +10827,7 @@
       <w:pPr>
         <w:pStyle w:val="2"/>
       </w:pPr>
-      <w:bookmarkStart w:id="18" w:name="_Toc243474113"/>
+      <w:bookmarkStart w:id="18" w:name="_Toc243489576"/>
       <w:r>
         <w:t>二、有警告（動作完成但需判斷）</w:t>
       </w:r>
@@ -10832,13 +10841,13 @@
         <w:tblLook w:val="04A0" w:firstRow="1" w:lastRow="0" w:firstColumn="1" w:lastColumn="0" w:noHBand="0" w:noVBand="1"/>
       </w:tblPr>
       <w:tblGrid>
-        <w:gridCol w:w="4396"/>
-        <w:gridCol w:w="4964"/>
+        <w:gridCol w:w="4199"/>
+        <w:gridCol w:w="5161"/>
       </w:tblGrid>
       <w:tr>
         <w:tc>
           <w:tcPr>
-            <w:tcW w:w="4396" w:type="dxa"/>
+            <w:tcW w:w="4199" w:type="dxa"/>
           </w:tcPr>
           <w:p>
             <w:pPr>
@@ -10854,7 +10863,7 @@
         </w:tc>
         <w:tc>
           <w:tcPr>
-            <w:tcW w:w="4964" w:type="dxa"/>
+            <w:tcW w:w="5161" w:type="dxa"/>
           </w:tcPr>
           <w:p>
             <w:pPr>
@@ -10872,7 +10881,7 @@
       <w:tr>
         <w:tc>
           <w:tcPr>
-            <w:tcW w:w="4396" w:type="dxa"/>
+            <w:tcW w:w="4199" w:type="dxa"/>
           </w:tcPr>
           <w:p>
             <w:pPr>
@@ -10885,7 +10894,7 @@
         </w:tc>
         <w:tc>
           <w:tcPr>
-            <w:tcW w:w="4964" w:type="dxa"/>
+            <w:tcW w:w="5161" w:type="dxa"/>
           </w:tcPr>
           <w:p>
             <w:pPr>
@@ -10912,7 +10921,7 @@
       <w:tr>
         <w:tc>
           <w:tcPr>
-            <w:tcW w:w="4396" w:type="dxa"/>
+            <w:tcW w:w="4199" w:type="dxa"/>
           </w:tcPr>
           <w:p>
             <w:pPr>
@@ -10925,7 +10934,7 @@
         </w:tc>
         <w:tc>
           <w:tcPr>
-            <w:tcW w:w="4964" w:type="dxa"/>
+            <w:tcW w:w="5161" w:type="dxa"/>
           </w:tcPr>
           <w:p>
             <w:pPr>
@@ -10941,7 +10950,7 @@
               <w:t>已經在學員清單裡了</w:t>
             </w:r>
             <w:r>
-              <w:t>，只有通知信沒寄出去。系統沒有重寄功能，請自行以其他方式告知他們課程已開放</w:t>
+              <w:t>，只有通知信沒寄出去。可再按「確認寄出」重寄，但名單上已收到信的人也會再收到一封；只需通知失敗的那幾位時，建議以其他方式告知</w:t>
             </w:r>
           </w:p>
         </w:tc>
@@ -10949,7 +10958,7 @@
       <w:tr>
         <w:tc>
           <w:tcPr>
-            <w:tcW w:w="4396" w:type="dxa"/>
+            <w:tcW w:w="4199" w:type="dxa"/>
           </w:tcPr>
           <w:p>
             <w:pPr>
@@ -10962,7 +10971,7 @@
         </w:tc>
         <w:tc>
           <w:tcPr>
-            <w:tcW w:w="4964" w:type="dxa"/>
+            <w:tcW w:w="5161" w:type="dxa"/>
           </w:tcPr>
           <w:p>
             <w:pPr>
@@ -10986,7 +10995,7 @@
       <w:tr>
         <w:tc>
           <w:tcPr>
-            <w:tcW w:w="4396" w:type="dxa"/>
+            <w:tcW w:w="4199" w:type="dxa"/>
           </w:tcPr>
           <w:p>
             <w:pPr>
@@ -10999,7 +11008,7 @@
         </w:tc>
         <w:tc>
           <w:tcPr>
-            <w:tcW w:w="4964" w:type="dxa"/>
+            <w:tcW w:w="5161" w:type="dxa"/>
           </w:tcPr>
           <w:p>
             <w:pPr>
@@ -11014,7 +11023,7 @@
       <w:tr>
         <w:tc>
           <w:tcPr>
-            <w:tcW w:w="4396" w:type="dxa"/>
+            <w:tcW w:w="4199" w:type="dxa"/>
           </w:tcPr>
           <w:p>
             <w:pPr>
@@ -11027,7 +11036,7 @@
         </w:tc>
         <w:tc>
           <w:tcPr>
-            <w:tcW w:w="4964" w:type="dxa"/>
+            <w:tcW w:w="5161" w:type="dxa"/>
           </w:tcPr>
           <w:p>
             <w:pPr>
@@ -11044,9 +11053,12 @@
       <w:pPr>
         <w:pStyle w:val="2"/>
       </w:pPr>
-      <w:bookmarkStart w:id="19" w:name="_Toc243474114"/>
-      <w:r>
-        <w:t>三、送出後的結果訊息</w:t>
+      <w:bookmarkStart w:id="19" w:name="_Toc243489577"/>
+      <w:r>
+        <w:t>三、送</w:t>
+      </w:r>
+      <w:r>
+        <w:t>出後的結果訊息</w:t>
       </w:r>
       <w:bookmarkEnd w:id="19"/>
     </w:p>
@@ -11649,26 +11661,9 @@
 <file path=word/numbering.xml><?xml version="1.0" encoding="utf-8"?>
 <w:numbering xmlns:wpc="http://schemas.microsoft.com/office/word/2010/wordprocessingCanvas" xmlns:cx="http://schemas.microsoft.com/office/drawing/2014/chartex" xmlns:cx1="http://schemas.microsoft.com/office/drawing/2015/9/8/chartex" xmlns:cx2="http://schemas.microsoft.com/office/drawing/2015/10/21/chartex" xmlns:cx3="http://schemas.microsoft.com/office/drawing/2016/5/9/chartex" xmlns:cx4="http://schemas.microsoft.com/office/drawing/2016/5/10/chartex" xmlns:cx5="http://schemas.microsoft.com/office/drawing/2016/5/11/chartex" xmlns:cx6="http://schemas.microsoft.com/office/drawing/2016/5/12/chartex" xmlns:cx7="http://schemas.microsoft.com/office/drawing/2016/5/13/chartex" xmlns:cx8="http://schemas.microsoft.com/office/drawing/2016/5/14/chartex" xmlns:mc="http://schemas.openxmlformats.org/markup-compatibility/2006" xmlns:aink="http://schemas.microsoft.com/office/drawing/2016/ink" xmlns:am3d="http://schemas.microsoft.com/office/drawing/2017/model3d" xmlns:o="urn:schemas-microsoft-com:office:office" xmlns:r="http://schemas.openxmlformats.org/officeDocument/2006/relationships" xmlns:m="http://schemas.openxmlformats.org/officeDocument/2006/math" xmlns:v="urn:schemas-microsoft-com:vml" xmlns:wp14="http://schemas.microsoft.com/office/word/2010/wordprocessingDrawing" xmlns:wp="http://schemas.openxmlformats.org/drawingml/2006/wordprocessingDrawing" xmlns:w10="urn:schemas-microsoft-com:office:word" xmlns:w="http://schemas.openxmlformats.org/wordprocessingml/2006/main" xmlns:w14="http://schemas.microsoft.com/office/word/2010/wordml" xmlns:w15="http://schemas.microsoft.com/office/word/2012/wordml" xmlns:w16cid="http://schemas.microsoft.com/office/word/2016/wordml/cid" xmlns:w16se="http://schemas.microsoft.com/office/word/2015/wordml/symex" xmlns:wpg="http://schemas.microsoft.com/office/word/2010/wordprocessingGroup" xmlns:wpi="http://schemas.microsoft.com/office/word/2010/wordprocessingInk" xmlns:wne="http://schemas.microsoft.com/office/word/2006/wordml" xmlns:wps="http://schemas.microsoft.com/office/word/2010/wordprocessingShape" mc:Ignorable="w14 w15 w16se w16cid wp14">
   <w:abstractNum w:abstractNumId="0" w15:restartNumberingAfterBreak="0">
-    <w:nsid w:val="1ABC44C1"/>
-    <w:multiLevelType w:val="singleLevel"/>
-    <w:tmpl w:val="DB806158"/>
-    <w:lvl w:ilvl="0">
-      <w:start w:val="1"/>
-      <w:numFmt w:val="decimal"/>
-      <w:lvlText w:val="%1."/>
-      <w:lvlJc w:val="left"/>
-      <w:pPr>
-        <w:ind w:left="960" w:hanging="480"/>
-      </w:pPr>
-      <w:rPr>
-        <w:rFonts w:ascii="Times New Roman" w:eastAsia="標楷體" w:hAnsi="Times New Roman" w:cs="Times New Roman"/>
-      </w:rPr>
-    </w:lvl>
-  </w:abstractNum>
-  <w:abstractNum w:abstractNumId="1" w15:restartNumberingAfterBreak="0">
-    <w:nsid w:val="4785090F"/>
+    <w:nsid w:val="00E21F4A"/>
     <w:multiLevelType w:val="multilevel"/>
-    <w:tmpl w:val="7C0C37CA"/>
+    <w:tmpl w:val="23BEAC98"/>
     <w:lvl w:ilvl="0">
       <w:start w:val="1"/>
       <w:numFmt w:val="bullet"/>
@@ -11721,6 +11716,23 @@
       <w:numFmt w:val="decimal"/>
       <w:lvlText w:val=""/>
       <w:lvlJc w:val="left"/>
+    </w:lvl>
+  </w:abstractNum>
+  <w:abstractNum w:abstractNumId="1" w15:restartNumberingAfterBreak="0">
+    <w:nsid w:val="1ABC44C1"/>
+    <w:multiLevelType w:val="singleLevel"/>
+    <w:tmpl w:val="DB806158"/>
+    <w:lvl w:ilvl="0">
+      <w:start w:val="1"/>
+      <w:numFmt w:val="decimal"/>
+      <w:lvlText w:val="%1."/>
+      <w:lvlJc w:val="left"/>
+      <w:pPr>
+        <w:ind w:left="960" w:hanging="480"/>
+      </w:pPr>
+      <w:rPr>
+        <w:rFonts w:ascii="Times New Roman" w:eastAsia="標楷體" w:hAnsi="Times New Roman" w:cs="Times New Roman"/>
+      </w:rPr>
     </w:lvl>
   </w:abstractNum>
   <w:abstractNum w:abstractNumId="2" w15:restartNumberingAfterBreak="0">
@@ -11788,19 +11800,19 @@
     </w:lvl>
   </w:abstractNum>
   <w:num w:numId="1">
-    <w:abstractNumId w:val="0"/>
+    <w:abstractNumId w:val="1"/>
     <w:lvlOverride w:ilvl="0">
       <w:startOverride w:val="1"/>
     </w:lvlOverride>
   </w:num>
   <w:num w:numId="2">
-    <w:abstractNumId w:val="0"/>
+    <w:abstractNumId w:val="1"/>
     <w:lvlOverride w:ilvl="0">
       <w:startOverride w:val="1"/>
     </w:lvlOverride>
   </w:num>
   <w:num w:numId="3">
-    <w:abstractNumId w:val="0"/>
+    <w:abstractNumId w:val="1"/>
     <w:lvlOverride w:ilvl="0">
       <w:startOverride w:val="1"/>
     </w:lvlOverride>
@@ -11812,199 +11824,199 @@
     </w:lvlOverride>
   </w:num>
   <w:num w:numId="5">
-    <w:abstractNumId w:val="0"/>
+    <w:abstractNumId w:val="1"/>
     <w:lvlOverride w:ilvl="0">
       <w:startOverride w:val="1"/>
     </w:lvlOverride>
   </w:num>
   <w:num w:numId="6">
-    <w:abstractNumId w:val="0"/>
+    <w:abstractNumId w:val="1"/>
     <w:lvlOverride w:ilvl="0">
       <w:startOverride w:val="1"/>
     </w:lvlOverride>
   </w:num>
   <w:num w:numId="7">
-    <w:abstractNumId w:val="0"/>
+    <w:abstractNumId w:val="1"/>
     <w:lvlOverride w:ilvl="0">
       <w:startOverride w:val="1"/>
     </w:lvlOverride>
   </w:num>
   <w:num w:numId="8">
-    <w:abstractNumId w:val="0"/>
+    <w:abstractNumId w:val="1"/>
     <w:lvlOverride w:ilvl="0">
       <w:startOverride w:val="1"/>
     </w:lvlOverride>
   </w:num>
   <w:num w:numId="9">
-    <w:abstractNumId w:val="0"/>
+    <w:abstractNumId w:val="1"/>
     <w:lvlOverride w:ilvl="0">
       <w:startOverride w:val="1"/>
     </w:lvlOverride>
   </w:num>
   <w:num w:numId="10">
-    <w:abstractNumId w:val="0"/>
+    <w:abstractNumId w:val="1"/>
     <w:lvlOverride w:ilvl="0">
       <w:startOverride w:val="1"/>
     </w:lvlOverride>
   </w:num>
   <w:num w:numId="11">
-    <w:abstractNumId w:val="0"/>
+    <w:abstractNumId w:val="1"/>
     <w:lvlOverride w:ilvl="0">
       <w:startOverride w:val="1"/>
     </w:lvlOverride>
   </w:num>
   <w:num w:numId="12">
-    <w:abstractNumId w:val="0"/>
+    <w:abstractNumId w:val="1"/>
     <w:lvlOverride w:ilvl="0">
       <w:startOverride w:val="1"/>
     </w:lvlOverride>
   </w:num>
   <w:num w:numId="13">
-    <w:abstractNumId w:val="0"/>
+    <w:abstractNumId w:val="1"/>
     <w:lvlOverride w:ilvl="0">
       <w:startOverride w:val="1"/>
     </w:lvlOverride>
   </w:num>
   <w:num w:numId="14">
-    <w:abstractNumId w:val="0"/>
+    <w:abstractNumId w:val="1"/>
     <w:lvlOverride w:ilvl="0">
       <w:startOverride w:val="1"/>
     </w:lvlOverride>
   </w:num>
   <w:num w:numId="15">
-    <w:abstractNumId w:val="0"/>
+    <w:abstractNumId w:val="1"/>
     <w:lvlOverride w:ilvl="0">
       <w:startOverride w:val="1"/>
     </w:lvlOverride>
   </w:num>
   <w:num w:numId="16">
-    <w:abstractNumId w:val="0"/>
+    <w:abstractNumId w:val="1"/>
     <w:lvlOverride w:ilvl="0">
       <w:startOverride w:val="1"/>
     </w:lvlOverride>
   </w:num>
   <w:num w:numId="17">
-    <w:abstractNumId w:val="0"/>
+    <w:abstractNumId w:val="1"/>
     <w:lvlOverride w:ilvl="0">
       <w:startOverride w:val="1"/>
     </w:lvlOverride>
   </w:num>
   <w:num w:numId="18">
-    <w:abstractNumId w:val="0"/>
+    <w:abstractNumId w:val="1"/>
     <w:lvlOverride w:ilvl="0">
       <w:startOverride w:val="1"/>
     </w:lvlOverride>
   </w:num>
   <w:num w:numId="19">
-    <w:abstractNumId w:val="0"/>
+    <w:abstractNumId w:val="1"/>
     <w:lvlOverride w:ilvl="0">
       <w:startOverride w:val="1"/>
     </w:lvlOverride>
   </w:num>
   <w:num w:numId="20">
-    <w:abstractNumId w:val="0"/>
+    <w:abstractNumId w:val="1"/>
     <w:lvlOverride w:ilvl="0">
       <w:startOverride w:val="1"/>
     </w:lvlOverride>
   </w:num>
   <w:num w:numId="21">
-    <w:abstractNumId w:val="0"/>
+    <w:abstractNumId w:val="1"/>
     <w:lvlOverride w:ilvl="0">
       <w:startOverride w:val="1"/>
     </w:lvlOverride>
   </w:num>
   <w:num w:numId="22">
-    <w:abstractNumId w:val="0"/>
+    <w:abstractNumId w:val="1"/>
     <w:lvlOverride w:ilvl="0">
       <w:startOverride w:val="1"/>
     </w:lvlOverride>
   </w:num>
   <w:num w:numId="23">
-    <w:abstractNumId w:val="0"/>
+    <w:abstractNumId w:val="1"/>
     <w:lvlOverride w:ilvl="0">
       <w:startOverride w:val="1"/>
     </w:lvlOverride>
   </w:num>
   <w:num w:numId="24">
-    <w:abstractNumId w:val="0"/>
+    <w:abstractNumId w:val="1"/>
     <w:lvlOverride w:ilvl="0">
       <w:startOverride w:val="1"/>
     </w:lvlOverride>
   </w:num>
   <w:num w:numId="25">
-    <w:abstractNumId w:val="0"/>
+    <w:abstractNumId w:val="1"/>
     <w:lvlOverride w:ilvl="0">
       <w:startOverride w:val="1"/>
     </w:lvlOverride>
   </w:num>
   <w:num w:numId="26">
-    <w:abstractNumId w:val="0"/>
+    <w:abstractNumId w:val="1"/>
     <w:lvlOverride w:ilvl="0">
       <w:startOverride w:val="1"/>
     </w:lvlOverride>
   </w:num>
   <w:num w:numId="27">
-    <w:abstractNumId w:val="0"/>
+    <w:abstractNumId w:val="1"/>
     <w:lvlOverride w:ilvl="0">
       <w:startOverride w:val="1"/>
     </w:lvlOverride>
   </w:num>
   <w:num w:numId="28">
-    <w:abstractNumId w:val="0"/>
+    <w:abstractNumId w:val="1"/>
     <w:lvlOverride w:ilvl="0">
       <w:startOverride w:val="1"/>
     </w:lvlOverride>
   </w:num>
   <w:num w:numId="29">
-    <w:abstractNumId w:val="0"/>
+    <w:abstractNumId w:val="1"/>
     <w:lvlOverride w:ilvl="0">
       <w:startOverride w:val="1"/>
     </w:lvlOverride>
   </w:num>
   <w:num w:numId="30">
-    <w:abstractNumId w:val="0"/>
+    <w:abstractNumId w:val="1"/>
     <w:lvlOverride w:ilvl="0">
       <w:startOverride w:val="1"/>
     </w:lvlOverride>
   </w:num>
   <w:num w:numId="31">
-    <w:abstractNumId w:val="0"/>
+    <w:abstractNumId w:val="1"/>
     <w:lvlOverride w:ilvl="0">
       <w:startOverride w:val="1"/>
     </w:lvlOverride>
   </w:num>
   <w:num w:numId="32">
-    <w:abstractNumId w:val="0"/>
+    <w:abstractNumId w:val="1"/>
     <w:lvlOverride w:ilvl="0">
       <w:startOverride w:val="1"/>
     </w:lvlOverride>
   </w:num>
   <w:num w:numId="33">
-    <w:abstractNumId w:val="0"/>
+    <w:abstractNumId w:val="1"/>
     <w:lvlOverride w:ilvl="0">
       <w:startOverride w:val="1"/>
     </w:lvlOverride>
   </w:num>
   <w:num w:numId="34">
-    <w:abstractNumId w:val="0"/>
+    <w:abstractNumId w:val="1"/>
     <w:lvlOverride w:ilvl="0">
       <w:startOverride w:val="1"/>
     </w:lvlOverride>
   </w:num>
   <w:num w:numId="35">
-    <w:abstractNumId w:val="0"/>
+    <w:abstractNumId w:val="1"/>
     <w:lvlOverride w:ilvl="0">
       <w:startOverride w:val="1"/>
     </w:lvlOverride>
   </w:num>
   <w:num w:numId="36">
-    <w:abstractNumId w:val="0"/>
+    <w:abstractNumId w:val="1"/>
     <w:lvlOverride w:ilvl="0">
       <w:startOverride w:val="1"/>
     </w:lvlOverride>
   </w:num>
   <w:num w:numId="37">
-    <w:abstractNumId w:val="1"/>
+    <w:abstractNumId w:val="0"/>
   </w:num>
   <w:numIdMacAtCleanup w:val="36"/>
 </w:numbering>
@@ -23772,7 +23784,7 @@
 </file>
 
 <file path=customXml/itemProps1.xml><?xml version="1.0" encoding="utf-8"?>
-<ds:datastoreItem xmlns:ds="http://schemas.openxmlformats.org/officeDocument/2006/customXml" ds:itemID="{5B6ECB91-5493-497C-A611-49B5DDFCE46D}">
+<ds:datastoreItem xmlns:ds="http://schemas.openxmlformats.org/officeDocument/2006/customXml" ds:itemID="{BCA6013A-E7BE-4929-A6C9-A7CF0867B360}">
   <ds:schemaRefs>
     <ds:schemaRef ds:uri="http://schemas.openxmlformats.org/officeDocument/2006/bibliography"/>
   </ds:schemaRefs>

--- a/docs/manuals/et/ET05-課程建立與編輯.docx
+++ b/docs/manuals/et/ET05-課程建立與編輯.docx
@@ -264,7 +264,7 @@
               <w:spacing w:before="60" w:after="60"/>
             </w:pPr>
             <w:r>
-              <w:t>2026/10/21</w:t>
+              <w:t>2026/10/22</w:t>
             </w:r>
           </w:p>
         </w:tc>
@@ -451,7 +451,7 @@
               <w:jc w:val="center"/>
             </w:pPr>
             <w:r>
-              <w:t>2026/10/21</w:t>
+              <w:t>2026/10/22</w:t>
             </w:r>
           </w:p>
         </w:tc>
@@ -516,7 +516,7 @@
       <w:r>
         <w:fldChar w:fldCharType="separate"/>
       </w:r>
-      <w:hyperlink w:anchor="_Toc243489559" w:history="1">
+      <w:hyperlink w:anchor="_Toc243577427" w:history="1">
         <w:r>
           <w:rPr>
             <w:rStyle w:val="affb"/>
@@ -544,7 +544,7 @@
             <w:noProof/>
             <w:webHidden/>
           </w:rPr>
-          <w:instrText xml:space="preserve"> PAGEREF _Toc243489559 \h </w:instrText>
+          <w:instrText xml:space="preserve"> PAGEREF _Toc243577427 \h </w:instrText>
         </w:r>
         <w:r>
           <w:rPr>
@@ -589,7 +589,7 @@
           <w:szCs w:val="22"/>
         </w:rPr>
       </w:pPr>
-      <w:hyperlink w:anchor="_Toc243489560" w:history="1">
+      <w:hyperlink w:anchor="_Toc243577428" w:history="1">
         <w:r>
           <w:rPr>
             <w:rStyle w:val="affb"/>
@@ -617,7 +617,7 @@
             <w:noProof/>
             <w:webHidden/>
           </w:rPr>
-          <w:instrText xml:space="preserve"> PAGEREF _Toc243489560 \h </w:instrText>
+          <w:instrText xml:space="preserve"> PAGEREF _Toc243577428 \h </w:instrText>
         </w:r>
         <w:r>
           <w:rPr>
@@ -662,7 +662,7 @@
           <w:szCs w:val="22"/>
         </w:rPr>
       </w:pPr>
-      <w:hyperlink w:anchor="_Toc243489561" w:history="1">
+      <w:hyperlink w:anchor="_Toc243577429" w:history="1">
         <w:r>
           <w:rPr>
             <w:rStyle w:val="affb"/>
@@ -690,7 +690,7 @@
             <w:noProof/>
             <w:webHidden/>
           </w:rPr>
-          <w:instrText xml:space="preserve"> PAGEREF _Toc243489561 \h </w:instrText>
+          <w:instrText xml:space="preserve"> PAGEREF _Toc243577429 \h </w:instrText>
         </w:r>
         <w:r>
           <w:rPr>
@@ -735,7 +735,7 @@
           <w:szCs w:val="22"/>
         </w:rPr>
       </w:pPr>
-      <w:hyperlink w:anchor="_Toc243489562" w:history="1">
+      <w:hyperlink w:anchor="_Toc243577430" w:history="1">
         <w:r>
           <w:rPr>
             <w:rStyle w:val="affb"/>
@@ -763,7 +763,7 @@
             <w:noProof/>
             <w:webHidden/>
           </w:rPr>
-          <w:instrText xml:space="preserve"> PAGEREF _Toc243489562 \h </w:instrText>
+          <w:instrText xml:space="preserve"> PAGEREF _Toc243577430 \h </w:instrText>
         </w:r>
         <w:r>
           <w:rPr>
@@ -808,7 +808,7 @@
           <w:szCs w:val="22"/>
         </w:rPr>
       </w:pPr>
-      <w:hyperlink w:anchor="_Toc243489563" w:history="1">
+      <w:hyperlink w:anchor="_Toc243577431" w:history="1">
         <w:r>
           <w:rPr>
             <w:rStyle w:val="affb"/>
@@ -836,7 +836,7 @@
             <w:noProof/>
             <w:webHidden/>
           </w:rPr>
-          <w:instrText xml:space="preserve"> PAGEREF _Toc243489563 \h </w:instrText>
+          <w:instrText xml:space="preserve"> PAGEREF _Toc243577431 \h </w:instrText>
         </w:r>
         <w:r>
           <w:rPr>
@@ -881,7 +881,7 @@
           <w:szCs w:val="22"/>
         </w:rPr>
       </w:pPr>
-      <w:hyperlink w:anchor="_Toc243489564" w:history="1">
+      <w:hyperlink w:anchor="_Toc243577432" w:history="1">
         <w:r>
           <w:rPr>
             <w:rStyle w:val="affb"/>
@@ -909,7 +909,7 @@
             <w:noProof/>
             <w:webHidden/>
           </w:rPr>
-          <w:instrText xml:space="preserve"> PAGEREF _Toc243489564 \h </w:instrText>
+          <w:instrText xml:space="preserve"> PAGEREF _Toc243577432 \h </w:instrText>
         </w:r>
         <w:r>
           <w:rPr>
@@ -954,7 +954,7 @@
           <w:szCs w:val="22"/>
         </w:rPr>
       </w:pPr>
-      <w:hyperlink w:anchor="_Toc243489565" w:history="1">
+      <w:hyperlink w:anchor="_Toc243577433" w:history="1">
         <w:r>
           <w:rPr>
             <w:rStyle w:val="affb"/>
@@ -982,7 +982,7 @@
             <w:noProof/>
             <w:webHidden/>
           </w:rPr>
-          <w:instrText xml:space="preserve"> PAGEREF _Toc243489565 \h </w:instrText>
+          <w:instrText xml:space="preserve"> PAGEREF _Toc243577433 \h </w:instrText>
         </w:r>
         <w:r>
           <w:rPr>
@@ -1027,7 +1027,7 @@
           <w:szCs w:val="22"/>
         </w:rPr>
       </w:pPr>
-      <w:hyperlink w:anchor="_Toc243489566" w:history="1">
+      <w:hyperlink w:anchor="_Toc243577434" w:history="1">
         <w:r>
           <w:rPr>
             <w:rStyle w:val="affb"/>
@@ -1055,7 +1055,7 @@
             <w:noProof/>
             <w:webHidden/>
           </w:rPr>
-          <w:instrText xml:space="preserve"> PAGEREF _Toc243489566 \h </w:instrText>
+          <w:instrText xml:space="preserve"> PAGEREF _Toc243577434 \h </w:instrText>
         </w:r>
         <w:r>
           <w:rPr>
@@ -1100,7 +1100,7 @@
           <w:szCs w:val="22"/>
         </w:rPr>
       </w:pPr>
-      <w:hyperlink w:anchor="_Toc243489567" w:history="1">
+      <w:hyperlink w:anchor="_Toc243577435" w:history="1">
         <w:r>
           <w:rPr>
             <w:rStyle w:val="affb"/>
@@ -1128,7 +1128,7 @@
             <w:noProof/>
             <w:webHidden/>
           </w:rPr>
-          <w:instrText xml:space="preserve"> PAGEREF _Toc243489567 \h </w:instrText>
+          <w:instrText xml:space="preserve"> PAGEREF _Toc243577435 \h </w:instrText>
         </w:r>
         <w:r>
           <w:rPr>
@@ -1173,7 +1173,7 @@
           <w:szCs w:val="22"/>
         </w:rPr>
       </w:pPr>
-      <w:hyperlink w:anchor="_Toc243489568" w:history="1">
+      <w:hyperlink w:anchor="_Toc243577436" w:history="1">
         <w:r>
           <w:rPr>
             <w:rStyle w:val="affb"/>
@@ -1201,7 +1201,7 @@
             <w:noProof/>
             <w:webHidden/>
           </w:rPr>
-          <w:instrText xml:space="preserve"> PAGEREF _Toc243489568 \h </w:instrText>
+          <w:instrText xml:space="preserve"> PAGEREF _Toc243577436 \h </w:instrText>
         </w:r>
         <w:r>
           <w:rPr>
@@ -1246,7 +1246,7 @@
           <w:szCs w:val="22"/>
         </w:rPr>
       </w:pPr>
-      <w:hyperlink w:anchor="_Toc243489569" w:history="1">
+      <w:hyperlink w:anchor="_Toc243577437" w:history="1">
         <w:r>
           <w:rPr>
             <w:rStyle w:val="affb"/>
@@ -1274,7 +1274,7 @@
             <w:noProof/>
             <w:webHidden/>
           </w:rPr>
-          <w:instrText xml:space="preserve"> PAGEREF _Toc243489569 \h </w:instrText>
+          <w:instrText xml:space="preserve"> PAGEREF _Toc243577437 \h </w:instrText>
         </w:r>
         <w:r>
           <w:rPr>
@@ -1319,7 +1319,7 @@
           <w:szCs w:val="22"/>
         </w:rPr>
       </w:pPr>
-      <w:hyperlink w:anchor="_Toc243489570" w:history="1">
+      <w:hyperlink w:anchor="_Toc243577438" w:history="1">
         <w:r>
           <w:rPr>
             <w:rStyle w:val="affb"/>
@@ -1347,7 +1347,7 @@
             <w:noProof/>
             <w:webHidden/>
           </w:rPr>
-          <w:instrText xml:space="preserve"> PAGEREF _Toc243489570 \h </w:instrText>
+          <w:instrText xml:space="preserve"> PAGEREF _Toc243577438 \h </w:instrText>
         </w:r>
         <w:r>
           <w:rPr>
@@ -1392,7 +1392,7 @@
           <w:szCs w:val="22"/>
         </w:rPr>
       </w:pPr>
-      <w:hyperlink w:anchor="_Toc243489571" w:history="1">
+      <w:hyperlink w:anchor="_Toc243577439" w:history="1">
         <w:r>
           <w:rPr>
             <w:rStyle w:val="affb"/>
@@ -1420,7 +1420,7 @@
             <w:noProof/>
             <w:webHidden/>
           </w:rPr>
-          <w:instrText xml:space="preserve"> PAGEREF _Toc243489571 \h </w:instrText>
+          <w:instrText xml:space="preserve"> PAGEREF _Toc243577439 \h </w:instrText>
         </w:r>
         <w:r>
           <w:rPr>
@@ -1465,7 +1465,7 @@
           <w:szCs w:val="22"/>
         </w:rPr>
       </w:pPr>
-      <w:hyperlink w:anchor="_Toc243489572" w:history="1">
+      <w:hyperlink w:anchor="_Toc243577440" w:history="1">
         <w:r>
           <w:rPr>
             <w:rStyle w:val="affb"/>
@@ -1493,7 +1493,7 @@
             <w:noProof/>
             <w:webHidden/>
           </w:rPr>
-          <w:instrText xml:space="preserve"> PAGEREF _Toc243489572 \h </w:instrText>
+          <w:instrText xml:space="preserve"> PAGEREF _Toc243577440 \h </w:instrText>
         </w:r>
         <w:r>
           <w:rPr>
@@ -1513,7 +1513,7 @@
             <w:noProof/>
             <w:webHidden/>
           </w:rPr>
-          <w:t>19</w:t>
+          <w:t>20</w:t>
         </w:r>
         <w:r>
           <w:rPr>
@@ -1538,7 +1538,7 @@
           <w:szCs w:val="22"/>
         </w:rPr>
       </w:pPr>
-      <w:hyperlink w:anchor="_Toc243489573" w:history="1">
+      <w:hyperlink w:anchor="_Toc243577441" w:history="1">
         <w:r>
           <w:rPr>
             <w:rStyle w:val="affb"/>
@@ -1566,7 +1566,7 @@
             <w:noProof/>
             <w:webHidden/>
           </w:rPr>
-          <w:instrText xml:space="preserve"> PAGEREF _Toc243489573 \h </w:instrText>
+          <w:instrText xml:space="preserve"> PAGEREF _Toc243577441 \h </w:instrText>
         </w:r>
         <w:r>
           <w:rPr>
@@ -1611,7 +1611,7 @@
           <w:szCs w:val="22"/>
         </w:rPr>
       </w:pPr>
-      <w:hyperlink w:anchor="_Toc243489574" w:history="1">
+      <w:hyperlink w:anchor="_Toc243577442" w:history="1">
         <w:r>
           <w:rPr>
             <w:rStyle w:val="affb"/>
@@ -1639,7 +1639,7 @@
             <w:noProof/>
             <w:webHidden/>
           </w:rPr>
-          <w:instrText xml:space="preserve"> PAGEREF _Toc243489574 \h </w:instrText>
+          <w:instrText xml:space="preserve"> PAGEREF _Toc243577442 \h </w:instrText>
         </w:r>
         <w:r>
           <w:rPr>
@@ -1684,7 +1684,7 @@
           <w:szCs w:val="22"/>
         </w:rPr>
       </w:pPr>
-      <w:hyperlink w:anchor="_Toc243489575" w:history="1">
+      <w:hyperlink w:anchor="_Toc243577443" w:history="1">
         <w:r>
           <w:rPr>
             <w:rStyle w:val="affb"/>
@@ -1712,7 +1712,7 @@
             <w:noProof/>
             <w:webHidden/>
           </w:rPr>
-          <w:instrText xml:space="preserve"> PAGEREF _Toc243489575 \h </w:instrText>
+          <w:instrText xml:space="preserve"> PAGEREF _Toc243577443 \h </w:instrText>
         </w:r>
         <w:r>
           <w:rPr>
@@ -1757,7 +1757,7 @@
           <w:szCs w:val="22"/>
         </w:rPr>
       </w:pPr>
-      <w:hyperlink w:anchor="_Toc243489576" w:history="1">
+      <w:hyperlink w:anchor="_Toc243577444" w:history="1">
         <w:r>
           <w:rPr>
             <w:rStyle w:val="affb"/>
@@ -1785,7 +1785,7 @@
             <w:noProof/>
             <w:webHidden/>
           </w:rPr>
-          <w:instrText xml:space="preserve"> PAGEREF _Toc243489576 \h </w:instrText>
+          <w:instrText xml:space="preserve"> PAGEREF _Toc243577444 \h </w:instrText>
         </w:r>
         <w:r>
           <w:rPr>
@@ -1830,7 +1830,7 @@
           <w:szCs w:val="22"/>
         </w:rPr>
       </w:pPr>
-      <w:hyperlink w:anchor="_Toc243489577" w:history="1">
+      <w:hyperlink w:anchor="_Toc243577445" w:history="1">
         <w:r>
           <w:rPr>
             <w:rStyle w:val="affb"/>
@@ -1858,7 +1858,7 @@
             <w:noProof/>
             <w:webHidden/>
           </w:rPr>
-          <w:instrText xml:space="preserve"> PAGEREF _Toc243489577 \h </w:instrText>
+          <w:instrText xml:space="preserve"> PAGEREF _Toc243577445 \h </w:instrText>
         </w:r>
         <w:r>
           <w:rPr>
@@ -1908,7 +1908,7 @@
       <w:pPr>
         <w:pStyle w:val="1"/>
       </w:pPr>
-      <w:bookmarkStart w:id="1" w:name="_Toc243489559"/>
+      <w:bookmarkStart w:id="1" w:name="_Toc243577427"/>
       <w:r>
         <w:lastRenderedPageBreak/>
         <w:t>壹、作業說明</w:t>
@@ -1919,7 +1919,7 @@
       <w:pPr>
         <w:pStyle w:val="2"/>
       </w:pPr>
-      <w:bookmarkStart w:id="2" w:name="_Toc243489560"/>
+      <w:bookmarkStart w:id="2" w:name="_Toc243577428"/>
       <w:r>
         <w:t>一、使用情境</w:t>
       </w:r>
@@ -2127,7 +2127,7 @@
       <w:pPr>
         <w:pStyle w:val="2"/>
       </w:pPr>
-      <w:bookmarkStart w:id="3" w:name="_Toc243489561"/>
+      <w:bookmarkStart w:id="3" w:name="_Toc243577429"/>
       <w:r>
         <w:t>二、進入路徑</w:t>
       </w:r>
@@ -2351,7 +2351,7 @@
       <w:pPr>
         <w:pStyle w:val="1"/>
       </w:pPr>
-      <w:bookmarkStart w:id="4" w:name="_Toc243489562"/>
+      <w:bookmarkStart w:id="4" w:name="_Toc243577430"/>
       <w:r>
         <w:lastRenderedPageBreak/>
         <w:t>貳、操作說明</w:t>
@@ -2362,7 +2362,7 @@
       <w:pPr>
         <w:pStyle w:val="2"/>
       </w:pPr>
-      <w:bookmarkStart w:id="5" w:name="_Toc243489563"/>
+      <w:bookmarkStart w:id="5" w:name="_Toc243577431"/>
       <w:r>
         <w:t>一、畫面與前置設定</w:t>
       </w:r>
@@ -3019,7 +3019,7 @@
       <w:pPr>
         <w:pStyle w:val="2"/>
       </w:pPr>
-      <w:bookmarkStart w:id="6" w:name="_Toc243489564"/>
+      <w:bookmarkStart w:id="6" w:name="_Toc243577432"/>
       <w:r>
         <w:t>二、建立課程基本資料</w:t>
       </w:r>
@@ -3601,7 +3601,7 @@
       <w:pPr>
         <w:pStyle w:val="2"/>
       </w:pPr>
-      <w:bookmarkStart w:id="7" w:name="_Toc243489565"/>
+      <w:bookmarkStart w:id="7" w:name="_Toc243577433"/>
       <w:r>
         <w:t>三、刪除草稿課程</w:t>
       </w:r>
@@ -3688,7 +3688,7 @@
       <w:pPr>
         <w:pStyle w:val="2"/>
       </w:pPr>
-      <w:bookmarkStart w:id="8" w:name="_Toc243489566"/>
+      <w:bookmarkStart w:id="8" w:name="_Toc243577434"/>
       <w:r>
         <w:t>四、編排章節</w:t>
       </w:r>
@@ -3988,7 +3988,7 @@
       <w:pPr>
         <w:pStyle w:val="2"/>
       </w:pPr>
-      <w:bookmarkStart w:id="9" w:name="_Toc243489567"/>
+      <w:bookmarkStart w:id="9" w:name="_Toc243577435"/>
       <w:r>
         <w:t>五、新增教材</w:t>
       </w:r>
@@ -4308,7 +4308,7 @@
       <w:pPr>
         <w:pStyle w:val="2"/>
       </w:pPr>
-      <w:bookmarkStart w:id="10" w:name="_Toc243489568"/>
+      <w:bookmarkStart w:id="10" w:name="_Toc243577436"/>
       <w:r>
         <w:t>六、建立測驗與題目</w:t>
       </w:r>
@@ -5258,7 +5258,7 @@
       <w:pPr>
         <w:pStyle w:val="2"/>
       </w:pPr>
-      <w:bookmarkStart w:id="11" w:name="_Toc243489569"/>
+      <w:bookmarkStart w:id="11" w:name="_Toc243577437"/>
       <w:r>
         <w:t>七、建立課後問卷</w:t>
       </w:r>
@@ -5804,17 +5804,98 @@
         <w:ind w:firstLine="482"/>
       </w:pPr>
       <w:r>
-        <w:t>已發布與已關閉課程的問卷卡片上有「停用問卷」，按下後於「停用課後問卷」確認視窗按「停用」。停用中的問卷卡片標示「已停用」，並改為出現「啟用問卷」，按下即恢復啟用（不另跳確認視窗）；已有學員填答、題目已凍結的問卷同樣可以再啟用。停用與啟用都和其他編輯一樣，按「更新」（已關閉課程為「更新並重開課」）後</w:t>
-      </w:r>
-      <w:r>
-        <w:t>才對學員生效。再啟用的問卷若沒有題目，按「更新」（或「更新並重開課」）時會被檢核擋下，須先補上題目。</w:t>
+        <w:t>已發布與已關閉課程的問卷卡片上有「停用問卷」，按下後於「停用課後問卷」確認視窗按「停用」。停用中的問卷卡片標示「已停用」，題數旁註明「</w:t>
+      </w:r>
+      <w:r>
+        <w:t>——</w:t>
+      </w:r>
+      <w:r>
+        <w:t>停用中，學員看不到此問卷」，並改為出現「啟用問卷」，按下即恢復啟用（不另跳確認視窗）；已有學員填答、題目已凍結的問卷同樣可以再啟用。停用與啟用都和其他編輯一樣，</w:t>
+      </w:r>
+      <w:r>
+        <w:t>按「更新」（已關閉課程為「更新並重開課」）後才對學員生效。再啟用的問卷若沒有題目，按「更新」（或「更新並重開課」）時會被檢核擋下，須先補上題目。</w:t>
+      </w:r>
+    </w:p>
+    <w:p>
+      <w:pPr>
+        <w:keepNext/>
+        <w:spacing w:before="160" w:after="40"/>
+        <w:jc w:val="center"/>
+      </w:pPr>
+      <w:r>
+        <w:rPr>
+          <w:noProof/>
+        </w:rPr>
+        <w:drawing>
+          <wp:inline distT="0" distB="0" distL="0" distR="0">
+            <wp:extent cx="5283000" cy="328500"/>
+            <wp:effectExtent l="0" t="0" r="0" b="0"/>
+            <wp:docPr id="17" name="Picture 17"/>
+            <wp:cNvGraphicFramePr>
+              <a:graphicFrameLocks xmlns:a="http://schemas.openxmlformats.org/drawingml/2006/main" noChangeAspect="1"/>
+            </wp:cNvGraphicFramePr>
+            <a:graphic xmlns:a="http://schemas.openxmlformats.org/drawingml/2006/main">
+              <a:graphicData uri="http://schemas.openxmlformats.org/drawingml/2006/picture">
+                <pic:pic xmlns:pic="http://schemas.openxmlformats.org/drawingml/2006/picture">
+                  <pic:nvPicPr>
+                    <pic:cNvPr id="0" name="et05-37.png"/>
+                    <pic:cNvPicPr/>
+                  </pic:nvPicPr>
+                  <pic:blipFill>
+                    <a:blip r:embed="rId24"/>
+                    <a:stretch>
+                      <a:fillRect/>
+                    </a:stretch>
+                  </pic:blipFill>
+                  <pic:spPr>
+                    <a:xfrm>
+                      <a:off x="0" y="0"/>
+                      <a:ext cx="5283000" cy="328500"/>
+                    </a:xfrm>
+                    <a:prstGeom prst="rect">
+                      <a:avLst/>
+                    </a:prstGeom>
+                  </pic:spPr>
+                </pic:pic>
+              </a:graphicData>
+            </a:graphic>
+          </wp:inline>
+        </w:drawing>
+      </w:r>
+    </w:p>
+    <w:p>
+      <w:pPr>
+        <w:spacing w:after="160"/>
+        <w:jc w:val="center"/>
+      </w:pPr>
+      <w:r>
+        <w:rPr>
+          <w:color w:val="404040"/>
+          <w:sz w:val="20"/>
+        </w:rPr>
+        <w:t>停用中的問卷卡片標示「已停用」，題數旁註明停用中學員看不到此問卷，右側為「編輯」與「啟用問卷」</w:t>
+      </w:r>
+    </w:p>
+    <w:p>
+      <w:pPr>
+        <w:spacing w:before="80" w:after="80"/>
+        <w:ind w:left="283"/>
+      </w:pPr>
+      <w:r>
+        <w:t>注意：停用中的問卷，即使新增或修改題目並按「更新」，學員端仍不會出現問卷入口</w:t>
+      </w:r>
+      <w:r>
+        <w:t>——</w:t>
+      </w:r>
+      <w:r>
+        <w:t>停用的問卷不列入發布檢核，所以更新會照常成功。要讓學員填寫，須先按「啟用問卷」再按「更新」。</w:t>
       </w:r>
     </w:p>
     <w:p>
       <w:pPr>
         <w:pStyle w:val="2"/>
       </w:pPr>
-      <w:bookmarkStart w:id="12" w:name="_Toc243489570"/>
+      <w:bookmarkStart w:id="12" w:name="_Toc243577438"/>
       <w:r>
         <w:t>八、發布課程</w:t>
       </w:r>
@@ -5924,6 +6005,7 @@
               <w:spacing w:before="60" w:after="60"/>
             </w:pPr>
             <w:r>
+              <w:lastRenderedPageBreak/>
               <w:t>教材</w:t>
             </w:r>
           </w:p>
@@ -6085,7 +6167,6 @@
               <w:spacing w:before="60" w:after="60"/>
             </w:pPr>
             <w:r>
-              <w:lastRenderedPageBreak/>
               <w:t>教材文件</w:t>
             </w:r>
           </w:p>
@@ -6188,7 +6269,7 @@
           <wp:inline distT="0" distB="0" distL="0" distR="0">
             <wp:extent cx="2700000" cy="1737000"/>
             <wp:effectExtent l="0" t="0" r="0" b="0"/>
-            <wp:docPr id="17" name="Picture 17"/>
+            <wp:docPr id="18" name="Picture 18"/>
             <wp:cNvGraphicFramePr>
               <a:graphicFrameLocks xmlns:a="http://schemas.openxmlformats.org/drawingml/2006/main" noChangeAspect="1"/>
             </wp:cNvGraphicFramePr>
@@ -6200,7 +6281,7 @@
                     <pic:cNvPicPr/>
                   </pic:nvPicPr>
                   <pic:blipFill>
-                    <a:blip r:embed="rId24"/>
+                    <a:blip r:embed="rId25"/>
                     <a:stretch>
                       <a:fillRect/>
                     </a:stretch>
@@ -6249,7 +6330,7 @@
           <wp:inline distT="0" distB="0" distL="0" distR="0">
             <wp:extent cx="5580000" cy="4234500"/>
             <wp:effectExtent l="0" t="0" r="0" b="0"/>
-            <wp:docPr id="18" name="Picture 18"/>
+            <wp:docPr id="19" name="Picture 19"/>
             <wp:cNvGraphicFramePr>
               <a:graphicFrameLocks xmlns:a="http://schemas.openxmlformats.org/drawingml/2006/main" noChangeAspect="1"/>
             </wp:cNvGraphicFramePr>
@@ -6261,7 +6342,7 @@
                     <pic:cNvPicPr/>
                   </pic:nvPicPr>
                   <pic:blipFill>
-                    <a:blip r:embed="rId25"/>
+                    <a:blip r:embed="rId26"/>
                     <a:stretch>
                       <a:fillRect/>
                     </a:stretch>
@@ -6350,7 +6431,7 @@
           <wp:inline distT="0" distB="0" distL="0" distR="0">
             <wp:extent cx="2700000" cy="1215000"/>
             <wp:effectExtent l="0" t="0" r="0" b="0"/>
-            <wp:docPr id="19" name="Picture 19"/>
+            <wp:docPr id="20" name="Picture 20"/>
             <wp:cNvGraphicFramePr>
               <a:graphicFrameLocks xmlns:a="http://schemas.openxmlformats.org/drawingml/2006/main" noChangeAspect="1"/>
             </wp:cNvGraphicFramePr>
@@ -6359,129 +6440,6 @@
                 <pic:pic xmlns:pic="http://schemas.openxmlformats.org/drawingml/2006/picture">
                   <pic:nvPicPr>
                     <pic:cNvPr id="0" name="et05-17.png"/>
-                    <pic:cNvPicPr/>
-                  </pic:nvPicPr>
-                  <pic:blipFill>
-                    <a:blip r:embed="rId26"/>
-                    <a:stretch>
-                      <a:fillRect/>
-                    </a:stretch>
-                  </pic:blipFill>
-                  <pic:spPr>
-                    <a:xfrm>
-                      <a:off x="0" y="0"/>
-                      <a:ext cx="2700000" cy="1215000"/>
-                    </a:xfrm>
-                    <a:prstGeom prst="rect">
-                      <a:avLst/>
-                    </a:prstGeom>
-                  </pic:spPr>
-                </pic:pic>
-              </a:graphicData>
-            </a:graphic>
-          </wp:inline>
-        </w:drawing>
-      </w:r>
-    </w:p>
-    <w:p>
-      <w:pPr>
-        <w:spacing w:after="160"/>
-        <w:jc w:val="center"/>
-      </w:pPr>
-      <w:r>
-        <w:rPr>
-          <w:color w:val="404040"/>
-          <w:sz w:val="20"/>
-        </w:rPr>
-        <w:t>發布條件皆已滿足時，視窗說明發布後的動作，按「確認發布」</w:t>
-      </w:r>
-    </w:p>
-    <w:p>
-      <w:pPr>
-        <w:pStyle w:val="af1"/>
-        <w:numPr>
-          <w:ilvl w:val="0"/>
-          <w:numId w:val="2"/>
-        </w:numPr>
-      </w:pPr>
-      <w:r>
-        <w:t>課程狀態轉為「已發布」</w:t>
-      </w:r>
-    </w:p>
-    <w:p>
-      <w:pPr>
-        <w:pStyle w:val="af1"/>
-        <w:numPr>
-          <w:ilvl w:val="0"/>
-          <w:numId w:val="2"/>
-        </w:numPr>
-      </w:pPr>
-      <w:r>
-        <w:t>產生一組</w:t>
-      </w:r>
-      <w:r>
-        <w:t xml:space="preserve"> 8 </w:t>
-      </w:r>
-      <w:r>
-        <w:t>碼數字邀請碼</w:t>
-      </w:r>
-    </w:p>
-    <w:p>
-      <w:pPr>
-        <w:pStyle w:val="af1"/>
-        <w:numPr>
-          <w:ilvl w:val="0"/>
-          <w:numId w:val="2"/>
-        </w:numPr>
-      </w:pPr>
-      <w:r>
-        <w:t>依課程的受訓對象，把相符且具學員角色的人員加入課程（多組取聯集、重複者只加入一次；課程的建立者本人除外）</w:t>
-      </w:r>
-    </w:p>
-    <w:p>
-      <w:pPr>
-        <w:pStyle w:val="af1"/>
-        <w:numPr>
-          <w:ilvl w:val="0"/>
-          <w:numId w:val="2"/>
-        </w:numPr>
-      </w:pPr>
-      <w:r>
-        <w:t>對每位被加入的學員各寄一封通知信</w:t>
-      </w:r>
-    </w:p>
-    <w:p>
-      <w:pPr>
-        <w:ind w:firstLine="482"/>
-      </w:pPr>
-      <w:r>
-        <w:lastRenderedPageBreak/>
-        <w:t>視窗隨即顯示帶入的人數與邀請碼，關閉後回到課程列表。</w:t>
-      </w:r>
-    </w:p>
-    <w:p>
-      <w:pPr>
-        <w:keepNext/>
-        <w:spacing w:before="160" w:after="40"/>
-        <w:jc w:val="center"/>
-      </w:pPr>
-      <w:r>
-        <w:rPr>
-          <w:noProof/>
-        </w:rPr>
-        <w:drawing>
-          <wp:inline distT="0" distB="0" distL="0" distR="0">
-            <wp:extent cx="2700000" cy="1215000"/>
-            <wp:effectExtent l="0" t="0" r="0" b="0"/>
-            <wp:docPr id="20" name="Picture 20"/>
-            <wp:cNvGraphicFramePr>
-              <a:graphicFrameLocks xmlns:a="http://schemas.openxmlformats.org/drawingml/2006/main" noChangeAspect="1"/>
-            </wp:cNvGraphicFramePr>
-            <a:graphic xmlns:a="http://schemas.openxmlformats.org/drawingml/2006/main">
-              <a:graphicData uri="http://schemas.openxmlformats.org/drawingml/2006/picture">
-                <pic:pic xmlns:pic="http://schemas.openxmlformats.org/drawingml/2006/picture">
-                  <pic:nvPicPr>
-                    <pic:cNvPr id="0" name="et05-18.png"/>
                     <pic:cNvPicPr/>
                   </pic:nvPicPr>
                   <pic:blipFill>
@@ -6516,7 +6474,137 @@
           <w:color w:val="404040"/>
           <w:sz w:val="20"/>
         </w:rPr>
-        <w:t>發布完成，顯示依受訓對象帶入的學員人數與</w:t>
+        <w:t>發布條件皆已滿足時，視窗說明發布後的動作，按「確認發布」</w:t>
+      </w:r>
+    </w:p>
+    <w:p>
+      <w:pPr>
+        <w:pStyle w:val="af1"/>
+        <w:numPr>
+          <w:ilvl w:val="0"/>
+          <w:numId w:val="2"/>
+        </w:numPr>
+      </w:pPr>
+      <w:r>
+        <w:t>課程狀態轉為「已發布」</w:t>
+      </w:r>
+    </w:p>
+    <w:p>
+      <w:pPr>
+        <w:pStyle w:val="af1"/>
+        <w:numPr>
+          <w:ilvl w:val="0"/>
+          <w:numId w:val="2"/>
+        </w:numPr>
+      </w:pPr>
+      <w:r>
+        <w:t>產生一組</w:t>
+      </w:r>
+      <w:r>
+        <w:t xml:space="preserve"> 8 </w:t>
+      </w:r>
+      <w:r>
+        <w:t>碼數字邀請碼</w:t>
+      </w:r>
+    </w:p>
+    <w:p>
+      <w:pPr>
+        <w:pStyle w:val="af1"/>
+        <w:numPr>
+          <w:ilvl w:val="0"/>
+          <w:numId w:val="2"/>
+        </w:numPr>
+      </w:pPr>
+      <w:r>
+        <w:t>依課程的受訓對象，把相符且具學員角色的人員加入課程（多組取聯集、重複者只加入一次；課程的建立者本人除外）</w:t>
+      </w:r>
+    </w:p>
+    <w:p>
+      <w:pPr>
+        <w:pStyle w:val="af1"/>
+        <w:numPr>
+          <w:ilvl w:val="0"/>
+          <w:numId w:val="2"/>
+        </w:numPr>
+      </w:pPr>
+      <w:r>
+        <w:t>對每位被加入的學員各寄一封通知信</w:t>
+      </w:r>
+    </w:p>
+    <w:p>
+      <w:pPr>
+        <w:ind w:firstLine="482"/>
+      </w:pPr>
+      <w:r>
+        <w:lastRenderedPageBreak/>
+        <w:t>視窗隨即顯示帶入的人數與邀請碼，關閉後回到課程列表。</w:t>
+      </w:r>
+    </w:p>
+    <w:p>
+      <w:pPr>
+        <w:keepNext/>
+        <w:spacing w:before="160" w:after="40"/>
+        <w:jc w:val="center"/>
+      </w:pPr>
+      <w:r>
+        <w:rPr>
+          <w:noProof/>
+        </w:rPr>
+        <w:drawing>
+          <wp:inline distT="0" distB="0" distL="0" distR="0">
+            <wp:extent cx="2700000" cy="1215000"/>
+            <wp:effectExtent l="0" t="0" r="0" b="0"/>
+            <wp:docPr id="21" name="Picture 21"/>
+            <wp:cNvGraphicFramePr>
+              <a:graphicFrameLocks xmlns:a="http://schemas.openxmlformats.org/drawingml/2006/main" noChangeAspect="1"/>
+            </wp:cNvGraphicFramePr>
+            <a:graphic xmlns:a="http://schemas.openxmlformats.org/drawingml/2006/main">
+              <a:graphicData uri="http://schemas.openxmlformats.org/drawingml/2006/picture">
+                <pic:pic xmlns:pic="http://schemas.openxmlformats.org/drawingml/2006/picture">
+                  <pic:nvPicPr>
+                    <pic:cNvPr id="0" name="et05-18.png"/>
+                    <pic:cNvPicPr/>
+                  </pic:nvPicPr>
+                  <pic:blipFill>
+                    <a:blip r:embed="rId28"/>
+                    <a:stretch>
+                      <a:fillRect/>
+                    </a:stretch>
+                  </pic:blipFill>
+                  <pic:spPr>
+                    <a:xfrm>
+                      <a:off x="0" y="0"/>
+                      <a:ext cx="2700000" cy="1215000"/>
+                    </a:xfrm>
+                    <a:prstGeom prst="rect">
+                      <a:avLst/>
+                    </a:prstGeom>
+                  </pic:spPr>
+                </pic:pic>
+              </a:graphicData>
+            </a:graphic>
+          </wp:inline>
+        </w:drawing>
+      </w:r>
+    </w:p>
+    <w:p>
+      <w:pPr>
+        <w:spacing w:after="160"/>
+        <w:jc w:val="center"/>
+      </w:pPr>
+      <w:r>
+        <w:rPr>
+          <w:color w:val="404040"/>
+          <w:sz w:val="20"/>
+        </w:rPr>
+        <w:t>發布完成，顯示依受訓對象帶入</w:t>
+      </w:r>
+      <w:r>
+        <w:rPr>
+          <w:color w:val="404040"/>
+          <w:sz w:val="20"/>
+        </w:rPr>
+        <w:t>的學員人數與</w:t>
       </w:r>
       <w:r>
         <w:rPr>
@@ -6565,7 +6653,7 @@
           <wp:inline distT="0" distB="0" distL="0" distR="0">
             <wp:extent cx="5580000" cy="702000"/>
             <wp:effectExtent l="0" t="0" r="0" b="0"/>
-            <wp:docPr id="21" name="Picture 21"/>
+            <wp:docPr id="22" name="Picture 22"/>
             <wp:cNvGraphicFramePr>
               <a:graphicFrameLocks xmlns:a="http://schemas.openxmlformats.org/drawingml/2006/main" noChangeAspect="1"/>
             </wp:cNvGraphicFramePr>
@@ -6577,7 +6665,7 @@
                     <pic:cNvPicPr/>
                   </pic:nvPicPr>
                   <pic:blipFill>
-                    <a:blip r:embed="rId28"/>
+                    <a:blip r:embed="rId29"/>
                     <a:stretch>
                       <a:fillRect/>
                     </a:stretch>
@@ -6623,7 +6711,7 @@
       <w:pPr>
         <w:pStyle w:val="2"/>
       </w:pPr>
-      <w:bookmarkStart w:id="13" w:name="_Toc243489571"/>
+      <w:bookmarkStart w:id="13" w:name="_Toc243577439"/>
       <w:r>
         <w:t>九、更新已發布課程的內容</w:t>
       </w:r>
@@ -6646,10 +6734,10 @@
         <w:t>——</w:t>
       </w:r>
       <w:r>
-        <w:t>都先保留在編輯頁上，教師在畫面上看到的是自己編輯中的樣子，學</w:t>
-      </w:r>
-      <w:r>
-        <w:t>員看到的仍是上一次生效的內容。編輯期間底部動作列左側改以警示色提示「有尚未更新的變更」。</w:t>
+        <w:t>都先保留在編輯頁上，教師在畫面上看到的是自己編輯中的樣子，學員看到的仍是上一次生效的內容。編輯期間底部動作列左側改以警示色提示「有尚未更新的變更」</w:t>
+      </w:r>
+      <w:r>
+        <w:t>。</w:t>
       </w:r>
     </w:p>
     <w:p>
@@ -6666,7 +6754,7 @@
           <wp:inline distT="0" distB="0" distL="0" distR="0">
             <wp:extent cx="5364000" cy="252000"/>
             <wp:effectExtent l="0" t="0" r="0" b="0"/>
-            <wp:docPr id="22" name="Picture 22"/>
+            <wp:docPr id="23" name="Picture 23"/>
             <wp:cNvGraphicFramePr>
               <a:graphicFrameLocks xmlns:a="http://schemas.openxmlformats.org/drawingml/2006/main" noChangeAspect="1"/>
             </wp:cNvGraphicFramePr>
@@ -6678,7 +6766,7 @@
                     <pic:cNvPicPr/>
                   </pic:nvPicPr>
                   <pic:blipFill>
-                    <a:blip r:embed="rId29"/>
+                    <a:blip r:embed="rId30"/>
                     <a:stretch>
                       <a:fillRect/>
                     </a:stretch>
@@ -6832,7 +6920,7 @@
           <wp:inline distT="0" distB="0" distL="0" distR="0">
             <wp:extent cx="2700000" cy="1296000"/>
             <wp:effectExtent l="0" t="0" r="0" b="0"/>
-            <wp:docPr id="23" name="Picture 23"/>
+            <wp:docPr id="24" name="Picture 24"/>
             <wp:cNvGraphicFramePr>
               <a:graphicFrameLocks xmlns:a="http://schemas.openxmlformats.org/drawingml/2006/main" noChangeAspect="1"/>
             </wp:cNvGraphicFramePr>
@@ -6844,7 +6932,7 @@
                     <pic:cNvPicPr/>
                   </pic:nvPicPr>
                   <pic:blipFill>
-                    <a:blip r:embed="rId30"/>
+                    <a:blip r:embed="rId31"/>
                     <a:stretch>
                       <a:fillRect/>
                     </a:stretch>
@@ -6875,14 +6963,7 @@
           <w:color w:val="404040"/>
           <w:sz w:val="20"/>
         </w:rPr>
-        <w:t>更新檢核未通過，直接跳出「更新未生效」視窗列出缺漏，學員看到的內容維</w:t>
-      </w:r>
-      <w:r>
-        <w:rPr>
-          <w:color w:val="404040"/>
-          <w:sz w:val="20"/>
-        </w:rPr>
-        <w:t>持原樣</w:t>
+        <w:t>更新檢核未通過，直接跳出「更新未生效」視窗列出缺漏，學員看到的內容維持原樣</w:t>
       </w:r>
     </w:p>
     <w:p>
@@ -6899,7 +6980,7 @@
           <wp:inline distT="0" distB="0" distL="0" distR="0">
             <wp:extent cx="2700000" cy="1161000"/>
             <wp:effectExtent l="0" t="0" r="0" b="0"/>
-            <wp:docPr id="24" name="Picture 24"/>
+            <wp:docPr id="25" name="Picture 25"/>
             <wp:cNvGraphicFramePr>
               <a:graphicFrameLocks xmlns:a="http://schemas.openxmlformats.org/drawingml/2006/main" noChangeAspect="1"/>
             </wp:cNvGraphicFramePr>
@@ -6911,7 +6992,7 @@
                     <pic:cNvPicPr/>
                   </pic:nvPicPr>
                   <pic:blipFill>
-                    <a:blip r:embed="rId31"/>
+                    <a:blip r:embed="rId32"/>
                     <a:stretch>
                       <a:fillRect/>
                     </a:stretch>
@@ -6968,7 +7049,10 @@
         <w:t>按下前請先確認</w:t>
       </w:r>
       <w:r>
-        <w:t>。按「更新」之前，學員不會收到任何信、進度與完課狀態也不會變動。</w:t>
+        <w:t>。按「更新」之前，學員不會收到任何</w:t>
+      </w:r>
+      <w:r>
+        <w:t>信、進度與完課狀態也不會變動。</w:t>
       </w:r>
     </w:p>
     <w:tbl>
@@ -7192,7 +7276,7 @@
           <wp:inline distT="0" distB="0" distL="0" distR="0">
             <wp:extent cx="1998000" cy="1701000"/>
             <wp:effectExtent l="0" t="0" r="0" b="0"/>
-            <wp:docPr id="25" name="Picture 25"/>
+            <wp:docPr id="26" name="Picture 26"/>
             <wp:cNvGraphicFramePr>
               <a:graphicFrameLocks xmlns:a="http://schemas.openxmlformats.org/drawingml/2006/main" noChangeAspect="1"/>
             </wp:cNvGraphicFramePr>
@@ -7204,7 +7288,7 @@
                     <pic:cNvPicPr/>
                   </pic:nvPicPr>
                   <pic:blipFill>
-                    <a:blip r:embed="rId32"/>
+                    <a:blip r:embed="rId33"/>
                     <a:stretch>
                       <a:fillRect/>
                     </a:stretch>
@@ -7273,14 +7357,14 @@
         <w:tblLook w:val="04A0" w:firstRow="1" w:lastRow="0" w:firstColumn="1" w:lastColumn="0" w:noHBand="0" w:noVBand="1"/>
       </w:tblPr>
       <w:tblGrid>
-        <w:gridCol w:w="1682"/>
-        <w:gridCol w:w="3102"/>
-        <w:gridCol w:w="4576"/>
+        <w:gridCol w:w="1606"/>
+        <w:gridCol w:w="3766"/>
+        <w:gridCol w:w="3988"/>
       </w:tblGrid>
       <w:tr>
         <w:tc>
           <w:tcPr>
-            <w:tcW w:w="1682" w:type="dxa"/>
+            <w:tcW w:w="1606" w:type="dxa"/>
           </w:tcPr>
           <w:p>
             <w:pPr>
@@ -7296,7 +7380,7 @@
         </w:tc>
         <w:tc>
           <w:tcPr>
-            <w:tcW w:w="3102" w:type="dxa"/>
+            <w:tcW w:w="3766" w:type="dxa"/>
           </w:tcPr>
           <w:p>
             <w:pPr>
@@ -7312,7 +7396,7 @@
         </w:tc>
         <w:tc>
           <w:tcPr>
-            <w:tcW w:w="4576" w:type="dxa"/>
+            <w:tcW w:w="3988" w:type="dxa"/>
           </w:tcPr>
           <w:p>
             <w:pPr>
@@ -7330,7 +7414,7 @@
       <w:tr>
         <w:tc>
           <w:tcPr>
-            <w:tcW w:w="1682" w:type="dxa"/>
+            <w:tcW w:w="1606" w:type="dxa"/>
           </w:tcPr>
           <w:p>
             <w:pPr>
@@ -7343,7 +7427,7 @@
         </w:tc>
         <w:tc>
           <w:tcPr>
-            <w:tcW w:w="3102" w:type="dxa"/>
+            <w:tcW w:w="3766" w:type="dxa"/>
           </w:tcPr>
           <w:p>
             <w:pPr>
@@ -7356,7 +7440,7 @@
         </w:tc>
         <w:tc>
           <w:tcPr>
-            <w:tcW w:w="4576" w:type="dxa"/>
+            <w:tcW w:w="3988" w:type="dxa"/>
           </w:tcPr>
           <w:p>
             <w:pPr>
@@ -7371,23 +7455,20 @@
       <w:tr>
         <w:tc>
           <w:tcPr>
-            <w:tcW w:w="1682" w:type="dxa"/>
-          </w:tcPr>
-          <w:p>
-            <w:pPr>
-              <w:spacing w:before="60" w:after="60"/>
-            </w:pPr>
-            <w:r>
-              <w:t>離開將</w:t>
-            </w:r>
-            <w:r>
-              <w:t>放棄本次的編輯</w:t>
-            </w:r>
-          </w:p>
-        </w:tc>
-        <w:tc>
-          <w:tcPr>
-            <w:tcW w:w="3102" w:type="dxa"/>
+            <w:tcW w:w="1606" w:type="dxa"/>
+          </w:tcPr>
+          <w:p>
+            <w:pPr>
+              <w:spacing w:before="60" w:after="60"/>
+            </w:pPr>
+            <w:r>
+              <w:t>離開將放棄本次的編輯</w:t>
+            </w:r>
+          </w:p>
+        </w:tc>
+        <w:tc>
+          <w:tcPr>
+            <w:tcW w:w="3766" w:type="dxa"/>
           </w:tcPr>
           <w:p>
             <w:pPr>
@@ -7400,7 +7481,7 @@
         </w:tc>
         <w:tc>
           <w:tcPr>
-            <w:tcW w:w="4576" w:type="dxa"/>
+            <w:tcW w:w="3988" w:type="dxa"/>
           </w:tcPr>
           <w:p>
             <w:pPr>
@@ -7415,7 +7496,48 @@
       <w:tr>
         <w:tc>
           <w:tcPr>
-            <w:tcW w:w="1682" w:type="dxa"/>
+            <w:tcW w:w="1606" w:type="dxa"/>
+          </w:tcPr>
+          <w:p>
+            <w:pPr>
+              <w:spacing w:before="60" w:after="60"/>
+            </w:pPr>
+            <w:r>
+              <w:t>取消不會還原已存入的內容</w:t>
+            </w:r>
+          </w:p>
+        </w:tc>
+        <w:tc>
+          <w:tcPr>
+            <w:tcW w:w="3766" w:type="dxa"/>
+          </w:tcPr>
+          <w:p>
+            <w:pPr>
+              <w:spacing w:before="60" w:after="60"/>
+            </w:pPr>
+            <w:r>
+              <w:t>草稿課程修改了課程名稱、說明、受訓對象或起訖時間等基本資料，尚未按「儲存草稿」就按底部「取消」；基本資料沒有修改時直接離開，不跳視窗</w:t>
+            </w:r>
+          </w:p>
+        </w:tc>
+        <w:tc>
+          <w:tcPr>
+            <w:tcW w:w="3988" w:type="dxa"/>
+          </w:tcPr>
+          <w:p>
+            <w:pPr>
+              <w:spacing w:before="60" w:after="60"/>
+            </w:pPr>
+            <w:r>
+              <w:t>「章節、教材、測驗與課後問卷的編輯在草稿課程會即時存入，「取消」不會還原它們。尚未按「儲存草稿」的基本資料修改則不會保留。」</w:t>
+            </w:r>
+          </w:p>
+        </w:tc>
+      </w:tr>
+      <w:tr>
+        <w:tc>
+          <w:tcPr>
+            <w:tcW w:w="1606" w:type="dxa"/>
           </w:tcPr>
           <w:p>
             <w:pPr>
@@ -7428,7 +7550,7 @@
         </w:tc>
         <w:tc>
           <w:tcPr>
-            <w:tcW w:w="3102" w:type="dxa"/>
+            <w:tcW w:w="3766" w:type="dxa"/>
           </w:tcPr>
           <w:p>
             <w:pPr>
@@ -7441,7 +7563,7 @@
         </w:tc>
         <w:tc>
           <w:tcPr>
-            <w:tcW w:w="4576" w:type="dxa"/>
+            <w:tcW w:w="3988" w:type="dxa"/>
           </w:tcPr>
           <w:p>
             <w:pPr>
@@ -7464,11 +7586,12 @@
         <w:rPr>
           <w:noProof/>
         </w:rPr>
+        <w:lastRenderedPageBreak/>
         <w:drawing>
           <wp:inline distT="0" distB="0" distL="0" distR="0">
             <wp:extent cx="2700000" cy="945000"/>
             <wp:effectExtent l="0" t="0" r="0" b="0"/>
-            <wp:docPr id="26" name="Picture 26"/>
+            <wp:docPr id="27" name="Picture 27"/>
             <wp:cNvGraphicFramePr>
               <a:graphicFrameLocks xmlns:a="http://schemas.openxmlformats.org/drawingml/2006/main" noChangeAspect="1"/>
             </wp:cNvGraphicFramePr>
@@ -7480,7 +7603,7 @@
                     <pic:cNvPicPr/>
                   </pic:nvPicPr>
                   <pic:blipFill>
-                    <a:blip r:embed="rId33"/>
+                    <a:blip r:embed="rId34"/>
                     <a:stretch>
                       <a:fillRect/>
                     </a:stretch>
@@ -7524,67 +7647,6 @@
         <w:rPr>
           <w:noProof/>
         </w:rPr>
-        <w:lastRenderedPageBreak/>
-        <w:drawing>
-          <wp:inline distT="0" distB="0" distL="0" distR="0">
-            <wp:extent cx="2700000" cy="837000"/>
-            <wp:effectExtent l="0" t="0" r="0" b="0"/>
-            <wp:docPr id="27" name="Picture 27"/>
-            <wp:cNvGraphicFramePr>
-              <a:graphicFrameLocks xmlns:a="http://schemas.openxmlformats.org/drawingml/2006/main" noChangeAspect="1"/>
-            </wp:cNvGraphicFramePr>
-            <a:graphic xmlns:a="http://schemas.openxmlformats.org/drawingml/2006/main">
-              <a:graphicData uri="http://schemas.openxmlformats.org/drawingml/2006/picture">
-                <pic:pic xmlns:pic="http://schemas.openxmlformats.org/drawingml/2006/picture">
-                  <pic:nvPicPr>
-                    <pic:cNvPr id="0" name="et05-31.png"/>
-                    <pic:cNvPicPr/>
-                  </pic:nvPicPr>
-                  <pic:blipFill>
-                    <a:blip r:embed="rId34"/>
-                    <a:stretch>
-                      <a:fillRect/>
-                    </a:stretch>
-                  </pic:blipFill>
-                  <pic:spPr>
-                    <a:xfrm>
-                      <a:off x="0" y="0"/>
-                      <a:ext cx="2700000" cy="837000"/>
-                    </a:xfrm>
-                    <a:prstGeom prst="rect">
-                      <a:avLst/>
-                    </a:prstGeom>
-                  </pic:spPr>
-                </pic:pic>
-              </a:graphicData>
-            </a:graphic>
-          </wp:inline>
-        </w:drawing>
-      </w:r>
-    </w:p>
-    <w:p>
-      <w:pPr>
-        <w:spacing w:after="160"/>
-        <w:jc w:val="center"/>
-      </w:pPr>
-      <w:r>
-        <w:rPr>
-          <w:color w:val="404040"/>
-          <w:sz w:val="20"/>
-        </w:rPr>
-        <w:t>有尚未更新的編輯時點選單離開，跳出「離開將放棄本次的編輯」</w:t>
-      </w:r>
-    </w:p>
-    <w:p>
-      <w:pPr>
-        <w:keepNext/>
-        <w:spacing w:before="160" w:after="40"/>
-        <w:jc w:val="center"/>
-      </w:pPr>
-      <w:r>
-        <w:rPr>
-          <w:noProof/>
-        </w:rPr>
         <w:drawing>
           <wp:inline distT="0" distB="0" distL="0" distR="0">
             <wp:extent cx="2700000" cy="837000"/>
@@ -7597,7 +7659,7 @@
               <a:graphicData uri="http://schemas.openxmlformats.org/drawingml/2006/picture">
                 <pic:pic xmlns:pic="http://schemas.openxmlformats.org/drawingml/2006/picture">
                   <pic:nvPicPr>
-                    <pic:cNvPr id="0" name="et05-35.png"/>
+                    <pic:cNvPr id="0" name="et05-31.png"/>
                     <pic:cNvPicPr/>
                   </pic:nvPicPr>
                   <pic:blipFill>
@@ -7632,15 +7694,135 @@
           <w:color w:val="404040"/>
           <w:sz w:val="20"/>
         </w:rPr>
+        <w:t>有尚未更新的編輯時點選單離開，跳出「離開將放棄本次的編輯」</w:t>
+      </w:r>
+    </w:p>
+    <w:p>
+      <w:pPr>
+        <w:keepNext/>
+        <w:spacing w:before="160" w:after="40"/>
+        <w:jc w:val="center"/>
+      </w:pPr>
+      <w:r>
+        <w:rPr>
+          <w:noProof/>
+        </w:rPr>
+        <w:drawing>
+          <wp:inline distT="0" distB="0" distL="0" distR="0">
+            <wp:extent cx="2700000" cy="837000"/>
+            <wp:effectExtent l="0" t="0" r="0" b="0"/>
+            <wp:docPr id="29" name="Picture 29"/>
+            <wp:cNvGraphicFramePr>
+              <a:graphicFrameLocks xmlns:a="http://schemas.openxmlformats.org/drawingml/2006/main" noChangeAspect="1"/>
+            </wp:cNvGraphicFramePr>
+            <a:graphic xmlns:a="http://schemas.openxmlformats.org/drawingml/2006/main">
+              <a:graphicData uri="http://schemas.openxmlformats.org/drawingml/2006/picture">
+                <pic:pic xmlns:pic="http://schemas.openxmlformats.org/drawingml/2006/picture">
+                  <pic:nvPicPr>
+                    <pic:cNvPr id="0" name="et05-35.png"/>
+                    <pic:cNvPicPr/>
+                  </pic:nvPicPr>
+                  <pic:blipFill>
+                    <a:blip r:embed="rId36"/>
+                    <a:stretch>
+                      <a:fillRect/>
+                    </a:stretch>
+                  </pic:blipFill>
+                  <pic:spPr>
+                    <a:xfrm>
+                      <a:off x="0" y="0"/>
+                      <a:ext cx="2700000" cy="837000"/>
+                    </a:xfrm>
+                    <a:prstGeom prst="rect">
+                      <a:avLst/>
+                    </a:prstGeom>
+                  </pic:spPr>
+                </pic:pic>
+              </a:graphicData>
+            </a:graphic>
+          </wp:inline>
+        </w:drawing>
+      </w:r>
+    </w:p>
+    <w:p>
+      <w:pPr>
+        <w:spacing w:after="160"/>
+        <w:jc w:val="center"/>
+      </w:pPr>
+      <w:r>
+        <w:rPr>
+          <w:color w:val="404040"/>
+          <w:sz w:val="20"/>
+        </w:rPr>
         <w:t>已關閉課程按過「保留編輯」後點選單離開，跳出「離開後編輯仍會保留」，按鈕為「繼續編輯」與「離開」</w:t>
       </w:r>
     </w:p>
     <w:p>
       <w:pPr>
+        <w:keepNext/>
+        <w:spacing w:before="160" w:after="40"/>
+        <w:jc w:val="center"/>
+      </w:pPr>
+      <w:r>
+        <w:rPr>
+          <w:noProof/>
+        </w:rPr>
+        <w:drawing>
+          <wp:inline distT="0" distB="0" distL="0" distR="0">
+            <wp:extent cx="2700000" cy="837000"/>
+            <wp:effectExtent l="0" t="0" r="0" b="0"/>
+            <wp:docPr id="30" name="Picture 30"/>
+            <wp:cNvGraphicFramePr>
+              <a:graphicFrameLocks xmlns:a="http://schemas.openxmlformats.org/drawingml/2006/main" noChangeAspect="1"/>
+            </wp:cNvGraphicFramePr>
+            <a:graphic xmlns:a="http://schemas.openxmlformats.org/drawingml/2006/main">
+              <a:graphicData uri="http://schemas.openxmlformats.org/drawingml/2006/picture">
+                <pic:pic xmlns:pic="http://schemas.openxmlformats.org/drawingml/2006/picture">
+                  <pic:nvPicPr>
+                    <pic:cNvPr id="0" name="et05-36.png"/>
+                    <pic:cNvPicPr/>
+                  </pic:nvPicPr>
+                  <pic:blipFill>
+                    <a:blip r:embed="rId37"/>
+                    <a:stretch>
+                      <a:fillRect/>
+                    </a:stretch>
+                  </pic:blipFill>
+                  <pic:spPr>
+                    <a:xfrm>
+                      <a:off x="0" y="0"/>
+                      <a:ext cx="2700000" cy="837000"/>
+                    </a:xfrm>
+                    <a:prstGeom prst="rect">
+                      <a:avLst/>
+                    </a:prstGeom>
+                  </pic:spPr>
+                </pic:pic>
+              </a:graphicData>
+            </a:graphic>
+          </wp:inline>
+        </w:drawing>
+      </w:r>
+    </w:p>
+    <w:p>
+      <w:pPr>
+        <w:spacing w:after="160"/>
+        <w:jc w:val="center"/>
+      </w:pPr>
+      <w:r>
+        <w:rPr>
+          <w:color w:val="404040"/>
+          <w:sz w:val="20"/>
+        </w:rPr>
+        <w:t>草稿課程改了基本資料未儲存就按「取消」，跳出「取消不會還原已存入的內容」，按鈕為「繼續編輯」與「離開」</w:t>
+      </w:r>
+    </w:p>
+    <w:p>
+      <w:pPr>
         <w:ind w:firstLine="482"/>
       </w:pPr>
       <w:r>
-        <w:t>前兩種視窗按「放棄並離開」即放棄編輯並離開本頁。「離開後編輯仍會保留」的按鈕為「離開」：離開後編輯仍保留，下次進入可接著編輯。三種視窗按「繼續編輯」皆留在編輯頁，編輯仍在。已關閉課程的前兩種視窗內文另有提示，見〈關閉課程與再開課〉。</w:t>
+        <w:t>「放棄本次的編輯」「離開將放棄本次的編輯」按「放棄並離開」即放棄編輯並離開本頁。「取消不會還原已存入的內容」的按鈕為「離開」：回到課程列表，未儲存的基本資料修改不保留，章節、教材、測驗與課後問卷因已即時存入而維持。「離開後編輯仍會保留」的按鈕亦為「離開」：離開後編輯仍保留，下次進入可接著編輯。各視窗按「繼續編輯」皆留在編輯頁，編輯仍在。已關閉課程的前兩種視窗內文另有提示，見〈關閉課程與再開課〉。</w:t>
       </w:r>
     </w:p>
     <w:p>
@@ -7649,7 +7831,10 @@
         <w:ind w:left="283"/>
       </w:pPr>
       <w:r>
-        <w:t>注意：只改了基本資料、尚未按「更新」時，按「取消」或離開都不跳確認，直接離開且修改不保留。關閉瀏覽器分頁時同樣不會跳確認，下次進入編輯頁時，上次未按「更新」的編輯已放棄。例外是已關閉課程按過「保留編輯」者：該課程的編輯（含之後再做的修改）會留到按「更新並重開課」或「取消」為止，關閉分頁後再進入也不會被丟棄。</w:t>
+        <w:t>注意：只</w:t>
+      </w:r>
+      <w:r>
+        <w:t>改了基本資料、尚未按「更新」時，按「取消」或離開都不跳確認，直接離開且修改不保留。關閉瀏覽器分頁時同樣不會跳確認，下次進入編輯頁時，上次未按「更新」的編輯已放棄。例外是已關閉課程按過「保留編輯」者：該課程的編輯（含之後再做的修改）會留到按「更新並重開課」或「取消」為止，關閉分頁後再進入也不會被丟棄。</w:t>
       </w:r>
     </w:p>
     <w:p>
@@ -7665,8 +7850,9 @@
       <w:pPr>
         <w:pStyle w:val="2"/>
       </w:pPr>
-      <w:bookmarkStart w:id="14" w:name="_Toc243489572"/>
-      <w:r>
+      <w:bookmarkStart w:id="14" w:name="_Toc243577440"/>
+      <w:r>
+        <w:lastRenderedPageBreak/>
         <w:t>十、邀請學員</w:t>
       </w:r>
       <w:bookmarkEnd w:id="14"/>
@@ -7676,10 +7862,10 @@
         <w:ind w:firstLine="482"/>
       </w:pPr>
       <w:r>
-        <w:t>「邀請學員」按鈕僅於課程「已發布」且仍在閱課期間內時顯示於標題列右上；草稿</w:t>
-      </w:r>
-      <w:r>
-        <w:t>、已關閉與閱課期間已過的課程都不顯示，按「更新並重開課」後會恢復。</w:t>
+        <w:t>「邀請學員」按鈕僅於課程「已發布」且仍在閱課期間內時顯示於標題列右上；草稿、已關閉</w:t>
+      </w:r>
+      <w:r>
+        <w:t>與閱課期間已過的課程都不顯示，按「更新並重開課」後會恢復。</w:t>
       </w:r>
     </w:p>
     <w:p>
@@ -7755,7 +7941,10 @@
         <w:ind w:firstLine="482"/>
       </w:pPr>
       <w:r>
-        <w:t>預覽的主旨與內文不可編輯，且</w:t>
+        <w:t>預覽的主旨與內文不可編</w:t>
+      </w:r>
+      <w:r>
+        <w:t>輯，且</w:t>
       </w:r>
       <w:r>
         <w:rPr>
@@ -7780,12 +7969,11 @@
         <w:rPr>
           <w:noProof/>
         </w:rPr>
-        <w:lastRenderedPageBreak/>
         <w:drawing>
           <wp:inline distT="0" distB="0" distL="0" distR="0">
             <wp:extent cx="4050000" cy="3829500"/>
             <wp:effectExtent l="0" t="0" r="0" b="0"/>
-            <wp:docPr id="29" name="Picture 29"/>
+            <wp:docPr id="31" name="Picture 31"/>
             <wp:cNvGraphicFramePr>
               <a:graphicFrameLocks xmlns:a="http://schemas.openxmlformats.org/drawingml/2006/main" noChangeAspect="1"/>
             </wp:cNvGraphicFramePr>
@@ -7797,7 +7985,7 @@
                     <pic:cNvPicPr/>
                   </pic:nvPicPr>
                   <pic:blipFill>
-                    <a:blip r:embed="rId36"/>
+                    <a:blip r:embed="rId38"/>
                     <a:stretch>
                       <a:fillRect/>
                     </a:stretch>
@@ -7857,10 +8045,7 @@
         <w:ind w:left="283"/>
       </w:pPr>
       <w:r>
-        <w:t>重要：按下「確認寄出」的當下，名單上的</w:t>
-      </w:r>
-      <w:r>
-        <w:t>人就</w:t>
+        <w:t>重要：按下「確認寄出」的當下，名單上的人就</w:t>
       </w:r>
       <w:r>
         <w:rPr>
@@ -7869,7 +8054,10 @@
         <w:t>已經加入課程</w:t>
       </w:r>
       <w:r>
-        <w:t>，會立刻出現在</w:t>
+        <w:t>，會立</w:t>
+      </w:r>
+      <w:r>
+        <w:t>刻出現在</w:t>
       </w:r>
       <w:r>
         <w:t xml:space="preserve"> ET02 </w:t>
@@ -7884,6 +8072,7 @@
         <w:ind w:left="283"/>
       </w:pPr>
       <w:r>
+        <w:lastRenderedPageBreak/>
         <w:t>因此</w:t>
       </w:r>
       <w:r>
@@ -7952,13 +8141,13 @@
         <w:t xml:space="preserve"> QR Code</w:t>
       </w:r>
       <w:r>
-        <w:t>，並提供「複製邀請連結」與「複製邀請碼」</w:t>
-      </w:r>
-      <w:r>
-        <w:t>。學員於「我的課程</w:t>
-      </w:r>
-      <w:r>
-        <w:t xml:space="preserve"> → </w:t>
+        <w:t>，並提供「複製邀請連結」與「複製邀請碼」。學員於「我的課程</w:t>
+      </w:r>
+      <w:r>
+        <w:t xml:space="preserve"> →</w:t>
+      </w:r>
+      <w:r>
+        <w:t xml:space="preserve"> </w:t>
       </w:r>
       <w:r>
         <w:t>加入新課程」輸入此碼即可自行加入。</w:t>
@@ -7974,12 +8163,11 @@
         <w:rPr>
           <w:noProof/>
         </w:rPr>
-        <w:lastRenderedPageBreak/>
         <w:drawing>
           <wp:inline distT="0" distB="0" distL="0" distR="0">
             <wp:extent cx="4050000" cy="2142000"/>
             <wp:effectExtent l="0" t="0" r="0" b="0"/>
-            <wp:docPr id="30" name="Picture 30"/>
+            <wp:docPr id="32" name="Picture 32"/>
             <wp:cNvGraphicFramePr>
               <a:graphicFrameLocks xmlns:a="http://schemas.openxmlformats.org/drawingml/2006/main" noChangeAspect="1"/>
             </wp:cNvGraphicFramePr>
@@ -7991,7 +8179,7 @@
                     <pic:cNvPicPr/>
                   </pic:nvPicPr>
                   <pic:blipFill>
-                    <a:blip r:embed="rId37"/>
+                    <a:blip r:embed="rId39"/>
                     <a:stretch>
                       <a:fillRect/>
                     </a:stretch>
@@ -8075,7 +8263,7 @@
       <w:pPr>
         <w:pStyle w:val="2"/>
       </w:pPr>
-      <w:bookmarkStart w:id="15" w:name="_Toc243489573"/>
+      <w:bookmarkStart w:id="15" w:name="_Toc243577441"/>
       <w:r>
         <w:t>十一、關閉課程與再開課</w:t>
       </w:r>
@@ -8219,11 +8407,12 @@
         <w:rPr>
           <w:noProof/>
         </w:rPr>
+        <w:lastRenderedPageBreak/>
         <w:drawing>
           <wp:inline distT="0" distB="0" distL="0" distR="0">
             <wp:extent cx="2700000" cy="936000"/>
             <wp:effectExtent l="0" t="0" r="0" b="0"/>
-            <wp:docPr id="31" name="Picture 31"/>
+            <wp:docPr id="33" name="Picture 33"/>
             <wp:cNvGraphicFramePr>
               <a:graphicFrameLocks xmlns:a="http://schemas.openxmlformats.org/drawingml/2006/main" noChangeAspect="1"/>
             </wp:cNvGraphicFramePr>
@@ -8235,7 +8424,7 @@
                     <pic:cNvPicPr/>
                   </pic:nvPicPr>
                   <pic:blipFill>
-                    <a:blip r:embed="rId38"/>
+                    <a:blip r:embed="rId40"/>
                     <a:stretch>
                       <a:fillRect/>
                     </a:stretch>
@@ -8370,7 +8559,6 @@
               <w:spacing w:before="60" w:after="60"/>
             </w:pPr>
             <w:r>
-              <w:lastRenderedPageBreak/>
               <w:t>正在作答的學員</w:t>
             </w:r>
           </w:p>
@@ -8508,7 +8696,7 @@
           <wp:inline distT="0" distB="0" distL="0" distR="0">
             <wp:extent cx="5436000" cy="1651500"/>
             <wp:effectExtent l="0" t="0" r="0" b="0"/>
-            <wp:docPr id="32" name="Picture 32"/>
+            <wp:docPr id="34" name="Picture 34"/>
             <wp:cNvGraphicFramePr>
               <a:graphicFrameLocks xmlns:a="http://schemas.openxmlformats.org/drawingml/2006/main" noChangeAspect="1"/>
             </wp:cNvGraphicFramePr>
@@ -8520,7 +8708,7 @@
                     <pic:cNvPicPr/>
                   </pic:nvPicPr>
                   <pic:blipFill>
-                    <a:blip r:embed="rId39"/>
+                    <a:blip r:embed="rId41"/>
                     <a:stretch>
                       <a:fillRect/>
                     </a:stretch>
@@ -8551,7 +8739,14 @@
           <w:color w:val="404040"/>
           <w:sz w:val="20"/>
         </w:rPr>
-        <w:t>已關閉課程的編輯頁，上方提示課程內容仍可編輯，整理完畢後按「更新並重開課」，標題列右上不顯示操作按鈕</w:t>
+        <w:t>已關閉課程的編輯頁，上方提示課程內容仍可編輯，整理完畢後按「更新並重開</w:t>
+      </w:r>
+      <w:r>
+        <w:rPr>
+          <w:color w:val="404040"/>
+          <w:sz w:val="20"/>
+        </w:rPr>
+        <w:t>課」，標題列右上不顯示操作按鈕</w:t>
       </w:r>
     </w:p>
     <w:p>
@@ -8677,7 +8872,11 @@
               <w:t>不跑發布檢核、不對學員生效</w:t>
             </w:r>
             <w:r>
-              <w:t>，顯示「編輯已保留，學員看到的仍是關閉前的內容」並回到課程列表</w:t>
+              <w:t>，顯示</w:t>
+            </w:r>
+            <w:r>
+              <w:lastRenderedPageBreak/>
+              <w:t>「編輯已保留，學員看到的仍是關閉前的內容」並回到課程列表</w:t>
             </w:r>
           </w:p>
         </w:tc>
@@ -8692,6 +8891,7 @@
               <w:spacing w:before="60" w:after="60"/>
             </w:pPr>
             <w:r>
+              <w:lastRenderedPageBreak/>
               <w:t>更新並重開課</w:t>
             </w:r>
           </w:p>
@@ -8734,7 +8934,7 @@
           <wp:inline distT="0" distB="0" distL="0" distR="0">
             <wp:extent cx="5364000" cy="292500"/>
             <wp:effectExtent l="0" t="0" r="0" b="0"/>
-            <wp:docPr id="33" name="Picture 33"/>
+            <wp:docPr id="35" name="Picture 35"/>
             <wp:cNvGraphicFramePr>
               <a:graphicFrameLocks xmlns:a="http://schemas.openxmlformats.org/drawingml/2006/main" noChangeAspect="1"/>
             </wp:cNvGraphicFramePr>
@@ -8746,7 +8946,7 @@
                     <pic:cNvPicPr/>
                   </pic:nvPicPr>
                   <pic:blipFill>
-                    <a:blip r:embed="rId40"/>
+                    <a:blip r:embed="rId42"/>
                     <a:stretch>
                       <a:fillRect/>
                     </a:stretch>
@@ -8844,11 +9044,7 @@
               <w:spacing w:before="60" w:after="60"/>
             </w:pPr>
             <w:r>
-              <w:t>放棄本次的編輯（按「取</w:t>
-            </w:r>
-            <w:r>
-              <w:lastRenderedPageBreak/>
-              <w:t>消」）</w:t>
+              <w:t>放棄本次的編輯（按「取消」）</w:t>
             </w:r>
           </w:p>
         </w:tc>
@@ -8861,12 +9057,7 @@
               <w:spacing w:before="60" w:after="60"/>
             </w:pPr>
             <w:r>
-              <w:lastRenderedPageBreak/>
-              <w:t>「取消後，自上次更新以來的所有編輯會全部放棄，課</w:t>
-            </w:r>
-            <w:r>
-              <w:lastRenderedPageBreak/>
-              <w:t>程回到學員目前看到的版本。此動作無法復原。若只是想先離開、下次再繼續，請改按「保留編輯」。」</w:t>
+              <w:t>「取消後，自上次更新以來的所有編輯會全部放棄，課程回到學員目前看到的版本。此動作無法復原。若只是想先離開、下次再繼續，請改按「保留編輯」。」</w:t>
             </w:r>
           </w:p>
         </w:tc>
@@ -8881,7 +9072,6 @@
               <w:spacing w:before="60" w:after="60"/>
             </w:pPr>
             <w:r>
-              <w:lastRenderedPageBreak/>
               <w:t>離開將放棄本次的編輯（點側邊選單等離開）</w:t>
             </w:r>
           </w:p>
@@ -8957,13 +9147,7 @@
         <w:rPr>
           <w:b/>
         </w:rPr>
-        <w:t>重新</w:t>
-      </w:r>
-      <w:r>
-        <w:rPr>
-          <w:b/>
-        </w:rPr>
-        <w:t>跑一次發布的檢核</w:t>
+        <w:t>重新跑一次發布的檢核</w:t>
       </w:r>
       <w:r>
         <w:t>——</w:t>
@@ -9006,10 +9190,10 @@
         <w:ind w:firstLine="482"/>
       </w:pPr>
       <w:r>
-        <w:t>有缺漏時跳出「更新並重開課」視窗列出全部缺漏，下方只有「關閉」；課程維持已關閉，學員看到的內容維持原樣。關閉視窗後缺漏處同</w:t>
-      </w:r>
-      <w:r>
-        <w:t>樣以紅框標出，補齊後再按一次「更新並重開課」即可。已發布課程的問卷若沒有題目，可補上題目或將問卷停用。</w:t>
+        <w:t>有缺漏時跳出「更新並重開課」視窗列出全部缺漏，下方只有「關閉」；課程維持已關閉，學員看到的內容維持原樣。關閉視窗後缺漏處同樣以紅框標出，補</w:t>
+      </w:r>
+      <w:r>
+        <w:t>齊後再按一次「更新並重開課」即可。已發布課程的問卷若沒有題目，可補上題目或將問卷停用。</w:t>
       </w:r>
     </w:p>
     <w:p>
@@ -9022,11 +9206,12 @@
         <w:rPr>
           <w:noProof/>
         </w:rPr>
+        <w:lastRenderedPageBreak/>
         <w:drawing>
           <wp:inline distT="0" distB="0" distL="0" distR="0">
             <wp:extent cx="2700000" cy="1296000"/>
             <wp:effectExtent l="0" t="0" r="0" b="0"/>
-            <wp:docPr id="34" name="Picture 34"/>
+            <wp:docPr id="36" name="Picture 36"/>
             <wp:cNvGraphicFramePr>
               <a:graphicFrameLocks xmlns:a="http://schemas.openxmlformats.org/drawingml/2006/main" noChangeAspect="1"/>
             </wp:cNvGraphicFramePr>
@@ -9038,7 +9223,7 @@
                     <pic:cNvPicPr/>
                   </pic:nvPicPr>
                   <pic:blipFill>
-                    <a:blip r:embed="rId41"/>
+                    <a:blip r:embed="rId43"/>
                     <a:stretch>
                       <a:fillRect/>
                     </a:stretch>
@@ -9117,8 +9302,10 @@
         <w:ind w:firstLine="482"/>
       </w:pPr>
       <w:r>
-        <w:lastRenderedPageBreak/>
-        <w:t>「課程已重新開課」視窗顯示的人數只計</w:t>
+        <w:t>「課</w:t>
+      </w:r>
+      <w:r>
+        <w:t>程已重新開課」視窗顯示的人數只計</w:t>
       </w:r>
       <w:r>
         <w:rPr>
@@ -9150,7 +9337,7 @@
           <wp:inline distT="0" distB="0" distL="0" distR="0">
             <wp:extent cx="2700000" cy="1314000"/>
             <wp:effectExtent l="0" t="0" r="0" b="0"/>
-            <wp:docPr id="35" name="Picture 35"/>
+            <wp:docPr id="37" name="Picture 37"/>
             <wp:cNvGraphicFramePr>
               <a:graphicFrameLocks xmlns:a="http://schemas.openxmlformats.org/drawingml/2006/main" noChangeAspect="1"/>
             </wp:cNvGraphicFramePr>
@@ -9162,7 +9349,7 @@
                     <pic:cNvPicPr/>
                   </pic:nvPicPr>
                   <pic:blipFill>
-                    <a:blip r:embed="rId42"/>
+                    <a:blip r:embed="rId44"/>
                     <a:stretch>
                       <a:fillRect/>
                     </a:stretch>
@@ -9200,7 +9387,7 @@
       <w:pPr>
         <w:pStyle w:val="1"/>
       </w:pPr>
-      <w:bookmarkStart w:id="16" w:name="_Toc243489574"/>
+      <w:bookmarkStart w:id="16" w:name="_Toc243577442"/>
       <w:r>
         <w:lastRenderedPageBreak/>
         <w:t>參、常見訊息與處置</w:t>
@@ -9211,7 +9398,7 @@
       <w:pPr>
         <w:pStyle w:val="2"/>
       </w:pPr>
-      <w:bookmarkStart w:id="17" w:name="_Toc243489575"/>
+      <w:bookmarkStart w:id="17" w:name="_Toc243577443"/>
       <w:r>
         <w:t>一、被擋下（動作沒有完成）</w:t>
       </w:r>
@@ -10089,7 +10276,10 @@
               <w:t>「一門課程僅可建立</w:t>
             </w:r>
             <w:r>
-              <w:t xml:space="preserve"> 1 </w:t>
+              <w:t xml:space="preserve"> 1</w:t>
+            </w:r>
+            <w:r>
+              <w:t xml:space="preserve"> </w:t>
             </w:r>
             <w:r>
               <w:t>份課後問卷」</w:t>
@@ -10359,7 +10549,10 @@
             </w:pPr>
             <w:r>
               <w:lastRenderedPageBreak/>
-              <w:t>「課程訖止時間須晚於目前時間」</w:t>
+              <w:t>「課程訖止時間須晚</w:t>
+            </w:r>
+            <w:r>
+              <w:t>於目前時間」</w:t>
             </w:r>
           </w:p>
         </w:tc>
@@ -10400,10 +10593,7 @@
               <w:spacing w:before="60" w:after="60"/>
             </w:pPr>
             <w:r>
-              <w:t>按「更新並重開課」時課程訖止時間已過。於基本資料改成新的一段期間後再按一次；提前手動關閉、訖止時間仍在未來的課程不必改</w:t>
-            </w:r>
-            <w:r>
-              <w:t>日期。正常操作會先在欄位上看到「課程訖止時間須晚於目前時間」，出現此句多半表示另一個分頁或裝置剛做過同一件事</w:t>
+              <w:t>按「更新並重開課」時課程訖止時間已過。於基本資料改成新的一段期間後再按一次；提前手動關閉、訖止時間仍在未來的課程不必改日期。正常操作會先在欄位上看到「課程訖止時間須晚於目前時間」，出現此句多半表示另一個分頁或裝置剛做過同一件事</w:t>
             </w:r>
           </w:p>
         </w:tc>
@@ -10431,7 +10621,10 @@
               <w:spacing w:before="60" w:after="60"/>
             </w:pPr>
             <w:r>
-              <w:t>正常操作不會看到，多半表示另一個分頁或裝置剛把課程重新開課，課程已回到閱課期間內的已發布狀態。離開本作業後再進入，改用「更新」</w:t>
+              <w:t>正常操作不會看到，多半表示另一個分頁或裝置剛把課程重新開課，課程已回到閱課期間內的已發布狀態。離開本作業後再進入，改用</w:t>
+            </w:r>
+            <w:r>
+              <w:t>「更新」</w:t>
             </w:r>
           </w:p>
         </w:tc>
@@ -10827,7 +11020,7 @@
       <w:pPr>
         <w:pStyle w:val="2"/>
       </w:pPr>
-      <w:bookmarkStart w:id="18" w:name="_Toc243489576"/>
+      <w:bookmarkStart w:id="18" w:name="_Toc243577444"/>
       <w:r>
         <w:t>二、有警告（動作完成但需判斷）</w:t>
       </w:r>
@@ -10907,7 +11100,10 @@
               <w:t xml:space="preserve"> 0 </w:t>
             </w:r>
             <w:r>
-              <w:t>人表示受訓對象真的沒有對應的學員，請確認設定，或改以邀請碼、</w:t>
+              <w:t>人表示受訓對象真的沒有對應的學員，請</w:t>
+            </w:r>
+            <w:r>
+              <w:t>確認設定，或改以邀請碼、</w:t>
             </w:r>
             <w:r>
               <w:t xml:space="preserve">Email </w:t>
@@ -11053,12 +11249,9 @@
       <w:pPr>
         <w:pStyle w:val="2"/>
       </w:pPr>
-      <w:bookmarkStart w:id="19" w:name="_Toc243489577"/>
-      <w:r>
-        <w:t>三、送</w:t>
-      </w:r>
-      <w:r>
-        <w:t>出後的結果訊息</w:t>
+      <w:bookmarkStart w:id="19" w:name="_Toc243577445"/>
+      <w:r>
+        <w:t>三、送出後的結果訊息</w:t>
       </w:r>
       <w:bookmarkEnd w:id="19"/>
     </w:p>
@@ -11517,7 +11710,7 @@
     </w:tbl>
     <w:p/>
     <w:sectPr>
-      <w:footerReference w:type="default" r:id="rId43"/>
+      <w:footerReference w:type="default" r:id="rId45"/>
       <w:pgSz w:w="12240" w:h="15840"/>
       <w:pgMar w:top="1440" w:right="1440" w:bottom="1440" w:left="1440" w:header="720" w:footer="720" w:gutter="0"/>
       <w:pgNumType w:start="1"/>
@@ -11661,9 +11854,26 @@
 <file path=word/numbering.xml><?xml version="1.0" encoding="utf-8"?>
 <w:numbering xmlns:wpc="http://schemas.microsoft.com/office/word/2010/wordprocessingCanvas" xmlns:cx="http://schemas.microsoft.com/office/drawing/2014/chartex" xmlns:cx1="http://schemas.microsoft.com/office/drawing/2015/9/8/chartex" xmlns:cx2="http://schemas.microsoft.com/office/drawing/2015/10/21/chartex" xmlns:cx3="http://schemas.microsoft.com/office/drawing/2016/5/9/chartex" xmlns:cx4="http://schemas.microsoft.com/office/drawing/2016/5/10/chartex" xmlns:cx5="http://schemas.microsoft.com/office/drawing/2016/5/11/chartex" xmlns:cx6="http://schemas.microsoft.com/office/drawing/2016/5/12/chartex" xmlns:cx7="http://schemas.microsoft.com/office/drawing/2016/5/13/chartex" xmlns:cx8="http://schemas.microsoft.com/office/drawing/2016/5/14/chartex" xmlns:mc="http://schemas.openxmlformats.org/markup-compatibility/2006" xmlns:aink="http://schemas.microsoft.com/office/drawing/2016/ink" xmlns:am3d="http://schemas.microsoft.com/office/drawing/2017/model3d" xmlns:o="urn:schemas-microsoft-com:office:office" xmlns:r="http://schemas.openxmlformats.org/officeDocument/2006/relationships" xmlns:m="http://schemas.openxmlformats.org/officeDocument/2006/math" xmlns:v="urn:schemas-microsoft-com:vml" xmlns:wp14="http://schemas.microsoft.com/office/word/2010/wordprocessingDrawing" xmlns:wp="http://schemas.openxmlformats.org/drawingml/2006/wordprocessingDrawing" xmlns:w10="urn:schemas-microsoft-com:office:word" xmlns:w="http://schemas.openxmlformats.org/wordprocessingml/2006/main" xmlns:w14="http://schemas.microsoft.com/office/word/2010/wordml" xmlns:w15="http://schemas.microsoft.com/office/word/2012/wordml" xmlns:w16cid="http://schemas.microsoft.com/office/word/2016/wordml/cid" xmlns:w16se="http://schemas.microsoft.com/office/word/2015/wordml/symex" xmlns:wpg="http://schemas.microsoft.com/office/word/2010/wordprocessingGroup" xmlns:wpi="http://schemas.microsoft.com/office/word/2010/wordprocessingInk" xmlns:wne="http://schemas.microsoft.com/office/word/2006/wordml" xmlns:wps="http://schemas.microsoft.com/office/word/2010/wordprocessingShape" mc:Ignorable="w14 w15 w16se w16cid wp14">
   <w:abstractNum w:abstractNumId="0" w15:restartNumberingAfterBreak="0">
-    <w:nsid w:val="00E21F4A"/>
+    <w:nsid w:val="1ABC44C1"/>
+    <w:multiLevelType w:val="singleLevel"/>
+    <w:tmpl w:val="DB806158"/>
+    <w:lvl w:ilvl="0">
+      <w:start w:val="1"/>
+      <w:numFmt w:val="decimal"/>
+      <w:lvlText w:val="%1."/>
+      <w:lvlJc w:val="left"/>
+      <w:pPr>
+        <w:ind w:left="960" w:hanging="480"/>
+      </w:pPr>
+      <w:rPr>
+        <w:rFonts w:ascii="Times New Roman" w:eastAsia="標楷體" w:hAnsi="Times New Roman" w:cs="Times New Roman"/>
+      </w:rPr>
+    </w:lvl>
+  </w:abstractNum>
+  <w:abstractNum w:abstractNumId="1" w15:restartNumberingAfterBreak="0">
+    <w:nsid w:val="73636B63"/>
     <w:multiLevelType w:val="multilevel"/>
-    <w:tmpl w:val="23BEAC98"/>
+    <w:tmpl w:val="0928C146"/>
     <w:lvl w:ilvl="0">
       <w:start w:val="1"/>
       <w:numFmt w:val="bullet"/>
@@ -11716,23 +11926,6 @@
       <w:numFmt w:val="decimal"/>
       <w:lvlText w:val=""/>
       <w:lvlJc w:val="left"/>
-    </w:lvl>
-  </w:abstractNum>
-  <w:abstractNum w:abstractNumId="1" w15:restartNumberingAfterBreak="0">
-    <w:nsid w:val="1ABC44C1"/>
-    <w:multiLevelType w:val="singleLevel"/>
-    <w:tmpl w:val="DB806158"/>
-    <w:lvl w:ilvl="0">
-      <w:start w:val="1"/>
-      <w:numFmt w:val="decimal"/>
-      <w:lvlText w:val="%1."/>
-      <w:lvlJc w:val="left"/>
-      <w:pPr>
-        <w:ind w:left="960" w:hanging="480"/>
-      </w:pPr>
-      <w:rPr>
-        <w:rFonts w:ascii="Times New Roman" w:eastAsia="標楷體" w:hAnsi="Times New Roman" w:cs="Times New Roman"/>
-      </w:rPr>
     </w:lvl>
   </w:abstractNum>
   <w:abstractNum w:abstractNumId="2" w15:restartNumberingAfterBreak="0">
@@ -11800,19 +11993,19 @@
     </w:lvl>
   </w:abstractNum>
   <w:num w:numId="1">
-    <w:abstractNumId w:val="1"/>
+    <w:abstractNumId w:val="0"/>
     <w:lvlOverride w:ilvl="0">
       <w:startOverride w:val="1"/>
     </w:lvlOverride>
   </w:num>
   <w:num w:numId="2">
-    <w:abstractNumId w:val="1"/>
+    <w:abstractNumId w:val="0"/>
     <w:lvlOverride w:ilvl="0">
       <w:startOverride w:val="1"/>
     </w:lvlOverride>
   </w:num>
   <w:num w:numId="3">
-    <w:abstractNumId w:val="1"/>
+    <w:abstractNumId w:val="0"/>
     <w:lvlOverride w:ilvl="0">
       <w:startOverride w:val="1"/>
     </w:lvlOverride>
@@ -11824,199 +12017,199 @@
     </w:lvlOverride>
   </w:num>
   <w:num w:numId="5">
-    <w:abstractNumId w:val="1"/>
+    <w:abstractNumId w:val="0"/>
     <w:lvlOverride w:ilvl="0">
       <w:startOverride w:val="1"/>
     </w:lvlOverride>
   </w:num>
   <w:num w:numId="6">
-    <w:abstractNumId w:val="1"/>
+    <w:abstractNumId w:val="0"/>
     <w:lvlOverride w:ilvl="0">
       <w:startOverride w:val="1"/>
     </w:lvlOverride>
   </w:num>
   <w:num w:numId="7">
-    <w:abstractNumId w:val="1"/>
+    <w:abstractNumId w:val="0"/>
     <w:lvlOverride w:ilvl="0">
       <w:startOverride w:val="1"/>
     </w:lvlOverride>
   </w:num>
   <w:num w:numId="8">
-    <w:abstractNumId w:val="1"/>
+    <w:abstractNumId w:val="0"/>
     <w:lvlOverride w:ilvl="0">
       <w:startOverride w:val="1"/>
     </w:lvlOverride>
   </w:num>
   <w:num w:numId="9">
-    <w:abstractNumId w:val="1"/>
+    <w:abstractNumId w:val="0"/>
     <w:lvlOverride w:ilvl="0">
       <w:startOverride w:val="1"/>
     </w:lvlOverride>
   </w:num>
   <w:num w:numId="10">
-    <w:abstractNumId w:val="1"/>
+    <w:abstractNumId w:val="0"/>
     <w:lvlOverride w:ilvl="0">
       <w:startOverride w:val="1"/>
     </w:lvlOverride>
   </w:num>
   <w:num w:numId="11">
-    <w:abstractNumId w:val="1"/>
+    <w:abstractNumId w:val="0"/>
     <w:lvlOverride w:ilvl="0">
       <w:startOverride w:val="1"/>
     </w:lvlOverride>
   </w:num>
   <w:num w:numId="12">
-    <w:abstractNumId w:val="1"/>
+    <w:abstractNumId w:val="0"/>
     <w:lvlOverride w:ilvl="0">
       <w:startOverride w:val="1"/>
     </w:lvlOverride>
   </w:num>
   <w:num w:numId="13">
-    <w:abstractNumId w:val="1"/>
+    <w:abstractNumId w:val="0"/>
     <w:lvlOverride w:ilvl="0">
       <w:startOverride w:val="1"/>
     </w:lvlOverride>
   </w:num>
   <w:num w:numId="14">
-    <w:abstractNumId w:val="1"/>
+    <w:abstractNumId w:val="0"/>
     <w:lvlOverride w:ilvl="0">
       <w:startOverride w:val="1"/>
     </w:lvlOverride>
   </w:num>
   <w:num w:numId="15">
-    <w:abstractNumId w:val="1"/>
+    <w:abstractNumId w:val="0"/>
     <w:lvlOverride w:ilvl="0">
       <w:startOverride w:val="1"/>
     </w:lvlOverride>
   </w:num>
   <w:num w:numId="16">
-    <w:abstractNumId w:val="1"/>
+    <w:abstractNumId w:val="0"/>
     <w:lvlOverride w:ilvl="0">
       <w:startOverride w:val="1"/>
     </w:lvlOverride>
   </w:num>
   <w:num w:numId="17">
-    <w:abstractNumId w:val="1"/>
+    <w:abstractNumId w:val="0"/>
     <w:lvlOverride w:ilvl="0">
       <w:startOverride w:val="1"/>
     </w:lvlOverride>
   </w:num>
   <w:num w:numId="18">
-    <w:abstractNumId w:val="1"/>
+    <w:abstractNumId w:val="0"/>
     <w:lvlOverride w:ilvl="0">
       <w:startOverride w:val="1"/>
     </w:lvlOverride>
   </w:num>
   <w:num w:numId="19">
-    <w:abstractNumId w:val="1"/>
+    <w:abstractNumId w:val="0"/>
     <w:lvlOverride w:ilvl="0">
       <w:startOverride w:val="1"/>
     </w:lvlOverride>
   </w:num>
   <w:num w:numId="20">
-    <w:abstractNumId w:val="1"/>
+    <w:abstractNumId w:val="0"/>
     <w:lvlOverride w:ilvl="0">
       <w:startOverride w:val="1"/>
     </w:lvlOverride>
   </w:num>
   <w:num w:numId="21">
-    <w:abstractNumId w:val="1"/>
+    <w:abstractNumId w:val="0"/>
     <w:lvlOverride w:ilvl="0">
       <w:startOverride w:val="1"/>
     </w:lvlOverride>
   </w:num>
   <w:num w:numId="22">
-    <w:abstractNumId w:val="1"/>
+    <w:abstractNumId w:val="0"/>
     <w:lvlOverride w:ilvl="0">
       <w:startOverride w:val="1"/>
     </w:lvlOverride>
   </w:num>
   <w:num w:numId="23">
-    <w:abstractNumId w:val="1"/>
+    <w:abstractNumId w:val="0"/>
     <w:lvlOverride w:ilvl="0">
       <w:startOverride w:val="1"/>
     </w:lvlOverride>
   </w:num>
   <w:num w:numId="24">
-    <w:abstractNumId w:val="1"/>
+    <w:abstractNumId w:val="0"/>
     <w:lvlOverride w:ilvl="0">
       <w:startOverride w:val="1"/>
     </w:lvlOverride>
   </w:num>
   <w:num w:numId="25">
-    <w:abstractNumId w:val="1"/>
+    <w:abstractNumId w:val="0"/>
     <w:lvlOverride w:ilvl="0">
       <w:startOverride w:val="1"/>
     </w:lvlOverride>
   </w:num>
   <w:num w:numId="26">
-    <w:abstractNumId w:val="1"/>
+    <w:abstractNumId w:val="0"/>
     <w:lvlOverride w:ilvl="0">
       <w:startOverride w:val="1"/>
     </w:lvlOverride>
   </w:num>
   <w:num w:numId="27">
-    <w:abstractNumId w:val="1"/>
+    <w:abstractNumId w:val="0"/>
     <w:lvlOverride w:ilvl="0">
       <w:startOverride w:val="1"/>
     </w:lvlOverride>
   </w:num>
   <w:num w:numId="28">
-    <w:abstractNumId w:val="1"/>
+    <w:abstractNumId w:val="0"/>
     <w:lvlOverride w:ilvl="0">
       <w:startOverride w:val="1"/>
     </w:lvlOverride>
   </w:num>
   <w:num w:numId="29">
-    <w:abstractNumId w:val="1"/>
+    <w:abstractNumId w:val="0"/>
     <w:lvlOverride w:ilvl="0">
       <w:startOverride w:val="1"/>
     </w:lvlOverride>
   </w:num>
   <w:num w:numId="30">
-    <w:abstractNumId w:val="1"/>
+    <w:abstractNumId w:val="0"/>
     <w:lvlOverride w:ilvl="0">
       <w:startOverride w:val="1"/>
     </w:lvlOverride>
   </w:num>
   <w:num w:numId="31">
-    <w:abstractNumId w:val="1"/>
+    <w:abstractNumId w:val="0"/>
     <w:lvlOverride w:ilvl="0">
       <w:startOverride w:val="1"/>
     </w:lvlOverride>
   </w:num>
   <w:num w:numId="32">
-    <w:abstractNumId w:val="1"/>
+    <w:abstractNumId w:val="0"/>
     <w:lvlOverride w:ilvl="0">
       <w:startOverride w:val="1"/>
     </w:lvlOverride>
   </w:num>
   <w:num w:numId="33">
-    <w:abstractNumId w:val="1"/>
+    <w:abstractNumId w:val="0"/>
     <w:lvlOverride w:ilvl="0">
       <w:startOverride w:val="1"/>
     </w:lvlOverride>
   </w:num>
   <w:num w:numId="34">
-    <w:abstractNumId w:val="1"/>
+    <w:abstractNumId w:val="0"/>
     <w:lvlOverride w:ilvl="0">
       <w:startOverride w:val="1"/>
     </w:lvlOverride>
   </w:num>
   <w:num w:numId="35">
-    <w:abstractNumId w:val="1"/>
+    <w:abstractNumId w:val="0"/>
     <w:lvlOverride w:ilvl="0">
       <w:startOverride w:val="1"/>
     </w:lvlOverride>
   </w:num>
   <w:num w:numId="36">
-    <w:abstractNumId w:val="1"/>
+    <w:abstractNumId w:val="0"/>
     <w:lvlOverride w:ilvl="0">
       <w:startOverride w:val="1"/>
     </w:lvlOverride>
   </w:num>
   <w:num w:numId="37">
-    <w:abstractNumId w:val="0"/>
+    <w:abstractNumId w:val="1"/>
   </w:num>
   <w:numIdMacAtCleanup w:val="36"/>
 </w:numbering>
@@ -23784,7 +23977,7 @@
 </file>
 
 <file path=customXml/itemProps1.xml><?xml version="1.0" encoding="utf-8"?>
-<ds:datastoreItem xmlns:ds="http://schemas.openxmlformats.org/officeDocument/2006/customXml" ds:itemID="{BCA6013A-E7BE-4929-A6C9-A7CF0867B360}">
+<ds:datastoreItem xmlns:ds="http://schemas.openxmlformats.org/officeDocument/2006/customXml" ds:itemID="{3FCE3ED7-125C-499A-A02C-321340345A28}">
   <ds:schemaRefs>
     <ds:schemaRef ds:uri="http://schemas.openxmlformats.org/officeDocument/2006/bibliography"/>
   </ds:schemaRefs>

--- a/docs/manuals/et/ET05-課程建立與編輯.docx
+++ b/docs/manuals/et/ET05-課程建立與編輯.docx
@@ -264,7 +264,7 @@
               <w:spacing w:before="60" w:after="60"/>
             </w:pPr>
             <w:r>
-              <w:t>2026/10/22</w:t>
+              <w:t>2026/10/29</w:t>
             </w:r>
           </w:p>
         </w:tc>
@@ -451,7 +451,7 @@
               <w:jc w:val="center"/>
             </w:pPr>
             <w:r>
-              <w:t>2026/10/22</w:t>
+              <w:t>2026/10/29</w:t>
             </w:r>
           </w:p>
         </w:tc>
@@ -516,7 +516,7 @@
       <w:r>
         <w:fldChar w:fldCharType="separate"/>
       </w:r>
-      <w:hyperlink w:anchor="_Toc243577427" w:history="1">
+      <w:hyperlink w:anchor="_Toc244163383" w:history="1">
         <w:r>
           <w:rPr>
             <w:rStyle w:val="affb"/>
@@ -544,7 +544,7 @@
             <w:noProof/>
             <w:webHidden/>
           </w:rPr>
-          <w:instrText xml:space="preserve"> PAGEREF _Toc243577427 \h </w:instrText>
+          <w:instrText xml:space="preserve"> PAGEREF _Toc244163383 \h </w:instrText>
         </w:r>
         <w:r>
           <w:rPr>
@@ -589,7 +589,7 @@
           <w:szCs w:val="22"/>
         </w:rPr>
       </w:pPr>
-      <w:hyperlink w:anchor="_Toc243577428" w:history="1">
+      <w:hyperlink w:anchor="_Toc244163384" w:history="1">
         <w:r>
           <w:rPr>
             <w:rStyle w:val="affb"/>
@@ -617,7 +617,7 @@
             <w:noProof/>
             <w:webHidden/>
           </w:rPr>
-          <w:instrText xml:space="preserve"> PAGEREF _Toc243577428 \h </w:instrText>
+          <w:instrText xml:space="preserve"> PAGEREF _Toc244163384 \h </w:instrText>
         </w:r>
         <w:r>
           <w:rPr>
@@ -662,7 +662,7 @@
           <w:szCs w:val="22"/>
         </w:rPr>
       </w:pPr>
-      <w:hyperlink w:anchor="_Toc243577429" w:history="1">
+      <w:hyperlink w:anchor="_Toc244163385" w:history="1">
         <w:r>
           <w:rPr>
             <w:rStyle w:val="affb"/>
@@ -690,7 +690,7 @@
             <w:noProof/>
             <w:webHidden/>
           </w:rPr>
-          <w:instrText xml:space="preserve"> PAGEREF _Toc243577429 \h </w:instrText>
+          <w:instrText xml:space="preserve"> PAGEREF _Toc244163385 \h </w:instrText>
         </w:r>
         <w:r>
           <w:rPr>
@@ -735,7 +735,7 @@
           <w:szCs w:val="22"/>
         </w:rPr>
       </w:pPr>
-      <w:hyperlink w:anchor="_Toc243577430" w:history="1">
+      <w:hyperlink w:anchor="_Toc244163386" w:history="1">
         <w:r>
           <w:rPr>
             <w:rStyle w:val="affb"/>
@@ -763,7 +763,7 @@
             <w:noProof/>
             <w:webHidden/>
           </w:rPr>
-          <w:instrText xml:space="preserve"> PAGEREF _Toc243577430 \h </w:instrText>
+          <w:instrText xml:space="preserve"> PAGEREF _Toc244163386 \h </w:instrText>
         </w:r>
         <w:r>
           <w:rPr>
@@ -808,7 +808,7 @@
           <w:szCs w:val="22"/>
         </w:rPr>
       </w:pPr>
-      <w:hyperlink w:anchor="_Toc243577431" w:history="1">
+      <w:hyperlink w:anchor="_Toc244163387" w:history="1">
         <w:r>
           <w:rPr>
             <w:rStyle w:val="affb"/>
@@ -836,7 +836,7 @@
             <w:noProof/>
             <w:webHidden/>
           </w:rPr>
-          <w:instrText xml:space="preserve"> PAGEREF _Toc243577431 \h </w:instrText>
+          <w:instrText xml:space="preserve"> PAGEREF _Toc244163387 \h </w:instrText>
         </w:r>
         <w:r>
           <w:rPr>
@@ -881,7 +881,7 @@
           <w:szCs w:val="22"/>
         </w:rPr>
       </w:pPr>
-      <w:hyperlink w:anchor="_Toc243577432" w:history="1">
+      <w:hyperlink w:anchor="_Toc244163388" w:history="1">
         <w:r>
           <w:rPr>
             <w:rStyle w:val="affb"/>
@@ -909,7 +909,7 @@
             <w:noProof/>
             <w:webHidden/>
           </w:rPr>
-          <w:instrText xml:space="preserve"> PAGEREF _Toc243577432 \h </w:instrText>
+          <w:instrText xml:space="preserve"> PAGEREF _Toc244163388 \h </w:instrText>
         </w:r>
         <w:r>
           <w:rPr>
@@ -954,7 +954,7 @@
           <w:szCs w:val="22"/>
         </w:rPr>
       </w:pPr>
-      <w:hyperlink w:anchor="_Toc243577433" w:history="1">
+      <w:hyperlink w:anchor="_Toc244163389" w:history="1">
         <w:r>
           <w:rPr>
             <w:rStyle w:val="affb"/>
@@ -982,7 +982,7 @@
             <w:noProof/>
             <w:webHidden/>
           </w:rPr>
-          <w:instrText xml:space="preserve"> PAGEREF _Toc243577433 \h </w:instrText>
+          <w:instrText xml:space="preserve"> PAGEREF _Toc244163389 \h </w:instrText>
         </w:r>
         <w:r>
           <w:rPr>
@@ -1027,7 +1027,7 @@
           <w:szCs w:val="22"/>
         </w:rPr>
       </w:pPr>
-      <w:hyperlink w:anchor="_Toc243577434" w:history="1">
+      <w:hyperlink w:anchor="_Toc244163390" w:history="1">
         <w:r>
           <w:rPr>
             <w:rStyle w:val="affb"/>
@@ -1055,7 +1055,7 @@
             <w:noProof/>
             <w:webHidden/>
           </w:rPr>
-          <w:instrText xml:space="preserve"> PAGEREF _Toc243577434 \h </w:instrText>
+          <w:instrText xml:space="preserve"> PAGEREF _Toc244163390 \h </w:instrText>
         </w:r>
         <w:r>
           <w:rPr>
@@ -1100,7 +1100,7 @@
           <w:szCs w:val="22"/>
         </w:rPr>
       </w:pPr>
-      <w:hyperlink w:anchor="_Toc243577435" w:history="1">
+      <w:hyperlink w:anchor="_Toc244163391" w:history="1">
         <w:r>
           <w:rPr>
             <w:rStyle w:val="affb"/>
@@ -1128,7 +1128,7 @@
             <w:noProof/>
             <w:webHidden/>
           </w:rPr>
-          <w:instrText xml:space="preserve"> PAGEREF _Toc243577435 \h </w:instrText>
+          <w:instrText xml:space="preserve"> PAGEREF _Toc244163391 \h </w:instrText>
         </w:r>
         <w:r>
           <w:rPr>
@@ -1173,7 +1173,7 @@
           <w:szCs w:val="22"/>
         </w:rPr>
       </w:pPr>
-      <w:hyperlink w:anchor="_Toc243577436" w:history="1">
+      <w:hyperlink w:anchor="_Toc244163392" w:history="1">
         <w:r>
           <w:rPr>
             <w:rStyle w:val="affb"/>
@@ -1201,7 +1201,7 @@
             <w:noProof/>
             <w:webHidden/>
           </w:rPr>
-          <w:instrText xml:space="preserve"> PAGEREF _Toc243577436 \h </w:instrText>
+          <w:instrText xml:space="preserve"> PAGEREF _Toc244163392 \h </w:instrText>
         </w:r>
         <w:r>
           <w:rPr>
@@ -1246,7 +1246,7 @@
           <w:szCs w:val="22"/>
         </w:rPr>
       </w:pPr>
-      <w:hyperlink w:anchor="_Toc243577437" w:history="1">
+      <w:hyperlink w:anchor="_Toc244163393" w:history="1">
         <w:r>
           <w:rPr>
             <w:rStyle w:val="affb"/>
@@ -1274,7 +1274,7 @@
             <w:noProof/>
             <w:webHidden/>
           </w:rPr>
-          <w:instrText xml:space="preserve"> PAGEREF _Toc243577437 \h </w:instrText>
+          <w:instrText xml:space="preserve"> PAGEREF _Toc244163393 \h </w:instrText>
         </w:r>
         <w:r>
           <w:rPr>
@@ -1319,7 +1319,7 @@
           <w:szCs w:val="22"/>
         </w:rPr>
       </w:pPr>
-      <w:hyperlink w:anchor="_Toc243577438" w:history="1">
+      <w:hyperlink w:anchor="_Toc244163394" w:history="1">
         <w:r>
           <w:rPr>
             <w:rStyle w:val="affb"/>
@@ -1347,7 +1347,7 @@
             <w:noProof/>
             <w:webHidden/>
           </w:rPr>
-          <w:instrText xml:space="preserve"> PAGEREF _Toc243577438 \h </w:instrText>
+          <w:instrText xml:space="preserve"> PAGEREF _Toc244163394 \h </w:instrText>
         </w:r>
         <w:r>
           <w:rPr>
@@ -1392,7 +1392,7 @@
           <w:szCs w:val="22"/>
         </w:rPr>
       </w:pPr>
-      <w:hyperlink w:anchor="_Toc243577439" w:history="1">
+      <w:hyperlink w:anchor="_Toc244163395" w:history="1">
         <w:r>
           <w:rPr>
             <w:rStyle w:val="affb"/>
@@ -1420,7 +1420,7 @@
             <w:noProof/>
             <w:webHidden/>
           </w:rPr>
-          <w:instrText xml:space="preserve"> PAGEREF _Toc243577439 \h </w:instrText>
+          <w:instrText xml:space="preserve"> PAGEREF _Toc244163395 \h </w:instrText>
         </w:r>
         <w:r>
           <w:rPr>
@@ -1465,7 +1465,7 @@
           <w:szCs w:val="22"/>
         </w:rPr>
       </w:pPr>
-      <w:hyperlink w:anchor="_Toc243577440" w:history="1">
+      <w:hyperlink w:anchor="_Toc244163396" w:history="1">
         <w:r>
           <w:rPr>
             <w:rStyle w:val="affb"/>
@@ -1493,7 +1493,7 @@
             <w:noProof/>
             <w:webHidden/>
           </w:rPr>
-          <w:instrText xml:space="preserve"> PAGEREF _Toc243577440 \h </w:instrText>
+          <w:instrText xml:space="preserve"> PAGEREF _Toc244163396 \h </w:instrText>
         </w:r>
         <w:r>
           <w:rPr>
@@ -1538,7 +1538,7 @@
           <w:szCs w:val="22"/>
         </w:rPr>
       </w:pPr>
-      <w:hyperlink w:anchor="_Toc243577441" w:history="1">
+      <w:hyperlink w:anchor="_Toc244163397" w:history="1">
         <w:r>
           <w:rPr>
             <w:rStyle w:val="affb"/>
@@ -1566,7 +1566,7 @@
             <w:noProof/>
             <w:webHidden/>
           </w:rPr>
-          <w:instrText xml:space="preserve"> PAGEREF _Toc243577441 \h </w:instrText>
+          <w:instrText xml:space="preserve"> PAGEREF _Toc244163397 \h </w:instrText>
         </w:r>
         <w:r>
           <w:rPr>
@@ -1611,7 +1611,7 @@
           <w:szCs w:val="22"/>
         </w:rPr>
       </w:pPr>
-      <w:hyperlink w:anchor="_Toc243577442" w:history="1">
+      <w:hyperlink w:anchor="_Toc244163398" w:history="1">
         <w:r>
           <w:rPr>
             <w:rStyle w:val="affb"/>
@@ -1639,7 +1639,7 @@
             <w:noProof/>
             <w:webHidden/>
           </w:rPr>
-          <w:instrText xml:space="preserve"> PAGEREF _Toc243577442 \h </w:instrText>
+          <w:instrText xml:space="preserve"> PAGEREF _Toc244163398 \h </w:instrText>
         </w:r>
         <w:r>
           <w:rPr>
@@ -1684,7 +1684,7 @@
           <w:szCs w:val="22"/>
         </w:rPr>
       </w:pPr>
-      <w:hyperlink w:anchor="_Toc243577443" w:history="1">
+      <w:hyperlink w:anchor="_Toc244163399" w:history="1">
         <w:r>
           <w:rPr>
             <w:rStyle w:val="affb"/>
@@ -1712,7 +1712,7 @@
             <w:noProof/>
             <w:webHidden/>
           </w:rPr>
-          <w:instrText xml:space="preserve"> PAGEREF _Toc243577443 \h </w:instrText>
+          <w:instrText xml:space="preserve"> PAGEREF _Toc244163399 \h </w:instrText>
         </w:r>
         <w:r>
           <w:rPr>
@@ -1757,7 +1757,7 @@
           <w:szCs w:val="22"/>
         </w:rPr>
       </w:pPr>
-      <w:hyperlink w:anchor="_Toc243577444" w:history="1">
+      <w:hyperlink w:anchor="_Toc244163400" w:history="1">
         <w:r>
           <w:rPr>
             <w:rStyle w:val="affb"/>
@@ -1785,7 +1785,7 @@
             <w:noProof/>
             <w:webHidden/>
           </w:rPr>
-          <w:instrText xml:space="preserve"> PAGEREF _Toc243577444 \h </w:instrText>
+          <w:instrText xml:space="preserve"> PAGEREF _Toc244163400 \h </w:instrText>
         </w:r>
         <w:r>
           <w:rPr>
@@ -1830,7 +1830,7 @@
           <w:szCs w:val="22"/>
         </w:rPr>
       </w:pPr>
-      <w:hyperlink w:anchor="_Toc243577445" w:history="1">
+      <w:hyperlink w:anchor="_Toc244163401" w:history="1">
         <w:r>
           <w:rPr>
             <w:rStyle w:val="affb"/>
@@ -1858,7 +1858,7 @@
             <w:noProof/>
             <w:webHidden/>
           </w:rPr>
-          <w:instrText xml:space="preserve"> PAGEREF _Toc243577445 \h </w:instrText>
+          <w:instrText xml:space="preserve"> PAGEREF _Toc244163401 \h </w:instrText>
         </w:r>
         <w:r>
           <w:rPr>
@@ -1908,7 +1908,7 @@
       <w:pPr>
         <w:pStyle w:val="1"/>
       </w:pPr>
-      <w:bookmarkStart w:id="1" w:name="_Toc243577427"/>
+      <w:bookmarkStart w:id="1" w:name="_Toc244163383"/>
       <w:r>
         <w:lastRenderedPageBreak/>
         <w:t>壹、作業說明</w:t>
@@ -1919,7 +1919,7 @@
       <w:pPr>
         <w:pStyle w:val="2"/>
       </w:pPr>
-      <w:bookmarkStart w:id="2" w:name="_Toc243577428"/>
+      <w:bookmarkStart w:id="2" w:name="_Toc244163384"/>
       <w:r>
         <w:t>一、使用情境</w:t>
       </w:r>
@@ -2127,7 +2127,7 @@
       <w:pPr>
         <w:pStyle w:val="2"/>
       </w:pPr>
-      <w:bookmarkStart w:id="3" w:name="_Toc243577429"/>
+      <w:bookmarkStart w:id="3" w:name="_Toc244163385"/>
       <w:r>
         <w:t>二、進入路徑</w:t>
       </w:r>
@@ -2351,7 +2351,7 @@
       <w:pPr>
         <w:pStyle w:val="1"/>
       </w:pPr>
-      <w:bookmarkStart w:id="4" w:name="_Toc243577430"/>
+      <w:bookmarkStart w:id="4" w:name="_Toc244163386"/>
       <w:r>
         <w:lastRenderedPageBreak/>
         <w:t>貳、操作說明</w:t>
@@ -2362,7 +2362,7 @@
       <w:pPr>
         <w:pStyle w:val="2"/>
       </w:pPr>
-      <w:bookmarkStart w:id="5" w:name="_Toc243577431"/>
+      <w:bookmarkStart w:id="5" w:name="_Toc244163387"/>
       <w:r>
         <w:t>一、畫面與前置設定</w:t>
       </w:r>
@@ -3019,7 +3019,7 @@
       <w:pPr>
         <w:pStyle w:val="2"/>
       </w:pPr>
-      <w:bookmarkStart w:id="6" w:name="_Toc243577432"/>
+      <w:bookmarkStart w:id="6" w:name="_Toc244163388"/>
       <w:r>
         <w:t>二、建立課程基本資料</w:t>
       </w:r>
@@ -3601,7 +3601,7 @@
       <w:pPr>
         <w:pStyle w:val="2"/>
       </w:pPr>
-      <w:bookmarkStart w:id="7" w:name="_Toc243577433"/>
+      <w:bookmarkStart w:id="7" w:name="_Toc244163389"/>
       <w:r>
         <w:t>三、刪除草稿課程</w:t>
       </w:r>
@@ -3688,7 +3688,7 @@
       <w:pPr>
         <w:pStyle w:val="2"/>
       </w:pPr>
-      <w:bookmarkStart w:id="8" w:name="_Toc243577434"/>
+      <w:bookmarkStart w:id="8" w:name="_Toc244163390"/>
       <w:r>
         <w:t>四、編排章節</w:t>
       </w:r>
@@ -3988,7 +3988,7 @@
       <w:pPr>
         <w:pStyle w:val="2"/>
       </w:pPr>
-      <w:bookmarkStart w:id="9" w:name="_Toc243577435"/>
+      <w:bookmarkStart w:id="9" w:name="_Toc244163391"/>
       <w:r>
         <w:t>五、新增教材</w:t>
       </w:r>
@@ -4308,7 +4308,7 @@
       <w:pPr>
         <w:pStyle w:val="2"/>
       </w:pPr>
-      <w:bookmarkStart w:id="10" w:name="_Toc243577436"/>
+      <w:bookmarkStart w:id="10" w:name="_Toc244163392"/>
       <w:r>
         <w:t>六、建立測驗與題目</w:t>
       </w:r>
@@ -5258,7 +5258,7 @@
       <w:pPr>
         <w:pStyle w:val="2"/>
       </w:pPr>
-      <w:bookmarkStart w:id="11" w:name="_Toc243577437"/>
+      <w:bookmarkStart w:id="11" w:name="_Toc244163393"/>
       <w:r>
         <w:t>七、建立課後問卷</w:t>
       </w:r>
@@ -5895,7 +5895,7 @@
       <w:pPr>
         <w:pStyle w:val="2"/>
       </w:pPr>
-      <w:bookmarkStart w:id="12" w:name="_Toc243577438"/>
+      <w:bookmarkStart w:id="12" w:name="_Toc244163394"/>
       <w:r>
         <w:t>八、發布課程</w:t>
       </w:r>
@@ -6636,7 +6636,7 @@
         <w:t>於發布當下產生，之後沿用同一組</w:t>
       </w:r>
       <w:r>
-        <w:t>，常駐顯示於編輯頁上方，可按旁邊的複製鈕取用。</w:t>
+        <w:t>；之後要取用，按標題列右上的「邀請學員」，於「邀請碼」分頁複製。</w:t>
       </w:r>
     </w:p>
     <w:p>
@@ -6651,7 +6651,7 @@
         </w:rPr>
         <w:drawing>
           <wp:inline distT="0" distB="0" distL="0" distR="0">
-            <wp:extent cx="5580000" cy="702000"/>
+            <wp:extent cx="5436000" cy="832500"/>
             <wp:effectExtent l="0" t="0" r="0" b="0"/>
             <wp:docPr id="22" name="Picture 22"/>
             <wp:cNvGraphicFramePr>
@@ -6673,7 +6673,7 @@
                   <pic:spPr>
                     <a:xfrm>
                       <a:off x="0" y="0"/>
-                      <a:ext cx="5580000" cy="702000"/>
+                      <a:ext cx="5436000" cy="832500"/>
                     </a:xfrm>
                     <a:prstGeom prst="rect">
                       <a:avLst/>
@@ -6696,7 +6696,7 @@
           <w:color w:val="404040"/>
           <w:sz w:val="20"/>
         </w:rPr>
-        <w:t>已發布課程的標題列右上為邀請學員、關閉課程，下方常駐顯示邀請碼</w:t>
+        <w:t>已發布課程的標題列右上為邀請學員、關閉課程</w:t>
       </w:r>
     </w:p>
     <w:p>
@@ -6711,7 +6711,7 @@
       <w:pPr>
         <w:pStyle w:val="2"/>
       </w:pPr>
-      <w:bookmarkStart w:id="13" w:name="_Toc243577439"/>
+      <w:bookmarkStart w:id="13" w:name="_Toc244163395"/>
       <w:r>
         <w:t>九、更新已發布課程的內容</w:t>
       </w:r>
@@ -6734,10 +6734,7 @@
         <w:t>——</w:t>
       </w:r>
       <w:r>
-        <w:t>都先保留在編輯頁上，教師在畫面上看到的是自己編輯中的樣子，學員看到的仍是上一次生效的內容。編輯期間底部動作列左側改以警示色提示「有尚未更新的變更」</w:t>
-      </w:r>
-      <w:r>
-        <w:t>。</w:t>
+        <w:t>都先保留在編輯頁上，教師在畫面上看到的是自己編輯中的樣子，學員看到的仍是上一次生效的內容。編輯期間底部動作列左側改以警示色提示「有尚未更新的變更」。</w:t>
       </w:r>
     </w:p>
     <w:p>
@@ -7850,7 +7847,7 @@
       <w:pPr>
         <w:pStyle w:val="2"/>
       </w:pPr>
-      <w:bookmarkStart w:id="14" w:name="_Toc243577440"/>
+      <w:bookmarkStart w:id="14" w:name="_Toc244163396"/>
       <w:r>
         <w:lastRenderedPageBreak/>
         <w:t>十、邀請學員</w:t>
@@ -8263,7 +8260,7 @@
       <w:pPr>
         <w:pStyle w:val="2"/>
       </w:pPr>
-      <w:bookmarkStart w:id="15" w:name="_Toc243577441"/>
+      <w:bookmarkStart w:id="15" w:name="_Toc244163397"/>
       <w:r>
         <w:t>十一、關閉課程與再開課</w:t>
       </w:r>
@@ -9387,7 +9384,7 @@
       <w:pPr>
         <w:pStyle w:val="1"/>
       </w:pPr>
-      <w:bookmarkStart w:id="16" w:name="_Toc243577442"/>
+      <w:bookmarkStart w:id="16" w:name="_Toc244163398"/>
       <w:r>
         <w:lastRenderedPageBreak/>
         <w:t>參、常見訊息與處置</w:t>
@@ -9398,7 +9395,7 @@
       <w:pPr>
         <w:pStyle w:val="2"/>
       </w:pPr>
-      <w:bookmarkStart w:id="17" w:name="_Toc243577443"/>
+      <w:bookmarkStart w:id="17" w:name="_Toc244163399"/>
       <w:r>
         <w:t>一、被擋下（動作沒有完成）</w:t>
       </w:r>
@@ -11020,7 +11017,7 @@
       <w:pPr>
         <w:pStyle w:val="2"/>
       </w:pPr>
-      <w:bookmarkStart w:id="18" w:name="_Toc243577444"/>
+      <w:bookmarkStart w:id="18" w:name="_Toc244163400"/>
       <w:r>
         <w:t>二、有警告（動作完成但需判斷）</w:t>
       </w:r>
@@ -11249,7 +11246,7 @@
       <w:pPr>
         <w:pStyle w:val="2"/>
       </w:pPr>
-      <w:bookmarkStart w:id="19" w:name="_Toc243577445"/>
+      <w:bookmarkStart w:id="19" w:name="_Toc244163401"/>
       <w:r>
         <w:t>三、送出後的結果訊息</w:t>
       </w:r>
@@ -11871,9 +11868,9 @@
     </w:lvl>
   </w:abstractNum>
   <w:abstractNum w:abstractNumId="1" w15:restartNumberingAfterBreak="0">
-    <w:nsid w:val="73636B63"/>
+    <w:nsid w:val="2C087B1C"/>
     <w:multiLevelType w:val="multilevel"/>
-    <w:tmpl w:val="0928C146"/>
+    <w:tmpl w:val="70587CFC"/>
     <w:lvl w:ilvl="0">
       <w:start w:val="1"/>
       <w:numFmt w:val="bullet"/>
@@ -23977,7 +23974,7 @@
 </file>
 
 <file path=customXml/itemProps1.xml><?xml version="1.0" encoding="utf-8"?>
-<ds:datastoreItem xmlns:ds="http://schemas.openxmlformats.org/officeDocument/2006/customXml" ds:itemID="{3FCE3ED7-125C-499A-A02C-321340345A28}">
+<ds:datastoreItem xmlns:ds="http://schemas.openxmlformats.org/officeDocument/2006/customXml" ds:itemID="{C0F83C98-D296-4BBB-8167-AF0366DA256D}">
   <ds:schemaRefs>
     <ds:schemaRef ds:uri="http://schemas.openxmlformats.org/officeDocument/2006/bibliography"/>
   </ds:schemaRefs>
